--- a/บทความ/เล่มจบ/IS_Body-2.docx
+++ b/บทความ/เล่มจบ/IS_Body-2.docx
@@ -1784,6 +1784,10 @@
     <w:p>
       <w:pPr>
         <w:ind w:left="567" w:firstLine="567"/>
+        <w:rPr>
+          <w:rFonts w:hint="cs"/>
+          <w:cs/>
+        </w:rPr>
       </w:pPr>
       <w:r>
         <w:rPr>
@@ -1801,6 +1805,16 @@
         <w:t>แท็ก</w:t>
       </w:r>
       <w:proofErr w:type="spellEnd"/>
+      <w:r>
+        <w:t xml:space="preserve"> </w:t>
+      </w:r>
+      <w:r>
+        <w:rPr>
+          <w:rFonts w:hint="cs"/>
+          <w:cs/>
+        </w:rPr>
+        <w:t>และการใช้คลาวด์เทคโนโลยีมาช่วยเก็บข้อมูล</w:t>
+      </w:r>
     </w:p>
     <w:p>
       <w:pPr>
@@ -1830,9 +1844,6 @@
     <w:p>
       <w:pPr>
         <w:ind w:left="567" w:firstLine="567"/>
-        <w:rPr>
-          <w:cs/>
-        </w:rPr>
       </w:pPr>
       <w:r>
         <w:rPr>
@@ -2774,6 +2785,98 @@
     <w:p>
       <w:pPr>
         <w:ind w:firstLine="567"/>
+      </w:pPr>
+      <w:r>
+        <w:rPr>
+          <w:cs/>
+        </w:rPr>
+        <w:t>สำหรับการแสดงผลและ</w:t>
+      </w:r>
+      <w:r>
+        <w:rPr>
+          <w:rFonts w:hint="cs"/>
+          <w:cs/>
+        </w:rPr>
+        <w:t>ส่วนติดต่อ</w:t>
+      </w:r>
+      <w:r>
+        <w:rPr>
+          <w:cs/>
+        </w:rPr>
+        <w:t xml:space="preserve">กับผู้ใช้งาน ได้มีการนำ </w:t>
+      </w:r>
+      <w:r>
+        <w:t xml:space="preserve">Kivy </w:t>
+      </w:r>
+      <w:r>
+        <w:rPr>
+          <w:cs/>
+        </w:rPr>
+        <w:t>ซึ่งเป็นเฟรม</w:t>
+      </w:r>
+      <w:proofErr w:type="spellStart"/>
+      <w:r>
+        <w:rPr>
+          <w:cs/>
+        </w:rPr>
+        <w:t>เวิร์ก</w:t>
+      </w:r>
+      <w:proofErr w:type="spellEnd"/>
+      <w:r>
+        <w:rPr>
+          <w:cs/>
+        </w:rPr>
+        <w:t xml:space="preserve">แบบ </w:t>
+      </w:r>
+      <w:r>
+        <w:t xml:space="preserve">Cross-platform </w:t>
+      </w:r>
+      <w:r>
+        <w:rPr>
+          <w:cs/>
+        </w:rPr>
+        <w:t xml:space="preserve">มาใช้พัฒนาแอปพลิเคชัน เพื่อให้รองรับการใช้งานได้หลากหลายอุปกรณ์ ทั้งเครื่องคอมพิวเตอร์และอุปกรณ์พกพาในระบบปฏิบัติการ </w:t>
+      </w:r>
+      <w:r>
+        <w:t xml:space="preserve">Android </w:t>
+      </w:r>
+      <w:r>
+        <w:rPr>
+          <w:cs/>
+        </w:rPr>
+        <w:t xml:space="preserve">และ </w:t>
+      </w:r>
+      <w:r>
+        <w:t xml:space="preserve">iOS </w:t>
+      </w:r>
+      <w:r>
+        <w:rPr>
+          <w:cs/>
+        </w:rPr>
+        <w:t>ทำให้การบริหารจัดการคลังสินค้ามีความเป็นมาตรฐานและมีประสิทธิภาพสูงขึ้นอย่างชัดเจน</w:t>
+      </w:r>
+      <w:bookmarkEnd w:id="34"/>
+    </w:p>
+    <w:p>
+      <w:pPr>
+        <w:ind w:firstLine="567"/>
+      </w:pPr>
+      <w:r>
+        <w:rPr>
+          <w:rFonts w:hint="cs"/>
+          <w:cs/>
+        </w:rPr>
+        <w:t xml:space="preserve">2.0 </w:t>
+      </w:r>
+      <w:r>
+        <w:t>Continuous Sampling</w:t>
+      </w:r>
+      <w:bookmarkStart w:id="35" w:name="_GoBack"/>
+      <w:bookmarkEnd w:id="35"/>
+    </w:p>
+    <w:p>
+      <w:pPr>
+        <w:ind w:firstLine="567"/>
         <w:rPr>
           <w:b/>
           <w:bCs/>
@@ -2783,77 +2886,229 @@
       </w:pPr>
       <w:r>
         <w:rPr>
-          <w:cs/>
-        </w:rPr>
-        <w:t>สำหรับการแสดงผลและ</w:t>
-      </w:r>
-      <w:r>
-        <w:rPr>
-          <w:rFonts w:hint="cs"/>
-          <w:cs/>
-        </w:rPr>
-        <w:t>ส่วนติดต่อ</w:t>
-      </w:r>
-      <w:r>
-        <w:rPr>
-          <w:cs/>
-        </w:rPr>
-        <w:t xml:space="preserve">กับผู้ใช้งาน ได้มีการนำ </w:t>
-      </w:r>
-      <w:r>
-        <w:t xml:space="preserve">Kivy </w:t>
-      </w:r>
-      <w:r>
-        <w:rPr>
-          <w:cs/>
-        </w:rPr>
-        <w:t>ซึ่งเป็นเฟรม</w:t>
+          <w:rFonts w:hint="cs"/>
+          <w:cs/>
+        </w:rPr>
+        <w:t>2.1 เทคนิคการจับคู่ความสัมพันธ์ตำแหน่ง</w:t>
+      </w:r>
+      <w:r>
+        <w:rPr>
+          <w:rFonts w:hint="cs"/>
+          <w:cs/>
+        </w:rPr>
+        <w:t>และสิน</w:t>
+      </w:r>
+      <w:r>
+        <w:rPr>
+          <w:rFonts w:hint="cs"/>
+          <w:cs/>
+        </w:rPr>
+        <w:t>ค้าแบบบูรณาการ (</w:t>
+      </w:r>
+      <w:r>
+        <w:t xml:space="preserve">Integrated Location-Item Binding Technique) </w:t>
+      </w:r>
+      <w:r>
+        <w:rPr>
+          <w:rFonts w:hint="cs"/>
+          <w:cs/>
+        </w:rPr>
+        <w:t>ในการบริหารสินค้าคงคลังข้อจำกัดในการป</w:t>
+      </w:r>
+      <w:r>
+        <w:rPr>
+          <w:rFonts w:hint="cs"/>
+          <w:cs/>
+        </w:rPr>
+        <w:t>ฏิ</w:t>
+      </w:r>
+      <w:r>
+        <w:rPr>
+          <w:rFonts w:hint="cs"/>
+          <w:cs/>
+        </w:rPr>
+        <w:t>บัติงานล่าช้าไม่ได้เกิดจากความเร็วในการอ่านรหัสสินค้า</w:t>
+      </w:r>
+      <w:r>
+        <w:rPr>
+          <w:rFonts w:hint="cs"/>
+          <w:cs/>
+        </w:rPr>
+        <w:t xml:space="preserve">อย่างเดียว แต่เกิดจากเวลาที่สูญเสียไปในการให้ผู้ใช้เลือกตำแหน่งที่เก็บสินค้าก่อนแล้วถึงจะทำการอ่านรหัสสินค้า </w:t>
+      </w:r>
+      <w:sdt>
+        <w:sdtPr>
+          <w:rPr>
+            <w:rFonts w:hint="cs"/>
+            <w:cs/>
+          </w:rPr>
+          <w:id w:val="-2004961812"/>
+          <w:citation/>
+        </w:sdtPr>
+        <w:sdtContent>
+          <w:r>
+            <w:rPr>
+              <w:cs/>
+            </w:rPr>
+            <w:fldChar w:fldCharType="begin"/>
+          </w:r>
+          <w:r>
+            <w:rPr>
+              <w:cs/>
+            </w:rPr>
+            <w:instrText xml:space="preserve"> </w:instrText>
+          </w:r>
+          <w:r>
+            <w:rPr>
+              <w:rFonts w:hint="cs"/>
+            </w:rPr>
+            <w:instrText>CITATION MAI</w:instrText>
+          </w:r>
+          <w:r>
+            <w:rPr>
+              <w:rFonts w:hint="cs"/>
+              <w:cs/>
+            </w:rPr>
+            <w:instrText xml:space="preserve">26 </w:instrText>
+          </w:r>
+          <w:r>
+            <w:rPr>
+              <w:rFonts w:hint="cs"/>
+            </w:rPr>
+            <w:instrText xml:space="preserve">\l </w:instrText>
+          </w:r>
+          <w:r>
+            <w:rPr>
+              <w:rFonts w:hint="cs"/>
+              <w:cs/>
+            </w:rPr>
+            <w:instrText>1054</w:instrText>
+          </w:r>
+          <w:r>
+            <w:rPr>
+              <w:cs/>
+            </w:rPr>
+            <w:instrText xml:space="preserve"> </w:instrText>
+          </w:r>
+          <w:r>
+            <w:rPr>
+              <w:cs/>
+            </w:rPr>
+            <w:fldChar w:fldCharType="separate"/>
+          </w:r>
+          <w:r>
+            <w:rPr>
+              <w:noProof/>
+              <w:cs/>
+            </w:rPr>
+            <w:t>[</w:t>
+          </w:r>
+          <w:r>
+            <w:rPr>
+              <w:noProof/>
+            </w:rPr>
+            <w:t>6</w:t>
+          </w:r>
+          <w:r>
+            <w:rPr>
+              <w:noProof/>
+              <w:cs/>
+            </w:rPr>
+            <w:t>]</w:t>
+          </w:r>
+          <w:r>
+            <w:rPr>
+              <w:cs/>
+            </w:rPr>
+            <w:fldChar w:fldCharType="end"/>
+          </w:r>
+        </w:sdtContent>
+      </w:sdt>
+      <w:r>
+        <w:rPr>
+          <w:rFonts w:hint="cs"/>
+          <w:cs/>
+        </w:rPr>
+        <w:t xml:space="preserve"> งานวิจัยนี้ได้นำเสนอเทคนิคในการบริหารสินค้าคงคลังแบบ </w:t>
+      </w:r>
+      <w:r>
+        <w:rPr>
+          <w:rFonts w:hint="cs"/>
+          <w:cs/>
+        </w:rPr>
+        <w:t>การจับคู่ความสัมพันธ์ตำแหน่งและสินค้าแบบบูรณาการ</w:t>
+      </w:r>
+      <w:r>
+        <w:rPr>
+          <w:rFonts w:hint="cs"/>
+          <w:cs/>
+        </w:rPr>
+        <w:t xml:space="preserve"> </w:t>
+      </w:r>
+      <w:r>
+        <w:rPr>
+          <w:rFonts w:hint="cs"/>
+          <w:cs/>
+        </w:rPr>
+        <w:t>(</w:t>
+      </w:r>
+      <w:r>
+        <w:t>Integrated Location-Item Binding Technique)</w:t>
+      </w:r>
+      <w:r>
+        <w:rPr>
+          <w:rFonts w:hint="cs"/>
+          <w:cs/>
+        </w:rPr>
+        <w:t xml:space="preserve"> โดยจะประยุกต์การใช้อาร์เอฟไอดี</w:t>
       </w:r>
       <w:proofErr w:type="spellStart"/>
       <w:r>
         <w:rPr>
-          <w:cs/>
-        </w:rPr>
-        <w:t>เวิร์ก</w:t>
+          <w:rFonts w:hint="cs"/>
+          <w:cs/>
+        </w:rPr>
+        <w:t>แท็ก</w:t>
       </w:r>
       <w:proofErr w:type="spellEnd"/>
       <w:r>
         <w:rPr>
-          <w:cs/>
-        </w:rPr>
-        <w:t xml:space="preserve">แบบ </w:t>
-      </w:r>
-      <w:r>
-        <w:t xml:space="preserve">Cross-platform </w:t>
-      </w:r>
-      <w:r>
-        <w:rPr>
-          <w:cs/>
-        </w:rPr>
-        <w:t xml:space="preserve">มาใช้พัฒนาแอปพลิเคชัน เพื่อให้รองรับการใช้งานได้หลากหลายอุปกรณ์ ทั้งเครื่องคอมพิวเตอร์และอุปกรณ์พกพาในระบบปฏิบัติการ </w:t>
-      </w:r>
-      <w:r>
-        <w:t xml:space="preserve">Android </w:t>
-      </w:r>
-      <w:r>
-        <w:rPr>
-          <w:cs/>
-        </w:rPr>
-        <w:t xml:space="preserve">และ </w:t>
-      </w:r>
-      <w:r>
-        <w:t xml:space="preserve">iOS </w:t>
-      </w:r>
-      <w:r>
-        <w:rPr>
-          <w:cs/>
-        </w:rPr>
-        <w:t>ทำให้การบริหารจัดการคลังสินค้ามีความเป็นมาตรฐานและมีประสิทธิภาพสูงขึ้นอย่างชัดเจน</w:t>
-      </w:r>
-      <w:bookmarkEnd w:id="34"/>
+          <w:rFonts w:hint="cs"/>
+          <w:cs/>
+        </w:rPr>
+        <w:t>ทำหน้าที่ 2 บทบาทคือ ระบุตำแหน่งสินค้า และ ระบุตัวสินค้าเอง ด้วยความสามารถของการอ่านแบบกลุ่ม (</w:t>
+      </w:r>
+      <w:r>
+        <w:t>Bulk Reading</w:t>
+      </w:r>
+      <w:r>
+        <w:rPr>
+          <w:rFonts w:hint="cs"/>
+          <w:cs/>
+        </w:rPr>
+        <w:t xml:space="preserve">) ของเทคโนโลยีอาร์เอฟไอดี เมื่อผู้ใช้ทำการตรวจสินค้าบริเวณชั้นวาง หรือบรรจุภัณฑ์อยู่ คลื่นวิทยุจะครอบคลุมและอ่านข้อมูลทั้งรหัสตำแหน่งที่เก็บและรหัสสินค้าทั้งหมดในคราวเดียวกันและทำการส่งข้อมูลที่ได้ผ่าน </w:t>
+      </w:r>
+      <w:r>
+        <w:t xml:space="preserve">RESTful API </w:t>
+      </w:r>
+      <w:r>
+        <w:rPr>
+          <w:rFonts w:hint="cs"/>
+          <w:cs/>
+        </w:rPr>
+        <w:t>ขึ้นสู่คลาวด์ เทคนิคนี้จะช่วยลดระยะเวลาการทำงาน และยังได้ความแม่นยำ</w:t>
+      </w:r>
+      <w:r>
+        <w:rPr>
+          <w:rFonts w:hint="cs"/>
+          <w:cs/>
+        </w:rPr>
+        <w:t>ขึ้นอีกด้วย</w:t>
+      </w:r>
     </w:p>
     <w:p>
       <w:pPr>
+        <w:ind w:firstLine="567"/>
         <w:rPr>
           <w:b/>
           <w:bCs/>
@@ -2873,32 +3128,7 @@
     </w:p>
     <w:p>
       <w:pPr>
-        <w:pStyle w:val="1"/>
-      </w:pPr>
-      <w:bookmarkStart w:id="35" w:name="_Toc229813082"/>
-      <w:bookmarkStart w:id="36" w:name="_Toc229840654"/>
-      <w:bookmarkStart w:id="37" w:name="_Toc229854085"/>
-      <w:bookmarkStart w:id="38" w:name="_Toc229859121"/>
-      <w:r>
-        <w:rPr>
-          <w:rFonts w:hint="cs"/>
-          <w:cs/>
-        </w:rPr>
-        <w:lastRenderedPageBreak/>
-        <w:t xml:space="preserve">บทที่ </w:t>
-      </w:r>
-      <w:r>
-        <w:t>3</w:t>
-      </w:r>
-      <w:bookmarkEnd w:id="35"/>
-      <w:bookmarkEnd w:id="36"/>
-      <w:bookmarkEnd w:id="37"/>
-      <w:bookmarkEnd w:id="38"/>
-    </w:p>
-    <w:p>
-      <w:pPr>
-        <w:spacing w:before="240" w:after="360"/>
-        <w:jc w:val="center"/>
+        <w:ind w:firstLine="567"/>
         <w:rPr>
           <w:b/>
           <w:bCs/>
@@ -2906,13 +3136,48 @@
           <w:szCs w:val="40"/>
         </w:rPr>
       </w:pPr>
-      <w:r>
-        <w:rPr>
-          <w:rFonts w:hint="cs"/>
+    </w:p>
+    <w:p>
+      <w:pPr>
+        <w:pStyle w:val="1"/>
+      </w:pPr>
+      <w:bookmarkStart w:id="36" w:name="_Toc229813082"/>
+      <w:bookmarkStart w:id="37" w:name="_Toc229840654"/>
+      <w:bookmarkStart w:id="38" w:name="_Toc229854085"/>
+      <w:bookmarkStart w:id="39" w:name="_Toc229859121"/>
+      <w:r>
+        <w:rPr>
+          <w:rFonts w:hint="cs"/>
+          <w:cs/>
+        </w:rPr>
+        <w:t xml:space="preserve">บทที่ </w:t>
+      </w:r>
+      <w:r>
+        <w:t>3</w:t>
+      </w:r>
+      <w:bookmarkEnd w:id="36"/>
+      <w:bookmarkEnd w:id="37"/>
+      <w:bookmarkEnd w:id="38"/>
+      <w:bookmarkEnd w:id="39"/>
+    </w:p>
+    <w:p>
+      <w:pPr>
+        <w:spacing w:before="240" w:after="360"/>
+        <w:jc w:val="center"/>
+        <w:rPr>
           <w:b/>
           <w:bCs/>
           <w:sz w:val="40"/>
           <w:szCs w:val="40"/>
+        </w:rPr>
+      </w:pPr>
+      <w:r>
+        <w:rPr>
+          <w:rFonts w:hint="cs"/>
+          <w:b/>
+          <w:bCs/>
+          <w:sz w:val="40"/>
+          <w:szCs w:val="40"/>
           <w:cs/>
         </w:rPr>
         <w:t>วิธีการดำเนินการ</w:t>
@@ -2922,9 +3187,9 @@
       <w:pPr>
         <w:pStyle w:val="2"/>
       </w:pPr>
-      <w:bookmarkStart w:id="39" w:name="_Toc229840655"/>
-      <w:bookmarkStart w:id="40" w:name="_Toc229854086"/>
-      <w:bookmarkStart w:id="41" w:name="_Toc229859122"/>
+      <w:bookmarkStart w:id="40" w:name="_Toc229840655"/>
+      <w:bookmarkStart w:id="41" w:name="_Toc229854086"/>
+      <w:bookmarkStart w:id="42" w:name="_Toc229859122"/>
       <w:r>
         <w:rPr>
           <w:rFonts w:hint="cs"/>
@@ -2945,9 +3210,9 @@
         </w:rPr>
         <w:t>ศึกษาวิเคราะห์ปัญหาที่เกี่ยวข้อง</w:t>
       </w:r>
-      <w:bookmarkEnd w:id="39"/>
       <w:bookmarkEnd w:id="40"/>
       <w:bookmarkEnd w:id="41"/>
+      <w:bookmarkEnd w:id="42"/>
     </w:p>
     <w:p>
       <w:pPr>
@@ -3007,9 +3272,9 @@
       <w:pPr>
         <w:pStyle w:val="2"/>
       </w:pPr>
-      <w:bookmarkStart w:id="42" w:name="_Toc229840656"/>
-      <w:bookmarkStart w:id="43" w:name="_Toc229854087"/>
-      <w:bookmarkStart w:id="44" w:name="_Toc229859123"/>
+      <w:bookmarkStart w:id="43" w:name="_Toc229840656"/>
+      <w:bookmarkStart w:id="44" w:name="_Toc229854087"/>
+      <w:bookmarkStart w:id="45" w:name="_Toc229859123"/>
       <w:r>
         <w:rPr>
           <w:rFonts w:hint="cs"/>
@@ -3037,9 +3302,9 @@
         </w:rPr>
         <w:t>เตรียมข้อมูล</w:t>
       </w:r>
-      <w:bookmarkEnd w:id="42"/>
       <w:bookmarkEnd w:id="43"/>
       <w:bookmarkEnd w:id="44"/>
+      <w:bookmarkEnd w:id="45"/>
     </w:p>
     <w:p>
       <w:pPr>
@@ -3478,10 +3743,10 @@
       <w:pPr>
         <w:jc w:val="center"/>
       </w:pPr>
-      <w:bookmarkStart w:id="45" w:name="_Ref225728060"/>
-      <w:bookmarkStart w:id="46" w:name="_Toc229832531"/>
-      <w:bookmarkStart w:id="47" w:name="_Toc229847954"/>
-      <w:bookmarkStart w:id="48" w:name="_Toc229859106"/>
+      <w:bookmarkStart w:id="46" w:name="_Ref225728060"/>
+      <w:bookmarkStart w:id="47" w:name="_Toc229832531"/>
+      <w:bookmarkStart w:id="48" w:name="_Toc229847954"/>
+      <w:bookmarkStart w:id="49" w:name="_Toc229859106"/>
       <w:r>
         <w:rPr>
           <w:cs/>
@@ -3510,7 +3775,7 @@
           <w:t>1</w:t>
         </w:r>
       </w:fldSimple>
-      <w:bookmarkEnd w:id="45"/>
+      <w:bookmarkEnd w:id="46"/>
       <w:r>
         <w:rPr>
           <w:rFonts w:hint="cs"/>
@@ -3526,17 +3791,17 @@
         </w:rPr>
         <w:t>แสดงฐานข้อมูลที่ใช้ในการจัดเก็บสินค้าคงคลัง</w:t>
       </w:r>
-      <w:bookmarkEnd w:id="46"/>
       <w:bookmarkEnd w:id="47"/>
       <w:bookmarkEnd w:id="48"/>
+      <w:bookmarkEnd w:id="49"/>
     </w:p>
     <w:p>
       <w:pPr>
         <w:pStyle w:val="2"/>
       </w:pPr>
-      <w:bookmarkStart w:id="49" w:name="_Toc229840657"/>
-      <w:bookmarkStart w:id="50" w:name="_Toc229854088"/>
-      <w:bookmarkStart w:id="51" w:name="_Toc229859124"/>
+      <w:bookmarkStart w:id="50" w:name="_Toc229840657"/>
+      <w:bookmarkStart w:id="51" w:name="_Toc229854088"/>
+      <w:bookmarkStart w:id="52" w:name="_Toc229859124"/>
       <w:r>
         <w:rPr>
           <w:rFonts w:hint="cs"/>
@@ -3571,9 +3836,9 @@
         </w:rPr>
         <w:t>ออกแบบอุปกรณ์หลัก</w:t>
       </w:r>
-      <w:bookmarkEnd w:id="49"/>
       <w:bookmarkEnd w:id="50"/>
       <w:bookmarkEnd w:id="51"/>
+      <w:bookmarkEnd w:id="52"/>
     </w:p>
     <w:p>
       <w:pPr>
@@ -3919,11 +4184,11 @@
       <w:pPr>
         <w:jc w:val="center"/>
       </w:pPr>
-      <w:bookmarkStart w:id="52" w:name="_Ref225800788"/>
-      <w:bookmarkStart w:id="53" w:name="_Ref225800781"/>
-      <w:bookmarkStart w:id="54" w:name="_Toc229832532"/>
-      <w:bookmarkStart w:id="55" w:name="_Toc229847955"/>
-      <w:bookmarkStart w:id="56" w:name="_Toc229859107"/>
+      <w:bookmarkStart w:id="53" w:name="_Ref225800788"/>
+      <w:bookmarkStart w:id="54" w:name="_Ref225800781"/>
+      <w:bookmarkStart w:id="55" w:name="_Toc229832532"/>
+      <w:bookmarkStart w:id="56" w:name="_Toc229847955"/>
+      <w:bookmarkStart w:id="57" w:name="_Toc229859107"/>
       <w:r>
         <w:rPr>
           <w:cs/>
@@ -3952,7 +4217,7 @@
           <w:t>2</w:t>
         </w:r>
       </w:fldSimple>
-      <w:bookmarkEnd w:id="52"/>
+      <w:bookmarkEnd w:id="53"/>
       <w:r>
         <w:t xml:space="preserve"> </w:t>
       </w:r>
@@ -3963,10 +4228,10 @@
         </w:rPr>
         <w:t>ส่วนประกอบของชุดอ่านรหัส อาร์เอฟไอดี</w:t>
       </w:r>
-      <w:bookmarkEnd w:id="53"/>
       <w:bookmarkEnd w:id="54"/>
       <w:bookmarkEnd w:id="55"/>
       <w:bookmarkEnd w:id="56"/>
+      <w:bookmarkEnd w:id="57"/>
     </w:p>
     <w:p>
       <w:pPr>
@@ -4049,10 +4314,10 @@
           <w:noProof/>
         </w:rPr>
       </w:pPr>
-      <w:bookmarkStart w:id="57" w:name="_Ref225728076"/>
-      <w:bookmarkStart w:id="58" w:name="_Toc229832533"/>
-      <w:bookmarkStart w:id="59" w:name="_Toc229847956"/>
-      <w:bookmarkStart w:id="60" w:name="_Toc229859108"/>
+      <w:bookmarkStart w:id="58" w:name="_Ref225728076"/>
+      <w:bookmarkStart w:id="59" w:name="_Toc229832533"/>
+      <w:bookmarkStart w:id="60" w:name="_Toc229847956"/>
+      <w:bookmarkStart w:id="61" w:name="_Toc229859108"/>
       <w:r>
         <w:rPr>
           <w:cs/>
@@ -4081,7 +4346,7 @@
           <w:t>3</w:t>
         </w:r>
       </w:fldSimple>
-      <w:bookmarkEnd w:id="57"/>
+      <w:bookmarkEnd w:id="58"/>
       <w:r>
         <w:rPr>
           <w:rFonts w:hint="cs"/>
@@ -4123,17 +4388,17 @@
         </w:rPr>
         <w:t>5</w:t>
       </w:r>
-      <w:bookmarkEnd w:id="58"/>
       <w:bookmarkEnd w:id="59"/>
       <w:bookmarkEnd w:id="60"/>
+      <w:bookmarkEnd w:id="61"/>
     </w:p>
     <w:p>
       <w:pPr>
         <w:pStyle w:val="2"/>
       </w:pPr>
-      <w:bookmarkStart w:id="61" w:name="_Toc229840658"/>
-      <w:bookmarkStart w:id="62" w:name="_Toc229854089"/>
-      <w:bookmarkStart w:id="63" w:name="_Toc229859125"/>
+      <w:bookmarkStart w:id="62" w:name="_Toc229840658"/>
+      <w:bookmarkStart w:id="63" w:name="_Toc229854089"/>
+      <w:bookmarkStart w:id="64" w:name="_Toc229859125"/>
       <w:r>
         <w:rPr>
           <w:rFonts w:hint="cs"/>
@@ -4190,9 +4455,9 @@
         </w:rPr>
         <w:t>ภาพ</w:t>
       </w:r>
-      <w:bookmarkEnd w:id="61"/>
       <w:bookmarkEnd w:id="62"/>
       <w:bookmarkEnd w:id="63"/>
+      <w:bookmarkEnd w:id="64"/>
     </w:p>
     <w:p>
       <w:pPr>
@@ -4609,10 +4874,10 @@
           <w:szCs w:val="32"/>
         </w:rPr>
       </w:pPr>
-      <w:bookmarkStart w:id="64" w:name="_Ref225728096"/>
-      <w:bookmarkStart w:id="65" w:name="_Toc229832534"/>
-      <w:bookmarkStart w:id="66" w:name="_Toc229847957"/>
-      <w:bookmarkStart w:id="67" w:name="_Toc229859109"/>
+      <w:bookmarkStart w:id="65" w:name="_Ref225728096"/>
+      <w:bookmarkStart w:id="66" w:name="_Toc229832534"/>
+      <w:bookmarkStart w:id="67" w:name="_Toc229847957"/>
+      <w:bookmarkStart w:id="68" w:name="_Toc229859109"/>
       <w:r>
         <w:rPr>
           <w:rFonts w:asciiTheme="majorBidi" w:hAnsiTheme="majorBidi" w:cstheme="majorBidi"/>
@@ -4756,7 +5021,7 @@
         </w:rPr>
         <w:fldChar w:fldCharType="end"/>
       </w:r>
-      <w:bookmarkEnd w:id="64"/>
+      <w:bookmarkEnd w:id="65"/>
       <w:r>
         <w:rPr>
           <w:rFonts w:asciiTheme="majorBidi" w:hAnsiTheme="majorBidi" w:cstheme="majorBidi"/>
@@ -4782,8 +5047,8 @@
         </w:rPr>
         <w:t>ตัวอย่างผลลัพธ์จากการทดสอบอ่านรหัส</w:t>
       </w:r>
-      <w:bookmarkEnd w:id="65"/>
       <w:bookmarkEnd w:id="66"/>
+      <w:bookmarkEnd w:id="67"/>
       <w:r>
         <w:rPr>
           <w:rFonts w:asciiTheme="majorBidi" w:hAnsiTheme="majorBidi" w:cstheme="majorBidi" w:hint="cs"/>
@@ -4797,7 +5062,7 @@
         </w:rPr>
         <w:t>ที่ 100 รหัส</w:t>
       </w:r>
-      <w:bookmarkEnd w:id="67"/>
+      <w:bookmarkEnd w:id="68"/>
     </w:p>
     <w:p>
       <w:pPr>
@@ -4806,9 +5071,9 @@
           <w:cs/>
         </w:rPr>
       </w:pPr>
-      <w:bookmarkStart w:id="68" w:name="_Toc229840659"/>
-      <w:bookmarkStart w:id="69" w:name="_Toc229854090"/>
-      <w:bookmarkStart w:id="70" w:name="_Toc229859126"/>
+      <w:bookmarkStart w:id="69" w:name="_Toc229840659"/>
+      <w:bookmarkStart w:id="70" w:name="_Toc229854090"/>
+      <w:bookmarkStart w:id="71" w:name="_Toc229859126"/>
       <w:r>
         <w:rPr>
           <w:rFonts w:hint="cs"/>
@@ -4829,9 +5094,9 @@
         </w:rPr>
         <w:t>การประเมินประสิทธิภาพของระบบ</w:t>
       </w:r>
-      <w:bookmarkEnd w:id="68"/>
       <w:bookmarkEnd w:id="69"/>
       <w:bookmarkEnd w:id="70"/>
+      <w:bookmarkEnd w:id="71"/>
     </w:p>
     <w:p>
       <w:pPr>
@@ -5712,8 +5977,8 @@
       <w:pPr>
         <w:pStyle w:val="2"/>
       </w:pPr>
-      <w:bookmarkStart w:id="71" w:name="_Toc229854091"/>
-      <w:bookmarkStart w:id="72" w:name="_Toc229859127"/>
+      <w:bookmarkStart w:id="72" w:name="_Toc229854091"/>
+      <w:bookmarkStart w:id="73" w:name="_Toc229859127"/>
       <w:r>
         <w:t>3.6</w:t>
       </w:r>
@@ -5727,8 +5992,8 @@
         </w:rPr>
         <w:t>กำหนดสิ่งแวดล้อมในการทำการทดลอง</w:t>
       </w:r>
-      <w:bookmarkEnd w:id="71"/>
       <w:bookmarkEnd w:id="72"/>
+      <w:bookmarkEnd w:id="73"/>
     </w:p>
     <w:p>
       <w:pPr>
@@ -5927,8 +6192,8 @@
           <w:cs/>
         </w:rPr>
       </w:pPr>
-      <w:bookmarkStart w:id="73" w:name="_Ref229854890"/>
-      <w:bookmarkStart w:id="74" w:name="_Toc229859110"/>
+      <w:bookmarkStart w:id="74" w:name="_Ref229854890"/>
+      <w:bookmarkStart w:id="75" w:name="_Toc229859110"/>
       <w:r>
         <w:rPr>
           <w:cs/>
@@ -5957,7 +6222,7 @@
           <w:t>5</w:t>
         </w:r>
       </w:fldSimple>
-      <w:bookmarkEnd w:id="73"/>
+      <w:bookmarkEnd w:id="74"/>
       <w:r>
         <w:rPr>
           <w:rFonts w:hint="cs"/>
@@ -5972,7 +6237,7 @@
         </w:rPr>
         <w:t>แสดงการจัดเรียงรหัสที่ใช้ในการทดสอบประสิทธิภาพการอ่าน</w:t>
       </w:r>
-      <w:bookmarkEnd w:id="74"/>
+      <w:bookmarkEnd w:id="75"/>
     </w:p>
     <w:p>
       <w:pPr>
@@ -6043,10 +6308,10 @@
       <w:pPr>
         <w:jc w:val="center"/>
       </w:pPr>
-      <w:bookmarkStart w:id="75" w:name="_Ref225728151"/>
-      <w:bookmarkStart w:id="76" w:name="_Toc229832535"/>
-      <w:bookmarkStart w:id="77" w:name="_Toc229847958"/>
-      <w:bookmarkStart w:id="78" w:name="_Toc229859111"/>
+      <w:bookmarkStart w:id="76" w:name="_Ref225728151"/>
+      <w:bookmarkStart w:id="77" w:name="_Toc229832535"/>
+      <w:bookmarkStart w:id="78" w:name="_Toc229847958"/>
+      <w:bookmarkStart w:id="79" w:name="_Toc229859111"/>
       <w:r>
         <w:rPr>
           <w:cs/>
@@ -6075,7 +6340,7 @@
           <w:t>6</w:t>
         </w:r>
       </w:fldSimple>
-      <w:bookmarkEnd w:id="75"/>
+      <w:bookmarkEnd w:id="76"/>
       <w:r>
         <w:rPr>
           <w:rFonts w:hint="cs"/>
@@ -6091,9 +6356,9 @@
         </w:rPr>
         <w:t>แสดงการบรรจุสินค้าลงกล่องกระดาษ</w:t>
       </w:r>
-      <w:bookmarkEnd w:id="76"/>
       <w:bookmarkEnd w:id="77"/>
       <w:bookmarkEnd w:id="78"/>
+      <w:bookmarkEnd w:id="79"/>
     </w:p>
     <w:p>
       <w:pPr>
@@ -6164,10 +6429,10 @@
       <w:pPr>
         <w:jc w:val="center"/>
       </w:pPr>
-      <w:bookmarkStart w:id="79" w:name="_Ref225728162"/>
-      <w:bookmarkStart w:id="80" w:name="_Toc229832536"/>
-      <w:bookmarkStart w:id="81" w:name="_Toc229847959"/>
-      <w:bookmarkStart w:id="82" w:name="_Toc229859112"/>
+      <w:bookmarkStart w:id="80" w:name="_Ref225728162"/>
+      <w:bookmarkStart w:id="81" w:name="_Toc229832536"/>
+      <w:bookmarkStart w:id="82" w:name="_Toc229847959"/>
+      <w:bookmarkStart w:id="83" w:name="_Toc229859112"/>
       <w:r>
         <w:rPr>
           <w:cs/>
@@ -6196,7 +6461,7 @@
           <w:t>7</w:t>
         </w:r>
       </w:fldSimple>
-      <w:bookmarkEnd w:id="79"/>
+      <w:bookmarkEnd w:id="80"/>
       <w:r>
         <w:rPr>
           <w:rFonts w:hint="cs"/>
@@ -6211,9 +6476,9 @@
         </w:rPr>
         <w:t>แสดงการบรรจุสินค้าคงคลังในกล่องพลาสติก</w:t>
       </w:r>
-      <w:bookmarkEnd w:id="80"/>
       <w:bookmarkEnd w:id="81"/>
       <w:bookmarkEnd w:id="82"/>
+      <w:bookmarkEnd w:id="83"/>
     </w:p>
     <w:p>
       <w:r>
@@ -6227,10 +6492,10 @@
           <w:cs/>
         </w:rPr>
       </w:pPr>
-      <w:bookmarkStart w:id="83" w:name="_Toc229813083"/>
-      <w:bookmarkStart w:id="84" w:name="_Toc229840660"/>
-      <w:bookmarkStart w:id="85" w:name="_Toc229854092"/>
-      <w:bookmarkStart w:id="86" w:name="_Toc229859128"/>
+      <w:bookmarkStart w:id="84" w:name="_Toc229813083"/>
+      <w:bookmarkStart w:id="85" w:name="_Toc229840660"/>
+      <w:bookmarkStart w:id="86" w:name="_Toc229854092"/>
+      <w:bookmarkStart w:id="87" w:name="_Toc229859128"/>
       <w:r>
         <w:rPr>
           <w:rFonts w:hint="cs"/>
@@ -6242,10 +6507,10 @@
       <w:r>
         <w:t>4</w:t>
       </w:r>
-      <w:bookmarkEnd w:id="83"/>
       <w:bookmarkEnd w:id="84"/>
       <w:bookmarkEnd w:id="85"/>
       <w:bookmarkEnd w:id="86"/>
+      <w:bookmarkEnd w:id="87"/>
     </w:p>
     <w:p>
       <w:pPr>
@@ -6347,7 +6612,7 @@
         <w:spacing w:before="180"/>
         <w:jc w:val="center"/>
       </w:pPr>
-      <w:bookmarkStart w:id="87" w:name="_Toc229862668"/>
+      <w:bookmarkStart w:id="88" w:name="_Toc229862668"/>
       <w:r>
         <w:rPr>
           <w:cs/>
@@ -6421,7 +6686,7 @@
         </w:rPr>
         <w:t xml:space="preserve">  5 ชิ้น</w:t>
       </w:r>
-      <w:bookmarkEnd w:id="87"/>
+      <w:bookmarkEnd w:id="88"/>
     </w:p>
     <w:tbl>
       <w:tblPr>
@@ -6462,7 +6727,7 @@
                 <w:cs/>
               </w:rPr>
             </w:pPr>
-            <w:bookmarkStart w:id="88" w:name="_Hlk229839352"/>
+            <w:bookmarkStart w:id="89" w:name="_Hlk229839352"/>
             <w:r>
               <w:rPr>
                 <w:rFonts w:hint="cs"/>
@@ -7134,8 +7399,8 @@
         <w:spacing w:before="180"/>
         <w:jc w:val="center"/>
       </w:pPr>
-      <w:bookmarkStart w:id="89" w:name="_Toc229862669"/>
-      <w:bookmarkEnd w:id="88"/>
+      <w:bookmarkStart w:id="90" w:name="_Toc229862669"/>
+      <w:bookmarkEnd w:id="89"/>
       <w:r>
         <w:rPr>
           <w:cs/>
@@ -7202,772 +7467,6 @@
           <w:cs/>
         </w:rPr>
         <w:t>10 ชิ้น</w:t>
-      </w:r>
-      <w:bookmarkEnd w:id="89"/>
-    </w:p>
-    <w:tbl>
-      <w:tblPr>
-        <w:tblStyle w:val="ad"/>
-        <w:tblW w:w="0" w:type="auto"/>
-        <w:jc w:val="center"/>
-        <w:tblLook w:val="04A0" w:firstRow="1" w:lastRow="0" w:firstColumn="1" w:lastColumn="0" w:noHBand="0" w:noVBand="1"/>
-      </w:tblPr>
-      <w:tblGrid>
-        <w:gridCol w:w="1933"/>
-        <w:gridCol w:w="875"/>
-        <w:gridCol w:w="1125"/>
-        <w:gridCol w:w="1125"/>
-        <w:gridCol w:w="1078"/>
-        <w:gridCol w:w="1127"/>
-        <w:gridCol w:w="1164"/>
-      </w:tblGrid>
-      <w:tr>
-        <w:trPr>
-          <w:trHeight w:val="406"/>
-          <w:jc w:val="center"/>
-        </w:trPr>
-        <w:tc>
-          <w:tcPr>
-            <w:tcW w:w="1933" w:type="dxa"/>
-            <w:vMerge w:val="restart"/>
-            <w:shd w:val="clear" w:color="auto" w:fill="BDD6EE" w:themeFill="accent5" w:themeFillTint="66"/>
-            <w:vAlign w:val="center"/>
-          </w:tcPr>
-          <w:p>
-            <w:pPr>
-              <w:jc w:val="center"/>
-              <w:rPr>
-                <w:b/>
-                <w:bCs/>
-                <w:sz w:val="32"/>
-                <w:szCs w:val="32"/>
-                <w:cs/>
-              </w:rPr>
-            </w:pPr>
-            <w:r>
-              <w:rPr>
-                <w:rFonts w:hint="cs"/>
-                <w:b/>
-                <w:bCs/>
-                <w:sz w:val="32"/>
-                <w:szCs w:val="32"/>
-                <w:cs/>
-              </w:rPr>
-              <w:t>ประเภท</w:t>
-            </w:r>
-          </w:p>
-        </w:tc>
-        <w:tc>
-          <w:tcPr>
-            <w:tcW w:w="5330" w:type="dxa"/>
-            <w:gridSpan w:val="5"/>
-            <w:tcBorders>
-              <w:bottom w:val="single" w:sz="4" w:space="0" w:color="auto"/>
-            </w:tcBorders>
-            <w:shd w:val="clear" w:color="auto" w:fill="BDD6EE" w:themeFill="accent5" w:themeFillTint="66"/>
-          </w:tcPr>
-          <w:p>
-            <w:pPr>
-              <w:jc w:val="center"/>
-              <w:rPr>
-                <w:b/>
-                <w:bCs/>
-                <w:sz w:val="32"/>
-                <w:szCs w:val="32"/>
-              </w:rPr>
-            </w:pPr>
-            <w:r>
-              <w:rPr>
-                <w:rFonts w:hint="cs"/>
-                <w:b/>
-                <w:bCs/>
-                <w:sz w:val="32"/>
-                <w:szCs w:val="32"/>
-                <w:cs/>
-              </w:rPr>
-              <w:t>ครั้งที่</w:t>
-            </w:r>
-          </w:p>
-        </w:tc>
-        <w:tc>
-          <w:tcPr>
-            <w:tcW w:w="1164" w:type="dxa"/>
-            <w:vMerge w:val="restart"/>
-            <w:shd w:val="clear" w:color="auto" w:fill="BDD6EE" w:themeFill="accent5" w:themeFillTint="66"/>
-            <w:vAlign w:val="center"/>
-          </w:tcPr>
-          <w:p>
-            <w:pPr>
-              <w:jc w:val="center"/>
-              <w:rPr>
-                <w:b/>
-                <w:bCs/>
-                <w:sz w:val="32"/>
-                <w:szCs w:val="32"/>
-              </w:rPr>
-            </w:pPr>
-            <w:r>
-              <w:rPr>
-                <w:rFonts w:hint="cs"/>
-                <w:b/>
-                <w:bCs/>
-                <w:sz w:val="32"/>
-                <w:szCs w:val="32"/>
-                <w:cs/>
-              </w:rPr>
-              <w:t>เฉลี่ย</w:t>
-            </w:r>
-          </w:p>
-        </w:tc>
-      </w:tr>
-      <w:tr>
-        <w:trPr>
-          <w:trHeight w:val="380"/>
-          <w:jc w:val="center"/>
-        </w:trPr>
-        <w:tc>
-          <w:tcPr>
-            <w:tcW w:w="1933" w:type="dxa"/>
-            <w:vMerge/>
-            <w:shd w:val="clear" w:color="auto" w:fill="BDD6EE" w:themeFill="accent5" w:themeFillTint="66"/>
-          </w:tcPr>
-          <w:p>
-            <w:pPr>
-              <w:jc w:val="center"/>
-              <w:rPr>
-                <w:sz w:val="32"/>
-                <w:szCs w:val="32"/>
-                <w:cs/>
-              </w:rPr>
-            </w:pPr>
-          </w:p>
-        </w:tc>
-        <w:tc>
-          <w:tcPr>
-            <w:tcW w:w="875" w:type="dxa"/>
-            <w:tcBorders>
-              <w:bottom w:val="single" w:sz="4" w:space="0" w:color="auto"/>
-              <w:right w:val="nil"/>
-            </w:tcBorders>
-            <w:shd w:val="clear" w:color="auto" w:fill="BDD6EE" w:themeFill="accent5" w:themeFillTint="66"/>
-          </w:tcPr>
-          <w:p>
-            <w:pPr>
-              <w:jc w:val="center"/>
-              <w:rPr>
-                <w:b/>
-                <w:bCs/>
-                <w:sz w:val="32"/>
-                <w:szCs w:val="32"/>
-              </w:rPr>
-            </w:pPr>
-            <w:r>
-              <w:rPr>
-                <w:rFonts w:hint="cs"/>
-                <w:b/>
-                <w:bCs/>
-                <w:sz w:val="32"/>
-                <w:szCs w:val="32"/>
-                <w:cs/>
-              </w:rPr>
-              <w:t>1</w:t>
-            </w:r>
-          </w:p>
-        </w:tc>
-        <w:tc>
-          <w:tcPr>
-            <w:tcW w:w="1125" w:type="dxa"/>
-            <w:tcBorders>
-              <w:left w:val="nil"/>
-              <w:bottom w:val="single" w:sz="4" w:space="0" w:color="auto"/>
-              <w:right w:val="nil"/>
-            </w:tcBorders>
-            <w:shd w:val="clear" w:color="auto" w:fill="BDD6EE" w:themeFill="accent5" w:themeFillTint="66"/>
-          </w:tcPr>
-          <w:p>
-            <w:pPr>
-              <w:jc w:val="center"/>
-              <w:rPr>
-                <w:b/>
-                <w:bCs/>
-                <w:sz w:val="32"/>
-                <w:szCs w:val="32"/>
-              </w:rPr>
-            </w:pPr>
-            <w:r>
-              <w:rPr>
-                <w:rFonts w:hint="cs"/>
-                <w:b/>
-                <w:bCs/>
-                <w:sz w:val="32"/>
-                <w:szCs w:val="32"/>
-                <w:cs/>
-              </w:rPr>
-              <w:t>2</w:t>
-            </w:r>
-          </w:p>
-        </w:tc>
-        <w:tc>
-          <w:tcPr>
-            <w:tcW w:w="1125" w:type="dxa"/>
-            <w:tcBorders>
-              <w:left w:val="nil"/>
-              <w:bottom w:val="single" w:sz="4" w:space="0" w:color="auto"/>
-              <w:right w:val="nil"/>
-            </w:tcBorders>
-            <w:shd w:val="clear" w:color="auto" w:fill="BDD6EE" w:themeFill="accent5" w:themeFillTint="66"/>
-          </w:tcPr>
-          <w:p>
-            <w:pPr>
-              <w:jc w:val="center"/>
-              <w:rPr>
-                <w:b/>
-                <w:bCs/>
-                <w:sz w:val="32"/>
-                <w:szCs w:val="32"/>
-              </w:rPr>
-            </w:pPr>
-            <w:r>
-              <w:rPr>
-                <w:rFonts w:hint="cs"/>
-                <w:b/>
-                <w:bCs/>
-                <w:sz w:val="32"/>
-                <w:szCs w:val="32"/>
-                <w:cs/>
-              </w:rPr>
-              <w:t>3</w:t>
-            </w:r>
-          </w:p>
-        </w:tc>
-        <w:tc>
-          <w:tcPr>
-            <w:tcW w:w="1078" w:type="dxa"/>
-            <w:tcBorders>
-              <w:left w:val="nil"/>
-              <w:bottom w:val="single" w:sz="4" w:space="0" w:color="auto"/>
-              <w:right w:val="nil"/>
-            </w:tcBorders>
-            <w:shd w:val="clear" w:color="auto" w:fill="BDD6EE" w:themeFill="accent5" w:themeFillTint="66"/>
-          </w:tcPr>
-          <w:p>
-            <w:pPr>
-              <w:jc w:val="center"/>
-              <w:rPr>
-                <w:b/>
-                <w:bCs/>
-                <w:sz w:val="32"/>
-                <w:szCs w:val="32"/>
-                <w:cs/>
-              </w:rPr>
-            </w:pPr>
-            <w:r>
-              <w:rPr>
-                <w:rFonts w:hint="cs"/>
-                <w:b/>
-                <w:bCs/>
-                <w:sz w:val="32"/>
-                <w:szCs w:val="32"/>
-                <w:cs/>
-              </w:rPr>
-              <w:t>4</w:t>
-            </w:r>
-          </w:p>
-        </w:tc>
-        <w:tc>
-          <w:tcPr>
-            <w:tcW w:w="1125" w:type="dxa"/>
-            <w:tcBorders>
-              <w:left w:val="nil"/>
-              <w:bottom w:val="single" w:sz="4" w:space="0" w:color="auto"/>
-            </w:tcBorders>
-            <w:shd w:val="clear" w:color="auto" w:fill="BDD6EE" w:themeFill="accent5" w:themeFillTint="66"/>
-          </w:tcPr>
-          <w:p>
-            <w:pPr>
-              <w:jc w:val="center"/>
-              <w:rPr>
-                <w:b/>
-                <w:bCs/>
-                <w:sz w:val="32"/>
-                <w:szCs w:val="32"/>
-              </w:rPr>
-            </w:pPr>
-            <w:r>
-              <w:rPr>
-                <w:rFonts w:hint="cs"/>
-                <w:b/>
-                <w:bCs/>
-                <w:sz w:val="32"/>
-                <w:szCs w:val="32"/>
-                <w:cs/>
-              </w:rPr>
-              <w:t>5</w:t>
-            </w:r>
-          </w:p>
-        </w:tc>
-        <w:tc>
-          <w:tcPr>
-            <w:tcW w:w="1164" w:type="dxa"/>
-            <w:vMerge/>
-            <w:shd w:val="clear" w:color="auto" w:fill="BDD6EE" w:themeFill="accent5" w:themeFillTint="66"/>
-          </w:tcPr>
-          <w:p>
-            <w:pPr>
-              <w:jc w:val="center"/>
-              <w:rPr>
-                <w:sz w:val="32"/>
-                <w:szCs w:val="32"/>
-              </w:rPr>
-            </w:pPr>
-          </w:p>
-        </w:tc>
-      </w:tr>
-      <w:tr>
-        <w:trPr>
-          <w:trHeight w:val="510"/>
-          <w:jc w:val="center"/>
-        </w:trPr>
-        <w:tc>
-          <w:tcPr>
-            <w:tcW w:w="1933" w:type="dxa"/>
-          </w:tcPr>
-          <w:p>
-            <w:pPr>
-              <w:jc w:val="center"/>
-              <w:rPr>
-                <w:sz w:val="32"/>
-                <w:szCs w:val="32"/>
-              </w:rPr>
-            </w:pPr>
-            <w:r>
-              <w:rPr>
-                <w:sz w:val="32"/>
-                <w:szCs w:val="32"/>
-                <w:cs/>
-              </w:rPr>
-              <w:t>อาร์เอฟไอดี</w:t>
-            </w:r>
-          </w:p>
-        </w:tc>
-        <w:tc>
-          <w:tcPr>
-            <w:tcW w:w="875" w:type="dxa"/>
-            <w:tcBorders>
-              <w:bottom w:val="single" w:sz="4" w:space="0" w:color="auto"/>
-              <w:right w:val="nil"/>
-            </w:tcBorders>
-          </w:tcPr>
-          <w:p>
-            <w:pPr>
-              <w:jc w:val="center"/>
-              <w:rPr>
-                <w:sz w:val="32"/>
-                <w:szCs w:val="32"/>
-              </w:rPr>
-            </w:pPr>
-            <w:r>
-              <w:rPr>
-                <w:rFonts w:hint="cs"/>
-                <w:sz w:val="32"/>
-                <w:szCs w:val="32"/>
-                <w:cs/>
-              </w:rPr>
-              <w:t>0.86</w:t>
-            </w:r>
-          </w:p>
-        </w:tc>
-        <w:tc>
-          <w:tcPr>
-            <w:tcW w:w="1125" w:type="dxa"/>
-            <w:tcBorders>
-              <w:left w:val="nil"/>
-              <w:bottom w:val="single" w:sz="4" w:space="0" w:color="auto"/>
-              <w:right w:val="nil"/>
-            </w:tcBorders>
-          </w:tcPr>
-          <w:p>
-            <w:pPr>
-              <w:jc w:val="center"/>
-              <w:rPr>
-                <w:sz w:val="32"/>
-                <w:szCs w:val="32"/>
-              </w:rPr>
-            </w:pPr>
-            <w:r>
-              <w:rPr>
-                <w:rFonts w:hint="cs"/>
-                <w:sz w:val="32"/>
-                <w:szCs w:val="32"/>
-                <w:cs/>
-              </w:rPr>
-              <w:t>1</w:t>
-            </w:r>
-            <w:r>
-              <w:rPr>
-                <w:sz w:val="32"/>
-                <w:szCs w:val="32"/>
-              </w:rPr>
-              <w:t>.21</w:t>
-            </w:r>
-          </w:p>
-        </w:tc>
-        <w:tc>
-          <w:tcPr>
-            <w:tcW w:w="1125" w:type="dxa"/>
-            <w:tcBorders>
-              <w:left w:val="nil"/>
-              <w:bottom w:val="single" w:sz="4" w:space="0" w:color="auto"/>
-              <w:right w:val="nil"/>
-            </w:tcBorders>
-          </w:tcPr>
-          <w:p>
-            <w:pPr>
-              <w:jc w:val="center"/>
-              <w:rPr>
-                <w:sz w:val="32"/>
-                <w:szCs w:val="32"/>
-              </w:rPr>
-            </w:pPr>
-            <w:r>
-              <w:rPr>
-                <w:sz w:val="32"/>
-                <w:szCs w:val="32"/>
-              </w:rPr>
-              <w:t>0.73</w:t>
-            </w:r>
-          </w:p>
-        </w:tc>
-        <w:tc>
-          <w:tcPr>
-            <w:tcW w:w="1078" w:type="dxa"/>
-            <w:tcBorders>
-              <w:left w:val="nil"/>
-              <w:bottom w:val="single" w:sz="4" w:space="0" w:color="auto"/>
-              <w:right w:val="nil"/>
-            </w:tcBorders>
-          </w:tcPr>
-          <w:p>
-            <w:pPr>
-              <w:jc w:val="center"/>
-              <w:rPr>
-                <w:sz w:val="32"/>
-                <w:szCs w:val="32"/>
-              </w:rPr>
-            </w:pPr>
-            <w:r>
-              <w:rPr>
-                <w:sz w:val="32"/>
-                <w:szCs w:val="32"/>
-              </w:rPr>
-              <w:t>0.92</w:t>
-            </w:r>
-          </w:p>
-        </w:tc>
-        <w:tc>
-          <w:tcPr>
-            <w:tcW w:w="1125" w:type="dxa"/>
-            <w:tcBorders>
-              <w:left w:val="nil"/>
-              <w:bottom w:val="single" w:sz="4" w:space="0" w:color="auto"/>
-            </w:tcBorders>
-          </w:tcPr>
-          <w:p>
-            <w:pPr>
-              <w:jc w:val="center"/>
-              <w:rPr>
-                <w:sz w:val="32"/>
-                <w:szCs w:val="32"/>
-              </w:rPr>
-            </w:pPr>
-            <w:r>
-              <w:rPr>
-                <w:sz w:val="32"/>
-                <w:szCs w:val="32"/>
-              </w:rPr>
-              <w:t>1.53</w:t>
-            </w:r>
-          </w:p>
-        </w:tc>
-        <w:tc>
-          <w:tcPr>
-            <w:tcW w:w="1164" w:type="dxa"/>
-          </w:tcPr>
-          <w:p>
-            <w:pPr>
-              <w:jc w:val="center"/>
-              <w:rPr>
-                <w:sz w:val="32"/>
-                <w:szCs w:val="32"/>
-              </w:rPr>
-            </w:pPr>
-            <w:r>
-              <w:rPr>
-                <w:sz w:val="32"/>
-                <w:szCs w:val="32"/>
-              </w:rPr>
-              <w:t>1.05</w:t>
-            </w:r>
-          </w:p>
-        </w:tc>
-      </w:tr>
-      <w:tr>
-        <w:trPr>
-          <w:trHeight w:val="483"/>
-          <w:jc w:val="center"/>
-        </w:trPr>
-        <w:tc>
-          <w:tcPr>
-            <w:tcW w:w="1933" w:type="dxa"/>
-          </w:tcPr>
-          <w:p>
-            <w:pPr>
-              <w:jc w:val="center"/>
-              <w:rPr>
-                <w:sz w:val="32"/>
-                <w:szCs w:val="32"/>
-              </w:rPr>
-            </w:pPr>
-            <w:r>
-              <w:rPr>
-                <w:sz w:val="32"/>
-                <w:szCs w:val="32"/>
-                <w:cs/>
-              </w:rPr>
-              <w:t>บาร์โค้ด</w:t>
-            </w:r>
-          </w:p>
-        </w:tc>
-        <w:tc>
-          <w:tcPr>
-            <w:tcW w:w="875" w:type="dxa"/>
-            <w:tcBorders>
-              <w:top w:val="single" w:sz="4" w:space="0" w:color="auto"/>
-              <w:right w:val="nil"/>
-            </w:tcBorders>
-          </w:tcPr>
-          <w:p>
-            <w:pPr>
-              <w:jc w:val="center"/>
-              <w:rPr>
-                <w:sz w:val="32"/>
-                <w:szCs w:val="32"/>
-              </w:rPr>
-            </w:pPr>
-            <w:r>
-              <w:rPr>
-                <w:sz w:val="32"/>
-                <w:szCs w:val="32"/>
-              </w:rPr>
-              <w:t>14.26</w:t>
-            </w:r>
-          </w:p>
-        </w:tc>
-        <w:tc>
-          <w:tcPr>
-            <w:tcW w:w="1125" w:type="dxa"/>
-            <w:tcBorders>
-              <w:top w:val="single" w:sz="4" w:space="0" w:color="auto"/>
-              <w:left w:val="nil"/>
-              <w:right w:val="nil"/>
-            </w:tcBorders>
-          </w:tcPr>
-          <w:p>
-            <w:pPr>
-              <w:jc w:val="center"/>
-              <w:rPr>
-                <w:sz w:val="32"/>
-                <w:szCs w:val="32"/>
-              </w:rPr>
-            </w:pPr>
-            <w:r>
-              <w:rPr>
-                <w:sz w:val="32"/>
-                <w:szCs w:val="32"/>
-              </w:rPr>
-              <w:t>13.37</w:t>
-            </w:r>
-          </w:p>
-        </w:tc>
-        <w:tc>
-          <w:tcPr>
-            <w:tcW w:w="1125" w:type="dxa"/>
-            <w:tcBorders>
-              <w:top w:val="single" w:sz="4" w:space="0" w:color="auto"/>
-              <w:left w:val="nil"/>
-              <w:right w:val="nil"/>
-            </w:tcBorders>
-          </w:tcPr>
-          <w:p>
-            <w:pPr>
-              <w:jc w:val="center"/>
-              <w:rPr>
-                <w:sz w:val="32"/>
-                <w:szCs w:val="32"/>
-              </w:rPr>
-            </w:pPr>
-            <w:r>
-              <w:rPr>
-                <w:sz w:val="32"/>
-                <w:szCs w:val="32"/>
-              </w:rPr>
-              <w:t>12.68</w:t>
-            </w:r>
-          </w:p>
-        </w:tc>
-        <w:tc>
-          <w:tcPr>
-            <w:tcW w:w="1078" w:type="dxa"/>
-            <w:tcBorders>
-              <w:top w:val="single" w:sz="4" w:space="0" w:color="auto"/>
-              <w:left w:val="nil"/>
-              <w:right w:val="nil"/>
-            </w:tcBorders>
-          </w:tcPr>
-          <w:p>
-            <w:pPr>
-              <w:jc w:val="center"/>
-              <w:rPr>
-                <w:sz w:val="32"/>
-                <w:szCs w:val="32"/>
-              </w:rPr>
-            </w:pPr>
-            <w:r>
-              <w:rPr>
-                <w:sz w:val="32"/>
-                <w:szCs w:val="32"/>
-              </w:rPr>
-              <w:t>13.49</w:t>
-            </w:r>
-          </w:p>
-        </w:tc>
-        <w:tc>
-          <w:tcPr>
-            <w:tcW w:w="1125" w:type="dxa"/>
-            <w:tcBorders>
-              <w:top w:val="single" w:sz="4" w:space="0" w:color="auto"/>
-              <w:left w:val="nil"/>
-            </w:tcBorders>
-          </w:tcPr>
-          <w:p>
-            <w:pPr>
-              <w:jc w:val="center"/>
-              <w:rPr>
-                <w:sz w:val="32"/>
-                <w:szCs w:val="32"/>
-              </w:rPr>
-            </w:pPr>
-            <w:r>
-              <w:rPr>
-                <w:sz w:val="32"/>
-                <w:szCs w:val="32"/>
-              </w:rPr>
-              <w:t>14.35</w:t>
-            </w:r>
-          </w:p>
-        </w:tc>
-        <w:tc>
-          <w:tcPr>
-            <w:tcW w:w="1164" w:type="dxa"/>
-          </w:tcPr>
-          <w:p>
-            <w:pPr>
-              <w:jc w:val="center"/>
-              <w:rPr>
-                <w:sz w:val="32"/>
-                <w:szCs w:val="32"/>
-              </w:rPr>
-            </w:pPr>
-            <w:r>
-              <w:rPr>
-                <w:sz w:val="32"/>
-                <w:szCs w:val="32"/>
-              </w:rPr>
-              <w:t>13.63</w:t>
-            </w:r>
-          </w:p>
-        </w:tc>
-      </w:tr>
-    </w:tbl>
-    <w:p>
-      <w:pPr>
-        <w:spacing w:before="180"/>
-        <w:jc w:val="center"/>
-      </w:pPr>
-      <w:bookmarkStart w:id="90" w:name="_Toc229862670"/>
-      <w:r>
-        <w:rPr>
-          <w:cs/>
-        </w:rPr>
-        <w:t xml:space="preserve">ตารางที่ </w:t>
-      </w:r>
-      <w:r>
-        <w:rPr>
-          <w:rFonts w:hint="cs"/>
-          <w:cs/>
-        </w:rPr>
-        <w:t>4.</w:t>
-      </w:r>
-      <w:fldSimple w:instr=" SEQ ตารางที่ \* ARABIC ">
-        <w:r>
-          <w:rPr>
-            <w:noProof/>
-            <w:cs/>
-          </w:rPr>
-          <w:t>3</w:t>
-        </w:r>
-      </w:fldSimple>
-      <w:r>
-        <w:rPr>
-          <w:rFonts w:hint="cs"/>
-          <w:cs/>
-        </w:rPr>
-        <w:t xml:space="preserve"> </w:t>
-      </w:r>
-      <w:r>
-        <w:rPr>
-          <w:cs/>
-        </w:rPr>
-        <w:t>ผลการทดสอบความเร็วระหว่าง อาร์เอฟไอดี</w:t>
-      </w:r>
-      <w:proofErr w:type="spellStart"/>
-      <w:r>
-        <w:rPr>
-          <w:cs/>
-        </w:rPr>
-        <w:t>แท็ก</w:t>
-      </w:r>
-      <w:proofErr w:type="spellEnd"/>
-      <w:r>
-        <w:t xml:space="preserve"> </w:t>
-      </w:r>
-      <w:r>
-        <w:rPr>
-          <w:cs/>
-        </w:rPr>
-        <w:t>และ บาร์</w:t>
-      </w:r>
-      <w:r>
-        <w:rPr>
-          <w:cs/>
-        </w:rPr>
-        <w:t>โค้ด</w:t>
-      </w:r>
-      <w:r>
-        <w:t xml:space="preserve"> </w:t>
-      </w:r>
-      <w:r>
-        <w:rPr>
-          <w:rFonts w:hint="cs"/>
-          <w:cs/>
-        </w:rPr>
-        <w:t>30</w:t>
-      </w:r>
-      <w:r>
-        <w:rPr>
-          <w:cs/>
-        </w:rPr>
-        <w:t xml:space="preserve"> ชิ้น</w:t>
       </w:r>
       <w:bookmarkEnd w:id="90"/>
     </w:p>
@@ -8010,7 +7509,6 @@
                 <w:cs/>
               </w:rPr>
             </w:pPr>
-            <w:bookmarkStart w:id="91" w:name="_Ref220620705"/>
             <w:r>
               <w:rPr>
                 <w:rFonts w:hint="cs"/>
@@ -8243,7 +7741,7 @@
         </w:tc>
         <w:tc>
           <w:tcPr>
-            <w:tcW w:w="1127" w:type="dxa"/>
+            <w:tcW w:w="1125" w:type="dxa"/>
             <w:tcBorders>
               <w:left w:val="nil"/>
               <w:bottom w:val="single" w:sz="4" w:space="0" w:color="auto"/>
@@ -8335,10 +7833,12 @@
             </w:pPr>
             <w:r>
               <w:rPr>
-                <w:sz w:val="32"/>
-                <w:szCs w:val="32"/>
-              </w:rPr>
-              <w:t>5.24</w:t>
+                <w:rFonts w:hint="cs"/>
+                <w:sz w:val="32"/>
+                <w:szCs w:val="32"/>
+                <w:cs/>
+              </w:rPr>
+              <w:t>0.86</w:t>
             </w:r>
           </w:p>
         </w:tc>
@@ -8361,10 +7861,19 @@
             </w:pPr>
             <w:r>
               <w:rPr>
-                <w:sz w:val="32"/>
-                <w:szCs w:val="32"/>
-              </w:rPr>
-              <w:t>4.69</w:t>
+                <w:rFonts w:hint="cs"/>
+                <w:sz w:val="32"/>
+                <w:szCs w:val="32"/>
+                <w:cs/>
+              </w:rPr>
+              <w:t>1</w:t>
+            </w:r>
+            <w:r>
+              <w:rPr>
+                <w:sz w:val="32"/>
+                <w:szCs w:val="32"/>
+              </w:rPr>
+              <w:t>.21</w:t>
             </w:r>
           </w:p>
         </w:tc>
@@ -8390,7 +7899,7 @@
                 <w:sz w:val="32"/>
                 <w:szCs w:val="32"/>
               </w:rPr>
-              <w:t>6.62</w:t>
+              <w:t>0.73</w:t>
             </w:r>
           </w:p>
         </w:tc>
@@ -8416,13 +7925,13 @@
                 <w:sz w:val="32"/>
                 <w:szCs w:val="32"/>
               </w:rPr>
-              <w:t>5.42</w:t>
+              <w:t>0.92</w:t>
             </w:r>
           </w:p>
         </w:tc>
         <w:tc>
           <w:tcPr>
-            <w:tcW w:w="1127" w:type="dxa"/>
+            <w:tcW w:w="1125" w:type="dxa"/>
             <w:tcBorders>
               <w:left w:val="nil"/>
               <w:bottom w:val="single" w:sz="4" w:space="0" w:color="auto"/>
@@ -8441,7 +7950,7 @@
                 <w:sz w:val="32"/>
                 <w:szCs w:val="32"/>
               </w:rPr>
-              <w:t>5.65</w:t>
+              <w:t>1.53</w:t>
             </w:r>
           </w:p>
         </w:tc>
@@ -8462,7 +7971,7 @@
                 <w:sz w:val="32"/>
                 <w:szCs w:val="32"/>
               </w:rPr>
-              <w:t>5.52</w:t>
+              <w:t>1.05</w:t>
             </w:r>
           </w:p>
         </w:tc>
@@ -8515,7 +8024,7 @@
                 <w:sz w:val="32"/>
                 <w:szCs w:val="32"/>
               </w:rPr>
-              <w:t>43.28</w:t>
+              <w:t>14.26</w:t>
             </w:r>
           </w:p>
         </w:tc>
@@ -8541,7 +8050,7 @@
                 <w:sz w:val="32"/>
                 <w:szCs w:val="32"/>
               </w:rPr>
-              <w:t>39.42</w:t>
+              <w:t>13.37</w:t>
             </w:r>
           </w:p>
         </w:tc>
@@ -8567,7 +8076,7 @@
                 <w:sz w:val="32"/>
                 <w:szCs w:val="32"/>
               </w:rPr>
-              <w:t>42.36</w:t>
+              <w:t>12.68</w:t>
             </w:r>
           </w:p>
         </w:tc>
@@ -8593,13 +8102,13 @@
                 <w:sz w:val="32"/>
                 <w:szCs w:val="32"/>
               </w:rPr>
-              <w:t>37.49</w:t>
+              <w:t>13.49</w:t>
             </w:r>
           </w:p>
         </w:tc>
         <w:tc>
           <w:tcPr>
-            <w:tcW w:w="1127" w:type="dxa"/>
+            <w:tcW w:w="1125" w:type="dxa"/>
             <w:tcBorders>
               <w:top w:val="single" w:sz="4" w:space="0" w:color="auto"/>
               <w:left w:val="nil"/>
@@ -8618,7 +8127,7 @@
                 <w:sz w:val="32"/>
                 <w:szCs w:val="32"/>
               </w:rPr>
-              <w:t>38.24</w:t>
+              <w:t>14.35</w:t>
             </w:r>
           </w:p>
         </w:tc>
@@ -8639,7 +8148,7 @@
                 <w:sz w:val="32"/>
                 <w:szCs w:val="32"/>
               </w:rPr>
-              <w:t>40.16</w:t>
+              <w:t>13.63</w:t>
             </w:r>
           </w:p>
         </w:tc>
@@ -8649,13 +8158,8 @@
       <w:pPr>
         <w:spacing w:before="180"/>
         <w:jc w:val="center"/>
-        <w:rPr>
-          <w:b/>
-          <w:bCs/>
-        </w:rPr>
-      </w:pPr>
-      <w:bookmarkStart w:id="92" w:name="_Toc229862671"/>
-      <w:bookmarkEnd w:id="91"/>
+      </w:pPr>
+      <w:bookmarkStart w:id="91" w:name="_Toc229862670"/>
       <w:r>
         <w:rPr>
           <w:cs/>
@@ -8675,7 +8179,7 @@
             <w:noProof/>
             <w:cs/>
           </w:rPr>
-          <w:t>4</w:t>
+          <w:t>3</w:t>
         </w:r>
       </w:fldSimple>
       <w:r>
@@ -8719,16 +8223,10 @@
       </w:r>
       <w:r>
         <w:rPr>
-          <w:cs/>
-        </w:rPr>
-        <w:t>5</w:t>
-      </w:r>
-      <w:r>
-        <w:rPr>
-          <w:rFonts w:hint="cs"/>
-          <w:cs/>
-        </w:rPr>
-        <w:t>0</w:t>
+          <w:rFonts w:hint="cs"/>
+          <w:cs/>
+        </w:rPr>
+        <w:t>30</w:t>
       </w:r>
       <w:r>
         <w:rPr>
@@ -8736,8 +8234,7 @@
         </w:rPr>
         <w:t xml:space="preserve"> ชิ้น</w:t>
       </w:r>
-      <w:bookmarkStart w:id="93" w:name="_Ref220620707"/>
-      <w:bookmarkEnd w:id="92"/>
+      <w:bookmarkEnd w:id="91"/>
     </w:p>
     <w:tbl>
       <w:tblPr>
@@ -8778,6 +8275,7 @@
                 <w:cs/>
               </w:rPr>
             </w:pPr>
+            <w:bookmarkStart w:id="92" w:name="_Ref220620705"/>
             <w:r>
               <w:rPr>
                 <w:rFonts w:hint="cs"/>
@@ -9102,12 +8600,10 @@
             </w:pPr>
             <w:r>
               <w:rPr>
-                <w:rFonts w:hint="cs"/>
-                <w:sz w:val="32"/>
-                <w:szCs w:val="32"/>
-                <w:cs/>
-              </w:rPr>
-              <w:t>7.43</w:t>
+                <w:sz w:val="32"/>
+                <w:szCs w:val="32"/>
+              </w:rPr>
+              <w:t>5.24</w:t>
             </w:r>
           </w:p>
         </w:tc>
@@ -9130,12 +8626,10 @@
             </w:pPr>
             <w:r>
               <w:rPr>
-                <w:rFonts w:hint="cs"/>
-                <w:sz w:val="32"/>
-                <w:szCs w:val="32"/>
-                <w:cs/>
-              </w:rPr>
-              <w:t>8.94</w:t>
+                <w:sz w:val="32"/>
+                <w:szCs w:val="32"/>
+              </w:rPr>
+              <w:t>4.69</w:t>
             </w:r>
           </w:p>
         </w:tc>
@@ -9158,12 +8652,10 @@
             </w:pPr>
             <w:r>
               <w:rPr>
-                <w:rFonts w:hint="cs"/>
-                <w:sz w:val="32"/>
-                <w:szCs w:val="32"/>
-                <w:cs/>
-              </w:rPr>
-              <w:t>9.71</w:t>
+                <w:sz w:val="32"/>
+                <w:szCs w:val="32"/>
+              </w:rPr>
+              <w:t>6.62</w:t>
             </w:r>
           </w:p>
         </w:tc>
@@ -9186,12 +8678,10 @@
             </w:pPr>
             <w:r>
               <w:rPr>
-                <w:rFonts w:hint="cs"/>
-                <w:sz w:val="32"/>
-                <w:szCs w:val="32"/>
-                <w:cs/>
-              </w:rPr>
-              <w:t>8.65</w:t>
+                <w:sz w:val="32"/>
+                <w:szCs w:val="32"/>
+              </w:rPr>
+              <w:t>5.42</w:t>
             </w:r>
           </w:p>
         </w:tc>
@@ -9213,12 +8703,10 @@
             </w:pPr>
             <w:r>
               <w:rPr>
-                <w:rFonts w:hint="cs"/>
-                <w:sz w:val="32"/>
-                <w:szCs w:val="32"/>
-                <w:cs/>
-              </w:rPr>
-              <w:t>8.21</w:t>
+                <w:sz w:val="32"/>
+                <w:szCs w:val="32"/>
+              </w:rPr>
+              <w:t>5.65</w:t>
             </w:r>
           </w:p>
         </w:tc>
@@ -9236,12 +8724,10 @@
             </w:pPr>
             <w:r>
               <w:rPr>
-                <w:rFonts w:hint="cs"/>
-                <w:sz w:val="32"/>
-                <w:szCs w:val="32"/>
-                <w:cs/>
-              </w:rPr>
-              <w:t>8.59</w:t>
+                <w:sz w:val="32"/>
+                <w:szCs w:val="32"/>
+              </w:rPr>
+              <w:t>5.52</w:t>
             </w:r>
           </w:p>
         </w:tc>
@@ -9291,12 +8777,10 @@
             </w:pPr>
             <w:r>
               <w:rPr>
-                <w:rFonts w:hint="cs"/>
-                <w:sz w:val="32"/>
-                <w:szCs w:val="32"/>
-                <w:cs/>
-              </w:rPr>
-              <w:t>72.43</w:t>
+                <w:sz w:val="32"/>
+                <w:szCs w:val="32"/>
+              </w:rPr>
+              <w:t>43.28</w:t>
             </w:r>
           </w:p>
         </w:tc>
@@ -9319,12 +8803,10 @@
             </w:pPr>
             <w:r>
               <w:rPr>
-                <w:rFonts w:hint="cs"/>
-                <w:sz w:val="32"/>
-                <w:szCs w:val="32"/>
-                <w:cs/>
-              </w:rPr>
-              <w:t>82.38</w:t>
+                <w:sz w:val="32"/>
+                <w:szCs w:val="32"/>
+              </w:rPr>
+              <w:t>39.42</w:t>
             </w:r>
           </w:p>
         </w:tc>
@@ -9347,12 +8829,10 @@
             </w:pPr>
             <w:r>
               <w:rPr>
-                <w:rFonts w:hint="cs"/>
-                <w:sz w:val="32"/>
-                <w:szCs w:val="32"/>
-                <w:cs/>
-              </w:rPr>
-              <w:t>76.46</w:t>
+                <w:sz w:val="32"/>
+                <w:szCs w:val="32"/>
+              </w:rPr>
+              <w:t>42.36</w:t>
             </w:r>
           </w:p>
         </w:tc>
@@ -9375,12 +8855,10 @@
             </w:pPr>
             <w:r>
               <w:rPr>
-                <w:rFonts w:hint="cs"/>
-                <w:sz w:val="32"/>
-                <w:szCs w:val="32"/>
-                <w:cs/>
-              </w:rPr>
-              <w:t>74.85</w:t>
+                <w:sz w:val="32"/>
+                <w:szCs w:val="32"/>
+              </w:rPr>
+              <w:t>37.49</w:t>
             </w:r>
           </w:p>
         </w:tc>
@@ -9402,12 +8880,10 @@
             </w:pPr>
             <w:r>
               <w:rPr>
-                <w:rFonts w:hint="cs"/>
-                <w:sz w:val="32"/>
-                <w:szCs w:val="32"/>
-                <w:cs/>
-              </w:rPr>
-              <w:t>78.69</w:t>
+                <w:sz w:val="32"/>
+                <w:szCs w:val="32"/>
+              </w:rPr>
+              <w:t>38.24</w:t>
             </w:r>
           </w:p>
         </w:tc>
@@ -9425,12 +8901,10 @@
             </w:pPr>
             <w:r>
               <w:rPr>
-                <w:rFonts w:hint="cs"/>
-                <w:sz w:val="32"/>
-                <w:szCs w:val="32"/>
-                <w:cs/>
-              </w:rPr>
-              <w:t>76.96</w:t>
+                <w:sz w:val="32"/>
+                <w:szCs w:val="32"/>
+              </w:rPr>
+              <w:t>40.16</w:t>
             </w:r>
           </w:p>
         </w:tc>
@@ -9440,15 +8914,17 @@
       <w:pPr>
         <w:spacing w:before="180"/>
         <w:jc w:val="center"/>
-      </w:pPr>
-      <w:bookmarkStart w:id="94" w:name="_Ref229856821"/>
-      <w:bookmarkStart w:id="95" w:name="_Toc229862672"/>
-      <w:bookmarkEnd w:id="93"/>
-      <w:r>
-        <w:rPr>
-          <w:cs/>
-        </w:rPr>
-        <w:lastRenderedPageBreak/>
+        <w:rPr>
+          <w:b/>
+          <w:bCs/>
+        </w:rPr>
+      </w:pPr>
+      <w:bookmarkStart w:id="93" w:name="_Toc229862671"/>
+      <w:bookmarkEnd w:id="92"/>
+      <w:r>
+        <w:rPr>
+          <w:cs/>
+        </w:rPr>
         <w:t xml:space="preserve">ตารางที่ </w:t>
       </w:r>
       <w:r>
@@ -9464,10 +8940,9 @@
             <w:noProof/>
             <w:cs/>
           </w:rPr>
-          <w:t>5</w:t>
+          <w:t>4</w:t>
         </w:r>
       </w:fldSimple>
-      <w:bookmarkEnd w:id="94"/>
       <w:r>
         <w:rPr>
           <w:rFonts w:hint="cs"/>
@@ -9509,10 +8984,16 @@
       </w:r>
       <w:r>
         <w:rPr>
-          <w:rFonts w:hint="cs"/>
-          <w:cs/>
-        </w:rPr>
-        <w:t>100</w:t>
+          <w:cs/>
+        </w:rPr>
+        <w:t>5</w:t>
+      </w:r>
+      <w:r>
+        <w:rPr>
+          <w:rFonts w:hint="cs"/>
+          <w:cs/>
+        </w:rPr>
+        <w:t>0</w:t>
       </w:r>
       <w:r>
         <w:rPr>
@@ -9520,7 +9001,8 @@
         </w:rPr>
         <w:t xml:space="preserve"> ชิ้น</w:t>
       </w:r>
-      <w:bookmarkEnd w:id="95"/>
+      <w:bookmarkStart w:id="94" w:name="_Ref220620707"/>
+      <w:bookmarkEnd w:id="93"/>
     </w:p>
     <w:tbl>
       <w:tblPr>
@@ -9885,10 +9367,12 @@
             </w:pPr>
             <w:r>
               <w:rPr>
-                <w:sz w:val="32"/>
-                <w:szCs w:val="32"/>
-              </w:rPr>
-              <w:t>26.42</w:t>
+                <w:rFonts w:hint="cs"/>
+                <w:sz w:val="32"/>
+                <w:szCs w:val="32"/>
+                <w:cs/>
+              </w:rPr>
+              <w:t>7.43</w:t>
             </w:r>
           </w:p>
         </w:tc>
@@ -9911,10 +9395,12 @@
             </w:pPr>
             <w:r>
               <w:rPr>
-                <w:sz w:val="32"/>
-                <w:szCs w:val="32"/>
-              </w:rPr>
-              <w:t>25.43</w:t>
+                <w:rFonts w:hint="cs"/>
+                <w:sz w:val="32"/>
+                <w:szCs w:val="32"/>
+                <w:cs/>
+              </w:rPr>
+              <w:t>8.94</w:t>
             </w:r>
           </w:p>
         </w:tc>
@@ -9937,10 +9423,12 @@
             </w:pPr>
             <w:r>
               <w:rPr>
-                <w:sz w:val="32"/>
-                <w:szCs w:val="32"/>
-              </w:rPr>
-              <w:t>22.46</w:t>
+                <w:rFonts w:hint="cs"/>
+                <w:sz w:val="32"/>
+                <w:szCs w:val="32"/>
+                <w:cs/>
+              </w:rPr>
+              <w:t>9.71</w:t>
             </w:r>
           </w:p>
         </w:tc>
@@ -9963,10 +9451,12 @@
             </w:pPr>
             <w:r>
               <w:rPr>
-                <w:sz w:val="32"/>
-                <w:szCs w:val="32"/>
-              </w:rPr>
-              <w:t>23.34</w:t>
+                <w:rFonts w:hint="cs"/>
+                <w:sz w:val="32"/>
+                <w:szCs w:val="32"/>
+                <w:cs/>
+              </w:rPr>
+              <w:t>8.65</w:t>
             </w:r>
           </w:p>
         </w:tc>
@@ -9988,10 +9478,12 @@
             </w:pPr>
             <w:r>
               <w:rPr>
-                <w:sz w:val="32"/>
-                <w:szCs w:val="32"/>
-              </w:rPr>
-              <w:t>22.94</w:t>
+                <w:rFonts w:hint="cs"/>
+                <w:sz w:val="32"/>
+                <w:szCs w:val="32"/>
+                <w:cs/>
+              </w:rPr>
+              <w:t>8.21</w:t>
             </w:r>
           </w:p>
         </w:tc>
@@ -10009,10 +9501,12 @@
             </w:pPr>
             <w:r>
               <w:rPr>
-                <w:sz w:val="32"/>
-                <w:szCs w:val="32"/>
-              </w:rPr>
-              <w:t>24.12</w:t>
+                <w:rFonts w:hint="cs"/>
+                <w:sz w:val="32"/>
+                <w:szCs w:val="32"/>
+                <w:cs/>
+              </w:rPr>
+              <w:t>8.59</w:t>
             </w:r>
           </w:p>
         </w:tc>
@@ -10062,10 +9556,12 @@
             </w:pPr>
             <w:r>
               <w:rPr>
-                <w:sz w:val="32"/>
-                <w:szCs w:val="32"/>
-              </w:rPr>
-              <w:t>142.35</w:t>
+                <w:rFonts w:hint="cs"/>
+                <w:sz w:val="32"/>
+                <w:szCs w:val="32"/>
+                <w:cs/>
+              </w:rPr>
+              <w:t>72.43</w:t>
             </w:r>
           </w:p>
         </w:tc>
@@ -10088,10 +9584,12 @@
             </w:pPr>
             <w:r>
               <w:rPr>
-                <w:sz w:val="32"/>
-                <w:szCs w:val="32"/>
-              </w:rPr>
-              <w:t>139.24</w:t>
+                <w:rFonts w:hint="cs"/>
+                <w:sz w:val="32"/>
+                <w:szCs w:val="32"/>
+                <w:cs/>
+              </w:rPr>
+              <w:t>82.38</w:t>
             </w:r>
           </w:p>
         </w:tc>
@@ -10114,10 +9612,12 @@
             </w:pPr>
             <w:r>
               <w:rPr>
-                <w:sz w:val="32"/>
-                <w:szCs w:val="32"/>
-              </w:rPr>
-              <w:t>146.49</w:t>
+                <w:rFonts w:hint="cs"/>
+                <w:sz w:val="32"/>
+                <w:szCs w:val="32"/>
+                <w:cs/>
+              </w:rPr>
+              <w:t>76.46</w:t>
             </w:r>
           </w:p>
         </w:tc>
@@ -10140,10 +9640,12 @@
             </w:pPr>
             <w:r>
               <w:rPr>
-                <w:sz w:val="32"/>
-                <w:szCs w:val="32"/>
-              </w:rPr>
-              <w:t>143.49</w:t>
+                <w:rFonts w:hint="cs"/>
+                <w:sz w:val="32"/>
+                <w:szCs w:val="32"/>
+                <w:cs/>
+              </w:rPr>
+              <w:t>74.85</w:t>
             </w:r>
           </w:p>
         </w:tc>
@@ -10165,10 +9667,12 @@
             </w:pPr>
             <w:r>
               <w:rPr>
-                <w:sz w:val="32"/>
-                <w:szCs w:val="32"/>
-              </w:rPr>
-              <w:t>141.92</w:t>
+                <w:rFonts w:hint="cs"/>
+                <w:sz w:val="32"/>
+                <w:szCs w:val="32"/>
+                <w:cs/>
+              </w:rPr>
+              <w:t>78.69</w:t>
             </w:r>
           </w:p>
         </w:tc>
@@ -10186,10 +9690,12 @@
             </w:pPr>
             <w:r>
               <w:rPr>
-                <w:sz w:val="32"/>
-                <w:szCs w:val="32"/>
-              </w:rPr>
-              <w:t>142.70</w:t>
+                <w:rFonts w:hint="cs"/>
+                <w:sz w:val="32"/>
+                <w:szCs w:val="32"/>
+                <w:cs/>
+              </w:rPr>
+              <w:t>76.96</w:t>
             </w:r>
           </w:p>
         </w:tc>
@@ -10198,13 +9704,64 @@
     <w:p>
       <w:pPr>
         <w:spacing w:before="180"/>
-        <w:ind w:firstLine="567"/>
-      </w:pPr>
-      <w:r>
-        <w:rPr>
-          <w:cs/>
-        </w:rPr>
-        <w:t>จากการทดสอบประสิทธิภาพความเร็วในการอ่านข้อมูลระหว่าง อาร์เอฟไอดี และ บาร์</w:t>
+        <w:jc w:val="center"/>
+      </w:pPr>
+      <w:bookmarkStart w:id="95" w:name="_Ref229856821"/>
+      <w:bookmarkStart w:id="96" w:name="_Toc229862672"/>
+      <w:bookmarkEnd w:id="94"/>
+      <w:r>
+        <w:rPr>
+          <w:cs/>
+        </w:rPr>
+        <w:lastRenderedPageBreak/>
+        <w:t xml:space="preserve">ตารางที่ </w:t>
+      </w:r>
+      <w:r>
+        <w:rPr>
+          <w:rFonts w:hint="cs"/>
+          <w:cs/>
+        </w:rPr>
+        <w:t>4.</w:t>
+      </w:r>
+      <w:fldSimple w:instr=" SEQ ตารางที่ \* ARABIC ">
+        <w:r>
+          <w:rPr>
+            <w:noProof/>
+            <w:cs/>
+          </w:rPr>
+          <w:t>5</w:t>
+        </w:r>
+      </w:fldSimple>
+      <w:bookmarkEnd w:id="95"/>
+      <w:r>
+        <w:rPr>
+          <w:rFonts w:hint="cs"/>
+          <w:cs/>
+        </w:rPr>
+        <w:t xml:space="preserve"> </w:t>
+      </w:r>
+      <w:r>
+        <w:rPr>
+          <w:cs/>
+        </w:rPr>
+        <w:t>ผลการทดสอบความเร็วระหว่าง อาร์เอฟไอดี</w:t>
+      </w:r>
+      <w:proofErr w:type="spellStart"/>
+      <w:r>
+        <w:rPr>
+          <w:cs/>
+        </w:rPr>
+        <w:t>แท็ก</w:t>
+      </w:r>
+      <w:proofErr w:type="spellEnd"/>
+      <w:r>
+        <w:t xml:space="preserve"> </w:t>
+      </w:r>
+      <w:r>
+        <w:rPr>
+          <w:cs/>
+        </w:rPr>
+        <w:t>และ บาร์</w:t>
       </w:r>
       <w:r>
         <w:rPr>
@@ -10213,578 +9770,22 @@
         <w:t>โค้ด</w:t>
       </w:r>
       <w:r>
-        <w:rPr>
-          <w:cs/>
-        </w:rPr>
-        <w:t xml:space="preserve"> ในปริมาณสินค้าที่แตกต่างกัน ตั้งแต่ </w:t>
-      </w:r>
-      <w:r>
-        <w:t>5</w:t>
-      </w:r>
-      <w:r>
-        <w:rPr>
-          <w:cs/>
-        </w:rPr>
-        <w:t xml:space="preserve"> ชิ้น ไปจนถึง </w:t>
-      </w:r>
-      <w:r>
+        <w:t xml:space="preserve"> </w:t>
+      </w:r>
+      <w:r>
+        <w:rPr>
+          <w:rFonts w:hint="cs"/>
+          <w:cs/>
+        </w:rPr>
         <w:t>100</w:t>
       </w:r>
       <w:r>
         <w:rPr>
           <w:cs/>
         </w:rPr>
-        <w:t xml:space="preserve"> ชิ้น พบประเด็นสำคัญดังนี้</w:t>
-      </w:r>
-      <w:r>
-        <w:t xml:space="preserve"> </w:t>
-      </w:r>
-      <w:r>
-        <w:rPr>
-          <w:cs/>
-        </w:rPr>
-        <w:t>ความรวดเร็วที่มากกว่าอย่างเห็นได้ชัด ในทุกจำนวนที่ทดสอบ อาร์เอฟไอดี ทำเวลาได้น้อยกว่าบาร์</w:t>
-      </w:r>
-      <w:r>
-        <w:rPr>
-          <w:cs/>
-        </w:rPr>
-        <w:t>โค้ด</w:t>
-      </w:r>
-      <w:r>
-        <w:rPr>
-          <w:cs/>
-        </w:rPr>
-        <w:t xml:space="preserve"> โดยเฉลี่ยแล้ว ประมาณ </w:t>
-      </w:r>
-      <w:r>
-        <w:t>6-12</w:t>
-      </w:r>
-      <w:r>
-        <w:rPr>
-          <w:cs/>
-        </w:rPr>
-        <w:t xml:space="preserve"> เท่า</w:t>
-      </w:r>
-    </w:p>
-    <w:p>
-      <w:pPr>
-        <w:ind w:firstLine="567"/>
-      </w:pPr>
-      <w:r>
-        <w:rPr>
-          <w:cs/>
-        </w:rPr>
-        <w:t xml:space="preserve">ประสิทธิภาพเมื่อปริมาณสินค้าเพิ่มขึ้นที่ </w:t>
-      </w:r>
-      <w:r>
-        <w:t>5-10</w:t>
-      </w:r>
-      <w:r>
-        <w:rPr>
-          <w:cs/>
-        </w:rPr>
-        <w:t xml:space="preserve"> ชิ้น ความแตกต่างอยู่ในระดับหลักวินาที (อาร์เอฟไอดี ใช้เวลาประมาณ </w:t>
-      </w:r>
-      <w:r>
-        <w:t>0.75</w:t>
-      </w:r>
-      <w:r>
-        <w:rPr>
-          <w:cs/>
-        </w:rPr>
-        <w:t xml:space="preserve"> </w:t>
-      </w:r>
-      <w:r>
-        <w:rPr>
-          <w:cs/>
-        </w:rPr>
-        <w:t>–</w:t>
-      </w:r>
-      <w:r>
-        <w:rPr>
-          <w:cs/>
-        </w:rPr>
-        <w:t xml:space="preserve"> </w:t>
-      </w:r>
-      <w:r>
-        <w:t>0.92</w:t>
-      </w:r>
-      <w:r>
-        <w:rPr>
-          <w:cs/>
-        </w:rPr>
-        <w:t xml:space="preserve"> วินาที ในขณะที่บาร์</w:t>
-      </w:r>
-      <w:r>
-        <w:rPr>
-          <w:cs/>
-        </w:rPr>
-        <w:t>โค้ด</w:t>
-      </w:r>
-      <w:r>
-        <w:rPr>
-          <w:cs/>
-        </w:rPr>
-        <w:t xml:space="preserve">ใช้ถึง </w:t>
-      </w:r>
-      <w:r>
-        <w:t>7.24</w:t>
-      </w:r>
-      <w:r>
-        <w:rPr>
-          <w:cs/>
-        </w:rPr>
-        <w:t xml:space="preserve"> </w:t>
-      </w:r>
-      <w:r>
-        <w:rPr>
-          <w:cs/>
-        </w:rPr>
-        <w:t>–</w:t>
-      </w:r>
-      <w:r>
-        <w:rPr>
-          <w:cs/>
-        </w:rPr>
-        <w:t xml:space="preserve"> </w:t>
-      </w:r>
-      <w:r>
-        <w:t>9.34</w:t>
-      </w:r>
-      <w:r>
-        <w:rPr>
-          <w:cs/>
-        </w:rPr>
-        <w:t xml:space="preserve"> วินาที)</w:t>
-      </w:r>
-      <w:r>
-        <w:rPr>
-          <w:rFonts w:hint="cs"/>
-          <w:cs/>
-        </w:rPr>
-        <w:t xml:space="preserve"> </w:t>
-      </w:r>
-      <w:r>
-        <w:rPr>
-          <w:cs/>
-        </w:rPr>
-        <w:t>ที่ 100 ชิ้น (</w:t>
-      </w:r>
-      <w:r>
-        <w:rPr>
-          <w:cs/>
-        </w:rPr>
-        <w:fldChar w:fldCharType="begin"/>
-      </w:r>
-      <w:r>
-        <w:rPr>
-          <w:cs/>
-        </w:rPr>
-        <w:instrText xml:space="preserve"> </w:instrText>
-      </w:r>
-      <w:r>
-        <w:instrText>REF _Ref</w:instrText>
-      </w:r>
-      <w:r>
-        <w:rPr>
-          <w:cs/>
-        </w:rPr>
-        <w:instrText xml:space="preserve">229856821 </w:instrText>
-      </w:r>
-      <w:r>
-        <w:instrText>\h</w:instrText>
-      </w:r>
-      <w:r>
-        <w:rPr>
-          <w:cs/>
-        </w:rPr>
-        <w:instrText xml:space="preserve"> </w:instrText>
-      </w:r>
-      <w:r>
-        <w:rPr>
-          <w:cs/>
-        </w:rPr>
-      </w:r>
-      <w:r>
-        <w:rPr>
-          <w:cs/>
-        </w:rPr>
-        <w:fldChar w:fldCharType="separate"/>
-      </w:r>
-      <w:r>
-        <w:rPr>
-          <w:cs/>
-        </w:rPr>
-        <w:t xml:space="preserve">ตารางที่ </w:t>
-      </w:r>
-      <w:r>
-        <w:rPr>
-          <w:rFonts w:hint="cs"/>
-          <w:cs/>
-        </w:rPr>
-        <w:t>4.</w:t>
-      </w:r>
-      <w:r>
-        <w:rPr>
-          <w:noProof/>
-          <w:cs/>
-        </w:rPr>
-        <w:t>5</w:t>
-      </w:r>
-      <w:r>
-        <w:rPr>
-          <w:cs/>
-        </w:rPr>
-        <w:fldChar w:fldCharType="end"/>
-      </w:r>
-      <w:r>
-        <w:rPr>
-          <w:rFonts w:hint="cs"/>
-          <w:cs/>
-        </w:rPr>
-        <w:t xml:space="preserve"> </w:t>
-      </w:r>
-      <w:r>
-        <w:rPr>
-          <w:cs/>
-        </w:rPr>
-        <w:t xml:space="preserve">จุดที่เห็นผลชัดที่สุด): อาร์เอฟไอดี ใช้เวลาเฉลี่ยเพียง </w:t>
-      </w:r>
-      <w:r>
-        <w:t>24.12</w:t>
-      </w:r>
-      <w:r>
-        <w:rPr>
-          <w:cs/>
-        </w:rPr>
-        <w:t xml:space="preserve"> วินาที ในขณะที่บาร์โค้ดต้องใช้เวลาสูงถึง </w:t>
-      </w:r>
-      <w:r>
-        <w:t>142.70</w:t>
-      </w:r>
-      <w:r>
-        <w:rPr>
-          <w:cs/>
-        </w:rPr>
-        <w:t xml:space="preserve"> วินาที </w:t>
-      </w:r>
-    </w:p>
-    <w:p>
-      <w:pPr>
-        <w:ind w:firstLine="567"/>
-      </w:pPr>
-      <w:r>
-        <w:rPr>
-          <w:cs/>
-        </w:rPr>
-        <w:t>ในด้านอัตราการเติบโตของเวลาบาร์</w:t>
-      </w:r>
-      <w:r>
-        <w:rPr>
-          <w:cs/>
-        </w:rPr>
-        <w:t>โค้ด</w:t>
-      </w:r>
-      <w:r>
-        <w:rPr>
-          <w:cs/>
-        </w:rPr>
-        <w:t>มีแนวโน้มการใช้เวลาที่เพิ่มขึ้นแบบเส้นตรง (</w:t>
-      </w:r>
-      <w:r>
-        <w:t xml:space="preserve">Linear) </w:t>
-      </w:r>
-      <w:r>
-        <w:rPr>
-          <w:cs/>
-        </w:rPr>
-        <w:t>ตามจำนวนชิ้น เพราะต้องสแกนทีละชิ้น แต่ อาร์เอฟไอดี แสดงให้เห็นถึงความสามารถในการอ่านแบบกลุ่ม (</w:t>
-      </w:r>
-      <w:r>
-        <w:t xml:space="preserve">Bulk Reading) </w:t>
-      </w:r>
-      <w:r>
-        <w:rPr>
-          <w:cs/>
-        </w:rPr>
-        <w:t>ที่มีประสิทธิภาพมากกว่า แม้จำนวนชิ้นจะมากขึ้น แต่เวลาที่เพิ่มขึ้นไม่ได้สูงเท่าบาร์</w:t>
-      </w:r>
-      <w:r>
-        <w:rPr>
-          <w:cs/>
-        </w:rPr>
-        <w:t>โค้ด</w:t>
-      </w:r>
-    </w:p>
-    <w:p>
-      <w:pPr>
-        <w:ind w:firstLine="567"/>
-      </w:pPr>
-      <w:r>
-        <w:rPr>
-          <w:cs/>
-        </w:rPr>
-        <w:t>ในส่วนของความแม่นยำในการอ่านข้อมูล ได้ใช้เทคนิคการอ่านซ้ำแบบต่อเนื่อง (</w:t>
-      </w:r>
-      <w:r>
-        <w:t xml:space="preserve">Continuous Sampling) </w:t>
-      </w:r>
-      <w:r>
-        <w:rPr>
-          <w:cs/>
-        </w:rPr>
-        <w:t xml:space="preserve">เนื่องจากโมดูล อาร์เอฟไอดี มีความเร็วในการอ่านสูงมากกว่า </w:t>
-      </w:r>
-      <w:r>
-        <w:t>50</w:t>
-      </w:r>
-      <w:r>
-        <w:rPr>
-          <w:cs/>
-        </w:rPr>
-        <w:t xml:space="preserve"> ครั้งต่อวินาที ระบบจึงถูกออกแบบให้ทำการตรวจสอบความถูกต้องของรหัสที่อ่านได้หลายครั้งภายในเสี้ยววินาที เพื่อยืนยันความถูกต้องของข้อมูลก่อนส่งไปยังฐานข้อมูล จากการทดสอบในสภาวะควบคุมพบว่าเทคนิคการอ่านซ้ำดังกล่าวช่วยลดอัตราการอ่านพลาดให้เป็นศูนย์ ส่งผลให้ระบบมีความแม่นยำในการระบุตัวตนสินค้าครบถ้วนทุกรายการ</w:t>
-      </w:r>
-      <w:r>
-        <w:t xml:space="preserve"> </w:t>
-      </w:r>
-      <w:r>
-        <w:rPr>
-          <w:cs/>
-        </w:rPr>
-        <w:t xml:space="preserve">ตลอดการทดสอบทั้ง </w:t>
-      </w:r>
-      <w:r>
-        <w:t>5</w:t>
-      </w:r>
-      <w:r>
-        <w:rPr>
-          <w:cs/>
-        </w:rPr>
-        <w:t xml:space="preserve"> ชุด ทั้งนี้ ความแม่นยำดังกล่าวขึ้นอยู่กับมุมในการอ่าน และการเรียงสินค้าซึ่งในการทดลองนี้ได้เลือกใช้ตำแหน่งที่เหมาะสมที่สุด เมื่อเทียบกับระบบที่ใช้บาร์</w:t>
-      </w:r>
-      <w:r>
-        <w:rPr>
-          <w:cs/>
-        </w:rPr>
-        <w:t>โค้ด</w:t>
-      </w:r>
-      <w:r>
-        <w:rPr>
-          <w:cs/>
-        </w:rPr>
-        <w:t xml:space="preserve"> มีความเสี่ยงที่เกิดจากความผิดพลาดของมนุษย์ เช่น การข้ามลำดับหรือการสแกนซ้ำซ้อน แต่ระบบ อาร์เอฟไอดี ที่พัฒนาขึ้นนี้ใช้เทคนิคการกรองข้อมูลร่วมกับการอ่านซ้ำด้วยความเร็วสูง ทำให้สามารถตัดโอกาสการเกิดข้อผิดพลาดดังกล่าวได้</w:t>
-      </w:r>
-    </w:p>
-    <w:p>
-      <w:pPr>
-        <w:ind w:firstLine="567"/>
-      </w:pPr>
-      <w:r>
-        <w:rPr>
-          <w:cs/>
-        </w:rPr>
-        <w:lastRenderedPageBreak/>
-        <w:t>เนื่องจากหลักการทำงานของ</w:t>
-      </w:r>
-      <w:r>
-        <w:rPr>
-          <w:cs/>
-        </w:rPr>
-        <w:t>อาร์เอฟไอดี</w:t>
-      </w:r>
-      <w:r>
-        <w:t xml:space="preserve"> </w:t>
-      </w:r>
-      <w:r>
-        <w:rPr>
-          <w:cs/>
-        </w:rPr>
-        <w:t xml:space="preserve">คือใช้คลื่นวิทยุไม่ได้ใช้แสงในการอ่านรหัสเหมือนกับ </w:t>
-      </w:r>
-      <w:r>
-        <w:rPr>
-          <w:cs/>
-        </w:rPr>
-        <w:t>บาร์</w:t>
-      </w:r>
-      <w:r>
-        <w:rPr>
-          <w:cs/>
-        </w:rPr>
-        <w:t>โค้ด</w:t>
-      </w:r>
-      <w:r>
-        <w:t xml:space="preserve"> </w:t>
-      </w:r>
-      <w:r>
-        <w:rPr>
-          <w:cs/>
-        </w:rPr>
-        <w:t xml:space="preserve">และ </w:t>
-      </w:r>
-      <w:r>
-        <w:rPr>
-          <w:cs/>
-        </w:rPr>
-        <w:t>คิวอาร์</w:t>
-      </w:r>
-      <w:r>
-        <w:rPr>
-          <w:cs/>
-        </w:rPr>
-        <w:t>โค้ด</w:t>
-      </w:r>
-      <w:r>
-        <w:t xml:space="preserve"> </w:t>
-      </w:r>
-      <w:r>
-        <w:rPr>
-          <w:rFonts w:hint="cs"/>
-          <w:cs/>
-        </w:rPr>
-        <w:t xml:space="preserve">เมื่อทำการเปลี่ยนบรรจุภัณฑ์ต่างชนิดกันระหว่างกล่องกระดาษและกล่องพลาสติก ได้ผลลัพธ์ที่ใกล้เคียงกันทั้ง </w:t>
-      </w:r>
-      <w:r>
-        <w:t>2</w:t>
-      </w:r>
-      <w:r>
-        <w:rPr>
-          <w:rFonts w:hint="cs"/>
-          <w:cs/>
-        </w:rPr>
-        <w:t xml:space="preserve"> ประเภท ดัง</w:t>
-      </w:r>
-      <w:r>
-        <w:fldChar w:fldCharType="begin"/>
-      </w:r>
-      <w:r>
-        <w:instrText xml:space="preserve"> REF _Ref229856792 \h </w:instrText>
-      </w:r>
-      <w:r>
-        <w:fldChar w:fldCharType="separate"/>
-      </w:r>
-      <w:r>
-        <w:rPr>
-          <w:cs/>
-        </w:rPr>
-        <w:t>ตารางที่</w:t>
-      </w:r>
-      <w:r>
-        <w:rPr>
-          <w:rFonts w:hint="cs"/>
-          <w:cs/>
-        </w:rPr>
-        <w:t xml:space="preserve"> 4.</w:t>
-      </w:r>
-      <w:r>
-        <w:rPr>
-          <w:noProof/>
-          <w:cs/>
-        </w:rPr>
-        <w:t>6</w:t>
-      </w:r>
-      <w:r>
-        <w:fldChar w:fldCharType="end"/>
-      </w:r>
-      <w:r>
-        <w:t xml:space="preserve"> </w:t>
-      </w:r>
-    </w:p>
-    <w:p>
-      <w:pPr>
-        <w:spacing w:before="180"/>
-        <w:jc w:val="center"/>
-      </w:pPr>
-      <w:bookmarkStart w:id="96" w:name="_Ref229856792"/>
-      <w:bookmarkStart w:id="97" w:name="_Ref220620601"/>
-      <w:bookmarkStart w:id="98" w:name="_Toc229862673"/>
-      <w:r>
-        <w:rPr>
-          <w:cs/>
-        </w:rPr>
-        <w:t>ตารางที่</w:t>
-      </w:r>
-      <w:r>
-        <w:rPr>
-          <w:rFonts w:hint="cs"/>
-          <w:cs/>
-        </w:rPr>
-        <w:t xml:space="preserve"> 4.</w:t>
-      </w:r>
-      <w:r>
-        <w:rPr>
-          <w:cs/>
-        </w:rPr>
-        <w:fldChar w:fldCharType="begin"/>
-      </w:r>
-      <w:r>
-        <w:rPr>
-          <w:cs/>
-        </w:rPr>
-        <w:instrText xml:space="preserve"> </w:instrText>
-      </w:r>
-      <w:r>
-        <w:rPr>
-          <w:rFonts w:hint="cs"/>
-        </w:rPr>
-        <w:instrText xml:space="preserve">SEQ </w:instrText>
-      </w:r>
-      <w:r>
-        <w:rPr>
-          <w:rFonts w:hint="cs"/>
-          <w:cs/>
-        </w:rPr>
-        <w:instrText xml:space="preserve">ตารางที่ </w:instrText>
-      </w:r>
-      <w:r>
-        <w:rPr>
-          <w:rFonts w:hint="cs"/>
-        </w:rPr>
-        <w:instrText>\* ARABIC</w:instrText>
-      </w:r>
-      <w:r>
-        <w:rPr>
-          <w:cs/>
-        </w:rPr>
-        <w:instrText xml:space="preserve"> </w:instrText>
-      </w:r>
-      <w:r>
-        <w:rPr>
-          <w:cs/>
-        </w:rPr>
-        <w:fldChar w:fldCharType="separate"/>
-      </w:r>
-      <w:r>
-        <w:rPr>
-          <w:noProof/>
-          <w:cs/>
-        </w:rPr>
-        <w:t>6</w:t>
-      </w:r>
-      <w:r>
-        <w:rPr>
-          <w:cs/>
-        </w:rPr>
-        <w:fldChar w:fldCharType="end"/>
+        <w:t xml:space="preserve"> ชิ้น</w:t>
       </w:r>
       <w:bookmarkEnd w:id="96"/>
-      <w:r>
-        <w:rPr>
-          <w:rFonts w:hint="cs"/>
-          <w:cs/>
-        </w:rPr>
-        <w:t xml:space="preserve"> </w:t>
-      </w:r>
-      <w:r>
-        <w:rPr>
-          <w:rFonts w:hint="cs"/>
-          <w:cs/>
-        </w:rPr>
-        <w:t>ความเร็วในการอ่านรหัสสินค้าคงคลังเมื่ออยู่ในบรรจุภัณฑ์ 2 ประเภทได้แก่กล่องกระดาษ และกล่องพลาสติก มีหน่วยเป็นวินาที</w:t>
-      </w:r>
-      <w:bookmarkEnd w:id="97"/>
-      <w:bookmarkEnd w:id="98"/>
     </w:p>
     <w:tbl>
       <w:tblPr>
@@ -11123,12 +10124,11 @@
             </w:pPr>
             <w:r>
               <w:rPr>
-                <w:rFonts w:hint="cs"/>
-                <w:sz w:val="32"/>
-                <w:szCs w:val="32"/>
-                <w:cs/>
-              </w:rPr>
-              <w:t>กล่องกระดาษ</w:t>
+                <w:sz w:val="32"/>
+                <w:szCs w:val="32"/>
+                <w:cs/>
+              </w:rPr>
+              <w:t>อาร์เอฟไอดี</w:t>
             </w:r>
           </w:p>
         </w:tc>
@@ -11150,12 +10150,10 @@
             </w:pPr>
             <w:r>
               <w:rPr>
-                <w:rFonts w:hint="cs"/>
-                <w:sz w:val="32"/>
-                <w:szCs w:val="32"/>
-                <w:cs/>
-              </w:rPr>
-              <w:t>0.92</w:t>
+                <w:sz w:val="32"/>
+                <w:szCs w:val="32"/>
+              </w:rPr>
+              <w:t>26.42</w:t>
             </w:r>
           </w:p>
         </w:tc>
@@ -11178,12 +10176,10 @@
             </w:pPr>
             <w:r>
               <w:rPr>
-                <w:rFonts w:hint="cs"/>
-                <w:sz w:val="32"/>
-                <w:szCs w:val="32"/>
-                <w:cs/>
-              </w:rPr>
-              <w:t>0.71</w:t>
+                <w:sz w:val="32"/>
+                <w:szCs w:val="32"/>
+              </w:rPr>
+              <w:t>25.43</w:t>
             </w:r>
           </w:p>
         </w:tc>
@@ -11206,12 +10202,10 @@
             </w:pPr>
             <w:r>
               <w:rPr>
-                <w:rFonts w:hint="cs"/>
-                <w:sz w:val="32"/>
-                <w:szCs w:val="32"/>
-                <w:cs/>
-              </w:rPr>
-              <w:t>0.76</w:t>
+                <w:sz w:val="32"/>
+                <w:szCs w:val="32"/>
+              </w:rPr>
+              <w:t>22.46</w:t>
             </w:r>
           </w:p>
         </w:tc>
@@ -11234,12 +10228,10 @@
             </w:pPr>
             <w:r>
               <w:rPr>
-                <w:rFonts w:hint="cs"/>
-                <w:sz w:val="32"/>
-                <w:szCs w:val="32"/>
-                <w:cs/>
-              </w:rPr>
-              <w:t>0.85</w:t>
+                <w:sz w:val="32"/>
+                <w:szCs w:val="32"/>
+              </w:rPr>
+              <w:t>23.34</w:t>
             </w:r>
           </w:p>
         </w:tc>
@@ -11261,12 +10253,10 @@
             </w:pPr>
             <w:r>
               <w:rPr>
-                <w:rFonts w:hint="cs"/>
-                <w:sz w:val="32"/>
-                <w:szCs w:val="32"/>
-                <w:cs/>
-              </w:rPr>
-              <w:t>0.79</w:t>
+                <w:sz w:val="32"/>
+                <w:szCs w:val="32"/>
+              </w:rPr>
+              <w:t>22.94</w:t>
             </w:r>
           </w:p>
         </w:tc>
@@ -11284,12 +10274,10 @@
             </w:pPr>
             <w:r>
               <w:rPr>
-                <w:rFonts w:hint="cs"/>
-                <w:sz w:val="32"/>
-                <w:szCs w:val="32"/>
-                <w:cs/>
-              </w:rPr>
-              <w:t>0.81</w:t>
+                <w:sz w:val="32"/>
+                <w:szCs w:val="32"/>
+              </w:rPr>
+              <w:t>24.12</w:t>
             </w:r>
           </w:p>
         </w:tc>
@@ -11313,12 +10301,11 @@
             </w:pPr>
             <w:r>
               <w:rPr>
-                <w:rFonts w:hint="cs"/>
-                <w:sz w:val="32"/>
-                <w:szCs w:val="32"/>
-                <w:cs/>
-              </w:rPr>
-              <w:t>กล่องพลาสติก</w:t>
+                <w:sz w:val="32"/>
+                <w:szCs w:val="32"/>
+                <w:cs/>
+              </w:rPr>
+              <w:t>บาร์โค้ด</w:t>
             </w:r>
           </w:p>
         </w:tc>
@@ -11340,12 +10327,10 @@
             </w:pPr>
             <w:r>
               <w:rPr>
-                <w:rFonts w:hint="cs"/>
-                <w:sz w:val="32"/>
-                <w:szCs w:val="32"/>
-                <w:cs/>
-              </w:rPr>
-              <w:t>0.84</w:t>
+                <w:sz w:val="32"/>
+                <w:szCs w:val="32"/>
+              </w:rPr>
+              <w:t>142.35</w:t>
             </w:r>
           </w:p>
         </w:tc>
@@ -11368,12 +10353,10 @@
             </w:pPr>
             <w:r>
               <w:rPr>
-                <w:rFonts w:hint="cs"/>
-                <w:sz w:val="32"/>
-                <w:szCs w:val="32"/>
-                <w:cs/>
-              </w:rPr>
-              <w:t>0.62</w:t>
+                <w:sz w:val="32"/>
+                <w:szCs w:val="32"/>
+              </w:rPr>
+              <w:t>139.24</w:t>
             </w:r>
           </w:p>
         </w:tc>
@@ -11396,12 +10379,10 @@
             </w:pPr>
             <w:r>
               <w:rPr>
-                <w:rFonts w:hint="cs"/>
-                <w:sz w:val="32"/>
-                <w:szCs w:val="32"/>
-                <w:cs/>
-              </w:rPr>
-              <w:t>0.78</w:t>
+                <w:sz w:val="32"/>
+                <w:szCs w:val="32"/>
+              </w:rPr>
+              <w:t>146.49</w:t>
             </w:r>
           </w:p>
         </w:tc>
@@ -11424,12 +10405,10 @@
             </w:pPr>
             <w:r>
               <w:rPr>
-                <w:rFonts w:hint="cs"/>
-                <w:sz w:val="32"/>
-                <w:szCs w:val="32"/>
-                <w:cs/>
-              </w:rPr>
-              <w:t>0.87</w:t>
+                <w:sz w:val="32"/>
+                <w:szCs w:val="32"/>
+              </w:rPr>
+              <w:t>143.49</w:t>
             </w:r>
           </w:p>
         </w:tc>
@@ -11451,6 +10430,1292 @@
             </w:pPr>
             <w:r>
               <w:rPr>
+                <w:sz w:val="32"/>
+                <w:szCs w:val="32"/>
+              </w:rPr>
+              <w:t>141.92</w:t>
+            </w:r>
+          </w:p>
+        </w:tc>
+        <w:tc>
+          <w:tcPr>
+            <w:tcW w:w="1164" w:type="dxa"/>
+          </w:tcPr>
+          <w:p>
+            <w:pPr>
+              <w:jc w:val="center"/>
+              <w:rPr>
+                <w:sz w:val="32"/>
+                <w:szCs w:val="32"/>
+              </w:rPr>
+            </w:pPr>
+            <w:r>
+              <w:rPr>
+                <w:sz w:val="32"/>
+                <w:szCs w:val="32"/>
+              </w:rPr>
+              <w:t>142.70</w:t>
+            </w:r>
+          </w:p>
+        </w:tc>
+      </w:tr>
+    </w:tbl>
+    <w:p>
+      <w:pPr>
+        <w:spacing w:before="180"/>
+        <w:ind w:firstLine="567"/>
+      </w:pPr>
+      <w:r>
+        <w:rPr>
+          <w:cs/>
+        </w:rPr>
+        <w:t>จากการทดสอบประสิทธิภาพความเร็วในการอ่านข้อมูลระหว่าง อาร์เอฟไอดี และ บาร์</w:t>
+      </w:r>
+      <w:r>
+        <w:rPr>
+          <w:cs/>
+        </w:rPr>
+        <w:t>โค้ด</w:t>
+      </w:r>
+      <w:r>
+        <w:rPr>
+          <w:cs/>
+        </w:rPr>
+        <w:t xml:space="preserve"> ในปริมาณสินค้าที่แตกต่างกัน ตั้งแต่ </w:t>
+      </w:r>
+      <w:r>
+        <w:t>5</w:t>
+      </w:r>
+      <w:r>
+        <w:rPr>
+          <w:cs/>
+        </w:rPr>
+        <w:t xml:space="preserve"> ชิ้น ไปจนถึง </w:t>
+      </w:r>
+      <w:r>
+        <w:t>100</w:t>
+      </w:r>
+      <w:r>
+        <w:rPr>
+          <w:cs/>
+        </w:rPr>
+        <w:t xml:space="preserve"> ชิ้น พบประเด็นสำคัญดังนี้</w:t>
+      </w:r>
+      <w:r>
+        <w:t xml:space="preserve"> </w:t>
+      </w:r>
+      <w:r>
+        <w:rPr>
+          <w:cs/>
+        </w:rPr>
+        <w:t>ความรวดเร็วที่มากกว่าอย่างเห็นได้ชัด ในทุกจำนวนที่ทดสอบ อาร์เอฟไอดี ทำเวลาได้น้อยกว่าบาร์</w:t>
+      </w:r>
+      <w:r>
+        <w:rPr>
+          <w:cs/>
+        </w:rPr>
+        <w:t>โค้ด</w:t>
+      </w:r>
+      <w:r>
+        <w:rPr>
+          <w:cs/>
+        </w:rPr>
+        <w:t xml:space="preserve"> โดยเฉลี่ยแล้ว ประมาณ </w:t>
+      </w:r>
+      <w:r>
+        <w:t>6-12</w:t>
+      </w:r>
+      <w:r>
+        <w:rPr>
+          <w:cs/>
+        </w:rPr>
+        <w:t xml:space="preserve"> เท่า</w:t>
+      </w:r>
+    </w:p>
+    <w:p>
+      <w:pPr>
+        <w:ind w:firstLine="567"/>
+      </w:pPr>
+      <w:r>
+        <w:rPr>
+          <w:cs/>
+        </w:rPr>
+        <w:t xml:space="preserve">ประสิทธิภาพเมื่อปริมาณสินค้าเพิ่มขึ้นที่ </w:t>
+      </w:r>
+      <w:r>
+        <w:t>5-10</w:t>
+      </w:r>
+      <w:r>
+        <w:rPr>
+          <w:cs/>
+        </w:rPr>
+        <w:t xml:space="preserve"> ชิ้น ความแตกต่างอยู่ในระดับหลักวินาที (อาร์เอฟไอดี ใช้เวลาประมาณ </w:t>
+      </w:r>
+      <w:r>
+        <w:t>0.75</w:t>
+      </w:r>
+      <w:r>
+        <w:rPr>
+          <w:cs/>
+        </w:rPr>
+        <w:t xml:space="preserve"> </w:t>
+      </w:r>
+      <w:r>
+        <w:rPr>
+          <w:cs/>
+        </w:rPr>
+        <w:t>–</w:t>
+      </w:r>
+      <w:r>
+        <w:rPr>
+          <w:cs/>
+        </w:rPr>
+        <w:t xml:space="preserve"> </w:t>
+      </w:r>
+      <w:r>
+        <w:t>0.92</w:t>
+      </w:r>
+      <w:r>
+        <w:rPr>
+          <w:cs/>
+        </w:rPr>
+        <w:t xml:space="preserve"> วินาที ในขณะที่บาร์</w:t>
+      </w:r>
+      <w:r>
+        <w:rPr>
+          <w:cs/>
+        </w:rPr>
+        <w:t>โค้ด</w:t>
+      </w:r>
+      <w:r>
+        <w:rPr>
+          <w:cs/>
+        </w:rPr>
+        <w:t xml:space="preserve">ใช้ถึง </w:t>
+      </w:r>
+      <w:r>
+        <w:t>7.24</w:t>
+      </w:r>
+      <w:r>
+        <w:rPr>
+          <w:cs/>
+        </w:rPr>
+        <w:t xml:space="preserve"> </w:t>
+      </w:r>
+      <w:r>
+        <w:rPr>
+          <w:cs/>
+        </w:rPr>
+        <w:t>–</w:t>
+      </w:r>
+      <w:r>
+        <w:rPr>
+          <w:cs/>
+        </w:rPr>
+        <w:t xml:space="preserve"> </w:t>
+      </w:r>
+      <w:r>
+        <w:t>9.34</w:t>
+      </w:r>
+      <w:r>
+        <w:rPr>
+          <w:cs/>
+        </w:rPr>
+        <w:t xml:space="preserve"> วินาที)</w:t>
+      </w:r>
+      <w:r>
+        <w:rPr>
+          <w:rFonts w:hint="cs"/>
+          <w:cs/>
+        </w:rPr>
+        <w:t xml:space="preserve"> </w:t>
+      </w:r>
+      <w:r>
+        <w:rPr>
+          <w:cs/>
+        </w:rPr>
+        <w:t>ที่ 100 ชิ้น (</w:t>
+      </w:r>
+      <w:r>
+        <w:rPr>
+          <w:cs/>
+        </w:rPr>
+        <w:fldChar w:fldCharType="begin"/>
+      </w:r>
+      <w:r>
+        <w:rPr>
+          <w:cs/>
+        </w:rPr>
+        <w:instrText xml:space="preserve"> </w:instrText>
+      </w:r>
+      <w:r>
+        <w:instrText>REF _Ref</w:instrText>
+      </w:r>
+      <w:r>
+        <w:rPr>
+          <w:cs/>
+        </w:rPr>
+        <w:instrText xml:space="preserve">229856821 </w:instrText>
+      </w:r>
+      <w:r>
+        <w:instrText>\h</w:instrText>
+      </w:r>
+      <w:r>
+        <w:rPr>
+          <w:cs/>
+        </w:rPr>
+        <w:instrText xml:space="preserve"> </w:instrText>
+      </w:r>
+      <w:r>
+        <w:rPr>
+          <w:cs/>
+        </w:rPr>
+      </w:r>
+      <w:r>
+        <w:rPr>
+          <w:cs/>
+        </w:rPr>
+        <w:fldChar w:fldCharType="separate"/>
+      </w:r>
+      <w:r>
+        <w:rPr>
+          <w:cs/>
+        </w:rPr>
+        <w:t xml:space="preserve">ตารางที่ </w:t>
+      </w:r>
+      <w:r>
+        <w:rPr>
+          <w:rFonts w:hint="cs"/>
+          <w:cs/>
+        </w:rPr>
+        <w:t>4.</w:t>
+      </w:r>
+      <w:r>
+        <w:rPr>
+          <w:noProof/>
+          <w:cs/>
+        </w:rPr>
+        <w:t>5</w:t>
+      </w:r>
+      <w:r>
+        <w:rPr>
+          <w:cs/>
+        </w:rPr>
+        <w:fldChar w:fldCharType="end"/>
+      </w:r>
+      <w:r>
+        <w:rPr>
+          <w:rFonts w:hint="cs"/>
+          <w:cs/>
+        </w:rPr>
+        <w:t xml:space="preserve"> </w:t>
+      </w:r>
+      <w:r>
+        <w:rPr>
+          <w:cs/>
+        </w:rPr>
+        <w:t xml:space="preserve">จุดที่เห็นผลชัดที่สุด): อาร์เอฟไอดี ใช้เวลาเฉลี่ยเพียง </w:t>
+      </w:r>
+      <w:r>
+        <w:t>24.12</w:t>
+      </w:r>
+      <w:r>
+        <w:rPr>
+          <w:cs/>
+        </w:rPr>
+        <w:t xml:space="preserve"> วินาที ในขณะที่บาร์โค้ดต้องใช้เวลาสูงถึง </w:t>
+      </w:r>
+      <w:r>
+        <w:t>142.70</w:t>
+      </w:r>
+      <w:r>
+        <w:rPr>
+          <w:cs/>
+        </w:rPr>
+        <w:t xml:space="preserve"> วินาที </w:t>
+      </w:r>
+    </w:p>
+    <w:p>
+      <w:pPr>
+        <w:ind w:firstLine="567"/>
+      </w:pPr>
+      <w:r>
+        <w:rPr>
+          <w:cs/>
+        </w:rPr>
+        <w:t>ในด้านอัตราการเติบโตของเวลาบาร์</w:t>
+      </w:r>
+      <w:r>
+        <w:rPr>
+          <w:cs/>
+        </w:rPr>
+        <w:t>โค้ด</w:t>
+      </w:r>
+      <w:r>
+        <w:rPr>
+          <w:cs/>
+        </w:rPr>
+        <w:t>มีแนวโน้มการใช้เวลาที่เพิ่มขึ้นแบบเส้นตรง (</w:t>
+      </w:r>
+      <w:r>
+        <w:t xml:space="preserve">Linear) </w:t>
+      </w:r>
+      <w:r>
+        <w:rPr>
+          <w:cs/>
+        </w:rPr>
+        <w:t>ตามจำนวนชิ้น เพราะต้องสแกนทีละชิ้น แต่ อาร์เอฟไอดี แสดงให้เห็นถึงความสามารถในการอ่านแบบกลุ่ม (</w:t>
+      </w:r>
+      <w:r>
+        <w:t xml:space="preserve">Bulk Reading) </w:t>
+      </w:r>
+      <w:r>
+        <w:rPr>
+          <w:cs/>
+        </w:rPr>
+        <w:t>ที่มีประสิทธิภาพมากกว่า แม้จำนวนชิ้นจะมากขึ้น แต่เวลาที่เพิ่มขึ้นไม่ได้สูงเท่าบาร์</w:t>
+      </w:r>
+      <w:r>
+        <w:rPr>
+          <w:cs/>
+        </w:rPr>
+        <w:t>โค้ด</w:t>
+      </w:r>
+    </w:p>
+    <w:p>
+      <w:pPr>
+        <w:ind w:firstLine="567"/>
+      </w:pPr>
+      <w:r>
+        <w:rPr>
+          <w:cs/>
+        </w:rPr>
+        <w:t>ในส่วนของความแม่นยำในการอ่านข้อมูล ได้ใช้เทคนิคการอ่านซ้ำแบบต่อเนื่อง (</w:t>
+      </w:r>
+      <w:r>
+        <w:t xml:space="preserve">Continuous Sampling) </w:t>
+      </w:r>
+      <w:r>
+        <w:rPr>
+          <w:cs/>
+        </w:rPr>
+        <w:t xml:space="preserve">เนื่องจากโมดูล อาร์เอฟไอดี มีความเร็วในการอ่านสูงมากกว่า </w:t>
+      </w:r>
+      <w:r>
+        <w:t>50</w:t>
+      </w:r>
+      <w:r>
+        <w:rPr>
+          <w:cs/>
+        </w:rPr>
+        <w:t xml:space="preserve"> ครั้งต่อวินาที ระบบจึงถูกออกแบบให้ทำการตรวจสอบความถูกต้องของรหัสที่อ่านได้หลายครั้งภายในเสี้ยววินาที เพื่อยืนยันความถูกต้องของข้อมูลก่อนส่งไปยังฐานข้อมูล จากการทดสอบในสภาวะควบคุมพบว่าเทคนิคการอ่านซ้ำดังกล่าวช่วยลดอัตราการอ่านพลาดให้เป็นศูนย์ ส่งผลให้ระบบมีความแม่นยำในการระบุตัวตนสินค้าครบถ้วนทุกรายการ</w:t>
+      </w:r>
+      <w:r>
+        <w:t xml:space="preserve"> </w:t>
+      </w:r>
+      <w:r>
+        <w:rPr>
+          <w:cs/>
+        </w:rPr>
+        <w:t xml:space="preserve">ตลอดการทดสอบทั้ง </w:t>
+      </w:r>
+      <w:r>
+        <w:t>5</w:t>
+      </w:r>
+      <w:r>
+        <w:rPr>
+          <w:cs/>
+        </w:rPr>
+        <w:t xml:space="preserve"> ชุด ทั้งนี้ ความแม่นยำดังกล่าวขึ้นอยู่กับมุมในการอ่าน และการเรียงสินค้าซึ่งในการทดลองนี้ได้เลือกใช้ตำแหน่งที่เหมาะสมที่สุด เมื่อเทียบกับระบบที่ใช้บาร์</w:t>
+      </w:r>
+      <w:r>
+        <w:rPr>
+          <w:cs/>
+        </w:rPr>
+        <w:t>โค้ด</w:t>
+      </w:r>
+      <w:r>
+        <w:rPr>
+          <w:cs/>
+        </w:rPr>
+        <w:t xml:space="preserve"> มีความเสี่ยงที่เกิดจากความผิดพลาดของมนุษย์ เช่น การข้ามลำดับหรือการสแกนซ้ำซ้อน แต่ระบบ อาร์เอฟไอดี ที่พัฒนาขึ้นนี้ใช้เทคนิคการกรองข้อมูลร่วมกับการอ่านซ้ำด้วยความเร็วสูง ทำให้สามารถตัดโอกาสการเกิดข้อผิดพลาดดังกล่าวได้</w:t>
+      </w:r>
+    </w:p>
+    <w:p>
+      <w:pPr>
+        <w:ind w:firstLine="567"/>
+      </w:pPr>
+      <w:r>
+        <w:rPr>
+          <w:cs/>
+        </w:rPr>
+        <w:lastRenderedPageBreak/>
+        <w:t>เนื่องจากหลักการทำงานของ</w:t>
+      </w:r>
+      <w:r>
+        <w:rPr>
+          <w:cs/>
+        </w:rPr>
+        <w:t>อาร์เอฟไอดี</w:t>
+      </w:r>
+      <w:r>
+        <w:t xml:space="preserve"> </w:t>
+      </w:r>
+      <w:r>
+        <w:rPr>
+          <w:cs/>
+        </w:rPr>
+        <w:t xml:space="preserve">คือใช้คลื่นวิทยุไม่ได้ใช้แสงในการอ่านรหัสเหมือนกับ </w:t>
+      </w:r>
+      <w:r>
+        <w:rPr>
+          <w:cs/>
+        </w:rPr>
+        <w:t>บาร์</w:t>
+      </w:r>
+      <w:r>
+        <w:rPr>
+          <w:cs/>
+        </w:rPr>
+        <w:t>โค้ด</w:t>
+      </w:r>
+      <w:r>
+        <w:t xml:space="preserve"> </w:t>
+      </w:r>
+      <w:r>
+        <w:rPr>
+          <w:cs/>
+        </w:rPr>
+        <w:t xml:space="preserve">และ </w:t>
+      </w:r>
+      <w:r>
+        <w:rPr>
+          <w:cs/>
+        </w:rPr>
+        <w:t>คิวอาร์</w:t>
+      </w:r>
+      <w:r>
+        <w:rPr>
+          <w:cs/>
+        </w:rPr>
+        <w:t>โค้ด</w:t>
+      </w:r>
+      <w:r>
+        <w:t xml:space="preserve"> </w:t>
+      </w:r>
+      <w:r>
+        <w:rPr>
+          <w:rFonts w:hint="cs"/>
+          <w:cs/>
+        </w:rPr>
+        <w:t xml:space="preserve">เมื่อทำการเปลี่ยนบรรจุภัณฑ์ต่างชนิดกันระหว่างกล่องกระดาษและกล่องพลาสติก ได้ผลลัพธ์ที่ใกล้เคียงกันทั้ง </w:t>
+      </w:r>
+      <w:r>
+        <w:t>2</w:t>
+      </w:r>
+      <w:r>
+        <w:rPr>
+          <w:rFonts w:hint="cs"/>
+          <w:cs/>
+        </w:rPr>
+        <w:t xml:space="preserve"> ประเภท ดัง</w:t>
+      </w:r>
+      <w:r>
+        <w:fldChar w:fldCharType="begin"/>
+      </w:r>
+      <w:r>
+        <w:instrText xml:space="preserve"> REF _Ref229856792 \h </w:instrText>
+      </w:r>
+      <w:r>
+        <w:fldChar w:fldCharType="separate"/>
+      </w:r>
+      <w:r>
+        <w:rPr>
+          <w:cs/>
+        </w:rPr>
+        <w:t>ตารางที่</w:t>
+      </w:r>
+      <w:r>
+        <w:rPr>
+          <w:rFonts w:hint="cs"/>
+          <w:cs/>
+        </w:rPr>
+        <w:t xml:space="preserve"> 4.</w:t>
+      </w:r>
+      <w:r>
+        <w:rPr>
+          <w:noProof/>
+          <w:cs/>
+        </w:rPr>
+        <w:t>6</w:t>
+      </w:r>
+      <w:r>
+        <w:fldChar w:fldCharType="end"/>
+      </w:r>
+      <w:r>
+        <w:t xml:space="preserve"> </w:t>
+      </w:r>
+    </w:p>
+    <w:p>
+      <w:pPr>
+        <w:spacing w:before="180"/>
+        <w:jc w:val="center"/>
+      </w:pPr>
+      <w:bookmarkStart w:id="97" w:name="_Ref229856792"/>
+      <w:bookmarkStart w:id="98" w:name="_Ref220620601"/>
+      <w:bookmarkStart w:id="99" w:name="_Toc229862673"/>
+      <w:r>
+        <w:rPr>
+          <w:cs/>
+        </w:rPr>
+        <w:t>ตารางที่</w:t>
+      </w:r>
+      <w:r>
+        <w:rPr>
+          <w:rFonts w:hint="cs"/>
+          <w:cs/>
+        </w:rPr>
+        <w:t xml:space="preserve"> 4.</w:t>
+      </w:r>
+      <w:r>
+        <w:rPr>
+          <w:cs/>
+        </w:rPr>
+        <w:fldChar w:fldCharType="begin"/>
+      </w:r>
+      <w:r>
+        <w:rPr>
+          <w:cs/>
+        </w:rPr>
+        <w:instrText xml:space="preserve"> </w:instrText>
+      </w:r>
+      <w:r>
+        <w:rPr>
+          <w:rFonts w:hint="cs"/>
+        </w:rPr>
+        <w:instrText xml:space="preserve">SEQ </w:instrText>
+      </w:r>
+      <w:r>
+        <w:rPr>
+          <w:rFonts w:hint="cs"/>
+          <w:cs/>
+        </w:rPr>
+        <w:instrText xml:space="preserve">ตารางที่ </w:instrText>
+      </w:r>
+      <w:r>
+        <w:rPr>
+          <w:rFonts w:hint="cs"/>
+        </w:rPr>
+        <w:instrText>\* ARABIC</w:instrText>
+      </w:r>
+      <w:r>
+        <w:rPr>
+          <w:cs/>
+        </w:rPr>
+        <w:instrText xml:space="preserve"> </w:instrText>
+      </w:r>
+      <w:r>
+        <w:rPr>
+          <w:cs/>
+        </w:rPr>
+        <w:fldChar w:fldCharType="separate"/>
+      </w:r>
+      <w:r>
+        <w:rPr>
+          <w:noProof/>
+          <w:cs/>
+        </w:rPr>
+        <w:t>6</w:t>
+      </w:r>
+      <w:r>
+        <w:rPr>
+          <w:cs/>
+        </w:rPr>
+        <w:fldChar w:fldCharType="end"/>
+      </w:r>
+      <w:bookmarkEnd w:id="97"/>
+      <w:r>
+        <w:rPr>
+          <w:rFonts w:hint="cs"/>
+          <w:cs/>
+        </w:rPr>
+        <w:t xml:space="preserve"> </w:t>
+      </w:r>
+      <w:r>
+        <w:rPr>
+          <w:rFonts w:hint="cs"/>
+          <w:cs/>
+        </w:rPr>
+        <w:t>ความเร็วในการอ่านรหัสสินค้าคงคลังเมื่ออยู่ในบรรจุภัณฑ์ 2 ประเภทได้แก่กล่องกระดาษ และกล่องพลาสติก มีหน่วยเป็นวินาที</w:t>
+      </w:r>
+      <w:bookmarkEnd w:id="98"/>
+      <w:bookmarkEnd w:id="99"/>
+    </w:p>
+    <w:tbl>
+      <w:tblPr>
+        <w:tblStyle w:val="ad"/>
+        <w:tblW w:w="0" w:type="auto"/>
+        <w:jc w:val="center"/>
+        <w:tblLook w:val="04A0" w:firstRow="1" w:lastRow="0" w:firstColumn="1" w:lastColumn="0" w:noHBand="0" w:noVBand="1"/>
+      </w:tblPr>
+      <w:tblGrid>
+        <w:gridCol w:w="1933"/>
+        <w:gridCol w:w="875"/>
+        <w:gridCol w:w="1125"/>
+        <w:gridCol w:w="1125"/>
+        <w:gridCol w:w="1078"/>
+        <w:gridCol w:w="1127"/>
+        <w:gridCol w:w="1164"/>
+      </w:tblGrid>
+      <w:tr>
+        <w:trPr>
+          <w:trHeight w:val="406"/>
+          <w:jc w:val="center"/>
+        </w:trPr>
+        <w:tc>
+          <w:tcPr>
+            <w:tcW w:w="1933" w:type="dxa"/>
+            <w:vMerge w:val="restart"/>
+            <w:shd w:val="clear" w:color="auto" w:fill="BDD6EE" w:themeFill="accent5" w:themeFillTint="66"/>
+            <w:vAlign w:val="center"/>
+          </w:tcPr>
+          <w:p>
+            <w:pPr>
+              <w:jc w:val="center"/>
+              <w:rPr>
+                <w:b/>
+                <w:bCs/>
+                <w:sz w:val="32"/>
+                <w:szCs w:val="32"/>
+                <w:cs/>
+              </w:rPr>
+            </w:pPr>
+            <w:r>
+              <w:rPr>
+                <w:rFonts w:hint="cs"/>
+                <w:b/>
+                <w:bCs/>
+                <w:sz w:val="32"/>
+                <w:szCs w:val="32"/>
+                <w:cs/>
+              </w:rPr>
+              <w:t>ประเภท</w:t>
+            </w:r>
+          </w:p>
+        </w:tc>
+        <w:tc>
+          <w:tcPr>
+            <w:tcW w:w="5330" w:type="dxa"/>
+            <w:gridSpan w:val="5"/>
+            <w:tcBorders>
+              <w:bottom w:val="single" w:sz="4" w:space="0" w:color="auto"/>
+            </w:tcBorders>
+            <w:shd w:val="clear" w:color="auto" w:fill="BDD6EE" w:themeFill="accent5" w:themeFillTint="66"/>
+          </w:tcPr>
+          <w:p>
+            <w:pPr>
+              <w:jc w:val="center"/>
+              <w:rPr>
+                <w:b/>
+                <w:bCs/>
+                <w:sz w:val="32"/>
+                <w:szCs w:val="32"/>
+              </w:rPr>
+            </w:pPr>
+            <w:r>
+              <w:rPr>
+                <w:rFonts w:hint="cs"/>
+                <w:b/>
+                <w:bCs/>
+                <w:sz w:val="32"/>
+                <w:szCs w:val="32"/>
+                <w:cs/>
+              </w:rPr>
+              <w:t>ครั้งที่</w:t>
+            </w:r>
+          </w:p>
+        </w:tc>
+        <w:tc>
+          <w:tcPr>
+            <w:tcW w:w="1164" w:type="dxa"/>
+            <w:vMerge w:val="restart"/>
+            <w:shd w:val="clear" w:color="auto" w:fill="BDD6EE" w:themeFill="accent5" w:themeFillTint="66"/>
+            <w:vAlign w:val="center"/>
+          </w:tcPr>
+          <w:p>
+            <w:pPr>
+              <w:jc w:val="center"/>
+              <w:rPr>
+                <w:b/>
+                <w:bCs/>
+                <w:sz w:val="32"/>
+                <w:szCs w:val="32"/>
+              </w:rPr>
+            </w:pPr>
+            <w:r>
+              <w:rPr>
+                <w:rFonts w:hint="cs"/>
+                <w:b/>
+                <w:bCs/>
+                <w:sz w:val="32"/>
+                <w:szCs w:val="32"/>
+                <w:cs/>
+              </w:rPr>
+              <w:t>เฉลี่ย</w:t>
+            </w:r>
+          </w:p>
+        </w:tc>
+      </w:tr>
+      <w:tr>
+        <w:trPr>
+          <w:trHeight w:val="380"/>
+          <w:jc w:val="center"/>
+        </w:trPr>
+        <w:tc>
+          <w:tcPr>
+            <w:tcW w:w="1933" w:type="dxa"/>
+            <w:vMerge/>
+            <w:shd w:val="clear" w:color="auto" w:fill="BDD6EE" w:themeFill="accent5" w:themeFillTint="66"/>
+          </w:tcPr>
+          <w:p>
+            <w:pPr>
+              <w:jc w:val="center"/>
+              <w:rPr>
+                <w:sz w:val="32"/>
+                <w:szCs w:val="32"/>
+                <w:cs/>
+              </w:rPr>
+            </w:pPr>
+          </w:p>
+        </w:tc>
+        <w:tc>
+          <w:tcPr>
+            <w:tcW w:w="875" w:type="dxa"/>
+            <w:tcBorders>
+              <w:bottom w:val="single" w:sz="4" w:space="0" w:color="auto"/>
+              <w:right w:val="nil"/>
+            </w:tcBorders>
+            <w:shd w:val="clear" w:color="auto" w:fill="BDD6EE" w:themeFill="accent5" w:themeFillTint="66"/>
+          </w:tcPr>
+          <w:p>
+            <w:pPr>
+              <w:jc w:val="center"/>
+              <w:rPr>
+                <w:b/>
+                <w:bCs/>
+                <w:sz w:val="32"/>
+                <w:szCs w:val="32"/>
+              </w:rPr>
+            </w:pPr>
+            <w:r>
+              <w:rPr>
+                <w:rFonts w:hint="cs"/>
+                <w:b/>
+                <w:bCs/>
+                <w:sz w:val="32"/>
+                <w:szCs w:val="32"/>
+                <w:cs/>
+              </w:rPr>
+              <w:t>1</w:t>
+            </w:r>
+          </w:p>
+        </w:tc>
+        <w:tc>
+          <w:tcPr>
+            <w:tcW w:w="1125" w:type="dxa"/>
+            <w:tcBorders>
+              <w:left w:val="nil"/>
+              <w:bottom w:val="single" w:sz="4" w:space="0" w:color="auto"/>
+              <w:right w:val="nil"/>
+            </w:tcBorders>
+            <w:shd w:val="clear" w:color="auto" w:fill="BDD6EE" w:themeFill="accent5" w:themeFillTint="66"/>
+          </w:tcPr>
+          <w:p>
+            <w:pPr>
+              <w:jc w:val="center"/>
+              <w:rPr>
+                <w:b/>
+                <w:bCs/>
+                <w:sz w:val="32"/>
+                <w:szCs w:val="32"/>
+              </w:rPr>
+            </w:pPr>
+            <w:r>
+              <w:rPr>
+                <w:rFonts w:hint="cs"/>
+                <w:b/>
+                <w:bCs/>
+                <w:sz w:val="32"/>
+                <w:szCs w:val="32"/>
+                <w:cs/>
+              </w:rPr>
+              <w:t>2</w:t>
+            </w:r>
+          </w:p>
+        </w:tc>
+        <w:tc>
+          <w:tcPr>
+            <w:tcW w:w="1125" w:type="dxa"/>
+            <w:tcBorders>
+              <w:left w:val="nil"/>
+              <w:bottom w:val="single" w:sz="4" w:space="0" w:color="auto"/>
+              <w:right w:val="nil"/>
+            </w:tcBorders>
+            <w:shd w:val="clear" w:color="auto" w:fill="BDD6EE" w:themeFill="accent5" w:themeFillTint="66"/>
+          </w:tcPr>
+          <w:p>
+            <w:pPr>
+              <w:jc w:val="center"/>
+              <w:rPr>
+                <w:b/>
+                <w:bCs/>
+                <w:sz w:val="32"/>
+                <w:szCs w:val="32"/>
+              </w:rPr>
+            </w:pPr>
+            <w:r>
+              <w:rPr>
+                <w:rFonts w:hint="cs"/>
+                <w:b/>
+                <w:bCs/>
+                <w:sz w:val="32"/>
+                <w:szCs w:val="32"/>
+                <w:cs/>
+              </w:rPr>
+              <w:t>3</w:t>
+            </w:r>
+          </w:p>
+        </w:tc>
+        <w:tc>
+          <w:tcPr>
+            <w:tcW w:w="1078" w:type="dxa"/>
+            <w:tcBorders>
+              <w:left w:val="nil"/>
+              <w:bottom w:val="single" w:sz="4" w:space="0" w:color="auto"/>
+              <w:right w:val="nil"/>
+            </w:tcBorders>
+            <w:shd w:val="clear" w:color="auto" w:fill="BDD6EE" w:themeFill="accent5" w:themeFillTint="66"/>
+          </w:tcPr>
+          <w:p>
+            <w:pPr>
+              <w:jc w:val="center"/>
+              <w:rPr>
+                <w:b/>
+                <w:bCs/>
+                <w:sz w:val="32"/>
+                <w:szCs w:val="32"/>
+                <w:cs/>
+              </w:rPr>
+            </w:pPr>
+            <w:r>
+              <w:rPr>
+                <w:rFonts w:hint="cs"/>
+                <w:b/>
+                <w:bCs/>
+                <w:sz w:val="32"/>
+                <w:szCs w:val="32"/>
+                <w:cs/>
+              </w:rPr>
+              <w:t>4</w:t>
+            </w:r>
+          </w:p>
+        </w:tc>
+        <w:tc>
+          <w:tcPr>
+            <w:tcW w:w="1127" w:type="dxa"/>
+            <w:tcBorders>
+              <w:left w:val="nil"/>
+              <w:bottom w:val="single" w:sz="4" w:space="0" w:color="auto"/>
+            </w:tcBorders>
+            <w:shd w:val="clear" w:color="auto" w:fill="BDD6EE" w:themeFill="accent5" w:themeFillTint="66"/>
+          </w:tcPr>
+          <w:p>
+            <w:pPr>
+              <w:jc w:val="center"/>
+              <w:rPr>
+                <w:b/>
+                <w:bCs/>
+                <w:sz w:val="32"/>
+                <w:szCs w:val="32"/>
+              </w:rPr>
+            </w:pPr>
+            <w:r>
+              <w:rPr>
+                <w:rFonts w:hint="cs"/>
+                <w:b/>
+                <w:bCs/>
+                <w:sz w:val="32"/>
+                <w:szCs w:val="32"/>
+                <w:cs/>
+              </w:rPr>
+              <w:t>5</w:t>
+            </w:r>
+          </w:p>
+        </w:tc>
+        <w:tc>
+          <w:tcPr>
+            <w:tcW w:w="1164" w:type="dxa"/>
+            <w:vMerge/>
+            <w:shd w:val="clear" w:color="auto" w:fill="BDD6EE" w:themeFill="accent5" w:themeFillTint="66"/>
+          </w:tcPr>
+          <w:p>
+            <w:pPr>
+              <w:jc w:val="center"/>
+              <w:rPr>
+                <w:sz w:val="32"/>
+                <w:szCs w:val="32"/>
+              </w:rPr>
+            </w:pPr>
+          </w:p>
+        </w:tc>
+      </w:tr>
+      <w:tr>
+        <w:trPr>
+          <w:trHeight w:val="510"/>
+          <w:jc w:val="center"/>
+        </w:trPr>
+        <w:tc>
+          <w:tcPr>
+            <w:tcW w:w="1933" w:type="dxa"/>
+          </w:tcPr>
+          <w:p>
+            <w:pPr>
+              <w:jc w:val="center"/>
+              <w:rPr>
+                <w:sz w:val="32"/>
+                <w:szCs w:val="32"/>
+              </w:rPr>
+            </w:pPr>
+            <w:r>
+              <w:rPr>
+                <w:rFonts w:hint="cs"/>
+                <w:sz w:val="32"/>
+                <w:szCs w:val="32"/>
+                <w:cs/>
+              </w:rPr>
+              <w:t>กล่องกระดาษ</w:t>
+            </w:r>
+          </w:p>
+        </w:tc>
+        <w:tc>
+          <w:tcPr>
+            <w:tcW w:w="875" w:type="dxa"/>
+            <w:tcBorders>
+              <w:bottom w:val="single" w:sz="4" w:space="0" w:color="auto"/>
+              <w:right w:val="nil"/>
+            </w:tcBorders>
+          </w:tcPr>
+          <w:p>
+            <w:pPr>
+              <w:jc w:val="center"/>
+              <w:rPr>
+                <w:sz w:val="32"/>
+                <w:szCs w:val="32"/>
+              </w:rPr>
+            </w:pPr>
+            <w:r>
+              <w:rPr>
+                <w:rFonts w:hint="cs"/>
+                <w:sz w:val="32"/>
+                <w:szCs w:val="32"/>
+                <w:cs/>
+              </w:rPr>
+              <w:t>0.92</w:t>
+            </w:r>
+          </w:p>
+        </w:tc>
+        <w:tc>
+          <w:tcPr>
+            <w:tcW w:w="1125" w:type="dxa"/>
+            <w:tcBorders>
+              <w:left w:val="nil"/>
+              <w:bottom w:val="single" w:sz="4" w:space="0" w:color="auto"/>
+              <w:right w:val="nil"/>
+            </w:tcBorders>
+          </w:tcPr>
+          <w:p>
+            <w:pPr>
+              <w:jc w:val="center"/>
+              <w:rPr>
+                <w:sz w:val="32"/>
+                <w:szCs w:val="32"/>
+              </w:rPr>
+            </w:pPr>
+            <w:r>
+              <w:rPr>
+                <w:rFonts w:hint="cs"/>
+                <w:sz w:val="32"/>
+                <w:szCs w:val="32"/>
+                <w:cs/>
+              </w:rPr>
+              <w:t>0.71</w:t>
+            </w:r>
+          </w:p>
+        </w:tc>
+        <w:tc>
+          <w:tcPr>
+            <w:tcW w:w="1125" w:type="dxa"/>
+            <w:tcBorders>
+              <w:left w:val="nil"/>
+              <w:bottom w:val="single" w:sz="4" w:space="0" w:color="auto"/>
+              <w:right w:val="nil"/>
+            </w:tcBorders>
+          </w:tcPr>
+          <w:p>
+            <w:pPr>
+              <w:jc w:val="center"/>
+              <w:rPr>
+                <w:sz w:val="32"/>
+                <w:szCs w:val="32"/>
+              </w:rPr>
+            </w:pPr>
+            <w:r>
+              <w:rPr>
+                <w:rFonts w:hint="cs"/>
+                <w:sz w:val="32"/>
+                <w:szCs w:val="32"/>
+                <w:cs/>
+              </w:rPr>
+              <w:t>0.76</w:t>
+            </w:r>
+          </w:p>
+        </w:tc>
+        <w:tc>
+          <w:tcPr>
+            <w:tcW w:w="1078" w:type="dxa"/>
+            <w:tcBorders>
+              <w:left w:val="nil"/>
+              <w:bottom w:val="single" w:sz="4" w:space="0" w:color="auto"/>
+              <w:right w:val="nil"/>
+            </w:tcBorders>
+          </w:tcPr>
+          <w:p>
+            <w:pPr>
+              <w:jc w:val="center"/>
+              <w:rPr>
+                <w:sz w:val="32"/>
+                <w:szCs w:val="32"/>
+              </w:rPr>
+            </w:pPr>
+            <w:r>
+              <w:rPr>
+                <w:rFonts w:hint="cs"/>
+                <w:sz w:val="32"/>
+                <w:szCs w:val="32"/>
+                <w:cs/>
+              </w:rPr>
+              <w:t>0.85</w:t>
+            </w:r>
+          </w:p>
+        </w:tc>
+        <w:tc>
+          <w:tcPr>
+            <w:tcW w:w="1127" w:type="dxa"/>
+            <w:tcBorders>
+              <w:left w:val="nil"/>
+              <w:bottom w:val="single" w:sz="4" w:space="0" w:color="auto"/>
+            </w:tcBorders>
+          </w:tcPr>
+          <w:p>
+            <w:pPr>
+              <w:jc w:val="center"/>
+              <w:rPr>
+                <w:sz w:val="32"/>
+                <w:szCs w:val="32"/>
+              </w:rPr>
+            </w:pPr>
+            <w:r>
+              <w:rPr>
+                <w:rFonts w:hint="cs"/>
+                <w:sz w:val="32"/>
+                <w:szCs w:val="32"/>
+                <w:cs/>
+              </w:rPr>
+              <w:t>0.79</w:t>
+            </w:r>
+          </w:p>
+        </w:tc>
+        <w:tc>
+          <w:tcPr>
+            <w:tcW w:w="1164" w:type="dxa"/>
+          </w:tcPr>
+          <w:p>
+            <w:pPr>
+              <w:jc w:val="center"/>
+              <w:rPr>
+                <w:sz w:val="32"/>
+                <w:szCs w:val="32"/>
+              </w:rPr>
+            </w:pPr>
+            <w:r>
+              <w:rPr>
+                <w:rFonts w:hint="cs"/>
+                <w:sz w:val="32"/>
+                <w:szCs w:val="32"/>
+                <w:cs/>
+              </w:rPr>
+              <w:t>0.81</w:t>
+            </w:r>
+          </w:p>
+        </w:tc>
+      </w:tr>
+      <w:tr>
+        <w:trPr>
+          <w:trHeight w:val="483"/>
+          <w:jc w:val="center"/>
+        </w:trPr>
+        <w:tc>
+          <w:tcPr>
+            <w:tcW w:w="1933" w:type="dxa"/>
+          </w:tcPr>
+          <w:p>
+            <w:pPr>
+              <w:jc w:val="center"/>
+              <w:rPr>
+                <w:sz w:val="32"/>
+                <w:szCs w:val="32"/>
+              </w:rPr>
+            </w:pPr>
+            <w:r>
+              <w:rPr>
+                <w:rFonts w:hint="cs"/>
+                <w:sz w:val="32"/>
+                <w:szCs w:val="32"/>
+                <w:cs/>
+              </w:rPr>
+              <w:t>กล่องพลาสติก</w:t>
+            </w:r>
+          </w:p>
+        </w:tc>
+        <w:tc>
+          <w:tcPr>
+            <w:tcW w:w="875" w:type="dxa"/>
+            <w:tcBorders>
+              <w:top w:val="single" w:sz="4" w:space="0" w:color="auto"/>
+              <w:right w:val="nil"/>
+            </w:tcBorders>
+          </w:tcPr>
+          <w:p>
+            <w:pPr>
+              <w:jc w:val="center"/>
+              <w:rPr>
+                <w:sz w:val="32"/>
+                <w:szCs w:val="32"/>
+              </w:rPr>
+            </w:pPr>
+            <w:r>
+              <w:rPr>
+                <w:rFonts w:hint="cs"/>
+                <w:sz w:val="32"/>
+                <w:szCs w:val="32"/>
+                <w:cs/>
+              </w:rPr>
+              <w:t>0.84</w:t>
+            </w:r>
+          </w:p>
+        </w:tc>
+        <w:tc>
+          <w:tcPr>
+            <w:tcW w:w="1125" w:type="dxa"/>
+            <w:tcBorders>
+              <w:top w:val="single" w:sz="4" w:space="0" w:color="auto"/>
+              <w:left w:val="nil"/>
+              <w:right w:val="nil"/>
+            </w:tcBorders>
+          </w:tcPr>
+          <w:p>
+            <w:pPr>
+              <w:jc w:val="center"/>
+              <w:rPr>
+                <w:sz w:val="32"/>
+                <w:szCs w:val="32"/>
+              </w:rPr>
+            </w:pPr>
+            <w:r>
+              <w:rPr>
+                <w:rFonts w:hint="cs"/>
+                <w:sz w:val="32"/>
+                <w:szCs w:val="32"/>
+                <w:cs/>
+              </w:rPr>
+              <w:t>0.62</w:t>
+            </w:r>
+          </w:p>
+        </w:tc>
+        <w:tc>
+          <w:tcPr>
+            <w:tcW w:w="1125" w:type="dxa"/>
+            <w:tcBorders>
+              <w:top w:val="single" w:sz="4" w:space="0" w:color="auto"/>
+              <w:left w:val="nil"/>
+              <w:right w:val="nil"/>
+            </w:tcBorders>
+          </w:tcPr>
+          <w:p>
+            <w:pPr>
+              <w:jc w:val="center"/>
+              <w:rPr>
+                <w:sz w:val="32"/>
+                <w:szCs w:val="32"/>
+              </w:rPr>
+            </w:pPr>
+            <w:r>
+              <w:rPr>
+                <w:rFonts w:hint="cs"/>
+                <w:sz w:val="32"/>
+                <w:szCs w:val="32"/>
+                <w:cs/>
+              </w:rPr>
+              <w:t>0.78</w:t>
+            </w:r>
+          </w:p>
+        </w:tc>
+        <w:tc>
+          <w:tcPr>
+            <w:tcW w:w="1078" w:type="dxa"/>
+            <w:tcBorders>
+              <w:top w:val="single" w:sz="4" w:space="0" w:color="auto"/>
+              <w:left w:val="nil"/>
+              <w:right w:val="nil"/>
+            </w:tcBorders>
+          </w:tcPr>
+          <w:p>
+            <w:pPr>
+              <w:jc w:val="center"/>
+              <w:rPr>
+                <w:sz w:val="32"/>
+                <w:szCs w:val="32"/>
+              </w:rPr>
+            </w:pPr>
+            <w:r>
+              <w:rPr>
+                <w:rFonts w:hint="cs"/>
+                <w:sz w:val="32"/>
+                <w:szCs w:val="32"/>
+                <w:cs/>
+              </w:rPr>
+              <w:t>0.87</w:t>
+            </w:r>
+          </w:p>
+        </w:tc>
+        <w:tc>
+          <w:tcPr>
+            <w:tcW w:w="1127" w:type="dxa"/>
+            <w:tcBorders>
+              <w:top w:val="single" w:sz="4" w:space="0" w:color="auto"/>
+              <w:left w:val="nil"/>
+            </w:tcBorders>
+          </w:tcPr>
+          <w:p>
+            <w:pPr>
+              <w:jc w:val="center"/>
+              <w:rPr>
+                <w:sz w:val="32"/>
+                <w:szCs w:val="32"/>
+              </w:rPr>
+            </w:pPr>
+            <w:r>
+              <w:rPr>
                 <w:rFonts w:hint="cs"/>
                 <w:sz w:val="32"/>
                 <w:szCs w:val="32"/>
@@ -11724,10 +11989,10 @@
       <w:pPr>
         <w:jc w:val="center"/>
       </w:pPr>
-      <w:bookmarkStart w:id="99" w:name="_Ref229855548"/>
-      <w:bookmarkStart w:id="100" w:name="_Toc229832537"/>
-      <w:bookmarkStart w:id="101" w:name="_Toc229847960"/>
-      <w:bookmarkStart w:id="102" w:name="_Toc229859113"/>
+      <w:bookmarkStart w:id="100" w:name="_Ref229855548"/>
+      <w:bookmarkStart w:id="101" w:name="_Toc229832537"/>
+      <w:bookmarkStart w:id="102" w:name="_Toc229847960"/>
+      <w:bookmarkStart w:id="103" w:name="_Toc229859113"/>
       <w:r>
         <w:rPr>
           <w:cs/>
@@ -11810,7 +12075,7 @@
         </w:rPr>
         <w:fldChar w:fldCharType="end"/>
       </w:r>
-      <w:bookmarkEnd w:id="99"/>
+      <w:bookmarkEnd w:id="100"/>
       <w:r>
         <w:rPr>
           <w:rFonts w:hint="cs"/>
@@ -11876,9 +12141,9 @@
         </w:rPr>
         <w:t>โค้ด</w:t>
       </w:r>
-      <w:bookmarkEnd w:id="100"/>
       <w:bookmarkEnd w:id="101"/>
       <w:bookmarkEnd w:id="102"/>
+      <w:bookmarkEnd w:id="103"/>
     </w:p>
     <w:p>
       <w:pPr>
@@ -11893,10 +12158,10 @@
           <w:cs/>
         </w:rPr>
       </w:pPr>
-      <w:bookmarkStart w:id="103" w:name="_Toc229813084"/>
-      <w:bookmarkStart w:id="104" w:name="_Toc229840661"/>
-      <w:bookmarkStart w:id="105" w:name="_Toc229854093"/>
-      <w:bookmarkStart w:id="106" w:name="_Toc229859129"/>
+      <w:bookmarkStart w:id="104" w:name="_Toc229813084"/>
+      <w:bookmarkStart w:id="105" w:name="_Toc229840661"/>
+      <w:bookmarkStart w:id="106" w:name="_Toc229854093"/>
+      <w:bookmarkStart w:id="107" w:name="_Toc229859129"/>
       <w:r>
         <w:rPr>
           <w:rFonts w:hint="cs"/>
@@ -11908,10 +12173,10 @@
       <w:r>
         <w:t>5</w:t>
       </w:r>
-      <w:bookmarkEnd w:id="103"/>
       <w:bookmarkEnd w:id="104"/>
       <w:bookmarkEnd w:id="105"/>
       <w:bookmarkEnd w:id="106"/>
+      <w:bookmarkEnd w:id="107"/>
     </w:p>
     <w:p>
       <w:pPr>
@@ -11938,7 +12203,7 @@
       </w:r>
     </w:p>
     <w:p>
-      <w:bookmarkStart w:id="107" w:name="_Toc229813085"/>
+      <w:bookmarkStart w:id="108" w:name="_Toc229813085"/>
       <w:r>
         <w:rPr>
           <w:rFonts w:hint="cs"/>
@@ -12340,6 +12605,78 @@
           <w:cs/>
         </w:rPr>
         <w:t>เกินไป</w:t>
+      </w:r>
+    </w:p>
+    <w:p>
+      <w:r>
+        <w:tab/>
+      </w:r>
+      <w:r>
+        <w:rPr>
+          <w:rFonts w:hint="cs"/>
+          <w:cs/>
+        </w:rPr>
+        <w:t>ข้อเสนอ</w:t>
+      </w:r>
+      <w:r>
+        <w:rPr>
+          <w:rFonts w:hint="cs"/>
+          <w:cs/>
+        </w:rPr>
+        <w:t>สำหรับการพัฒนาระบบในอนาคต เพื่อให้ระบบบริหารจัดการสินค้าคงคลังรองรับการใช้งานในระดับองค์กรใหญ่ ผู้วิจัยมีข้อเสนอแนะดังนี้</w:t>
+      </w:r>
+    </w:p>
+    <w:p>
+      <w:r>
+        <w:tab/>
+        <w:t>1.</w:t>
+      </w:r>
+      <w:r>
+        <w:rPr>
+          <w:rFonts w:hint="cs"/>
+          <w:cs/>
+        </w:rPr>
+        <w:t>ปรับปรุงเสาอากาศจากการใช้สายอากาศร่วมกัน (</w:t>
+      </w:r>
+      <w:r>
+        <w:t xml:space="preserve">Monostatic) </w:t>
+      </w:r>
+      <w:r>
+        <w:rPr>
+          <w:rFonts w:hint="cs"/>
+          <w:cs/>
+        </w:rPr>
+        <w:t>ไปเป็นสายอากาศแบบแยก (</w:t>
+      </w:r>
+      <w:r>
+        <w:t xml:space="preserve">Bistatic) </w:t>
+      </w:r>
+      <w:r>
+        <w:rPr>
+          <w:rFonts w:hint="cs"/>
+          <w:cs/>
+        </w:rPr>
+        <w:t>เพื่อลดปัญหาคลื่นส่งไหลกลับเข้าเครื่องรับ (</w:t>
+      </w:r>
+      <w:r>
+        <w:t>Transmit Leakage</w:t>
+      </w:r>
+      <w:r>
+        <w:rPr>
+          <w:rFonts w:hint="cs"/>
+          <w:cs/>
+        </w:rPr>
+        <w:t>) ซึ่งจะช่วยเพิ่มความไว (</w:t>
+      </w:r>
+      <w:r>
+        <w:t xml:space="preserve">Sensitivity) </w:t>
+      </w:r>
+      <w:r>
+        <w:rPr>
+          <w:rFonts w:hint="cs"/>
+          <w:cs/>
+        </w:rPr>
+        <w:t>ให้กับตัวรับสัญญาณ จะทำให้เพิ่มระยะการอ่านรหัสให้ไกลขึ้น</w:t>
       </w:r>
     </w:p>
     <w:p>
@@ -12351,6 +12688,36 @@
         </w:rPr>
       </w:pPr>
       <w:r>
+        <w:rPr>
+          <w:cs/>
+        </w:rPr>
+        <w:tab/>
+      </w:r>
+      <w:r>
+        <w:rPr>
+          <w:rFonts w:hint="cs"/>
+          <w:cs/>
+        </w:rPr>
+        <w:t>2.</w:t>
+      </w:r>
+      <w:r>
+        <w:rPr>
+          <w:rFonts w:hint="cs"/>
+          <w:cs/>
+        </w:rPr>
+        <w:t xml:space="preserve">พัฒนาในส่วนของโปรแกรมให้สามารถแสดงสถานะของระบบได้ทันที เช่นการใช้ </w:t>
+      </w:r>
+      <w:r>
+        <w:t xml:space="preserve">Django Channels </w:t>
+      </w:r>
+      <w:r>
+        <w:rPr>
+          <w:rFonts w:hint="cs"/>
+          <w:cs/>
+        </w:rPr>
+        <w:t>เพื่อการแสดงผลลัพธ์เป็นปัจจุบัน</w:t>
+      </w:r>
+      <w:r>
         <w:br w:type="page"/>
       </w:r>
     </w:p>
@@ -12364,9 +12731,9 @@
         <w:pStyle w:val="1"/>
         <w:spacing w:after="360"/>
       </w:pPr>
-      <w:bookmarkStart w:id="108" w:name="_Toc229840662"/>
-      <w:bookmarkStart w:id="109" w:name="_Toc229854094"/>
-      <w:bookmarkStart w:id="110" w:name="_Toc229859130"/>
+      <w:bookmarkStart w:id="109" w:name="_Toc229840662"/>
+      <w:bookmarkStart w:id="110" w:name="_Toc229854094"/>
+      <w:bookmarkStart w:id="111" w:name="_Toc229859130"/>
       <w:r>
         <w:rPr>
           <w:rFonts w:hint="cs"/>
@@ -12374,10 +12741,10 @@
         </w:rPr>
         <w:t>เอกสารอ้างอิง</w:t>
       </w:r>
-      <w:bookmarkEnd w:id="107"/>
       <w:bookmarkEnd w:id="108"/>
       <w:bookmarkEnd w:id="109"/>
       <w:bookmarkEnd w:id="110"/>
+      <w:bookmarkEnd w:id="111"/>
     </w:p>
     <w:p>
       <w:pPr>
@@ -12618,8 +12985,8 @@
           <w:docGrid w:linePitch="435"/>
         </w:sectPr>
       </w:pPr>
-      <w:bookmarkStart w:id="111" w:name="_Toc229854095"/>
-      <w:bookmarkStart w:id="112" w:name="_Toc229859131"/>
+      <w:bookmarkStart w:id="112" w:name="_Toc229854095"/>
+      <w:bookmarkStart w:id="113" w:name="_Toc229859131"/>
       <w:r>
         <w:rPr>
           <w:rFonts w:hint="cs"/>
@@ -12628,8 +12995,8 @@
         <w:lastRenderedPageBreak/>
         <w:t>ภาคผนวก</w:t>
       </w:r>
-      <w:bookmarkEnd w:id="111"/>
       <w:bookmarkEnd w:id="112"/>
+      <w:bookmarkEnd w:id="113"/>
     </w:p>
     <w:p>
       <w:pPr>
@@ -12640,11 +13007,11 @@
           <w:szCs w:val="40"/>
         </w:rPr>
       </w:pPr>
-      <w:bookmarkStart w:id="113" w:name="_Toc229813086"/>
-      <w:bookmarkStart w:id="114" w:name="_Toc229822135"/>
-      <w:bookmarkStart w:id="115" w:name="_Toc229854096"/>
-      <w:bookmarkStart w:id="116" w:name="_Ref229854456"/>
-      <w:bookmarkStart w:id="117" w:name="_Toc229859132"/>
+      <w:bookmarkStart w:id="114" w:name="_Toc229813086"/>
+      <w:bookmarkStart w:id="115" w:name="_Toc229822135"/>
+      <w:bookmarkStart w:id="116" w:name="_Toc229854096"/>
+      <w:bookmarkStart w:id="117" w:name="_Ref229854456"/>
+      <w:bookmarkStart w:id="118" w:name="_Toc229859132"/>
       <w:r>
         <w:rPr>
           <w:rFonts w:hint="cs"/>
@@ -12655,11 +13022,11 @@
         <w:lastRenderedPageBreak/>
         <w:t>ภาคผนวก ก</w:t>
       </w:r>
-      <w:bookmarkEnd w:id="113"/>
       <w:bookmarkEnd w:id="114"/>
       <w:bookmarkEnd w:id="115"/>
       <w:bookmarkEnd w:id="116"/>
       <w:bookmarkEnd w:id="117"/>
+      <w:bookmarkEnd w:id="118"/>
     </w:p>
     <w:p>
       <w:pPr>
@@ -12764,9 +13131,9 @@
         </w:rPr>
         <w:br w:type="page"/>
       </w:r>
-      <w:bookmarkStart w:id="118" w:name="_Toc229854097"/>
-      <w:bookmarkStart w:id="119" w:name="_Ref229854489"/>
-      <w:bookmarkStart w:id="120" w:name="_Toc229859133"/>
+      <w:bookmarkStart w:id="119" w:name="_Toc229854097"/>
+      <w:bookmarkStart w:id="120" w:name="_Ref229854489"/>
+      <w:bookmarkStart w:id="121" w:name="_Toc229859133"/>
       <w:r>
         <w:rPr>
           <w:rFonts w:hint="cs"/>
@@ -12777,9 +13144,9 @@
         <w:lastRenderedPageBreak/>
         <w:t>ภาคผนวก ข</w:t>
       </w:r>
-      <w:bookmarkEnd w:id="118"/>
       <w:bookmarkEnd w:id="119"/>
       <w:bookmarkEnd w:id="120"/>
+      <w:bookmarkEnd w:id="121"/>
     </w:p>
     <w:p>
       <w:pPr>
@@ -12881,9 +13248,9 @@
         </w:rPr>
         <w:br w:type="page"/>
       </w:r>
-      <w:bookmarkStart w:id="121" w:name="_Toc229813088"/>
-      <w:bookmarkStart w:id="122" w:name="_Toc229822137"/>
-      <w:bookmarkStart w:id="123" w:name="_Toc229859134"/>
+      <w:bookmarkStart w:id="122" w:name="_Toc229813088"/>
+      <w:bookmarkStart w:id="123" w:name="_Toc229822137"/>
+      <w:bookmarkStart w:id="124" w:name="_Toc229859134"/>
       <w:r>
         <w:rPr>
           <w:rFonts w:hint="cs"/>
@@ -12898,9 +13265,9 @@
         </w:rPr>
         <w:t>วัติผู้เขียน</w:t>
       </w:r>
-      <w:bookmarkEnd w:id="121"/>
       <w:bookmarkEnd w:id="122"/>
       <w:bookmarkEnd w:id="123"/>
+      <w:bookmarkEnd w:id="124"/>
     </w:p>
     <w:p>
       <w:pPr>
@@ -15302,8 +15669,6 @@
               <w:fldChar w:fldCharType="end"/>
             </w:r>
           </w:hyperlink>
-          <w:bookmarkStart w:id="124" w:name="_GoBack"/>
-          <w:bookmarkEnd w:id="124"/>
         </w:p>
         <w:p>
           <w:pPr>
@@ -16621,6 +16986,95 @@
 <file path=word/numbering.xml><?xml version="1.0" encoding="utf-8"?>
 <w:numbering xmlns:wpc="http://schemas.microsoft.com/office/word/2010/wordprocessingCanvas" xmlns:cx="http://schemas.microsoft.com/office/drawing/2014/chartex" xmlns:cx1="http://schemas.microsoft.com/office/drawing/2015/9/8/chartex" xmlns:cx2="http://schemas.microsoft.com/office/drawing/2015/10/21/chartex" xmlns:cx3="http://schemas.microsoft.com/office/drawing/2016/5/9/chartex" xmlns:cx4="http://schemas.microsoft.com/office/drawing/2016/5/10/chartex" xmlns:cx5="http://schemas.microsoft.com/office/drawing/2016/5/11/chartex" xmlns:cx6="http://schemas.microsoft.com/office/drawing/2016/5/12/chartex" xmlns:cx7="http://schemas.microsoft.com/office/drawing/2016/5/13/chartex" xmlns:cx8="http://schemas.microsoft.com/office/drawing/2016/5/14/chartex" xmlns:mc="http://schemas.openxmlformats.org/markup-compatibility/2006" xmlns:aink="http://schemas.microsoft.com/office/drawing/2016/ink" xmlns:am3d="http://schemas.microsoft.com/office/drawing/2017/model3d" xmlns:o="urn:schemas-microsoft-com:office:office" xmlns:r="http://schemas.openxmlformats.org/officeDocument/2006/relationships" xmlns:m="http://schemas.openxmlformats.org/officeDocument/2006/math" xmlns:v="urn:schemas-microsoft-com:vml" xmlns:wp14="http://schemas.microsoft.com/office/word/2010/wordprocessingDrawing" xmlns:wp="http://schemas.openxmlformats.org/drawingml/2006/wordprocessingDrawing" xmlns:w10="urn:schemas-microsoft-com:office:word" xmlns:w="http://schemas.openxmlformats.org/wordprocessingml/2006/main" xmlns:w14="http://schemas.microsoft.com/office/word/2010/wordml" xmlns:w15="http://schemas.microsoft.com/office/word/2012/wordml" xmlns:w16cid="http://schemas.microsoft.com/office/word/2016/wordml/cid" xmlns:w16se="http://schemas.microsoft.com/office/word/2015/wordml/symex" xmlns:wpg="http://schemas.microsoft.com/office/word/2010/wordprocessingGroup" xmlns:wpi="http://schemas.microsoft.com/office/word/2010/wordprocessingInk" xmlns:wne="http://schemas.microsoft.com/office/word/2006/wordml" xmlns:wps="http://schemas.microsoft.com/office/word/2010/wordprocessingShape" mc:Ignorable="w14 w15 w16se w16cid wp14">
   <w:abstractNum w:abstractNumId="0" w15:restartNumberingAfterBreak="0">
+    <w:nsid w:val="0B600BBA"/>
+    <w:multiLevelType w:val="hybridMultilevel"/>
+    <w:tmpl w:val="7C24EF6E"/>
+    <w:lvl w:ilvl="0" w:tplc="FD6A6B86">
+      <w:start w:val="1"/>
+      <w:numFmt w:val="decimal"/>
+      <w:lvlText w:val="%1."/>
+      <w:lvlJc w:val="left"/>
+      <w:pPr>
+        <w:ind w:left="924" w:hanging="360"/>
+      </w:pPr>
+      <w:rPr>
+        <w:rFonts w:eastAsiaTheme="minorHAnsi" w:hint="default"/>
+      </w:rPr>
+    </w:lvl>
+    <w:lvl w:ilvl="1" w:tplc="04090019" w:tentative="1">
+      <w:start w:val="1"/>
+      <w:numFmt w:val="lowerLetter"/>
+      <w:lvlText w:val="%2."/>
+      <w:lvlJc w:val="left"/>
+      <w:pPr>
+        <w:ind w:left="1644" w:hanging="360"/>
+      </w:pPr>
+    </w:lvl>
+    <w:lvl w:ilvl="2" w:tplc="0409001B" w:tentative="1">
+      <w:start w:val="1"/>
+      <w:numFmt w:val="lowerRoman"/>
+      <w:lvlText w:val="%3."/>
+      <w:lvlJc w:val="right"/>
+      <w:pPr>
+        <w:ind w:left="2364" w:hanging="180"/>
+      </w:pPr>
+    </w:lvl>
+    <w:lvl w:ilvl="3" w:tplc="0409000F" w:tentative="1">
+      <w:start w:val="1"/>
+      <w:numFmt w:val="decimal"/>
+      <w:lvlText w:val="%4."/>
+      <w:lvlJc w:val="left"/>
+      <w:pPr>
+        <w:ind w:left="3084" w:hanging="360"/>
+      </w:pPr>
+    </w:lvl>
+    <w:lvl w:ilvl="4" w:tplc="04090019" w:tentative="1">
+      <w:start w:val="1"/>
+      <w:numFmt w:val="lowerLetter"/>
+      <w:lvlText w:val="%5."/>
+      <w:lvlJc w:val="left"/>
+      <w:pPr>
+        <w:ind w:left="3804" w:hanging="360"/>
+      </w:pPr>
+    </w:lvl>
+    <w:lvl w:ilvl="5" w:tplc="0409001B" w:tentative="1">
+      <w:start w:val="1"/>
+      <w:numFmt w:val="lowerRoman"/>
+      <w:lvlText w:val="%6."/>
+      <w:lvlJc w:val="right"/>
+      <w:pPr>
+        <w:ind w:left="4524" w:hanging="180"/>
+      </w:pPr>
+    </w:lvl>
+    <w:lvl w:ilvl="6" w:tplc="0409000F" w:tentative="1">
+      <w:start w:val="1"/>
+      <w:numFmt w:val="decimal"/>
+      <w:lvlText w:val="%7."/>
+      <w:lvlJc w:val="left"/>
+      <w:pPr>
+        <w:ind w:left="5244" w:hanging="360"/>
+      </w:pPr>
+    </w:lvl>
+    <w:lvl w:ilvl="7" w:tplc="04090019" w:tentative="1">
+      <w:start w:val="1"/>
+      <w:numFmt w:val="lowerLetter"/>
+      <w:lvlText w:val="%8."/>
+      <w:lvlJc w:val="left"/>
+      <w:pPr>
+        <w:ind w:left="5964" w:hanging="360"/>
+      </w:pPr>
+    </w:lvl>
+    <w:lvl w:ilvl="8" w:tplc="0409001B" w:tentative="1">
+      <w:start w:val="1"/>
+      <w:numFmt w:val="lowerRoman"/>
+      <w:lvlText w:val="%9."/>
+      <w:lvlJc w:val="right"/>
+      <w:pPr>
+        <w:ind w:left="6684" w:hanging="180"/>
+      </w:pPr>
+    </w:lvl>
+  </w:abstractNum>
+  <w:abstractNum w:abstractNumId="1" w15:restartNumberingAfterBreak="0">
     <w:nsid w:val="163939A7"/>
     <w:multiLevelType w:val="hybridMultilevel"/>
     <w:tmpl w:val="932EC03A"/>
@@ -16709,7 +17163,7 @@
       </w:pPr>
     </w:lvl>
   </w:abstractNum>
-  <w:abstractNum w:abstractNumId="1" w15:restartNumberingAfterBreak="0">
+  <w:abstractNum w:abstractNumId="2" w15:restartNumberingAfterBreak="0">
     <w:nsid w:val="398C60BC"/>
     <w:multiLevelType w:val="hybridMultilevel"/>
     <w:tmpl w:val="B0147FD6"/>
@@ -16798,7 +17252,7 @@
       </w:pPr>
     </w:lvl>
   </w:abstractNum>
-  <w:abstractNum w:abstractNumId="2" w15:restartNumberingAfterBreak="0">
+  <w:abstractNum w:abstractNumId="3" w15:restartNumberingAfterBreak="0">
     <w:nsid w:val="3CD7376E"/>
     <w:multiLevelType w:val="hybridMultilevel"/>
     <w:tmpl w:val="38C44326"/>
@@ -16887,7 +17341,96 @@
       </w:pPr>
     </w:lvl>
   </w:abstractNum>
-  <w:abstractNum w:abstractNumId="3" w15:restartNumberingAfterBreak="0">
+  <w:abstractNum w:abstractNumId="4" w15:restartNumberingAfterBreak="0">
+    <w:nsid w:val="3FE91A18"/>
+    <w:multiLevelType w:val="hybridMultilevel"/>
+    <w:tmpl w:val="F4E6E1F6"/>
+    <w:lvl w:ilvl="0" w:tplc="02724BB0">
+      <w:start w:val="1"/>
+      <w:numFmt w:val="decimal"/>
+      <w:lvlText w:val="%1."/>
+      <w:lvlJc w:val="left"/>
+      <w:pPr>
+        <w:ind w:left="924" w:hanging="360"/>
+      </w:pPr>
+      <w:rPr>
+        <w:rFonts w:eastAsiaTheme="minorHAnsi" w:hint="default"/>
+      </w:rPr>
+    </w:lvl>
+    <w:lvl w:ilvl="1" w:tplc="04090019" w:tentative="1">
+      <w:start w:val="1"/>
+      <w:numFmt w:val="lowerLetter"/>
+      <w:lvlText w:val="%2."/>
+      <w:lvlJc w:val="left"/>
+      <w:pPr>
+        <w:ind w:left="1644" w:hanging="360"/>
+      </w:pPr>
+    </w:lvl>
+    <w:lvl w:ilvl="2" w:tplc="0409001B" w:tentative="1">
+      <w:start w:val="1"/>
+      <w:numFmt w:val="lowerRoman"/>
+      <w:lvlText w:val="%3."/>
+      <w:lvlJc w:val="right"/>
+      <w:pPr>
+        <w:ind w:left="2364" w:hanging="180"/>
+      </w:pPr>
+    </w:lvl>
+    <w:lvl w:ilvl="3" w:tplc="0409000F" w:tentative="1">
+      <w:start w:val="1"/>
+      <w:numFmt w:val="decimal"/>
+      <w:lvlText w:val="%4."/>
+      <w:lvlJc w:val="left"/>
+      <w:pPr>
+        <w:ind w:left="3084" w:hanging="360"/>
+      </w:pPr>
+    </w:lvl>
+    <w:lvl w:ilvl="4" w:tplc="04090019" w:tentative="1">
+      <w:start w:val="1"/>
+      <w:numFmt w:val="lowerLetter"/>
+      <w:lvlText w:val="%5."/>
+      <w:lvlJc w:val="left"/>
+      <w:pPr>
+        <w:ind w:left="3804" w:hanging="360"/>
+      </w:pPr>
+    </w:lvl>
+    <w:lvl w:ilvl="5" w:tplc="0409001B" w:tentative="1">
+      <w:start w:val="1"/>
+      <w:numFmt w:val="lowerRoman"/>
+      <w:lvlText w:val="%6."/>
+      <w:lvlJc w:val="right"/>
+      <w:pPr>
+        <w:ind w:left="4524" w:hanging="180"/>
+      </w:pPr>
+    </w:lvl>
+    <w:lvl w:ilvl="6" w:tplc="0409000F" w:tentative="1">
+      <w:start w:val="1"/>
+      <w:numFmt w:val="decimal"/>
+      <w:lvlText w:val="%7."/>
+      <w:lvlJc w:val="left"/>
+      <w:pPr>
+        <w:ind w:left="5244" w:hanging="360"/>
+      </w:pPr>
+    </w:lvl>
+    <w:lvl w:ilvl="7" w:tplc="04090019" w:tentative="1">
+      <w:start w:val="1"/>
+      <w:numFmt w:val="lowerLetter"/>
+      <w:lvlText w:val="%8."/>
+      <w:lvlJc w:val="left"/>
+      <w:pPr>
+        <w:ind w:left="5964" w:hanging="360"/>
+      </w:pPr>
+    </w:lvl>
+    <w:lvl w:ilvl="8" w:tplc="0409001B" w:tentative="1">
+      <w:start w:val="1"/>
+      <w:numFmt w:val="lowerRoman"/>
+      <w:lvlText w:val="%9."/>
+      <w:lvlJc w:val="right"/>
+      <w:pPr>
+        <w:ind w:left="6684" w:hanging="180"/>
+      </w:pPr>
+    </w:lvl>
+  </w:abstractNum>
+  <w:abstractNum w:abstractNumId="5" w15:restartNumberingAfterBreak="0">
     <w:nsid w:val="484831D2"/>
     <w:multiLevelType w:val="hybridMultilevel"/>
     <w:tmpl w:val="CBDEB0AC"/>
@@ -16976,7 +17519,7 @@
       </w:pPr>
     </w:lvl>
   </w:abstractNum>
-  <w:abstractNum w:abstractNumId="4" w15:restartNumberingAfterBreak="0">
+  <w:abstractNum w:abstractNumId="6" w15:restartNumberingAfterBreak="0">
     <w:nsid w:val="4ED92512"/>
     <w:multiLevelType w:val="multilevel"/>
     <w:tmpl w:val="ACEC8416"/>
@@ -17089,7 +17632,7 @@
       </w:rPr>
     </w:lvl>
   </w:abstractNum>
-  <w:abstractNum w:abstractNumId="5" w15:restartNumberingAfterBreak="0">
+  <w:abstractNum w:abstractNumId="7" w15:restartNumberingAfterBreak="0">
     <w:nsid w:val="5FDF3915"/>
     <w:multiLevelType w:val="multilevel"/>
     <w:tmpl w:val="8F682D00"/>
@@ -17212,7 +17755,7 @@
       </w:rPr>
     </w:lvl>
   </w:abstractNum>
-  <w:abstractNum w:abstractNumId="6" w15:restartNumberingAfterBreak="0">
+  <w:abstractNum w:abstractNumId="8" w15:restartNumberingAfterBreak="0">
     <w:nsid w:val="781D3A68"/>
     <w:multiLevelType w:val="multilevel"/>
     <w:tmpl w:val="8F682D00"/>
@@ -17335,7 +17878,7 @@
       </w:rPr>
     </w:lvl>
   </w:abstractNum>
-  <w:abstractNum w:abstractNumId="7" w15:restartNumberingAfterBreak="0">
+  <w:abstractNum w:abstractNumId="9" w15:restartNumberingAfterBreak="0">
     <w:nsid w:val="7F40055D"/>
     <w:multiLevelType w:val="multilevel"/>
     <w:tmpl w:val="D9424BFE"/>
@@ -17458,28 +18001,34 @@
     </w:lvl>
   </w:abstractNum>
   <w:num w:numId="1">
-    <w:abstractNumId w:val="4"/>
+    <w:abstractNumId w:val="6"/>
   </w:num>
   <w:num w:numId="2">
+    <w:abstractNumId w:val="9"/>
+  </w:num>
+  <w:num w:numId="3">
+    <w:abstractNumId w:val="3"/>
+  </w:num>
+  <w:num w:numId="4">
+    <w:abstractNumId w:val="1"/>
+  </w:num>
+  <w:num w:numId="5">
+    <w:abstractNumId w:val="2"/>
+  </w:num>
+  <w:num w:numId="6">
+    <w:abstractNumId w:val="5"/>
+  </w:num>
+  <w:num w:numId="7">
     <w:abstractNumId w:val="7"/>
   </w:num>
-  <w:num w:numId="3">
-    <w:abstractNumId w:val="2"/>
+  <w:num w:numId="8">
+    <w:abstractNumId w:val="8"/>
   </w:num>
-  <w:num w:numId="4">
+  <w:num w:numId="9">
     <w:abstractNumId w:val="0"/>
   </w:num>
-  <w:num w:numId="5">
-    <w:abstractNumId w:val="1"/>
-  </w:num>
-  <w:num w:numId="6">
-    <w:abstractNumId w:val="3"/>
-  </w:num>
-  <w:num w:numId="7">
-    <w:abstractNumId w:val="5"/>
-  </w:num>
-  <w:num w:numId="8">
-    <w:abstractNumId w:val="6"/>
+  <w:num w:numId="10">
+    <w:abstractNumId w:val="4"/>
   </w:num>
 </w:numbering>
 </file>
@@ -17954,6 +18503,7 @@
   <w:style w:type="character" w:default="1" w:styleId="a0">
     <w:name w:val="Default Paragraph Font"/>
     <w:uiPriority w:val="1"/>
+    <w:semiHidden/>
     <w:unhideWhenUsed/>
   </w:style>
   <w:style w:type="table" w:default="1" w:styleId="a1">
@@ -19821,7 +20371,7 @@
     </b:Author>
     <b:JournalName>2026 20th International Conference on Ubiquitous Information Management and Communication (IMCOM)</b:JournalName>
     <b:DOI>10.1109/IMCOM69009.2026.11360831</b:DOI>
-    <b:RefOrder>7</b:RefOrder>
+    <b:RefOrder>6</b:RefOrder>
   </b:Source>
   <b:Source>
     <b:Tag>FRa24</b:Tag>
@@ -19842,7 +20392,7 @@
     <b:JournalName>2024 International Conference on Robotics and Automation in Industry (ICRAI)</b:JournalName>
     <b:Year>2024</b:Year>
     <b:DOI>10.1109/ICRAI62391.2024.10894149</b:DOI>
-    <b:RefOrder>6</b:RefOrder>
+    <b:RefOrder>7</b:RefOrder>
   </b:Source>
   <b:Source>
     <b:Tag>Dan08</b:Tag>
@@ -19988,7 +20538,7 @@
 </file>
 
 <file path=customXml/itemProps1.xml><?xml version="1.0" encoding="utf-8"?>
-<ds:datastoreItem xmlns:ds="http://schemas.openxmlformats.org/officeDocument/2006/customXml" ds:itemID="{E4E2700A-E398-4110-9EF1-5DBE8C617BD3}">
+<ds:datastoreItem xmlns:ds="http://schemas.openxmlformats.org/officeDocument/2006/customXml" ds:itemID="{BDFA74E0-B8DB-45F2-BA7E-6B0D6229A311}">
   <ds:schemaRefs>
     <ds:schemaRef ds:uri="http://schemas.openxmlformats.org/officeDocument/2006/bibliography"/>
   </ds:schemaRefs>

--- a/บทความ/เล่มจบ/IS_Body-2.docx
+++ b/บทความ/เล่มจบ/IS_Body-2.docx
@@ -9,7 +9,7 @@
       <w:bookmarkStart w:id="0" w:name="_Toc229813080"/>
       <w:bookmarkStart w:id="1" w:name="_Toc229840647"/>
       <w:bookmarkStart w:id="2" w:name="_Toc229854078"/>
-      <w:bookmarkStart w:id="3" w:name="_Toc229859114"/>
+      <w:bookmarkStart w:id="3" w:name="_Toc230135955"/>
       <w:r>
         <w:rPr>
           <w:rFonts w:hint="cs"/>
@@ -52,7 +52,21 @@
           <w:rFonts w:hint="cs"/>
           <w:cs/>
         </w:rPr>
-        <w:t xml:space="preserve">บทนี้จะกล่าวถึงภาพรวมของพื้นฐาน วัตถุประสงค์ ขอบเขต และระเบียบวิธีวิจัย </w:t>
+        <w:t>บทนี้จะกล่าวถึงภาพรวมของพื้นฐาน วัตถุประสงค์ ขอบเขต และระเบียบวิธี</w:t>
+      </w:r>
+      <w:r>
+        <w:rPr>
+          <w:rFonts w:hint="cs"/>
+          <w:cs/>
+        </w:rPr>
+        <w:t>ศึกษา</w:t>
+      </w:r>
+      <w:r>
+        <w:rPr>
+          <w:rFonts w:hint="cs"/>
+          <w:cs/>
+        </w:rPr>
+        <w:t xml:space="preserve"> </w:t>
       </w:r>
       <w:r>
         <w:rPr>
@@ -146,320 +160,46 @@
     </w:p>
     <w:p>
       <w:pPr>
-        <w:pStyle w:val="af0"/>
-        <w:spacing w:before="180"/>
-        <w:ind w:firstLine="567"/>
-        <w:rPr>
-          <w:sz w:val="28"/>
-          <w:szCs w:val="32"/>
-        </w:rPr>
-      </w:pPr>
-      <w:r>
-        <w:rPr>
-          <w:sz w:val="28"/>
-          <w:szCs w:val="32"/>
-          <w:cs/>
-        </w:rPr>
-        <w:t>การบริหารจัดการสินค้าคงคลังในปัจจุบันมีรูปแบบในการจัดการที่หลากหลาย มีการกำหนดรหัสต่างวิธีกันไม่ว่าจะเป็นเขียนด้วยอักษร</w:t>
-      </w:r>
-      <w:r>
-        <w:rPr>
-          <w:sz w:val="28"/>
-          <w:szCs w:val="32"/>
-        </w:rPr>
-        <w:t xml:space="preserve"> </w:t>
-      </w:r>
-      <w:r>
-        <w:rPr>
-          <w:sz w:val="28"/>
-          <w:szCs w:val="32"/>
-          <w:cs/>
-        </w:rPr>
-        <w:t>ใช้บาร์</w:t>
-      </w:r>
-      <w:r>
-        <w:rPr>
-          <w:sz w:val="28"/>
-          <w:szCs w:val="32"/>
-          <w:cs/>
-          <w:lang w:bidi="th-TH"/>
-        </w:rPr>
-        <w:t>โค้ด</w:t>
-      </w:r>
-      <w:r>
-        <w:rPr>
-          <w:sz w:val="28"/>
-          <w:szCs w:val="32"/>
-        </w:rPr>
-        <w:t xml:space="preserve"> </w:t>
-      </w:r>
-      <w:r>
-        <w:rPr>
-          <w:sz w:val="28"/>
-          <w:szCs w:val="32"/>
-          <w:cs/>
-        </w:rPr>
-        <w:t>หรือ คิวอาร์</w:t>
-      </w:r>
-      <w:r>
-        <w:rPr>
-          <w:sz w:val="28"/>
-          <w:szCs w:val="32"/>
-          <w:cs/>
-          <w:lang w:bidi="th-TH"/>
-        </w:rPr>
-        <w:t>โค้ด</w:t>
-      </w:r>
-      <w:r>
-        <w:rPr>
-          <w:sz w:val="28"/>
-          <w:szCs w:val="32"/>
-        </w:rPr>
-        <w:t xml:space="preserve"> </w:t>
-      </w:r>
-      <w:r>
-        <w:rPr>
-          <w:sz w:val="28"/>
-          <w:szCs w:val="32"/>
-          <w:cs/>
-        </w:rPr>
-        <w:t>เป็นต้น ในการระบุรหัสสินค้าคงคลังด้วย บาร์</w:t>
-      </w:r>
-      <w:r>
-        <w:rPr>
-          <w:sz w:val="28"/>
-          <w:szCs w:val="32"/>
-          <w:cs/>
-          <w:lang w:bidi="th-TH"/>
-        </w:rPr>
-        <w:t>โค้ด</w:t>
-      </w:r>
-      <w:r>
-        <w:rPr>
-          <w:sz w:val="28"/>
-          <w:szCs w:val="32"/>
-        </w:rPr>
-        <w:t xml:space="preserve"> </w:t>
-      </w:r>
-      <w:r>
-        <w:rPr>
-          <w:sz w:val="28"/>
-          <w:szCs w:val="32"/>
-          <w:cs/>
-        </w:rPr>
-        <w:t>หรือ คิวอาร์</w:t>
-      </w:r>
-      <w:r>
-        <w:rPr>
-          <w:sz w:val="28"/>
-          <w:szCs w:val="32"/>
-          <w:cs/>
-          <w:lang w:bidi="th-TH"/>
-        </w:rPr>
-        <w:t>โค้ด</w:t>
-      </w:r>
-      <w:r>
-        <w:rPr>
-          <w:sz w:val="28"/>
-          <w:szCs w:val="32"/>
-        </w:rPr>
-        <w:t xml:space="preserve"> </w:t>
-      </w:r>
-      <w:r>
-        <w:rPr>
-          <w:sz w:val="28"/>
-          <w:szCs w:val="32"/>
-          <w:cs/>
-        </w:rPr>
-        <w:t>มีปัญหาในการใช้งานคือทำงานได้ช้า ตำแหน่งที่ตั้งของรหัสไม่ได้อยู่ในตำแหน่งเดียวกันทั้งหมดทำให้การตรวจนับสินค้าคงคลังต้องใช้เวลานาน และรหัสที่ติดอาจจะมีการหลุด</w:t>
-      </w:r>
-      <w:r>
-        <w:rPr>
-          <w:rFonts w:hint="cs"/>
-          <w:sz w:val="28"/>
-          <w:szCs w:val="32"/>
-          <w:cs/>
-        </w:rPr>
-        <w:t xml:space="preserve"> ชำรุด </w:t>
-      </w:r>
-      <w:r>
-        <w:rPr>
-          <w:sz w:val="28"/>
-          <w:szCs w:val="32"/>
-          <w:cs/>
-        </w:rPr>
-        <w:t>หรือเลือนได้</w:t>
-      </w:r>
-      <w:r>
-        <w:rPr>
-          <w:rFonts w:hint="cs"/>
-          <w:sz w:val="28"/>
-          <w:szCs w:val="32"/>
-          <w:cs/>
-        </w:rPr>
-        <w:t xml:space="preserve">จากการสัมผัสโดยตรง </w:t>
-      </w:r>
-      <w:r>
-        <w:rPr>
-          <w:sz w:val="28"/>
-          <w:szCs w:val="32"/>
-          <w:cs/>
-        </w:rPr>
-        <w:t>เพราะต้องติดไว้ในตำแหน่งที่เห็นได้ชัดเจน ในการศึกษาครั้งนี้จะใช้ อาร์เอฟไอดีแท็ก</w:t>
-      </w:r>
-      <w:r>
-        <w:rPr>
-          <w:sz w:val="28"/>
-          <w:szCs w:val="32"/>
-          <w:lang w:val="en-US"/>
-        </w:rPr>
-        <w:t xml:space="preserve"> </w:t>
-      </w:r>
-      <w:r>
-        <w:rPr>
-          <w:sz w:val="28"/>
-          <w:szCs w:val="32"/>
-          <w:cs/>
-        </w:rPr>
-        <w:t>ในการระบุรหัสของสินค้าคงคลังเพื่อเพิ่มความเร็วในการตรวจสอบ</w:t>
-      </w:r>
-      <w:r>
-        <w:rPr>
-          <w:rFonts w:hint="cs"/>
-          <w:sz w:val="28"/>
-          <w:szCs w:val="32"/>
-          <w:cs/>
-        </w:rPr>
-        <w:t xml:space="preserve"> </w:t>
-      </w:r>
-      <w:r>
-        <w:rPr>
-          <w:sz w:val="28"/>
-          <w:szCs w:val="32"/>
-          <w:cs/>
-        </w:rPr>
-        <w:t>เพราะใช้หลักการทำงานของคลื่นวิทยุ ทำให้ไม่จำเป็นต้องติดข้างนอกของ</w:t>
-      </w:r>
-      <w:r>
-        <w:rPr>
-          <w:rFonts w:hint="cs"/>
-          <w:sz w:val="28"/>
-          <w:szCs w:val="32"/>
-          <w:cs/>
-        </w:rPr>
-        <w:t>ตัว</w:t>
-      </w:r>
-      <w:r>
-        <w:rPr>
-          <w:sz w:val="28"/>
-          <w:szCs w:val="32"/>
-          <w:cs/>
-        </w:rPr>
-        <w:t>สินค้า ทำให้เกิดความทนทานกว่าเดิม อีกทั้งยังสามารถตรวจสอบได้ทีละหลายรหัสได้</w:t>
-      </w:r>
-      <w:r>
-        <w:rPr>
-          <w:rFonts w:hint="cs"/>
-          <w:sz w:val="28"/>
-          <w:szCs w:val="32"/>
-          <w:cs/>
-        </w:rPr>
-        <w:t xml:space="preserve"> </w:t>
-      </w:r>
-      <w:r>
-        <w:rPr>
-          <w:sz w:val="28"/>
-          <w:szCs w:val="32"/>
-          <w:cs/>
-        </w:rPr>
-        <w:t>ต่างจากบาร์</w:t>
-      </w:r>
-      <w:r>
-        <w:rPr>
-          <w:sz w:val="28"/>
-          <w:szCs w:val="32"/>
-          <w:cs/>
-          <w:lang w:bidi="th-TH"/>
-        </w:rPr>
-        <w:t>โค้ด</w:t>
-      </w:r>
-      <w:r>
-        <w:rPr>
-          <w:sz w:val="28"/>
-          <w:szCs w:val="32"/>
-        </w:rPr>
-        <w:t xml:space="preserve"> </w:t>
-      </w:r>
-      <w:r>
-        <w:rPr>
-          <w:sz w:val="28"/>
-          <w:szCs w:val="32"/>
-          <w:cs/>
-        </w:rPr>
-        <w:t>และ คิวอาร์</w:t>
-      </w:r>
-      <w:r>
-        <w:rPr>
-          <w:sz w:val="28"/>
-          <w:szCs w:val="32"/>
-          <w:cs/>
-          <w:lang w:bidi="th-TH"/>
-        </w:rPr>
-        <w:t>โค้ด</w:t>
-      </w:r>
-      <w:r>
-        <w:rPr>
-          <w:sz w:val="28"/>
-          <w:szCs w:val="32"/>
-        </w:rPr>
-        <w:t xml:space="preserve"> </w:t>
-      </w:r>
-      <w:r>
-        <w:rPr>
-          <w:sz w:val="28"/>
-          <w:szCs w:val="32"/>
-          <w:cs/>
-        </w:rPr>
-        <w:t>ที่ต้องตรวจสอบทีละรหัส</w:t>
-      </w:r>
-      <w:r>
-        <w:rPr>
-          <w:sz w:val="28"/>
-          <w:szCs w:val="32"/>
-        </w:rPr>
-        <w:t xml:space="preserve"> </w:t>
-      </w:r>
-    </w:p>
-    <w:p>
-      <w:pPr>
         <w:pStyle w:val="2"/>
-      </w:pPr>
-      <w:r>
-        <w:t xml:space="preserve"> </w:t>
-      </w:r>
+        <w:rPr>
+          <w:rFonts w:hint="cs"/>
+          <w:cs/>
+        </w:rPr>
+      </w:pPr>
       <w:bookmarkStart w:id="4" w:name="_Toc229840648"/>
       <w:bookmarkStart w:id="5" w:name="_Toc229854079"/>
-      <w:bookmarkStart w:id="6" w:name="_Toc229859115"/>
+      <w:bookmarkStart w:id="6" w:name="_Toc230135956"/>
       <w:r>
         <w:t>1.1</w:t>
-      </w:r>
-      <w:r>
-        <w:tab/>
-      </w:r>
-      <w:r>
-        <w:rPr>
-          <w:cs/>
-        </w:rPr>
-        <w:t>ความเป็นมาของการวิจัย</w:t>
       </w:r>
       <w:bookmarkEnd w:id="4"/>
       <w:bookmarkEnd w:id="5"/>
+      <w:r>
+        <w:t xml:space="preserve"> </w:t>
+      </w:r>
+      <w:r>
+        <w:rPr>
+          <w:cs/>
+        </w:rPr>
+        <w:tab/>
+      </w:r>
+      <w:r>
+        <w:rPr>
+          <w:rFonts w:hint="cs"/>
+          <w:cs/>
+        </w:rPr>
+        <w:t>ที่มาและความสำคัญ</w:t>
+      </w:r>
       <w:bookmarkEnd w:id="6"/>
     </w:p>
     <w:p>
       <w:pPr>
         <w:spacing w:after="180"/>
         <w:ind w:firstLine="567"/>
+        <w:rPr>
+          <w:rFonts w:hint="cs"/>
+          <w:cs/>
+        </w:rPr>
       </w:pPr>
       <w:r>
         <w:rPr>
@@ -501,35 +241,91 @@
           <w:rFonts w:hint="cs"/>
           <w:cs/>
         </w:rPr>
-        <w:t xml:space="preserve"> ระบุตัวสินค้าคงคลัง ขั้นตอนการตรวจนับมักจะต้องใช้เวลาล่าช้าเพราะต้องตรวจสอบทีละรายการ ตำแหน่งของรหัสอาจจะไม่ได้อยู่ในจุดเดียวกัน ทำให้เสียเวลาจัดวางตำแหน่งให้ตรวจสอบได้ เครื่องอ่านบาร์</w:t>
-      </w:r>
-      <w:r>
-        <w:rPr>
-          <w:rFonts w:hint="cs"/>
-          <w:cs/>
-        </w:rPr>
-        <w:t>โค้ด</w:t>
-      </w:r>
-      <w:r>
-        <w:rPr>
-          <w:rFonts w:hint="cs"/>
-          <w:cs/>
-        </w:rPr>
-        <w:t xml:space="preserve"> และ คิวอาร์</w:t>
-      </w:r>
-      <w:r>
-        <w:rPr>
-          <w:rFonts w:hint="cs"/>
-          <w:cs/>
-        </w:rPr>
-        <w:t>โค้ด</w:t>
-      </w:r>
-      <w:r>
-        <w:rPr>
-          <w:rFonts w:hint="cs"/>
-          <w:cs/>
-        </w:rPr>
-        <w:t>ต้องมองเห็นรหัสอย่างชัดเจน จึงจะสามารถระบุรหัสได้ ทำให้ไม่สามารถตรวจสอบสินค้าคงคลังที่อยู่ในกล่องปิดตายได้ ป้ายที่ระบุรหัสส่วนมากจะเป็นกระดาษ ที่มักจะชำรุด หลุดลอก หรือเลือนหายได้ง่ายจาการใช้งาน หรือโดนความชื้น</w:t>
+        <w:t xml:space="preserve"> ระบุตัวสินค้าคงคลัง ขั้นตอนการตรวจนับมักจะต้องใช้เวลาล่าช้าเพราะต้องตรวจสอบทีละรายการ </w:t>
+      </w:r>
+      <w:r>
+        <w:rPr>
+          <w:rFonts w:hint="cs"/>
+          <w:cs/>
+        </w:rPr>
+        <w:t>และ</w:t>
+      </w:r>
+      <w:r>
+        <w:rPr>
+          <w:rFonts w:hint="cs"/>
+          <w:cs/>
+        </w:rPr>
+        <w:t xml:space="preserve">ตำแหน่งของรหัสอาจจะไม่ได้อยู่ในจุดเดียวกัน </w:t>
+      </w:r>
+      <w:r>
+        <w:rPr>
+          <w:rFonts w:hint="cs"/>
+          <w:cs/>
+        </w:rPr>
+        <w:t>ส่งผล</w:t>
+      </w:r>
+      <w:r>
+        <w:rPr>
+          <w:rFonts w:hint="cs"/>
+          <w:cs/>
+        </w:rPr>
+        <w:t>เสียเวลาจัดวางตำแหน่ง</w:t>
+      </w:r>
+      <w:r>
+        <w:rPr>
+          <w:rFonts w:hint="cs"/>
+          <w:cs/>
+        </w:rPr>
+        <w:t>เพื่อ</w:t>
+      </w:r>
+      <w:r>
+        <w:rPr>
+          <w:rFonts w:hint="cs"/>
+          <w:cs/>
+        </w:rPr>
+        <w:t>ให้ตรวจสอบได้</w:t>
+      </w:r>
+      <w:r>
+        <w:rPr>
+          <w:rFonts w:hint="cs"/>
+          <w:cs/>
+        </w:rPr>
+        <w:t>ด้วยเครื่องอ่าน</w:t>
+      </w:r>
+      <w:r>
+        <w:rPr>
+          <w:rFonts w:hint="cs"/>
+          <w:cs/>
+        </w:rPr>
+        <w:t xml:space="preserve"> </w:t>
+      </w:r>
+      <w:r>
+        <w:rPr>
+          <w:rFonts w:hint="cs"/>
+          <w:cs/>
+        </w:rPr>
+        <w:t>อีกทั้งยัง</w:t>
+      </w:r>
+      <w:r>
+        <w:rPr>
+          <w:rFonts w:hint="cs"/>
+          <w:cs/>
+        </w:rPr>
+        <w:t xml:space="preserve">ต้องมองเห็นรหัสอย่างชัดเจน จึงจะสามารถระบุรหัสได้ ทำให้ไม่สามารถตรวจสอบสินค้าคงคลังที่อยู่ในกล่องปิดตายได้ </w:t>
+      </w:r>
+      <w:r>
+        <w:rPr>
+          <w:rFonts w:hint="cs"/>
+          <w:cs/>
+        </w:rPr>
+        <w:t>อีกปัญหาหนึ่งก็คือ</w:t>
+      </w:r>
+      <w:r>
+        <w:rPr>
+          <w:rFonts w:hint="cs"/>
+          <w:cs/>
+        </w:rPr>
+        <w:t>ป้ายที่ระบุรหัสส่วนมากจะเป็นกระดาษ ที่มักจะชำรุด หลุดลอก หรือเลือนหายได้ง่ายจาการใช้งาน หรือโดนความชื้น</w:t>
       </w:r>
       <w:r>
         <w:rPr>
@@ -608,7 +404,6 @@
       <w:r>
         <w:rPr>
           <w:noProof/>
-          <w:cs/>
         </w:rPr>
         <w:t>1</w:t>
       </w:r>
@@ -624,6 +419,51 @@
           <w:cs/>
         </w:rPr>
         <w:t xml:space="preserve"> ส่งผลต้องเสียทรัพยากรและเวลาในการจัดหารหัสใหม่มาทดแทน</w:t>
+      </w:r>
+      <w:r>
+        <w:t xml:space="preserve"> </w:t>
+      </w:r>
+      <w:r>
+        <w:rPr>
+          <w:rFonts w:hint="cs"/>
+          <w:cs/>
+        </w:rPr>
+        <w:t>ยิ่งไปกว่านั้น ระบบเดิมยังพึ่งพาการจัดเก็บข้อมูลบนเซิร์ฟเวอร์ท้องถิ่น ซึ่งทำให้เกิดภาระค่าใช้จ่ายสูง ทั้งด้านอุปกรณ์ พลังงานไฟฟ้า และค่าบำรุงรักษาอย่างต่อเนื่อง จากปัญหาและข้อจำกัดที่กล่าวมา การค้นคว้าอิสระ</w:t>
+      </w:r>
+      <w:r>
+        <w:rPr>
+          <w:rFonts w:hint="cs"/>
+          <w:cs/>
+        </w:rPr>
+        <w:t>ฉบับ</w:t>
+      </w:r>
+      <w:r>
+        <w:rPr>
+          <w:rFonts w:hint="cs"/>
+          <w:cs/>
+        </w:rPr>
+        <w:t>นี้</w:t>
+      </w:r>
+      <w:r>
+        <w:rPr>
+          <w:rFonts w:hint="cs"/>
+          <w:cs/>
+        </w:rPr>
+        <w:t>จึงมีวัตถุประสงค์เพื่อพัฒนาต้นแบบระบบบริหาร</w:t>
+      </w:r>
+      <w:r>
+        <w:rPr>
+          <w:rFonts w:hint="cs"/>
+          <w:cs/>
+        </w:rPr>
+        <w:t>จัดการสินค้าคงคลังที่</w:t>
+      </w:r>
+      <w:r>
+        <w:rPr>
+          <w:rFonts w:hint="cs"/>
+          <w:cs/>
+        </w:rPr>
+        <w:t>มีประสิทธิภาพสูงขึ้น เพื่อนำมาประยุกต์ใช้งานแทนระบบเดิม</w:t>
       </w:r>
     </w:p>
     <w:p>
@@ -635,11 +475,10 @@
           <w:noProof/>
           <w:cs/>
         </w:rPr>
-        <w:lastRenderedPageBreak/>
         <w:drawing>
-          <wp:inline distT="0" distB="0" distL="0" distR="0" wp14:anchorId="0413124C" wp14:editId="63D88340">
-            <wp:extent cx="4316004" cy="3765429"/>
-            <wp:effectExtent l="0" t="0" r="8890" b="6985"/>
+          <wp:inline distT="0" distB="0" distL="0" distR="0" wp14:anchorId="0413124C" wp14:editId="13BACFAC">
+            <wp:extent cx="2994025" cy="2612090"/>
+            <wp:effectExtent l="0" t="0" r="0" b="0"/>
             <wp:docPr id="12" name="รูปภาพ 12"/>
             <wp:cNvGraphicFramePr>
               <a:graphicFrameLocks xmlns:a="http://schemas.openxmlformats.org/drawingml/2006/main" noChangeAspect="1"/>
@@ -660,7 +499,7 @@
                   <pic:spPr>
                     <a:xfrm>
                       <a:off x="0" y="0"/>
-                      <a:ext cx="4370888" cy="3813312"/>
+                      <a:ext cx="3041836" cy="2653802"/>
                     </a:xfrm>
                     <a:prstGeom prst="rect">
                       <a:avLst/>
@@ -682,7 +521,7 @@
       </w:pPr>
       <w:bookmarkStart w:id="7" w:name="_Ref229854751"/>
       <w:bookmarkStart w:id="8" w:name="_Toc229847952"/>
-      <w:bookmarkStart w:id="9" w:name="_Toc229859104"/>
+      <w:bookmarkStart w:id="9" w:name="_Toc230135945"/>
       <w:r>
         <w:rPr>
           <w:cs/>
@@ -706,7 +545,6 @@
         <w:r>
           <w:rPr>
             <w:noProof/>
-            <w:cs/>
           </w:rPr>
           <w:t>1</w:t>
         </w:r>
@@ -739,149 +577,242 @@
     <w:p>
       <w:pPr>
         <w:pStyle w:val="2"/>
-        <w:rPr>
-          <w:cs/>
-        </w:rPr>
       </w:pPr>
       <w:bookmarkStart w:id="10" w:name="_Toc229840649"/>
       <w:bookmarkStart w:id="11" w:name="_Toc229854080"/>
-      <w:bookmarkStart w:id="12" w:name="_Toc229859116"/>
-      <w:r>
+      <w:bookmarkStart w:id="12" w:name="_Toc230135957"/>
+      <w:r>
+        <w:lastRenderedPageBreak/>
         <w:t>1.2</w:t>
       </w:r>
       <w:r>
-        <w:tab/>
-      </w:r>
-      <w:r>
-        <w:rPr>
-          <w:cs/>
-        </w:rPr>
-        <w:t>วัตถุประสงค์ของการวิจัย</w:t>
+        <w:t xml:space="preserve"> </w:t>
+      </w:r>
+      <w:r>
+        <w:rPr>
+          <w:cs/>
+        </w:rPr>
+        <w:t>วัตถุประสงค์ของการ</w:t>
       </w:r>
       <w:bookmarkEnd w:id="10"/>
       <w:bookmarkEnd w:id="11"/>
+      <w:r>
+        <w:rPr>
+          <w:rFonts w:hint="cs"/>
+          <w:cs/>
+        </w:rPr>
+        <w:t>ค้นคว้าแบบอิสระ</w:t>
+      </w:r>
       <w:bookmarkEnd w:id="12"/>
     </w:p>
     <w:p>
       <w:pPr>
-        <w:ind w:firstLine="567"/>
-        <w:rPr>
-          <w:rFonts w:asciiTheme="majorBidi" w:hAnsiTheme="majorBidi" w:cstheme="majorBidi"/>
-          <w:i/>
-          <w:iCs/>
-        </w:rPr>
-      </w:pPr>
-      <w:r>
-        <w:rPr>
-          <w:cs/>
-        </w:rPr>
-        <w:t>วัตถุประสงค์ของการวิจัยนี้คือการ</w:t>
-      </w:r>
-      <w:r>
-        <w:rPr>
-          <w:rFonts w:hint="cs"/>
-          <w:cs/>
-        </w:rPr>
-        <w:t>นำคลื่นวิทยุมาช่วยแก้ไขปัญหาของการใช้บาร์</w:t>
-      </w:r>
-      <w:r>
-        <w:rPr>
-          <w:rFonts w:hint="cs"/>
-          <w:cs/>
-        </w:rPr>
-        <w:t>โค้ด</w:t>
-      </w:r>
-      <w:r>
-        <w:rPr>
-          <w:rFonts w:hint="cs"/>
-          <w:cs/>
-        </w:rPr>
-        <w:t xml:space="preserve"> และ คิวอาร์</w:t>
-      </w:r>
-      <w:r>
-        <w:rPr>
-          <w:rFonts w:hint="cs"/>
-          <w:cs/>
-        </w:rPr>
-        <w:t>โค้ด</w:t>
-      </w:r>
-      <w:r>
-        <w:rPr>
-          <w:rFonts w:hint="cs"/>
-          <w:cs/>
-        </w:rPr>
-        <w:t xml:space="preserve"> โดยจะนำเทคโนโลยีอาร์เอฟไอดี และระบบคลาว์มาประยุกต์ใช้เพื่อเพิ่มประสิทธิภาพในการบริหารจัดการสินค้าคงคลัง</w:t>
-      </w:r>
-      <w:r>
-        <w:rPr>
-          <w:rFonts w:hint="cs"/>
-          <w:cs/>
-        </w:rPr>
-        <w:t xml:space="preserve">ในด้านความสามารถในการอ่านรหัสผ่านบรรจุภัณฑ์ได้ </w:t>
-      </w:r>
-      <w:r>
-        <w:rPr>
-          <w:rFonts w:hint="cs"/>
-          <w:cs/>
-        </w:rPr>
-        <w:t>ซึ่งจะช่วยลดความเสียหายที่จะเกิดขึ้นกับรหัสได้ และยังเพิ่มความสามารถในการอ่านรหัสได้พร้อมกันหลายรหัสซึ่งจะทำให้ลดเวลาการทำงานลงไปได้ และมีความถูกต้องแม่นยำขึ้นเมื่อต้องทำการตรวจสอบสินค้าที่มีปริมาณมาก</w:t>
+        <w:ind w:left="1134" w:hanging="570"/>
+      </w:pPr>
+      <w:r>
+        <w:rPr>
+          <w:rFonts w:hint="cs"/>
+          <w:cs/>
+        </w:rPr>
+        <w:t>1</w:t>
+      </w:r>
+      <w:r>
+        <w:rPr>
+          <w:rFonts w:hint="cs"/>
+          <w:cs/>
+        </w:rPr>
+        <w:t>)</w:t>
+      </w:r>
+      <w:r>
+        <w:rPr>
+          <w:rFonts w:hint="cs"/>
+          <w:cs/>
+        </w:rPr>
+        <w:t xml:space="preserve"> </w:t>
+      </w:r>
+      <w:r>
+        <w:rPr>
+          <w:cs/>
+        </w:rPr>
+        <w:tab/>
+      </w:r>
+      <w:r>
+        <w:rPr>
+          <w:rFonts w:hint="cs"/>
+          <w:cs/>
+        </w:rPr>
+        <w:t>เพื่อ</w:t>
+      </w:r>
+      <w:r>
+        <w:rPr>
+          <w:rFonts w:hint="cs"/>
+          <w:cs/>
+        </w:rPr>
+        <w:t>พัฒนาระบบบริหารจัดการสินค้าคงคลังด้วย</w:t>
+      </w:r>
+      <w:r>
+        <w:rPr>
+          <w:rFonts w:hint="cs"/>
+          <w:cs/>
+        </w:rPr>
+        <w:t>การนำเทคโนโลยีอาร์เอฟไอดีและ</w:t>
+      </w:r>
+      <w:r>
+        <w:rPr>
+          <w:rFonts w:hint="cs"/>
+          <w:cs/>
+        </w:rPr>
+        <w:t>เทคโนโลยี</w:t>
+      </w:r>
+      <w:r>
+        <w:rPr>
+          <w:rFonts w:hint="cs"/>
+          <w:cs/>
+        </w:rPr>
+        <w:t>คลาวด์มาประยุกต์ใช้</w:t>
       </w:r>
     </w:p>
     <w:p>
       <w:pPr>
+        <w:ind w:left="1134" w:hanging="570"/>
+      </w:pPr>
+      <w:r>
+        <w:rPr>
+          <w:rFonts w:hint="cs"/>
+          <w:cs/>
+        </w:rPr>
+        <w:t>2</w:t>
+      </w:r>
+      <w:r>
+        <w:rPr>
+          <w:rFonts w:hint="cs"/>
+          <w:cs/>
+        </w:rPr>
+        <w:t>)</w:t>
+      </w:r>
+      <w:r>
+        <w:rPr>
+          <w:cs/>
+        </w:rPr>
+        <w:tab/>
+      </w:r>
+      <w:r>
+        <w:rPr>
+          <w:rFonts w:hint="cs"/>
+          <w:cs/>
+        </w:rPr>
+        <w:t xml:space="preserve">เพื่อออกแบบและสร้างชุดเครื่องอ่านอาร์เอฟไอดีต้นแบบที่พกพาได้ โดยใช้ </w:t>
+      </w:r>
+      <w:r>
+        <w:t xml:space="preserve">Raspberry Pi </w:t>
+      </w:r>
+      <w:r>
+        <w:rPr>
+          <w:rFonts w:hint="cs"/>
+          <w:cs/>
+        </w:rPr>
+        <w:t>เป็นหน่วยประมวลผลหลัก</w:t>
+      </w:r>
+    </w:p>
+    <w:p>
+      <w:pPr>
+        <w:ind w:left="567"/>
+      </w:pPr>
+      <w:r>
+        <w:rPr>
+          <w:rFonts w:hint="cs"/>
+          <w:cs/>
+        </w:rPr>
+        <w:t>3)</w:t>
+      </w:r>
+      <w:r>
+        <w:rPr>
+          <w:cs/>
+        </w:rPr>
+        <w:tab/>
+      </w:r>
+      <w:r>
+        <w:rPr>
+          <w:rFonts w:hint="cs"/>
+          <w:cs/>
+        </w:rPr>
+        <w:t>เพื่อประเมินและเปรียบเทียบประสิทธิภาพด้านความเร็วในการอ่านข้อมูลระหว่างระบบ</w:t>
+      </w:r>
+    </w:p>
+    <w:p>
+      <w:pPr>
+        <w:ind w:left="567" w:firstLine="567"/>
+        <w:rPr>
+          <w:rFonts w:hint="cs"/>
+          <w:cs/>
+        </w:rPr>
+      </w:pPr>
+      <w:r>
+        <w:rPr>
+          <w:rFonts w:hint="cs"/>
+          <w:cs/>
+        </w:rPr>
+        <w:t>เดิมที่ใช้</w:t>
+      </w:r>
+      <w:r>
+        <w:rPr>
+          <w:rFonts w:hint="cs"/>
+          <w:cs/>
+        </w:rPr>
+        <w:t>บาร์โค้ด และ อาร์เอฟไอดีด้วยชุดเครื่องอ่านที่ได้จัดทำขึ้น</w:t>
+      </w:r>
+    </w:p>
+    <w:p>
+      <w:pPr>
         <w:pStyle w:val="2"/>
-        <w:rPr>
-          <w:cs/>
-        </w:rPr>
       </w:pPr>
       <w:bookmarkStart w:id="13" w:name="_Toc229840650"/>
       <w:bookmarkStart w:id="14" w:name="_Toc229854081"/>
-      <w:bookmarkStart w:id="15" w:name="_Toc229859117"/>
+      <w:bookmarkStart w:id="15" w:name="_Toc230135958"/>
       <w:r>
         <w:t>1.3</w:t>
       </w:r>
       <w:r>
-        <w:tab/>
-      </w:r>
-      <w:r>
-        <w:rPr>
-          <w:rFonts w:hint="cs"/>
-          <w:cs/>
-        </w:rPr>
-        <w:t>ขอบเขตของการวิจัย</w:t>
+        <w:t xml:space="preserve"> </w:t>
+      </w:r>
+      <w:r>
+        <w:rPr>
+          <w:rFonts w:hint="cs"/>
+          <w:cs/>
+        </w:rPr>
+        <w:t>ขอบเขตของกา</w:t>
       </w:r>
       <w:bookmarkEnd w:id="13"/>
       <w:bookmarkEnd w:id="14"/>
+      <w:r>
+        <w:rPr>
+          <w:rFonts w:hint="cs"/>
+          <w:cs/>
+        </w:rPr>
+        <w:t>รค้นคว้าแบบอิสระ</w:t>
+      </w:r>
       <w:bookmarkEnd w:id="15"/>
     </w:p>
     <w:p>
-      <w:pPr>
-        <w:ind w:firstLine="567"/>
-        <w:rPr>
-          <w:cs/>
-        </w:rPr>
-      </w:pPr>
-      <w:bookmarkStart w:id="16" w:name="_Hlk183344914"/>
-      <w:r>
-        <w:rPr>
-          <w:cs/>
-        </w:rPr>
-        <w:t>การ</w:t>
-      </w:r>
-      <w:bookmarkEnd w:id="16"/>
-      <w:r>
-        <w:rPr>
-          <w:rFonts w:hint="cs"/>
-          <w:cs/>
-        </w:rPr>
-        <w:t>วิจัย</w:t>
-      </w:r>
-      <w:r>
-        <w:rPr>
-          <w:rFonts w:hint="cs"/>
-          <w:cs/>
-        </w:rPr>
-        <w:t>ในครั้งนี้จะมุ่งเน้นการศึกษาเกี่ยวกับการประยุกต์ใช้อาร์เอฟไอดี</w:t>
+      <w:r>
+        <w:rPr>
+          <w:cs/>
+        </w:rPr>
+        <w:tab/>
+      </w:r>
+      <w:r>
+        <w:rPr>
+          <w:rFonts w:hint="cs"/>
+          <w:cs/>
+        </w:rPr>
+        <w:t xml:space="preserve">1.3.1 </w:t>
+      </w:r>
+      <w:r>
+        <w:rPr>
+          <w:rFonts w:hint="cs"/>
+          <w:cs/>
+        </w:rPr>
+        <w:t>ขอบเขตด้านอาร์ด</w:t>
       </w:r>
       <w:proofErr w:type="spellStart"/>
       <w:r>
@@ -889,117 +820,84 @@
           <w:rFonts w:hint="cs"/>
           <w:cs/>
         </w:rPr>
-        <w:t>แท็ก</w:t>
+        <w:t>แวร์</w:t>
       </w:r>
       <w:proofErr w:type="spellEnd"/>
-      <w:r>
-        <w:rPr>
-          <w:rFonts w:hint="cs"/>
-          <w:cs/>
-        </w:rPr>
-        <w:t xml:space="preserve"> มาใช้แทนบาร์</w:t>
-      </w:r>
-      <w:r>
-        <w:rPr>
-          <w:rFonts w:hint="cs"/>
-          <w:cs/>
-        </w:rPr>
-        <w:t>โค้ด</w:t>
-      </w:r>
-      <w:r>
-        <w:rPr>
-          <w:rFonts w:hint="cs"/>
-          <w:cs/>
-        </w:rPr>
-        <w:t xml:space="preserve"> หรือ คิวอาร์</w:t>
-      </w:r>
-      <w:r>
-        <w:rPr>
-          <w:rFonts w:hint="cs"/>
-          <w:cs/>
-        </w:rPr>
-        <w:t>โค้ด</w:t>
-      </w:r>
-      <w:r>
-        <w:rPr>
-          <w:rFonts w:hint="cs"/>
-          <w:cs/>
-        </w:rPr>
-        <w:t>ในการบริหารสินค้าคงคลัง โดยทำการศึกษาระบบงานที่เกี่ยวข้องกับการบริหารสินค้าคงคลังรวมถึงการประยุกต์ใช้เทคโนโลยีสมัยใหม่ที่มีในปัจจุบันมาออกแบบและทำการประยุกต์กับระบบเดิมที่ยังใช้บาร์</w:t>
-      </w:r>
-      <w:r>
-        <w:rPr>
-          <w:rFonts w:hint="cs"/>
-          <w:cs/>
-        </w:rPr>
-        <w:t>โค้ด</w:t>
-      </w:r>
-      <w:r>
-        <w:rPr>
-          <w:rFonts w:hint="cs"/>
-          <w:cs/>
-        </w:rPr>
-        <w:t xml:space="preserve"> หรือ คิวอาร์</w:t>
-      </w:r>
-      <w:r>
-        <w:rPr>
-          <w:rFonts w:hint="cs"/>
-          <w:cs/>
-        </w:rPr>
-        <w:t>โค้ด</w:t>
-      </w:r>
     </w:p>
     <w:p>
       <w:pPr>
-        <w:pStyle w:val="2"/>
-      </w:pPr>
-      <w:bookmarkStart w:id="17" w:name="_Toc229840651"/>
-      <w:bookmarkStart w:id="18" w:name="_Toc229854082"/>
-      <w:bookmarkStart w:id="19" w:name="_Toc229859118"/>
-      <w:r>
-        <w:lastRenderedPageBreak/>
-        <w:t>1.4</w:t>
-      </w:r>
-      <w:bookmarkStart w:id="20" w:name="_Hlk180017031"/>
-      <w:r>
+        <w:ind w:left="1701" w:hanging="561"/>
+        <w:rPr>
+          <w:rFonts w:hint="cs"/>
+          <w:cs/>
+        </w:rPr>
+      </w:pPr>
+      <w:r>
+        <w:rPr>
+          <w:rFonts w:hint="cs"/>
+          <w:cs/>
+        </w:rPr>
+        <w:t xml:space="preserve">1) </w:t>
+      </w:r>
+      <w:r>
+        <w:rPr>
+          <w:cs/>
+        </w:rPr>
         <w:tab/>
       </w:r>
       <w:r>
         <w:rPr>
-          <w:cs/>
-        </w:rPr>
-        <w:t>วิธี</w:t>
-      </w:r>
-      <w:r>
-        <w:rPr>
-          <w:rFonts w:hint="cs"/>
-          <w:cs/>
-        </w:rPr>
-        <w:t>ดำเนินการ</w:t>
-      </w:r>
-      <w:r>
-        <w:rPr>
-          <w:cs/>
-        </w:rPr>
-        <w:t>วิจัย</w:t>
-      </w:r>
-      <w:bookmarkEnd w:id="17"/>
-      <w:bookmarkEnd w:id="18"/>
-      <w:bookmarkEnd w:id="19"/>
-      <w:bookmarkEnd w:id="20"/>
+          <w:rFonts w:hint="cs"/>
+          <w:cs/>
+        </w:rPr>
+        <w:t>หน่วยประมวลผลหลักใช้บอร์ด</w:t>
+      </w:r>
+      <w:r>
+        <w:rPr>
+          <w:rFonts w:hint="cs"/>
+          <w:cs/>
+        </w:rPr>
+        <w:t>คอมพิวเตอร์แบบเดี่ยว (</w:t>
+      </w:r>
+      <w:r>
+        <w:t xml:space="preserve">Single-Board Computer) </w:t>
+      </w:r>
+      <w:r>
+        <w:rPr>
+          <w:rFonts w:hint="cs"/>
+          <w:cs/>
+        </w:rPr>
+        <w:t>รุ่น</w:t>
+      </w:r>
+      <w:r>
+        <w:rPr>
+          <w:rFonts w:hint="cs"/>
+          <w:cs/>
+        </w:rPr>
+        <w:t xml:space="preserve"> </w:t>
+      </w:r>
+      <w:r>
+        <w:t xml:space="preserve">Raspberry Pi 5 </w:t>
+      </w:r>
+      <w:r>
+        <w:rPr>
+          <w:rFonts w:hint="cs"/>
+          <w:cs/>
+        </w:rPr>
+        <w:t>ในการควบคุมการทำงานประประมวลผลของชุดอุปกรณ์ต้นแบบ</w:t>
+      </w:r>
     </w:p>
     <w:p>
       <w:pPr>
-        <w:ind w:left="1134" w:hanging="567"/>
-        <w:rPr>
-          <w:sz w:val="36"/>
-          <w:cs/>
-        </w:rPr>
-      </w:pPr>
-      <w:r>
-        <w:t>1.4.1</w:t>
-      </w:r>
-      <w:r>
+        <w:ind w:left="1701" w:hanging="561"/>
+      </w:pPr>
+      <w:r>
+        <w:t xml:space="preserve">2) </w:t>
+      </w:r>
+      <w:r>
+        <w:rPr>
+          <w:cs/>
+        </w:rPr>
         <w:tab/>
       </w:r>
       <w:r>
@@ -1007,87 +905,68 @@
           <w:rFonts w:hint="cs"/>
           <w:cs/>
         </w:rPr>
-        <w:t>ศึกษาและวิเคราะห์ปัญหาที่เกี่ยวข้องกับการบริหารสินค้าคงคลัง</w:t>
-      </w:r>
-      <w:r>
-        <w:rPr>
-          <w:rFonts w:hint="cs"/>
-          <w:sz w:val="36"/>
-          <w:cs/>
-        </w:rPr>
-        <w:t xml:space="preserve">จากปัญหาการใช้งาน </w:t>
-      </w:r>
-      <w:r>
-        <w:rPr>
-          <w:sz w:val="36"/>
-          <w:cs/>
-        </w:rPr>
-        <w:t>บาร์</w:t>
-      </w:r>
-      <w:r>
-        <w:rPr>
-          <w:sz w:val="36"/>
-          <w:cs/>
-        </w:rPr>
-        <w:t>โค้ด</w:t>
-      </w:r>
-      <w:r>
-        <w:rPr>
-          <w:sz w:val="36"/>
-        </w:rPr>
-        <w:t xml:space="preserve"> </w:t>
-      </w:r>
-      <w:r>
-        <w:rPr>
-          <w:rFonts w:hint="cs"/>
-          <w:sz w:val="36"/>
-          <w:cs/>
-        </w:rPr>
-        <w:t xml:space="preserve">และ </w:t>
-      </w:r>
-      <w:r>
-        <w:rPr>
-          <w:sz w:val="36"/>
-          <w:cs/>
-        </w:rPr>
-        <w:t>คิวอาร์</w:t>
-      </w:r>
-      <w:r>
-        <w:rPr>
-          <w:sz w:val="36"/>
-          <w:cs/>
-        </w:rPr>
-        <w:t>โค้ด</w:t>
-      </w:r>
-      <w:r>
-        <w:rPr>
-          <w:sz w:val="36"/>
-        </w:rPr>
-        <w:t xml:space="preserve"> </w:t>
-      </w:r>
-      <w:r>
-        <w:rPr>
-          <w:rFonts w:hint="cs"/>
-          <w:sz w:val="36"/>
-          <w:cs/>
-        </w:rPr>
-        <w:t>ในการควบคุมสินค้าคงคลังมีปัญหาในเรื่องตัวรหัสเสียหาย ชำรุด และเลือนตามกาลเวลา ทำให้การตรวจสอบแต่ละครั้งใช้เวลานาน ทำให้เสียทรัพยากรที่มีไปโดยไม่จำเป็น เช่นตัวรหัสที่ต้องมีการจัดเตรียมใหม่เมื่อมีการชำรุดหรือเลือนจนอ่านค่าไม่ได้ เป็นต้น</w:t>
+        <w:t>ชุดรับ-ส่ง</w:t>
+      </w:r>
+      <w:r>
+        <w:rPr>
+          <w:rFonts w:hint="cs"/>
+          <w:cs/>
+        </w:rPr>
+        <w:t>สัญญา</w:t>
+      </w:r>
+      <w:r>
+        <w:rPr>
+          <w:rFonts w:hint="cs"/>
+          <w:cs/>
+        </w:rPr>
+        <w:t>ณคลื่น</w:t>
+      </w:r>
+      <w:r>
+        <w:rPr>
+          <w:rFonts w:hint="cs"/>
+          <w:cs/>
+        </w:rPr>
+        <w:t xml:space="preserve">วิทยุใช้ </w:t>
+      </w:r>
+      <w:r>
+        <w:t xml:space="preserve">RFID Module </w:t>
+      </w:r>
+      <w:r>
+        <w:rPr>
+          <w:rFonts w:hint="cs"/>
+          <w:cs/>
+        </w:rPr>
+        <w:t xml:space="preserve">รุ่น </w:t>
+      </w:r>
+      <w:r>
+        <w:t xml:space="preserve">FM-505 </w:t>
+      </w:r>
+      <w:r>
+        <w:rPr>
+          <w:rFonts w:hint="cs"/>
+          <w:cs/>
+        </w:rPr>
+        <w:t xml:space="preserve">โดยกำหนดให้เชื่อมต่อและสื่อสารข้อมูลกับหน่วยประมวลผลหลักผ่านโปรโตคอลอนุกรม </w:t>
+      </w:r>
+      <w:r>
+        <w:t>UART (Universal Asynchronous Receiver-Transmitter)</w:t>
       </w:r>
     </w:p>
     <w:p>
       <w:pPr>
-        <w:ind w:firstLine="567"/>
-      </w:pPr>
-      <w:r>
-        <w:t>1.</w:t>
-      </w:r>
-      <w:r>
-        <w:t>4</w:t>
-      </w:r>
-      <w:r>
-        <w:t>.2</w:t>
-      </w:r>
-      <w:r>
+        <w:ind w:left="1701" w:hanging="567"/>
+        <w:rPr>
+          <w:rFonts w:hint="cs"/>
+          <w:cs/>
+        </w:rPr>
+      </w:pPr>
+      <w:r>
+        <w:t xml:space="preserve">3) </w:t>
+      </w:r>
+      <w:r>
+        <w:rPr>
+          <w:cs/>
+        </w:rPr>
         <w:tab/>
       </w:r>
       <w:r>
@@ -1095,605 +974,428 @@
           <w:rFonts w:hint="cs"/>
           <w:cs/>
         </w:rPr>
-        <w:t>ออกแบบกรอบแนวคิด</w:t>
+        <w:t>ป้ายรหัสสินค้าใช้อาร์เอฟไอดี</w:t>
+      </w:r>
+      <w:proofErr w:type="spellStart"/>
+      <w:r>
+        <w:rPr>
+          <w:rFonts w:hint="cs"/>
+          <w:cs/>
+        </w:rPr>
+        <w:t>แท็ก</w:t>
+      </w:r>
+      <w:proofErr w:type="spellEnd"/>
+      <w:r>
+        <w:rPr>
+          <w:rFonts w:hint="cs"/>
+          <w:cs/>
+        </w:rPr>
+        <w:t>แบบไม่มีแหล่งจ่ายไฟ</w:t>
+      </w:r>
+      <w:r>
+        <w:rPr>
+          <w:rFonts w:hint="cs"/>
+          <w:cs/>
+        </w:rPr>
+        <w:t>ในตัว</w:t>
+      </w:r>
+      <w:r>
+        <w:rPr>
+          <w:rFonts w:hint="cs"/>
+          <w:cs/>
+        </w:rPr>
+        <w:t xml:space="preserve"> (</w:t>
+      </w:r>
+      <w:r>
+        <w:t xml:space="preserve">Passive </w:t>
+      </w:r>
+      <w:r>
+        <w:t>Tag</w:t>
+      </w:r>
+      <w:r>
+        <w:t xml:space="preserve">) </w:t>
+      </w:r>
+      <w:r>
+        <w:rPr>
+          <w:rFonts w:hint="cs"/>
+          <w:cs/>
+        </w:rPr>
+        <w:t>ย่</w:t>
+      </w:r>
+      <w:r>
+        <w:rPr>
+          <w:rFonts w:hint="cs"/>
+          <w:cs/>
+        </w:rPr>
+        <w:t>าน</w:t>
+      </w:r>
+      <w:r>
+        <w:rPr>
+          <w:rFonts w:hint="cs"/>
+          <w:cs/>
+        </w:rPr>
+        <w:t xml:space="preserve">ความถี่สูงพิเศษ </w:t>
+      </w:r>
+      <w:r>
+        <w:t>UHF</w:t>
+      </w:r>
+      <w:r>
+        <w:t xml:space="preserve"> (Ultra-High Frequency</w:t>
+      </w:r>
+      <w:r>
+        <w:t xml:space="preserve">) </w:t>
+      </w:r>
+      <w:r>
+        <w:rPr>
+          <w:rFonts w:hint="cs"/>
+          <w:cs/>
+        </w:rPr>
+        <w:t xml:space="preserve">รุ่น </w:t>
+      </w:r>
+      <w:r>
+        <w:t>Alien 9662 U8</w:t>
+      </w:r>
+      <w:r>
+        <w:t xml:space="preserve"> </w:t>
+      </w:r>
+      <w:r>
+        <w:rPr>
+          <w:rFonts w:hint="cs"/>
+          <w:cs/>
+        </w:rPr>
+        <w:t>ในรูปแบบของสติกเกอร์สำหรับติดตั้งบนตัวสินค้า</w:t>
       </w:r>
     </w:p>
     <w:p>
       <w:pPr>
-        <w:spacing w:after="180"/>
         <w:ind w:left="1134"/>
       </w:pPr>
       <w:r>
-        <w:rPr>
-          <w:rFonts w:hint="cs"/>
-          <w:cs/>
-        </w:rPr>
-        <w:t>จากปัญหาที่พบเจอในระบบเดิม</w:t>
-      </w:r>
-      <w:r>
-        <w:rPr>
-          <w:rFonts w:hint="cs"/>
-          <w:cs/>
-        </w:rPr>
-        <w:t xml:space="preserve">ไม่ว่าจะเป็นปัญหาเรื่องตัวรหัสชำรุด หรือ ปัญหาที่เกิดจากตัวผู้ใช้เอง </w:t>
-      </w:r>
-      <w:r>
-        <w:rPr>
-          <w:rFonts w:hint="cs"/>
-          <w:cs/>
-        </w:rPr>
-        <w:t xml:space="preserve">จึงมีความคิดว่าจะนำ </w:t>
-      </w:r>
-      <w:r>
-        <w:rPr>
-          <w:cs/>
-        </w:rPr>
-        <w:t>อาร์เอฟไอดี</w:t>
-      </w:r>
-      <w:proofErr w:type="spellStart"/>
-      <w:r>
-        <w:rPr>
-          <w:cs/>
-        </w:rPr>
-        <w:t>แท็ก</w:t>
-      </w:r>
-      <w:proofErr w:type="spellEnd"/>
-      <w:r>
-        <w:t xml:space="preserve"> </w:t>
-      </w:r>
-      <w:r>
-        <w:rPr>
-          <w:rFonts w:hint="cs"/>
-          <w:cs/>
-        </w:rPr>
-        <w:t xml:space="preserve">ที่ทำงานด้วยสัญญาณวิทยุ มาแทน </w:t>
-      </w:r>
-      <w:r>
-        <w:rPr>
-          <w:cs/>
-        </w:rPr>
-        <w:t>บาร์</w:t>
-      </w:r>
-      <w:r>
-        <w:rPr>
-          <w:cs/>
-        </w:rPr>
-        <w:t>โค้ด</w:t>
-      </w:r>
-      <w:r>
-        <w:t xml:space="preserve"> </w:t>
-      </w:r>
-      <w:r>
-        <w:rPr>
-          <w:rFonts w:hint="cs"/>
-          <w:cs/>
-        </w:rPr>
-        <w:t xml:space="preserve">และ </w:t>
-      </w:r>
-      <w:r>
-        <w:rPr>
-          <w:cs/>
-        </w:rPr>
-        <w:t>คิวอาร์</w:t>
-      </w:r>
-      <w:r>
-        <w:rPr>
-          <w:cs/>
-        </w:rPr>
-        <w:t>โค้ด</w:t>
-      </w:r>
-      <w:r>
-        <w:t xml:space="preserve"> </w:t>
-      </w:r>
-      <w:r>
-        <w:rPr>
-          <w:rFonts w:hint="cs"/>
-          <w:cs/>
-        </w:rPr>
-        <w:t xml:space="preserve">ที่ทำงานด้วยหลักการแสงซึ่งต้องเห็นตัวรหัสถึงจะสามารถอ่านได้ เมื่อนำ </w:t>
-      </w:r>
-      <w:r>
-        <w:rPr>
-          <w:cs/>
-        </w:rPr>
-        <w:t>อาร์เอฟไอดี</w:t>
-      </w:r>
-      <w:proofErr w:type="spellStart"/>
-      <w:r>
-        <w:rPr>
-          <w:cs/>
-        </w:rPr>
-        <w:t>แท็ก</w:t>
-      </w:r>
-      <w:proofErr w:type="spellEnd"/>
-      <w:r>
-        <w:t xml:space="preserve"> </w:t>
-      </w:r>
-      <w:r>
-        <w:rPr>
-          <w:rFonts w:hint="cs"/>
-          <w:cs/>
-        </w:rPr>
-        <w:t xml:space="preserve">มาใช้ก็จะทำให้สามารถเรียกข้อมูลได้โดยไม่ต้องเห็นตัว </w:t>
-      </w:r>
-      <w:r>
-        <w:rPr>
-          <w:cs/>
-        </w:rPr>
-        <w:t>อาร์เอฟไอดี</w:t>
-      </w:r>
-      <w:proofErr w:type="spellStart"/>
-      <w:r>
-        <w:rPr>
-          <w:cs/>
-        </w:rPr>
-        <w:t>แท็ก</w:t>
-      </w:r>
-      <w:proofErr w:type="spellEnd"/>
-      <w:r>
-        <w:t xml:space="preserve"> </w:t>
-      </w:r>
-      <w:r>
-        <w:rPr>
-          <w:rFonts w:hint="cs"/>
-          <w:cs/>
-        </w:rPr>
-        <w:t xml:space="preserve">และสามารถเรียกรหัสพร้อมกันได้หลายรหัสในคราวเดียวกันไม่เหมือนกัน </w:t>
-      </w:r>
-      <w:r>
-        <w:rPr>
-          <w:cs/>
-        </w:rPr>
-        <w:t>บาร์</w:t>
-      </w:r>
-      <w:r>
-        <w:rPr>
-          <w:cs/>
-        </w:rPr>
-        <w:t>โค้ด</w:t>
-      </w:r>
-      <w:r>
-        <w:t xml:space="preserve"> </w:t>
-      </w:r>
-      <w:r>
-        <w:rPr>
-          <w:rFonts w:hint="cs"/>
-          <w:cs/>
-        </w:rPr>
-        <w:t xml:space="preserve">หรือ </w:t>
-      </w:r>
-      <w:r>
-        <w:rPr>
-          <w:cs/>
-        </w:rPr>
-        <w:t>คิวอาร์</w:t>
-      </w:r>
-      <w:r>
-        <w:rPr>
-          <w:cs/>
-        </w:rPr>
-        <w:t>โค้ด</w:t>
-      </w:r>
-      <w:r>
-        <w:t xml:space="preserve"> </w:t>
-      </w:r>
-      <w:r>
-        <w:rPr>
-          <w:rFonts w:hint="cs"/>
-          <w:cs/>
-        </w:rPr>
-        <w:t>ที่ต้องเรียกทีละรหัส และนำระบบคลาวด์มาเก็บข้อมูลทำให้</w:t>
-      </w:r>
-      <w:r>
-        <w:rPr>
-          <w:rFonts w:hint="cs"/>
-          <w:cs/>
-        </w:rPr>
-        <w:t xml:space="preserve">ตัดปัญหาด้านการดูแลอุปกรณ์แม่ข่าย และ </w:t>
-      </w:r>
-      <w:r>
-        <w:rPr>
-          <w:rFonts w:hint="cs"/>
-          <w:cs/>
-        </w:rPr>
-        <w:t>สามารถใช้ระบบได้ทั้งมือถือ คอมพิวเตอร์ และ อุปกรณ์</w:t>
-      </w:r>
-      <w:r>
-        <w:rPr>
-          <w:rFonts w:hint="cs"/>
-          <w:cs/>
-        </w:rPr>
-        <w:t xml:space="preserve"> </w:t>
-      </w:r>
-      <w:r>
-        <w:rPr>
-          <w:rFonts w:hint="cs"/>
-          <w:cs/>
-        </w:rPr>
-        <w:t>เช่น</w:t>
-      </w:r>
-      <w:r>
-        <w:rPr>
-          <w:rFonts w:hint="cs"/>
-          <w:cs/>
-        </w:rPr>
-        <w:t xml:space="preserve"> </w:t>
-      </w:r>
-      <w:r>
-        <w:rPr>
-          <w:rFonts w:hint="cs"/>
-          <w:cs/>
-        </w:rPr>
-        <w:t>ชุดอ่าน</w:t>
-      </w:r>
-      <w:r>
-        <w:rPr>
-          <w:cs/>
-        </w:rPr>
-        <w:t>อาร์เอฟไอดี</w:t>
-      </w:r>
-      <w:proofErr w:type="spellStart"/>
-      <w:r>
-        <w:rPr>
-          <w:cs/>
-        </w:rPr>
-        <w:t>แท็ก</w:t>
-      </w:r>
-      <w:proofErr w:type="spellEnd"/>
-      <w:r>
-        <w:t xml:space="preserve"> </w:t>
-      </w:r>
-      <w:r>
-        <w:rPr>
-          <w:rFonts w:hint="cs"/>
-          <w:cs/>
-        </w:rPr>
-        <w:t>ที่ได้พัฒนาขึ้น</w:t>
-      </w:r>
-      <w:r>
-        <w:rPr>
-          <w:rFonts w:hint="cs"/>
-          <w:cs/>
-        </w:rPr>
-        <w:t>ด้วย</w:t>
-      </w:r>
-      <w:r>
-        <w:rPr>
-          <w:rFonts w:hint="cs"/>
-          <w:cs/>
-        </w:rPr>
-        <w:t xml:space="preserve"> </w:t>
-      </w:r>
-      <w:r>
-        <w:t xml:space="preserve">Raspberry Pi 5 </w:t>
-      </w:r>
-      <w:r>
-        <w:rPr>
-          <w:rFonts w:hint="cs"/>
-          <w:cs/>
-        </w:rPr>
-        <w:t xml:space="preserve">และสื่อสารกันระหว่าง </w:t>
-      </w:r>
-      <w:r>
-        <w:t xml:space="preserve">RFID Module </w:t>
-      </w:r>
-      <w:r>
-        <w:rPr>
-          <w:rFonts w:hint="cs"/>
-          <w:cs/>
-        </w:rPr>
-        <w:t>และ ระบบที่นำไปจัดเก็บไว้ที่คลาวด์</w:t>
-      </w:r>
-      <w:r>
-        <w:rPr>
-          <w:rFonts w:hint="cs"/>
-          <w:cs/>
-        </w:rPr>
-        <w:t xml:space="preserve"> ดังแสดงให้เห็นดัง</w:t>
-      </w:r>
-      <w:bookmarkStart w:id="21" w:name="_Toc229832529"/>
-      <w:r>
-        <w:t xml:space="preserve"> </w:t>
-      </w:r>
-      <w:r>
-        <w:fldChar w:fldCharType="begin"/>
-      </w:r>
-      <w:r>
-        <w:instrText xml:space="preserve"> REF _Ref229848112 \h </w:instrText>
-      </w:r>
-      <w:r>
-        <w:fldChar w:fldCharType="separate"/>
-      </w:r>
-      <w:r>
-        <w:rPr>
-          <w:cs/>
-        </w:rPr>
-        <w:t xml:space="preserve">ภาพที่ </w:t>
-      </w:r>
-      <w:r>
-        <w:rPr>
-          <w:rFonts w:hint="cs"/>
-          <w:cs/>
-        </w:rPr>
-        <w:t>1</w:t>
-      </w:r>
-      <w:r>
-        <w:rPr>
-          <w:cs/>
-        </w:rPr>
-        <w:t>.</w:t>
-      </w:r>
-      <w:r>
-        <w:rPr>
-          <w:noProof/>
-          <w:cs/>
-        </w:rPr>
-        <w:t>2</w:t>
-      </w:r>
-      <w:r>
-        <w:fldChar w:fldCharType="end"/>
+        <w:t xml:space="preserve">4) </w:t>
+      </w:r>
+      <w:r>
+        <w:tab/>
+      </w:r>
+      <w:r>
+        <w:rPr>
+          <w:rFonts w:hint="cs"/>
+          <w:cs/>
+        </w:rPr>
+        <w:t>ออกแบบชุดอุปกรณ์พกพาใช้แ</w:t>
+      </w:r>
+      <w:r>
+        <w:rPr>
+          <w:rFonts w:hint="cs"/>
+          <w:cs/>
+        </w:rPr>
+        <w:t>บตเตอรี่ขนาด 12</w:t>
+      </w:r>
+      <w:r>
+        <w:t xml:space="preserve">V </w:t>
+      </w:r>
+      <w:r>
+        <w:rPr>
+          <w:rFonts w:hint="cs"/>
+          <w:cs/>
+        </w:rPr>
+        <w:t xml:space="preserve">ร่วมกับอุปกรณ์ปรับแรงดันไฟ </w:t>
       </w:r>
     </w:p>
     <w:p>
       <w:pPr>
-        <w:spacing w:after="180"/>
-        <w:jc w:val="center"/>
-      </w:pPr>
-      <w:r>
-        <w:rPr>
-          <w:noProof/>
-          <w:cs/>
-        </w:rPr>
-        <w:drawing>
-          <wp:inline distT="0" distB="0" distL="0" distR="0" wp14:anchorId="70E97784" wp14:editId="6A95787A">
-            <wp:extent cx="5399405" cy="2832735"/>
-            <wp:effectExtent l="0" t="0" r="0" b="5715"/>
-            <wp:docPr id="2" name="รูปภาพ 2"/>
-            <wp:cNvGraphicFramePr>
-              <a:graphicFrameLocks xmlns:a="http://schemas.openxmlformats.org/drawingml/2006/main" noChangeAspect="1"/>
-            </wp:cNvGraphicFramePr>
-            <a:graphic xmlns:a="http://schemas.openxmlformats.org/drawingml/2006/main">
-              <a:graphicData uri="http://schemas.openxmlformats.org/drawingml/2006/picture">
-                <pic:pic xmlns:pic="http://schemas.openxmlformats.org/drawingml/2006/picture">
-                  <pic:nvPicPr>
-                    <pic:cNvPr id="1" name=""/>
-                    <pic:cNvPicPr/>
-                  </pic:nvPicPr>
-                  <pic:blipFill>
-                    <a:blip r:embed="rId9"/>
-                    <a:stretch>
-                      <a:fillRect/>
-                    </a:stretch>
-                  </pic:blipFill>
-                  <pic:spPr>
-                    <a:xfrm>
-                      <a:off x="0" y="0"/>
-                      <a:ext cx="5399405" cy="2832735"/>
-                    </a:xfrm>
-                    <a:prstGeom prst="rect">
-                      <a:avLst/>
-                    </a:prstGeom>
-                  </pic:spPr>
-                </pic:pic>
-              </a:graphicData>
-            </a:graphic>
-          </wp:inline>
-        </w:drawing>
+        <w:ind w:left="1701"/>
+      </w:pPr>
+      <w:r>
+        <w:rPr>
+          <w:rFonts w:hint="cs"/>
+          <w:cs/>
+        </w:rPr>
+        <w:t>(</w:t>
+      </w:r>
+      <w:r>
+        <w:t xml:space="preserve">Step-down </w:t>
+      </w:r>
+      <w:r>
+        <w:t>Buck C</w:t>
+      </w:r>
+      <w:r>
+        <w:t>onverter</w:t>
+      </w:r>
+      <w:r>
+        <w:rPr>
+          <w:rFonts w:hint="cs"/>
+          <w:cs/>
+        </w:rPr>
+        <w:t xml:space="preserve">) </w:t>
+      </w:r>
+      <w:r>
+        <w:rPr>
+          <w:rFonts w:hint="cs"/>
+          <w:cs/>
+        </w:rPr>
+        <w:t xml:space="preserve">ให้คงที่ </w:t>
+      </w:r>
+      <w:r>
+        <w:rPr>
+          <w:rFonts w:hint="cs"/>
+          <w:cs/>
+        </w:rPr>
+        <w:t>5</w:t>
+      </w:r>
+      <w:r>
+        <w:t xml:space="preserve">V </w:t>
+      </w:r>
+      <w:r>
+        <w:rPr>
+          <w:rFonts w:hint="cs"/>
+          <w:cs/>
+        </w:rPr>
+        <w:t xml:space="preserve">เพื่อจ่ายไฟให้กับระบบ </w:t>
+      </w:r>
+      <w:r>
+        <w:rPr>
+          <w:rFonts w:hint="cs"/>
+          <w:cs/>
+        </w:rPr>
+        <w:t>และมีหน้าจอแสดงผลแบบสัมผัสได้ขนาด 7 นิ้ว</w:t>
       </w:r>
     </w:p>
     <w:p>
       <w:pPr>
-        <w:spacing w:after="180"/>
-        <w:jc w:val="center"/>
-        <w:rPr>
-          <w:cs/>
-        </w:rPr>
-      </w:pPr>
-      <w:bookmarkStart w:id="22" w:name="_Ref229848112"/>
-      <w:bookmarkStart w:id="23" w:name="_Toc229847953"/>
-      <w:bookmarkStart w:id="24" w:name="_Ref229848098"/>
-      <w:bookmarkStart w:id="25" w:name="_Ref229848630"/>
-      <w:bookmarkStart w:id="26" w:name="_Toc229859105"/>
-      <w:r>
-        <w:rPr>
-          <w:cs/>
-        </w:rPr>
-        <w:t xml:space="preserve">ภาพที่ </w:t>
-      </w:r>
-      <w:r>
-        <w:rPr>
-          <w:rFonts w:hint="cs"/>
-          <w:cs/>
-        </w:rPr>
-        <w:t>1</w:t>
-      </w:r>
-      <w:r>
-        <w:rPr>
-          <w:cs/>
-        </w:rPr>
-        <w:t>.</w:t>
-      </w:r>
-      <w:fldSimple w:instr=" SEQ ภาพที่ \* ARABIC \s 1 ">
-        <w:r>
-          <w:rPr>
-            <w:noProof/>
-            <w:cs/>
-          </w:rPr>
-          <w:t>2</w:t>
-        </w:r>
-      </w:fldSimple>
-      <w:bookmarkEnd w:id="22"/>
-      <w:r>
-        <w:t xml:space="preserve"> </w:t>
-      </w:r>
-      <w:r>
-        <w:rPr>
-          <w:cs/>
-        </w:rPr>
-        <w:t>สถ</w:t>
-      </w:r>
-      <w:r>
-        <w:rPr>
-          <w:rFonts w:hint="cs"/>
-          <w:cs/>
-        </w:rPr>
-        <w:t>า</w:t>
-      </w:r>
-      <w:r>
-        <w:rPr>
-          <w:cs/>
-        </w:rPr>
-        <w:t>ป</w:t>
-      </w:r>
-      <w:r>
-        <w:rPr>
-          <w:rFonts w:hint="cs"/>
-          <w:cs/>
-        </w:rPr>
-        <w:t>ั</w:t>
-      </w:r>
-      <w:r>
-        <w:rPr>
-          <w:cs/>
-        </w:rPr>
-        <w:t>ตยกรรมของระบบ</w:t>
-      </w:r>
-      <w:bookmarkEnd w:id="21"/>
-      <w:bookmarkEnd w:id="23"/>
-      <w:bookmarkEnd w:id="24"/>
-      <w:bookmarkEnd w:id="25"/>
-      <w:bookmarkEnd w:id="26"/>
+        <w:spacing w:before="120"/>
+      </w:pPr>
+      <w:r>
+        <w:rPr>
+          <w:cs/>
+        </w:rPr>
+        <w:tab/>
+      </w:r>
+      <w:r>
+        <w:rPr>
+          <w:rFonts w:hint="cs"/>
+          <w:cs/>
+        </w:rPr>
+        <w:t>1.3.2 ขอบเขตด้านซอฟต์แวร์และสถาปัตยกรรม</w:t>
+      </w:r>
     </w:p>
     <w:p>
-      <w:pPr>
-        <w:ind w:firstLine="567"/>
-      </w:pPr>
-      <w:r>
-        <w:lastRenderedPageBreak/>
-        <w:t>1.</w:t>
-      </w:r>
-      <w:r>
-        <w:t>4</w:t>
-      </w:r>
-      <w:r>
-        <w:t>.</w:t>
-      </w:r>
-      <w:r>
-        <w:t>3</w:t>
-      </w:r>
-      <w:r>
+      <w:r>
+        <w:rPr>
+          <w:cs/>
+        </w:rPr>
         <w:tab/>
       </w:r>
       <w:r>
         <w:rPr>
           <w:cs/>
         </w:rPr>
-        <w:t>การประเมินประสิทธิภาพ</w:t>
-      </w:r>
-      <w:r>
-        <w:rPr>
-          <w:rFonts w:hint="cs"/>
-          <w:cs/>
-        </w:rPr>
-        <w:t>และวัดผล</w:t>
-      </w:r>
-      <w:r>
-        <w:rPr>
-          <w:cs/>
-        </w:rPr>
-        <w:t xml:space="preserve"> </w:t>
+        <w:tab/>
+      </w:r>
+      <w:r>
+        <w:rPr>
+          <w:rFonts w:hint="cs"/>
+          <w:cs/>
+        </w:rPr>
+        <w:t xml:space="preserve">1) </w:t>
+      </w:r>
+      <w:r>
+        <w:rPr>
+          <w:cs/>
+        </w:rPr>
+        <w:tab/>
+      </w:r>
+      <w:r>
+        <w:rPr>
+          <w:rFonts w:hint="cs"/>
+          <w:cs/>
+        </w:rPr>
+        <w:t>พัฒนา</w:t>
+      </w:r>
+      <w:r>
+        <w:rPr>
+          <w:rFonts w:hint="cs"/>
+          <w:cs/>
+        </w:rPr>
+        <w:t>โปรแกรมควบคุมการทำงานของฮาร์ดแวร์</w:t>
+      </w:r>
+      <w:r>
+        <w:rPr>
+          <w:rFonts w:hint="cs"/>
+          <w:cs/>
+        </w:rPr>
+        <w:t>ด้วยภาษา</w:t>
+      </w:r>
+      <w:proofErr w:type="spellStart"/>
+      <w:r>
+        <w:rPr>
+          <w:rFonts w:hint="cs"/>
+          <w:cs/>
+        </w:rPr>
+        <w:t>ไพ</w:t>
+      </w:r>
+      <w:proofErr w:type="spellEnd"/>
+      <w:r>
+        <w:rPr>
+          <w:rFonts w:hint="cs"/>
+          <w:cs/>
+        </w:rPr>
+        <w:t>ทอน (</w:t>
+      </w:r>
+      <w:r>
+        <w:t>Python</w:t>
+      </w:r>
+      <w:r>
+        <w:rPr>
+          <w:rFonts w:hint="cs"/>
+          <w:cs/>
+        </w:rPr>
+        <w:t>)</w:t>
       </w:r>
     </w:p>
     <w:p>
       <w:pPr>
-        <w:ind w:left="1134"/>
-        <w:rPr>
-          <w:cs/>
-        </w:rPr>
-      </w:pPr>
-      <w:r>
-        <w:rPr>
-          <w:cs/>
-        </w:rPr>
-        <w:t>โดยสร้าง</w:t>
-      </w:r>
-      <w:r>
-        <w:rPr>
-          <w:rFonts w:hint="cs"/>
-          <w:cs/>
-        </w:rPr>
-        <w:t>ชุดคำสั่งเพื่อทำการเปรียบเทียบการอ่านรหัสระหว่างบาร์</w:t>
-      </w:r>
-      <w:r>
-        <w:rPr>
-          <w:rFonts w:hint="cs"/>
-          <w:cs/>
-        </w:rPr>
-        <w:t>โค้ด</w:t>
-      </w:r>
-      <w:r>
-        <w:rPr>
-          <w:rFonts w:hint="cs"/>
-          <w:cs/>
-        </w:rPr>
-        <w:t xml:space="preserve"> และ อาร์เอฟไอดีแทก ในด้านความเร็วที่อ่านได้ ความถูกต้องของรหัสที่อ่านได้ ความสามารถในการอ่านเมื่ออยู่ในบรรจุภัณฑ์ต่างชนิดกัน</w:t>
+        <w:ind w:left="1134" w:hanging="1134"/>
+      </w:pPr>
+      <w:r>
+        <w:rPr>
+          <w:cs/>
+        </w:rPr>
+        <w:tab/>
+      </w:r>
+      <w:r>
+        <w:rPr>
+          <w:cs/>
+        </w:rPr>
+        <w:tab/>
+      </w:r>
+      <w:r>
+        <w:rPr>
+          <w:rFonts w:hint="cs"/>
+          <w:cs/>
+        </w:rPr>
+        <w:t xml:space="preserve">2) </w:t>
+      </w:r>
+      <w:r>
+        <w:rPr>
+          <w:cs/>
+        </w:rPr>
+        <w:tab/>
+      </w:r>
+      <w:r>
+        <w:rPr>
+          <w:rFonts w:hint="cs"/>
+          <w:cs/>
+        </w:rPr>
+        <w:t>พัฒนา</w:t>
+      </w:r>
+      <w:r>
+        <w:rPr>
+          <w:rFonts w:hint="cs"/>
+          <w:cs/>
+        </w:rPr>
+        <w:t>ระบบ</w:t>
+      </w:r>
+      <w:r>
+        <w:rPr>
+          <w:rFonts w:hint="cs"/>
+          <w:cs/>
+        </w:rPr>
+        <w:t>จัดการ</w:t>
+      </w:r>
+      <w:r>
+        <w:rPr>
+          <w:rFonts w:hint="cs"/>
+          <w:cs/>
+        </w:rPr>
+        <w:t>ฐานข้อมูล</w:t>
+      </w:r>
+      <w:r>
+        <w:rPr>
+          <w:rFonts w:hint="cs"/>
+          <w:cs/>
+        </w:rPr>
+        <w:t>บน</w:t>
+      </w:r>
+      <w:r>
+        <w:rPr>
+          <w:rFonts w:hint="cs"/>
+          <w:cs/>
+        </w:rPr>
+        <w:t>คลาวด์เฟรม</w:t>
+      </w:r>
+      <w:proofErr w:type="spellStart"/>
+      <w:r>
+        <w:rPr>
+          <w:rFonts w:hint="cs"/>
+          <w:cs/>
+        </w:rPr>
+        <w:t>เวิร์ก</w:t>
+      </w:r>
+      <w:proofErr w:type="spellEnd"/>
+      <w:r>
+        <w:rPr>
+          <w:rFonts w:hint="cs"/>
+          <w:cs/>
+        </w:rPr>
+        <w:t xml:space="preserve"> </w:t>
+      </w:r>
+      <w:r>
+        <w:t xml:space="preserve">Django </w:t>
+      </w:r>
+      <w:r>
+        <w:rPr>
+          <w:rFonts w:hint="cs"/>
+          <w:cs/>
+        </w:rPr>
+        <w:t>เพื่อทำหน้าที่จัดการ</w:t>
       </w:r>
     </w:p>
     <w:p>
       <w:pPr>
-        <w:pStyle w:val="2"/>
-      </w:pPr>
-      <w:bookmarkStart w:id="27" w:name="_Toc229840652"/>
-      <w:bookmarkStart w:id="28" w:name="_Toc229854083"/>
-      <w:bookmarkStart w:id="29" w:name="_Toc229859119"/>
-      <w:r>
-        <w:t xml:space="preserve">1.5 </w:t>
-      </w:r>
-      <w:r>
-        <w:tab/>
-      </w:r>
-      <w:r>
-        <w:rPr>
-          <w:rFonts w:hint="cs"/>
-          <w:cs/>
-        </w:rPr>
-        <w:t>ประโย</w:t>
-      </w:r>
-      <w:r>
-        <w:rPr>
-          <w:rFonts w:hint="cs"/>
-          <w:cs/>
-        </w:rPr>
-        <w:t>ชน์ที่คาดว่าจะได้รับ</w:t>
-      </w:r>
-      <w:bookmarkEnd w:id="27"/>
-      <w:bookmarkEnd w:id="28"/>
-      <w:bookmarkEnd w:id="29"/>
+        <w:ind w:left="1701"/>
+      </w:pPr>
+      <w:r>
+        <w:rPr>
+          <w:rFonts w:hint="cs"/>
+          <w:cs/>
+        </w:rPr>
+        <w:t xml:space="preserve">ข้อมูลสินค้าคงคลังและสื่อสารข้อมูลสองทางผ่านสถาปัตยกรรม </w:t>
+      </w:r>
+      <w:r>
+        <w:t xml:space="preserve">RESTful API </w:t>
+      </w:r>
+      <w:r>
+        <w:rPr>
+          <w:rFonts w:hint="cs"/>
+          <w:cs/>
+        </w:rPr>
+        <w:t>ในรูปแบบโครงสร้างข้อมูล</w:t>
+      </w:r>
+      <w:r>
+        <w:t xml:space="preserve"> JSON</w:t>
+      </w:r>
     </w:p>
     <w:p>
       <w:pPr>
-        <w:ind w:left="567"/>
-      </w:pPr>
-      <w:r>
-        <w:rPr>
-          <w:rFonts w:hint="cs"/>
-          <w:cs/>
-        </w:rPr>
-        <w:t>1.5</w:t>
-      </w:r>
-      <w:r>
-        <w:rPr>
-          <w:rFonts w:hint="cs"/>
-          <w:cs/>
-        </w:rPr>
-        <w:t>.</w:t>
-      </w:r>
-      <w:r>
-        <w:rPr>
-          <w:rFonts w:hint="cs"/>
-          <w:cs/>
-        </w:rPr>
-        <w:t>1</w:t>
+        <w:ind w:left="1698" w:hanging="564"/>
+        <w:rPr>
+          <w:rFonts w:hint="cs"/>
+          <w:cs/>
+        </w:rPr>
+      </w:pPr>
+      <w:r>
+        <w:rPr>
+          <w:rFonts w:hint="cs"/>
+          <w:cs/>
+        </w:rPr>
+        <w:t>3</w:t>
+      </w:r>
+      <w:r>
+        <w:rPr>
+          <w:rFonts w:hint="cs"/>
+          <w:cs/>
+        </w:rPr>
+        <w:t>)</w:t>
       </w:r>
       <w:r>
         <w:rPr>
@@ -1706,66 +1408,113 @@
           <w:rFonts w:hint="cs"/>
           <w:cs/>
         </w:rPr>
-        <w:t>ได้ศึกษา</w:t>
-      </w:r>
-      <w:r>
-        <w:rPr>
-          <w:rFonts w:hint="cs"/>
-          <w:cs/>
-        </w:rPr>
-        <w:t>ระบบการบริหารจัดการสินค้าคงคลังรวมถึงรวบรวมปัญหาข้อบกพร่องที่เกิด</w:t>
+        <w:t>ส่วนติดต่อของข้อมูลใช้พัฒนาด้วยเฟรม</w:t>
+      </w:r>
+      <w:proofErr w:type="spellStart"/>
+      <w:r>
+        <w:rPr>
+          <w:rFonts w:hint="cs"/>
+          <w:cs/>
+        </w:rPr>
+        <w:t>เวิร์ก</w:t>
+      </w:r>
+      <w:proofErr w:type="spellEnd"/>
+      <w:r>
+        <w:rPr>
+          <w:rFonts w:hint="cs"/>
+          <w:cs/>
+        </w:rPr>
+        <w:t xml:space="preserve"> </w:t>
+      </w:r>
+      <w:r>
+        <w:t xml:space="preserve">Kivy (Cross-platform) </w:t>
+      </w:r>
+      <w:r>
+        <w:rPr>
+          <w:rFonts w:hint="cs"/>
+          <w:cs/>
+        </w:rPr>
+        <w:t xml:space="preserve">เพื่อให้รองรับการใช้งานบนระบบปฏิบัติการ </w:t>
+      </w:r>
+      <w:r>
+        <w:t xml:space="preserve">Android, iOS </w:t>
+      </w:r>
+      <w:r>
+        <w:rPr>
+          <w:rFonts w:hint="cs"/>
+          <w:cs/>
+        </w:rPr>
+        <w:t>และคอมพ</w:t>
+      </w:r>
+      <w:r>
+        <w:rPr>
+          <w:rFonts w:hint="cs"/>
+          <w:cs/>
+        </w:rPr>
+        <w:t>ิว</w:t>
+      </w:r>
+      <w:r>
+        <w:rPr>
+          <w:rFonts w:hint="cs"/>
+          <w:cs/>
+        </w:rPr>
+        <w:t>เตอร์</w:t>
       </w:r>
     </w:p>
     <w:p>
-      <w:pPr>
-        <w:ind w:left="567" w:firstLine="567"/>
-      </w:pPr>
-      <w:r>
-        <w:rPr>
-          <w:rFonts w:hint="cs"/>
-          <w:cs/>
-        </w:rPr>
-        <w:t>จากการใช้บาร์</w:t>
-      </w:r>
-      <w:r>
-        <w:rPr>
-          <w:rFonts w:hint="cs"/>
-          <w:cs/>
-        </w:rPr>
-        <w:t>โค้ด</w:t>
-      </w:r>
-      <w:r>
-        <w:rPr>
-          <w:rFonts w:hint="cs"/>
-          <w:cs/>
-        </w:rPr>
-        <w:t xml:space="preserve"> และ คิวอาร์</w:t>
-      </w:r>
-      <w:r>
-        <w:rPr>
-          <w:rFonts w:hint="cs"/>
-          <w:cs/>
-        </w:rPr>
-        <w:t>โค้ด</w:t>
-      </w:r>
-      <w:r>
-        <w:rPr>
-          <w:rFonts w:hint="cs"/>
-          <w:cs/>
-        </w:rPr>
-        <w:t>ในการระบุสินค้า</w:t>
+      <w:r>
+        <w:rPr>
+          <w:cs/>
+        </w:rPr>
+        <w:lastRenderedPageBreak/>
+        <w:tab/>
+      </w:r>
+      <w:r>
+        <w:rPr>
+          <w:rFonts w:hint="cs"/>
+          <w:cs/>
+        </w:rPr>
+        <w:t>1.</w:t>
+      </w:r>
+      <w:r>
+        <w:rPr>
+          <w:rFonts w:hint="cs"/>
+          <w:cs/>
+        </w:rPr>
+        <w:t>3.</w:t>
+      </w:r>
+      <w:r>
+        <w:rPr>
+          <w:rFonts w:hint="cs"/>
+          <w:cs/>
+        </w:rPr>
+        <w:t>3</w:t>
+      </w:r>
+      <w:r>
+        <w:rPr>
+          <w:rFonts w:hint="cs"/>
+          <w:cs/>
+        </w:rPr>
+        <w:t xml:space="preserve"> </w:t>
+      </w:r>
+      <w:r>
+        <w:rPr>
+          <w:rFonts w:hint="cs"/>
+          <w:cs/>
+        </w:rPr>
+        <w:t>ขอบเขตด้านการทดสอบ</w:t>
       </w:r>
     </w:p>
     <w:p>
       <w:pPr>
-        <w:ind w:left="567"/>
-      </w:pPr>
-      <w:r>
-        <w:rPr>
-          <w:rFonts w:hint="cs"/>
-          <w:cs/>
-        </w:rPr>
-        <w:t>1.5.2</w:t>
+        <w:ind w:left="1701" w:hanging="561"/>
+      </w:pPr>
+      <w:r>
+        <w:rPr>
+          <w:rFonts w:hint="cs"/>
+          <w:cs/>
+        </w:rPr>
+        <w:t>1)</w:t>
       </w:r>
       <w:r>
         <w:rPr>
@@ -1778,54 +1527,85 @@
           <w:rFonts w:hint="cs"/>
           <w:cs/>
         </w:rPr>
-        <w:t xml:space="preserve">ได้ศึกษาการเทคโนโลยีในการระบุรหัสสินค้าคงคลังแบบใหม่ที่ใช้กันแพร่หลายเช่น </w:t>
+        <w:t xml:space="preserve">ทดสอบเปรียบเทียบระยะเวลาในการอ่านระหว่างเครื่องอ่าน </w:t>
+      </w:r>
+      <w:r>
+        <w:t xml:space="preserve">USB </w:t>
+      </w:r>
+      <w:r>
+        <w:rPr>
+          <w:rFonts w:hint="cs"/>
+          <w:cs/>
+        </w:rPr>
+        <w:t>กับชุดอ่านรหัสอาร์เอฟไอดีที่จัดทำขึ้น</w:t>
       </w:r>
     </w:p>
     <w:p>
       <w:pPr>
-        <w:ind w:left="567" w:firstLine="567"/>
-        <w:rPr>
-          <w:rFonts w:hint="cs"/>
-          <w:cs/>
-        </w:rPr>
-      </w:pPr>
-      <w:r>
-        <w:rPr>
-          <w:rFonts w:hint="cs"/>
-          <w:cs/>
-        </w:rPr>
-        <w:t>อาร์เอฟไอดี</w:t>
-      </w:r>
-      <w:proofErr w:type="spellStart"/>
-      <w:r>
-        <w:rPr>
-          <w:rFonts w:hint="cs"/>
-          <w:cs/>
-        </w:rPr>
-        <w:t>แท็ก</w:t>
-      </w:r>
-      <w:proofErr w:type="spellEnd"/>
-      <w:r>
-        <w:t xml:space="preserve"> </w:t>
-      </w:r>
-      <w:r>
-        <w:rPr>
-          <w:rFonts w:hint="cs"/>
-          <w:cs/>
-        </w:rPr>
-        <w:t>และการใช้คลาวด์เทคโนโลยีมาช่วยเก็บข้อมูล</w:t>
+        <w:ind w:left="1701" w:hanging="561"/>
+      </w:pPr>
+      <w:r>
+        <w:rPr>
+          <w:rFonts w:hint="cs"/>
+          <w:cs/>
+        </w:rPr>
+        <w:t xml:space="preserve">2) </w:t>
+      </w:r>
+      <w:r>
+        <w:rPr>
+          <w:cs/>
+        </w:rPr>
+        <w:tab/>
+      </w:r>
+      <w:r>
+        <w:rPr>
+          <w:rFonts w:hint="cs"/>
+          <w:cs/>
+        </w:rPr>
+        <w:t xml:space="preserve">ประเมินประสิทธิภาพคด้านความเร็วในการตรวจนับและประมวลผลข้อมูล โดยใช้จำนวนตัวอย่าง </w:t>
+      </w:r>
+      <w:r>
+        <w:t xml:space="preserve">5, 10, 30, 50 </w:t>
+      </w:r>
+      <w:r>
+        <w:rPr>
+          <w:rFonts w:hint="cs"/>
+          <w:cs/>
+        </w:rPr>
+        <w:t>และ 100 รหัส (ชิ้น) เพื่อหา</w:t>
+      </w:r>
+      <w:r>
+        <w:rPr>
+          <w:rFonts w:hint="cs"/>
+          <w:cs/>
+        </w:rPr>
+        <w:t>ค่าเ</w:t>
+      </w:r>
+      <w:r>
+        <w:rPr>
+          <w:rFonts w:hint="cs"/>
+          <w:cs/>
+        </w:rPr>
+        <w:t>ฉลี่ย</w:t>
+      </w:r>
+      <w:r>
+        <w:rPr>
+          <w:rFonts w:hint="cs"/>
+          <w:cs/>
+        </w:rPr>
+        <w:t>ของเวลาที่ใช้</w:t>
       </w:r>
     </w:p>
     <w:p>
       <w:pPr>
-        <w:ind w:left="567"/>
-      </w:pPr>
-      <w:r>
-        <w:rPr>
-          <w:rFonts w:hint="cs"/>
-          <w:cs/>
-        </w:rPr>
-        <w:t>1.5.3</w:t>
+        <w:ind w:left="1140"/>
+      </w:pPr>
+      <w:r>
+        <w:rPr>
+          <w:rFonts w:hint="cs"/>
+          <w:cs/>
+        </w:rPr>
+        <w:t xml:space="preserve">3) </w:t>
       </w:r>
       <w:r>
         <w:rPr>
@@ -1838,59 +1618,321 @@
           <w:rFonts w:hint="cs"/>
           <w:cs/>
         </w:rPr>
-        <w:t>สามารถนำมาพัฒนากับระบบควบคุมครุภัณฑ์หรือเอกสารของสำนักงานศาลยุติธรรมที่</w:t>
+        <w:t>ทดสอบประสิทธิภาพในการอ่านคลื่นวิทยุระหว่างบรรจุภัณฑ์ที่เป็นกล่อง</w:t>
       </w:r>
     </w:p>
     <w:p>
       <w:pPr>
-        <w:ind w:left="567" w:firstLine="567"/>
-      </w:pPr>
-      <w:r>
-        <w:rPr>
-          <w:rFonts w:hint="cs"/>
-          <w:cs/>
-        </w:rPr>
-        <w:t>ส่วนใหญ่ยังใช้ระบบบาร์</w:t>
-      </w:r>
-      <w:r>
-        <w:rPr>
-          <w:rFonts w:hint="cs"/>
-          <w:cs/>
-        </w:rPr>
-        <w:t>โค้ด</w:t>
-      </w:r>
-      <w:r>
-        <w:rPr>
-          <w:rFonts w:hint="cs"/>
-          <w:cs/>
-        </w:rPr>
-        <w:t>อยู่ได้</w:t>
+        <w:ind w:left="1140" w:firstLine="561"/>
+        <w:rPr>
+          <w:rFonts w:hint="cs"/>
+          <w:cs/>
+        </w:rPr>
+      </w:pPr>
+      <w:r>
+        <w:rPr>
+          <w:rFonts w:hint="cs"/>
+          <w:cs/>
+        </w:rPr>
+        <w:t>กระดาษ และ กล่องพลาสติก</w:t>
       </w:r>
     </w:p>
     <w:p>
       <w:pPr>
-        <w:rPr>
-          <w:cs/>
-        </w:rPr>
-      </w:pPr>
-      <w:r>
-        <w:rPr>
-          <w:cs/>
-        </w:rPr>
-        <w:br w:type="page"/>
-      </w:r>
+        <w:pStyle w:val="2"/>
+      </w:pPr>
+      <w:bookmarkStart w:id="16" w:name="_Toc229840652"/>
+      <w:bookmarkStart w:id="17" w:name="_Toc229854083"/>
+      <w:bookmarkStart w:id="18" w:name="_Toc230135959"/>
+      <w:r>
+        <w:t>1</w:t>
+      </w:r>
+      <w:r>
+        <w:t>.4</w:t>
+      </w:r>
+      <w:r>
+        <w:t xml:space="preserve"> </w:t>
+      </w:r>
+      <w:r>
+        <w:tab/>
+      </w:r>
+      <w:bookmarkEnd w:id="16"/>
+      <w:bookmarkEnd w:id="17"/>
+      <w:r>
+        <w:rPr>
+          <w:rFonts w:hint="cs"/>
+          <w:cs/>
+        </w:rPr>
+        <w:t>ประโยชน์</w:t>
+      </w:r>
+      <w:r>
+        <w:rPr>
+          <w:rFonts w:hint="cs"/>
+          <w:cs/>
+        </w:rPr>
+        <w:t>ที่ได้รับจากการศึกษา</w:t>
+      </w:r>
+      <w:bookmarkEnd w:id="18"/>
     </w:p>
     <w:p>
       <w:pPr>
+        <w:ind w:left="567"/>
+      </w:pPr>
+      <w:r>
+        <w:rPr>
+          <w:rFonts w:hint="cs"/>
+          <w:cs/>
+        </w:rPr>
+        <w:t>1.5</w:t>
+      </w:r>
+      <w:r>
+        <w:rPr>
+          <w:rFonts w:hint="cs"/>
+          <w:cs/>
+        </w:rPr>
+        <w:t>.</w:t>
+      </w:r>
+      <w:r>
+        <w:rPr>
+          <w:rFonts w:hint="cs"/>
+          <w:cs/>
+        </w:rPr>
+        <w:t>1</w:t>
+      </w:r>
+      <w:r>
+        <w:rPr>
+          <w:cs/>
+        </w:rPr>
+        <w:tab/>
+      </w:r>
+      <w:r>
+        <w:rPr>
+          <w:rFonts w:hint="cs"/>
+          <w:cs/>
+        </w:rPr>
+        <w:t>สามารถ</w:t>
+      </w:r>
+      <w:r>
+        <w:rPr>
+          <w:rFonts w:hint="cs"/>
+          <w:cs/>
+        </w:rPr>
+        <w:t>สร้างต้น</w:t>
+      </w:r>
+      <w:r>
+        <w:rPr>
+          <w:rFonts w:hint="cs"/>
+          <w:cs/>
+        </w:rPr>
+        <w:t>แบบ</w:t>
+      </w:r>
+      <w:r>
+        <w:rPr>
+          <w:rFonts w:hint="cs"/>
+          <w:cs/>
+        </w:rPr>
+        <w:t>ระบบ</w:t>
+      </w:r>
+      <w:r>
+        <w:rPr>
+          <w:rFonts w:hint="cs"/>
+          <w:cs/>
+        </w:rPr>
+        <w:t>บริหาร</w:t>
+      </w:r>
+      <w:r>
+        <w:rPr>
+          <w:rFonts w:hint="cs"/>
+          <w:cs/>
+        </w:rPr>
+        <w:t>การจัดการสินค้าคงคลัง</w:t>
+      </w:r>
+      <w:r>
+        <w:rPr>
+          <w:rFonts w:hint="cs"/>
+          <w:cs/>
+        </w:rPr>
+        <w:t>ด้วย</w:t>
+      </w:r>
+      <w:r>
+        <w:rPr>
+          <w:rFonts w:hint="cs"/>
+          <w:cs/>
+        </w:rPr>
+        <w:t>อาร์เอฟไอดีร่วมกับ</w:t>
+      </w:r>
+    </w:p>
+    <w:p>
+      <w:pPr>
+        <w:ind w:left="1134"/>
+      </w:pPr>
+      <w:r>
+        <w:rPr>
+          <w:rFonts w:hint="cs"/>
+          <w:cs/>
+        </w:rPr>
+        <w:t>เทคโนโลยี</w:t>
+      </w:r>
+      <w:r>
+        <w:rPr>
+          <w:rFonts w:hint="cs"/>
+          <w:cs/>
+        </w:rPr>
+        <w:t>คลาวด์ ซึ่งสามารถนำไปเป็นแนวทางการพัฒนาระบบบริหารจัดการสินค้าคงคลังเดิมได้</w:t>
+      </w:r>
+    </w:p>
+    <w:p>
+      <w:pPr>
+        <w:ind w:left="1134" w:hanging="570"/>
+        <w:rPr>
+          <w:rFonts w:hint="cs"/>
+          <w:cs/>
+        </w:rPr>
+      </w:pPr>
+      <w:r>
+        <w:rPr>
+          <w:rFonts w:hint="cs"/>
+          <w:cs/>
+        </w:rPr>
+        <w:t>1.5.2</w:t>
+      </w:r>
+      <w:r>
+        <w:t xml:space="preserve"> </w:t>
+      </w:r>
+      <w:r>
+        <w:tab/>
+      </w:r>
+      <w:r>
+        <w:rPr>
+          <w:rFonts w:hint="cs"/>
+          <w:cs/>
+        </w:rPr>
+        <w:t>สามารถเปรียบเทียบข้อดีข้อเสียสำหรับการใช้บาร์โค้ด หรือ คิวอาร์โค้ด กับ อาร์เอฟไอดี</w:t>
+      </w:r>
+      <w:r>
+        <w:rPr>
+          <w:rFonts w:hint="cs"/>
+          <w:cs/>
+        </w:rPr>
+        <w:t xml:space="preserve"> เพื่อใช้เป็นข้อมูลเชิงประจักษ์ประกอบการตัดสินใจเชิงนโยบายในการปรับเปลี่ยนเทคโน</w:t>
+      </w:r>
+      <w:bookmarkStart w:id="19" w:name="_GoBack"/>
+      <w:bookmarkEnd w:id="19"/>
+      <w:r>
+        <w:rPr>
+          <w:rFonts w:hint="cs"/>
+          <w:cs/>
+        </w:rPr>
+        <w:t>โลยี</w:t>
+      </w:r>
+    </w:p>
+    <w:p>
+      <w:pPr>
+        <w:ind w:left="567"/>
+      </w:pPr>
+      <w:r>
+        <w:rPr>
+          <w:rFonts w:hint="cs"/>
+          <w:cs/>
+        </w:rPr>
+        <w:t>1.5.</w:t>
+      </w:r>
+      <w:r>
+        <w:rPr>
+          <w:rFonts w:hint="cs"/>
+          <w:cs/>
+        </w:rPr>
+        <w:t>3</w:t>
+      </w:r>
+      <w:r>
+        <w:rPr>
+          <w:cs/>
+        </w:rPr>
+        <w:tab/>
+      </w:r>
+      <w:r>
+        <w:rPr>
+          <w:rFonts w:hint="cs"/>
+          <w:cs/>
+        </w:rPr>
+        <w:t>สามารถนำ</w:t>
+      </w:r>
+      <w:r>
+        <w:rPr>
+          <w:rFonts w:hint="cs"/>
+          <w:cs/>
+        </w:rPr>
+        <w:t>ไป</w:t>
+      </w:r>
+      <w:r>
+        <w:rPr>
+          <w:rFonts w:hint="cs"/>
+          <w:cs/>
+        </w:rPr>
+        <w:t>พัฒนากับระบบควบคุมครุภัณฑ์หรือเอกสารของสำนักงานศาลยุติธรรมที่</w:t>
+      </w:r>
+    </w:p>
+    <w:p>
+      <w:pPr>
+        <w:ind w:left="1134"/>
+        <w:rPr>
+          <w:rFonts w:hint="cs"/>
+        </w:rPr>
+      </w:pPr>
+      <w:r>
+        <w:rPr>
+          <w:rFonts w:hint="cs"/>
+          <w:cs/>
+        </w:rPr>
+        <w:t>ส่วนใหญ่ยังใช้ระบบบาร์</w:t>
+      </w:r>
+      <w:r>
+        <w:rPr>
+          <w:rFonts w:hint="cs"/>
+          <w:cs/>
+        </w:rPr>
+        <w:t>โค้ด</w:t>
+      </w:r>
+      <w:r>
+        <w:rPr>
+          <w:rFonts w:hint="cs"/>
+          <w:cs/>
+        </w:rPr>
+        <w:t>อยู่</w:t>
+      </w:r>
+      <w:r>
+        <w:rPr>
+          <w:rFonts w:hint="cs"/>
+          <w:cs/>
+        </w:rPr>
+        <w:t xml:space="preserve"> เพื่อยกระดับความรวดเร็วและลดข้อผิดพลาดในกระบวนการตรวจนับปัจจุบัน</w:t>
+      </w:r>
+    </w:p>
+    <w:p>
+      <w:pPr>
+        <w:rPr>
+          <w:rFonts w:hint="cs"/>
+          <w:cs/>
+        </w:rPr>
+      </w:pPr>
+      <w:r>
+        <w:rPr>
+          <w:cs/>
+        </w:rPr>
+        <w:br w:type="page"/>
+      </w:r>
+    </w:p>
+    <w:p>
+      <w:pPr>
         <w:pStyle w:val="1"/>
         <w:rPr>
           <w:cs/>
         </w:rPr>
       </w:pPr>
-      <w:bookmarkStart w:id="30" w:name="_Toc229813081"/>
-      <w:bookmarkStart w:id="31" w:name="_Toc229840653"/>
-      <w:bookmarkStart w:id="32" w:name="_Toc229854084"/>
-      <w:bookmarkStart w:id="33" w:name="_Toc229859120"/>
+      <w:bookmarkStart w:id="20" w:name="_Toc229813081"/>
+      <w:bookmarkStart w:id="21" w:name="_Toc229840653"/>
+      <w:bookmarkStart w:id="22" w:name="_Toc229854084"/>
+      <w:bookmarkStart w:id="23" w:name="_Toc230135960"/>
       <w:r>
         <w:rPr>
           <w:rFonts w:hint="cs"/>
@@ -1902,10 +1944,10 @@
       <w:r>
         <w:t>2</w:t>
       </w:r>
-      <w:bookmarkEnd w:id="30"/>
-      <w:bookmarkEnd w:id="31"/>
-      <w:bookmarkEnd w:id="32"/>
-      <w:bookmarkEnd w:id="33"/>
+      <w:bookmarkEnd w:id="20"/>
+      <w:bookmarkEnd w:id="21"/>
+      <w:bookmarkEnd w:id="22"/>
+      <w:bookmarkEnd w:id="23"/>
     </w:p>
     <w:p>
       <w:pPr>
@@ -1933,9 +1975,20 @@
     </w:p>
     <w:p>
       <w:pPr>
-        <w:ind w:firstLine="567"/>
-      </w:pPr>
-      <w:bookmarkStart w:id="34" w:name="_Hlk225842605"/>
+        <w:rPr>
+          <w:rFonts w:hint="cs"/>
+        </w:rPr>
+      </w:pPr>
+      <w:bookmarkStart w:id="24" w:name="_Hlk225842605"/>
+      <w:r>
+        <w:rPr>
+          <w:rFonts w:hint="cs"/>
+          <w:cs/>
+        </w:rPr>
+        <w:t>เพื่อให้เห็นภาพการนำเทคโนโลยีอาร์เอฟไอดีและเทคโนโลยีคลาวด์ไปใช้งาน การศึกษานี้ได้ทบทวนงานวิจัยที่ผ่านมาซึ่งหลายงานวิจัยได้ใช้เทคโนโลยีทั้งสองมาใช้ร่วมกันเพื่อเพิ่มความแม่นยำและลดการใช้แรงงาน โดย</w:t>
+      </w:r>
+    </w:p>
+    <w:p>
       <w:r>
         <w:rPr>
           <w:cs/>
@@ -2463,7 +2516,11 @@
         <w:t xml:space="preserve">จะตอบสนองด้วยรหัสประจำตัวที่ไม่ซ้ำกันกลับมา ข้อมูลดังกล่าวจะถูกส่งต่อผ่านโปรโตคอล </w:t>
       </w:r>
       <w:r>
-        <w:t xml:space="preserve">UART (Universal Asynchronous Receiver/Transmitter) </w:t>
+        <w:t xml:space="preserve">UART </w:t>
+      </w:r>
+      <w:r>
+        <w:lastRenderedPageBreak/>
+        <w:t xml:space="preserve">(Universal Asynchronous Receiver/Transmitter) </w:t>
       </w:r>
       <w:r>
         <w:rPr>
@@ -2650,14 +2707,7 @@
         <w:rPr>
           <w:cs/>
         </w:rPr>
-        <w:t>เพื่อความปลอดภัยและรวดเร็ว</w:t>
-      </w:r>
-      <w:r>
-        <w:rPr>
-          <w:cs/>
-        </w:rPr>
-        <w:lastRenderedPageBreak/>
-        <w:t xml:space="preserve">ในการพัฒนา ข้อมูลการเข้า-ออกของสินค้าจะถูกส่งผ่าน </w:t>
+        <w:t xml:space="preserve">เพื่อความปลอดภัยและรวดเร็วในการพัฒนา ข้อมูลการเข้า-ออกของสินค้าจะถูกส่งผ่าน </w:t>
       </w:r>
       <w:r>
         <w:t xml:space="preserve">RESTful API </w:t>
@@ -2855,7 +2905,7 @@
         </w:rPr>
         <w:t>ทำให้การบริหารจัดการคลังสินค้ามีความเป็นมาตรฐานและมีประสิทธิภาพสูงขึ้นอย่างชัดเจน</w:t>
       </w:r>
-      <w:bookmarkEnd w:id="34"/>
+      <w:bookmarkEnd w:id="24"/>
     </w:p>
     <w:p>
       <w:pPr>
@@ -2871,8 +2921,6 @@
       <w:r>
         <w:t>Continuous Sampling</w:t>
       </w:r>
-      <w:bookmarkStart w:id="35" w:name="_GoBack"/>
-      <w:bookmarkEnd w:id="35"/>
     </w:p>
     <w:p>
       <w:pPr>
@@ -3029,28 +3077,7 @@
           <w:rFonts w:hint="cs"/>
           <w:cs/>
         </w:rPr>
-        <w:t xml:space="preserve"> งานวิจัยนี้ได้นำเสนอเทคนิคในการบริหารสินค้าคงคลังแบบ </w:t>
-      </w:r>
-      <w:r>
-        <w:rPr>
-          <w:rFonts w:hint="cs"/>
-          <w:cs/>
-        </w:rPr>
-        <w:t>การจับคู่ความสัมพันธ์ตำแหน่งและสินค้าแบบบูรณาการ</w:t>
-      </w:r>
-      <w:r>
-        <w:rPr>
-          <w:rFonts w:hint="cs"/>
-          <w:cs/>
-        </w:rPr>
-        <w:t xml:space="preserve"> </w:t>
-      </w:r>
-      <w:r>
-        <w:rPr>
-          <w:rFonts w:hint="cs"/>
-          <w:cs/>
-        </w:rPr>
-        <w:t>(</w:t>
+        <w:t xml:space="preserve"> งานวิจัยนี้ได้นำเสนอเทคนิคในการบริหารสินค้าคงคลังแบบ การจับคู่ความสัมพันธ์ตำแหน่งและสินค้าแบบบูรณาการ (</w:t>
       </w:r>
       <w:r>
         <w:t>Integrated Location-Item Binding Technique)</w:t>
@@ -3141,10 +3168,10 @@
       <w:pPr>
         <w:pStyle w:val="1"/>
       </w:pPr>
-      <w:bookmarkStart w:id="36" w:name="_Toc229813082"/>
-      <w:bookmarkStart w:id="37" w:name="_Toc229840654"/>
-      <w:bookmarkStart w:id="38" w:name="_Toc229854085"/>
-      <w:bookmarkStart w:id="39" w:name="_Toc229859121"/>
+      <w:bookmarkStart w:id="25" w:name="_Toc229813082"/>
+      <w:bookmarkStart w:id="26" w:name="_Toc229840654"/>
+      <w:bookmarkStart w:id="27" w:name="_Toc229854085"/>
+      <w:bookmarkStart w:id="28" w:name="_Toc230135961"/>
       <w:r>
         <w:rPr>
           <w:rFonts w:hint="cs"/>
@@ -3155,10 +3182,10 @@
       <w:r>
         <w:t>3</w:t>
       </w:r>
-      <w:bookmarkEnd w:id="36"/>
-      <w:bookmarkEnd w:id="37"/>
-      <w:bookmarkEnd w:id="38"/>
-      <w:bookmarkEnd w:id="39"/>
+      <w:bookmarkEnd w:id="25"/>
+      <w:bookmarkEnd w:id="26"/>
+      <w:bookmarkEnd w:id="27"/>
+      <w:bookmarkEnd w:id="28"/>
     </w:p>
     <w:p>
       <w:pPr>
@@ -3187,9 +3214,9 @@
       <w:pPr>
         <w:pStyle w:val="2"/>
       </w:pPr>
-      <w:bookmarkStart w:id="40" w:name="_Toc229840655"/>
-      <w:bookmarkStart w:id="41" w:name="_Toc229854086"/>
-      <w:bookmarkStart w:id="42" w:name="_Toc229859122"/>
+      <w:bookmarkStart w:id="29" w:name="_Toc229840655"/>
+      <w:bookmarkStart w:id="30" w:name="_Toc229854086"/>
+      <w:bookmarkStart w:id="31" w:name="_Toc230135962"/>
       <w:r>
         <w:rPr>
           <w:rFonts w:hint="cs"/>
@@ -3210,9 +3237,9 @@
         </w:rPr>
         <w:t>ศึกษาวิเคราะห์ปัญหาที่เกี่ยวข้อง</w:t>
       </w:r>
-      <w:bookmarkEnd w:id="40"/>
-      <w:bookmarkEnd w:id="41"/>
-      <w:bookmarkEnd w:id="42"/>
+      <w:bookmarkEnd w:id="29"/>
+      <w:bookmarkEnd w:id="30"/>
+      <w:bookmarkEnd w:id="31"/>
     </w:p>
     <w:p>
       <w:pPr>
@@ -3272,9 +3299,9 @@
       <w:pPr>
         <w:pStyle w:val="2"/>
       </w:pPr>
-      <w:bookmarkStart w:id="43" w:name="_Toc229840656"/>
-      <w:bookmarkStart w:id="44" w:name="_Toc229854087"/>
-      <w:bookmarkStart w:id="45" w:name="_Toc229859123"/>
+      <w:bookmarkStart w:id="32" w:name="_Toc229840656"/>
+      <w:bookmarkStart w:id="33" w:name="_Toc229854087"/>
+      <w:bookmarkStart w:id="34" w:name="_Toc230135963"/>
       <w:r>
         <w:rPr>
           <w:rFonts w:hint="cs"/>
@@ -3302,9 +3329,9 @@
         </w:rPr>
         <w:t>เตรียมข้อมูล</w:t>
       </w:r>
-      <w:bookmarkEnd w:id="43"/>
-      <w:bookmarkEnd w:id="44"/>
-      <w:bookmarkEnd w:id="45"/>
+      <w:bookmarkEnd w:id="32"/>
+      <w:bookmarkEnd w:id="33"/>
+      <w:bookmarkEnd w:id="34"/>
     </w:p>
     <w:p>
       <w:pPr>
@@ -3553,7 +3580,6 @@
       <w:r>
         <w:rPr>
           <w:noProof/>
-          <w:cs/>
         </w:rPr>
         <w:t>1</w:t>
       </w:r>
@@ -3661,7 +3687,7 @@
             <w:rPr>
               <w:noProof/>
             </w:rPr>
-            <w:t>6</w:t>
+            <w:t>7</w:t>
           </w:r>
           <w:r>
             <w:rPr>
@@ -3708,7 +3734,7 @@
                     <pic:cNvPicPr/>
                   </pic:nvPicPr>
                   <pic:blipFill>
-                    <a:blip r:embed="rId10"/>
+                    <a:blip r:embed="rId9"/>
                     <a:stretch>
                       <a:fillRect/>
                     </a:stretch>
@@ -3743,10 +3769,10 @@
       <w:pPr>
         <w:jc w:val="center"/>
       </w:pPr>
-      <w:bookmarkStart w:id="46" w:name="_Ref225728060"/>
-      <w:bookmarkStart w:id="47" w:name="_Toc229832531"/>
-      <w:bookmarkStart w:id="48" w:name="_Toc229847954"/>
-      <w:bookmarkStart w:id="49" w:name="_Toc229859106"/>
+      <w:bookmarkStart w:id="35" w:name="_Ref225728060"/>
+      <w:bookmarkStart w:id="36" w:name="_Toc229832531"/>
+      <w:bookmarkStart w:id="37" w:name="_Toc229847954"/>
+      <w:bookmarkStart w:id="38" w:name="_Toc230135946"/>
       <w:r>
         <w:rPr>
           <w:cs/>
@@ -3770,12 +3796,11 @@
         <w:r>
           <w:rPr>
             <w:noProof/>
-            <w:cs/>
           </w:rPr>
           <w:t>1</w:t>
         </w:r>
       </w:fldSimple>
-      <w:bookmarkEnd w:id="46"/>
+      <w:bookmarkEnd w:id="35"/>
       <w:r>
         <w:rPr>
           <w:rFonts w:hint="cs"/>
@@ -3791,17 +3816,17 @@
         </w:rPr>
         <w:t>แสดงฐานข้อมูลที่ใช้ในการจัดเก็บสินค้าคงคลัง</w:t>
       </w:r>
-      <w:bookmarkEnd w:id="47"/>
-      <w:bookmarkEnd w:id="48"/>
-      <w:bookmarkEnd w:id="49"/>
+      <w:bookmarkEnd w:id="36"/>
+      <w:bookmarkEnd w:id="37"/>
+      <w:bookmarkEnd w:id="38"/>
     </w:p>
     <w:p>
       <w:pPr>
         <w:pStyle w:val="2"/>
       </w:pPr>
-      <w:bookmarkStart w:id="50" w:name="_Toc229840657"/>
-      <w:bookmarkStart w:id="51" w:name="_Toc229854088"/>
-      <w:bookmarkStart w:id="52" w:name="_Toc229859124"/>
+      <w:bookmarkStart w:id="39" w:name="_Toc229840657"/>
+      <w:bookmarkStart w:id="40" w:name="_Toc229854088"/>
+      <w:bookmarkStart w:id="41" w:name="_Toc230135964"/>
       <w:r>
         <w:rPr>
           <w:rFonts w:hint="cs"/>
@@ -3836,9 +3861,9 @@
         </w:rPr>
         <w:t>ออกแบบอุปกรณ์หลัก</w:t>
       </w:r>
-      <w:bookmarkEnd w:id="50"/>
-      <w:bookmarkEnd w:id="51"/>
-      <w:bookmarkEnd w:id="52"/>
+      <w:bookmarkEnd w:id="39"/>
+      <w:bookmarkEnd w:id="40"/>
+      <w:bookmarkEnd w:id="41"/>
     </w:p>
     <w:p>
       <w:pPr>
@@ -4041,7 +4066,6 @@
       <w:r>
         <w:rPr>
           <w:noProof/>
-          <w:cs/>
         </w:rPr>
         <w:t>2</w:t>
       </w:r>
@@ -4110,7 +4134,6 @@
       <w:r>
         <w:rPr>
           <w:noProof/>
-          <w:cs/>
         </w:rPr>
         <w:t>3</w:t>
       </w:r>
@@ -4153,7 +4176,7 @@
                     <pic:cNvPicPr/>
                   </pic:nvPicPr>
                   <pic:blipFill>
-                    <a:blip r:embed="rId11" cstate="print">
+                    <a:blip r:embed="rId10" cstate="print">
                       <a:extLst>
                         <a:ext uri="{28A0092B-C50C-407E-A947-70E740481C1C}">
                           <a14:useLocalDpi xmlns:a14="http://schemas.microsoft.com/office/drawing/2010/main" val="0"/>
@@ -4184,11 +4207,11 @@
       <w:pPr>
         <w:jc w:val="center"/>
       </w:pPr>
-      <w:bookmarkStart w:id="53" w:name="_Ref225800788"/>
-      <w:bookmarkStart w:id="54" w:name="_Ref225800781"/>
-      <w:bookmarkStart w:id="55" w:name="_Toc229832532"/>
-      <w:bookmarkStart w:id="56" w:name="_Toc229847955"/>
-      <w:bookmarkStart w:id="57" w:name="_Toc229859107"/>
+      <w:bookmarkStart w:id="42" w:name="_Ref225800788"/>
+      <w:bookmarkStart w:id="43" w:name="_Ref225800781"/>
+      <w:bookmarkStart w:id="44" w:name="_Toc229832532"/>
+      <w:bookmarkStart w:id="45" w:name="_Toc229847955"/>
+      <w:bookmarkStart w:id="46" w:name="_Toc230135947"/>
       <w:r>
         <w:rPr>
           <w:cs/>
@@ -4212,12 +4235,11 @@
         <w:r>
           <w:rPr>
             <w:noProof/>
-            <w:cs/>
           </w:rPr>
           <w:t>2</w:t>
         </w:r>
       </w:fldSimple>
-      <w:bookmarkEnd w:id="53"/>
+      <w:bookmarkEnd w:id="42"/>
       <w:r>
         <w:t xml:space="preserve"> </w:t>
       </w:r>
@@ -4228,10 +4250,10 @@
         </w:rPr>
         <w:t>ส่วนประกอบของชุดอ่านรหัส อาร์เอฟไอดี</w:t>
       </w:r>
-      <w:bookmarkEnd w:id="54"/>
-      <w:bookmarkEnd w:id="55"/>
-      <w:bookmarkEnd w:id="56"/>
-      <w:bookmarkEnd w:id="57"/>
+      <w:bookmarkEnd w:id="43"/>
+      <w:bookmarkEnd w:id="44"/>
+      <w:bookmarkEnd w:id="45"/>
+      <w:bookmarkEnd w:id="46"/>
     </w:p>
     <w:p>
       <w:pPr>
@@ -4273,7 +4295,7 @@
                     <pic:cNvPicPr/>
                   </pic:nvPicPr>
                   <pic:blipFill rotWithShape="1">
-                    <a:blip r:embed="rId12" cstate="print">
+                    <a:blip r:embed="rId11" cstate="print">
                       <a:extLst>
                         <a:ext uri="{28A0092B-C50C-407E-A947-70E740481C1C}">
                           <a14:useLocalDpi xmlns:a14="http://schemas.microsoft.com/office/drawing/2010/main" val="0"/>
@@ -4314,10 +4336,10 @@
           <w:noProof/>
         </w:rPr>
       </w:pPr>
-      <w:bookmarkStart w:id="58" w:name="_Ref225728076"/>
-      <w:bookmarkStart w:id="59" w:name="_Toc229832533"/>
-      <w:bookmarkStart w:id="60" w:name="_Toc229847956"/>
-      <w:bookmarkStart w:id="61" w:name="_Toc229859108"/>
+      <w:bookmarkStart w:id="47" w:name="_Ref225728076"/>
+      <w:bookmarkStart w:id="48" w:name="_Toc229832533"/>
+      <w:bookmarkStart w:id="49" w:name="_Toc229847956"/>
+      <w:bookmarkStart w:id="50" w:name="_Toc230135948"/>
       <w:r>
         <w:rPr>
           <w:cs/>
@@ -4341,12 +4363,11 @@
         <w:r>
           <w:rPr>
             <w:noProof/>
-            <w:cs/>
           </w:rPr>
           <w:t>3</w:t>
         </w:r>
       </w:fldSimple>
-      <w:bookmarkEnd w:id="58"/>
+      <w:bookmarkEnd w:id="47"/>
       <w:r>
         <w:rPr>
           <w:rFonts w:hint="cs"/>
@@ -4388,17 +4409,17 @@
         </w:rPr>
         <w:t>5</w:t>
       </w:r>
-      <w:bookmarkEnd w:id="59"/>
-      <w:bookmarkEnd w:id="60"/>
-      <w:bookmarkEnd w:id="61"/>
+      <w:bookmarkEnd w:id="48"/>
+      <w:bookmarkEnd w:id="49"/>
+      <w:bookmarkEnd w:id="50"/>
     </w:p>
     <w:p>
       <w:pPr>
         <w:pStyle w:val="2"/>
       </w:pPr>
-      <w:bookmarkStart w:id="62" w:name="_Toc229840658"/>
-      <w:bookmarkStart w:id="63" w:name="_Toc229854089"/>
-      <w:bookmarkStart w:id="64" w:name="_Toc229859125"/>
+      <w:bookmarkStart w:id="51" w:name="_Toc229840658"/>
+      <w:bookmarkStart w:id="52" w:name="_Toc229854089"/>
+      <w:bookmarkStart w:id="53" w:name="_Toc230135965"/>
       <w:r>
         <w:rPr>
           <w:rFonts w:hint="cs"/>
@@ -4455,9 +4476,9 @@
         </w:rPr>
         <w:t>ภาพ</w:t>
       </w:r>
-      <w:bookmarkEnd w:id="62"/>
-      <w:bookmarkEnd w:id="63"/>
-      <w:bookmarkEnd w:id="64"/>
+      <w:bookmarkEnd w:id="51"/>
+      <w:bookmarkEnd w:id="52"/>
+      <w:bookmarkEnd w:id="53"/>
     </w:p>
     <w:p>
       <w:pPr>
@@ -4833,7 +4854,7 @@
                     <pic:cNvPicPr/>
                   </pic:nvPicPr>
                   <pic:blipFill>
-                    <a:blip r:embed="rId13" cstate="print">
+                    <a:blip r:embed="rId12" cstate="print">
                       <a:extLst>
                         <a:ext uri="{28A0092B-C50C-407E-A947-70E740481C1C}">
                           <a14:useLocalDpi xmlns:a14="http://schemas.microsoft.com/office/drawing/2010/main" val="0"/>
@@ -4874,10 +4895,10 @@
           <w:szCs w:val="32"/>
         </w:rPr>
       </w:pPr>
-      <w:bookmarkStart w:id="65" w:name="_Ref225728096"/>
-      <w:bookmarkStart w:id="66" w:name="_Toc229832534"/>
-      <w:bookmarkStart w:id="67" w:name="_Toc229847957"/>
-      <w:bookmarkStart w:id="68" w:name="_Toc229859109"/>
+      <w:bookmarkStart w:id="54" w:name="_Ref225728096"/>
+      <w:bookmarkStart w:id="55" w:name="_Toc229832534"/>
+      <w:bookmarkStart w:id="56" w:name="_Toc229847957"/>
+      <w:bookmarkStart w:id="57" w:name="_Toc230135949"/>
       <w:r>
         <w:rPr>
           <w:rFonts w:asciiTheme="majorBidi" w:hAnsiTheme="majorBidi" w:cstheme="majorBidi"/>
@@ -5021,7 +5042,7 @@
         </w:rPr>
         <w:fldChar w:fldCharType="end"/>
       </w:r>
-      <w:bookmarkEnd w:id="65"/>
+      <w:bookmarkEnd w:id="54"/>
       <w:r>
         <w:rPr>
           <w:rFonts w:asciiTheme="majorBidi" w:hAnsiTheme="majorBidi" w:cstheme="majorBidi"/>
@@ -5047,8 +5068,8 @@
         </w:rPr>
         <w:t>ตัวอย่างผลลัพธ์จากการทดสอบอ่านรหัส</w:t>
       </w:r>
-      <w:bookmarkEnd w:id="66"/>
-      <w:bookmarkEnd w:id="67"/>
+      <w:bookmarkEnd w:id="55"/>
+      <w:bookmarkEnd w:id="56"/>
       <w:r>
         <w:rPr>
           <w:rFonts w:asciiTheme="majorBidi" w:hAnsiTheme="majorBidi" w:cstheme="majorBidi" w:hint="cs"/>
@@ -5062,7 +5083,7 @@
         </w:rPr>
         <w:t>ที่ 100 รหัส</w:t>
       </w:r>
-      <w:bookmarkEnd w:id="68"/>
+      <w:bookmarkEnd w:id="57"/>
     </w:p>
     <w:p>
       <w:pPr>
@@ -5071,9 +5092,9 @@
           <w:cs/>
         </w:rPr>
       </w:pPr>
-      <w:bookmarkStart w:id="69" w:name="_Toc229840659"/>
-      <w:bookmarkStart w:id="70" w:name="_Toc229854090"/>
-      <w:bookmarkStart w:id="71" w:name="_Toc229859126"/>
+      <w:bookmarkStart w:id="58" w:name="_Toc229840659"/>
+      <w:bookmarkStart w:id="59" w:name="_Toc229854090"/>
+      <w:bookmarkStart w:id="60" w:name="_Toc230135966"/>
       <w:r>
         <w:rPr>
           <w:rFonts w:hint="cs"/>
@@ -5094,9 +5115,9 @@
         </w:rPr>
         <w:t>การประเมินประสิทธิภาพของระบบ</w:t>
       </w:r>
-      <w:bookmarkEnd w:id="69"/>
-      <w:bookmarkEnd w:id="70"/>
-      <w:bookmarkEnd w:id="71"/>
+      <w:bookmarkEnd w:id="58"/>
+      <w:bookmarkEnd w:id="59"/>
+      <w:bookmarkEnd w:id="60"/>
     </w:p>
     <w:p>
       <w:pPr>
@@ -5229,7 +5250,13 @@
           <w:noProof/>
           <w:cs/>
         </w:rPr>
-        <w:t>.6</w:t>
+        <w:t>.</w:t>
+      </w:r>
+      <w:r>
+        <w:rPr>
+          <w:noProof/>
+        </w:rPr>
+        <w:t>6</w:t>
       </w:r>
       <w:r>
         <w:rPr>
@@ -5302,7 +5329,13 @@
           <w:noProof/>
           <w:cs/>
         </w:rPr>
-        <w:t>.7</w:t>
+        <w:t>.</w:t>
+      </w:r>
+      <w:r>
+        <w:rPr>
+          <w:noProof/>
+        </w:rPr>
+        <w:t>7</w:t>
       </w:r>
       <w:r>
         <w:fldChar w:fldCharType="end"/>
@@ -5977,8 +6010,8 @@
       <w:pPr>
         <w:pStyle w:val="2"/>
       </w:pPr>
-      <w:bookmarkStart w:id="72" w:name="_Toc229854091"/>
-      <w:bookmarkStart w:id="73" w:name="_Toc229859127"/>
+      <w:bookmarkStart w:id="61" w:name="_Toc229854091"/>
+      <w:bookmarkStart w:id="62" w:name="_Toc230135967"/>
       <w:r>
         <w:t>3.6</w:t>
       </w:r>
@@ -5992,8 +6025,8 @@
         </w:rPr>
         <w:t>กำหนดสิ่งแวดล้อมในการทำการทดลอง</w:t>
       </w:r>
-      <w:bookmarkEnd w:id="72"/>
-      <w:bookmarkEnd w:id="73"/>
+      <w:bookmarkEnd w:id="61"/>
+      <w:bookmarkEnd w:id="62"/>
     </w:p>
     <w:p>
       <w:pPr>
@@ -6123,7 +6156,6 @@
       <w:r>
         <w:rPr>
           <w:noProof/>
-          <w:cs/>
         </w:rPr>
         <w:t>5</w:t>
       </w:r>
@@ -6158,7 +6190,7 @@
                     <pic:cNvPicPr/>
                   </pic:nvPicPr>
                   <pic:blipFill>
-                    <a:blip r:embed="rId14" cstate="print">
+                    <a:blip r:embed="rId13" cstate="print">
                       <a:extLst>
                         <a:ext uri="{28A0092B-C50C-407E-A947-70E740481C1C}">
                           <a14:useLocalDpi xmlns:a14="http://schemas.microsoft.com/office/drawing/2010/main" val="0"/>
@@ -6192,8 +6224,8 @@
           <w:cs/>
         </w:rPr>
       </w:pPr>
-      <w:bookmarkStart w:id="74" w:name="_Ref229854890"/>
-      <w:bookmarkStart w:id="75" w:name="_Toc229859110"/>
+      <w:bookmarkStart w:id="63" w:name="_Ref229854890"/>
+      <w:bookmarkStart w:id="64" w:name="_Toc230135950"/>
       <w:r>
         <w:rPr>
           <w:cs/>
@@ -6217,12 +6249,11 @@
         <w:r>
           <w:rPr>
             <w:noProof/>
-            <w:cs/>
           </w:rPr>
           <w:t>5</w:t>
         </w:r>
       </w:fldSimple>
-      <w:bookmarkEnd w:id="74"/>
+      <w:bookmarkEnd w:id="63"/>
       <w:r>
         <w:rPr>
           <w:rFonts w:hint="cs"/>
@@ -6237,7 +6268,7 @@
         </w:rPr>
         <w:t>แสดงการจัดเรียงรหัสที่ใช้ในการทดสอบประสิทธิภาพการอ่าน</w:t>
       </w:r>
-      <w:bookmarkEnd w:id="75"/>
+      <w:bookmarkEnd w:id="64"/>
     </w:p>
     <w:p>
       <w:pPr>
@@ -6277,7 +6308,7 @@
                     <pic:cNvPicPr/>
                   </pic:nvPicPr>
                   <pic:blipFill>
-                    <a:blip r:embed="rId15" cstate="print">
+                    <a:blip r:embed="rId14" cstate="print">
                       <a:extLst>
                         <a:ext uri="{28A0092B-C50C-407E-A947-70E740481C1C}">
                           <a14:useLocalDpi xmlns:a14="http://schemas.microsoft.com/office/drawing/2010/main" val="0"/>
@@ -6308,10 +6339,10 @@
       <w:pPr>
         <w:jc w:val="center"/>
       </w:pPr>
-      <w:bookmarkStart w:id="76" w:name="_Ref225728151"/>
-      <w:bookmarkStart w:id="77" w:name="_Toc229832535"/>
-      <w:bookmarkStart w:id="78" w:name="_Toc229847958"/>
-      <w:bookmarkStart w:id="79" w:name="_Toc229859111"/>
+      <w:bookmarkStart w:id="65" w:name="_Ref225728151"/>
+      <w:bookmarkStart w:id="66" w:name="_Toc229832535"/>
+      <w:bookmarkStart w:id="67" w:name="_Toc229847958"/>
+      <w:bookmarkStart w:id="68" w:name="_Toc230135951"/>
       <w:r>
         <w:rPr>
           <w:cs/>
@@ -6335,12 +6366,11 @@
         <w:r>
           <w:rPr>
             <w:noProof/>
-            <w:cs/>
           </w:rPr>
           <w:t>6</w:t>
         </w:r>
       </w:fldSimple>
-      <w:bookmarkEnd w:id="76"/>
+      <w:bookmarkEnd w:id="65"/>
       <w:r>
         <w:rPr>
           <w:rFonts w:hint="cs"/>
@@ -6356,9 +6386,9 @@
         </w:rPr>
         <w:t>แสดงการบรรจุสินค้าลงกล่องกระดาษ</w:t>
       </w:r>
-      <w:bookmarkEnd w:id="77"/>
-      <w:bookmarkEnd w:id="78"/>
-      <w:bookmarkEnd w:id="79"/>
+      <w:bookmarkEnd w:id="66"/>
+      <w:bookmarkEnd w:id="67"/>
+      <w:bookmarkEnd w:id="68"/>
     </w:p>
     <w:p>
       <w:pPr>
@@ -6398,7 +6428,7 @@
                     <pic:cNvPicPr/>
                   </pic:nvPicPr>
                   <pic:blipFill>
-                    <a:blip r:embed="rId16" cstate="print">
+                    <a:blip r:embed="rId15" cstate="print">
                       <a:extLst>
                         <a:ext uri="{28A0092B-C50C-407E-A947-70E740481C1C}">
                           <a14:useLocalDpi xmlns:a14="http://schemas.microsoft.com/office/drawing/2010/main" val="0"/>
@@ -6429,10 +6459,10 @@
       <w:pPr>
         <w:jc w:val="center"/>
       </w:pPr>
-      <w:bookmarkStart w:id="80" w:name="_Ref225728162"/>
-      <w:bookmarkStart w:id="81" w:name="_Toc229832536"/>
-      <w:bookmarkStart w:id="82" w:name="_Toc229847959"/>
-      <w:bookmarkStart w:id="83" w:name="_Toc229859112"/>
+      <w:bookmarkStart w:id="69" w:name="_Ref225728162"/>
+      <w:bookmarkStart w:id="70" w:name="_Toc229832536"/>
+      <w:bookmarkStart w:id="71" w:name="_Toc229847959"/>
+      <w:bookmarkStart w:id="72" w:name="_Toc230135952"/>
       <w:r>
         <w:rPr>
           <w:cs/>
@@ -6456,12 +6486,11 @@
         <w:r>
           <w:rPr>
             <w:noProof/>
-            <w:cs/>
           </w:rPr>
           <w:t>7</w:t>
         </w:r>
       </w:fldSimple>
-      <w:bookmarkEnd w:id="80"/>
+      <w:bookmarkEnd w:id="69"/>
       <w:r>
         <w:rPr>
           <w:rFonts w:hint="cs"/>
@@ -6476,9 +6505,9 @@
         </w:rPr>
         <w:t>แสดงการบรรจุสินค้าคงคลังในกล่องพลาสติก</w:t>
       </w:r>
-      <w:bookmarkEnd w:id="81"/>
-      <w:bookmarkEnd w:id="82"/>
-      <w:bookmarkEnd w:id="83"/>
+      <w:bookmarkEnd w:id="70"/>
+      <w:bookmarkEnd w:id="71"/>
+      <w:bookmarkEnd w:id="72"/>
     </w:p>
     <w:p>
       <w:r>
@@ -6492,10 +6521,10 @@
           <w:cs/>
         </w:rPr>
       </w:pPr>
-      <w:bookmarkStart w:id="84" w:name="_Toc229813083"/>
-      <w:bookmarkStart w:id="85" w:name="_Toc229840660"/>
-      <w:bookmarkStart w:id="86" w:name="_Toc229854092"/>
-      <w:bookmarkStart w:id="87" w:name="_Toc229859128"/>
+      <w:bookmarkStart w:id="73" w:name="_Toc229813083"/>
+      <w:bookmarkStart w:id="74" w:name="_Toc229840660"/>
+      <w:bookmarkStart w:id="75" w:name="_Toc229854092"/>
+      <w:bookmarkStart w:id="76" w:name="_Toc230135968"/>
       <w:r>
         <w:rPr>
           <w:rFonts w:hint="cs"/>
@@ -6507,10 +6536,10 @@
       <w:r>
         <w:t>4</w:t>
       </w:r>
-      <w:bookmarkEnd w:id="84"/>
-      <w:bookmarkEnd w:id="85"/>
-      <w:bookmarkEnd w:id="86"/>
-      <w:bookmarkEnd w:id="87"/>
+      <w:bookmarkEnd w:id="73"/>
+      <w:bookmarkEnd w:id="74"/>
+      <w:bookmarkEnd w:id="75"/>
+      <w:bookmarkEnd w:id="76"/>
     </w:p>
     <w:p>
       <w:pPr>
@@ -6612,7 +6641,7 @@
         <w:spacing w:before="180"/>
         <w:jc w:val="center"/>
       </w:pPr>
-      <w:bookmarkStart w:id="88" w:name="_Toc229862668"/>
+      <w:bookmarkStart w:id="77" w:name="_Toc230135939"/>
       <w:r>
         <w:rPr>
           <w:cs/>
@@ -6630,7 +6659,6 @@
         <w:r>
           <w:rPr>
             <w:noProof/>
-            <w:cs/>
           </w:rPr>
           <w:t>1</w:t>
         </w:r>
@@ -6686,7 +6714,7 @@
         </w:rPr>
         <w:t xml:space="preserve">  5 ชิ้น</w:t>
       </w:r>
-      <w:bookmarkEnd w:id="88"/>
+      <w:bookmarkEnd w:id="77"/>
     </w:p>
     <w:tbl>
       <w:tblPr>
@@ -6727,7 +6755,7 @@
                 <w:cs/>
               </w:rPr>
             </w:pPr>
-            <w:bookmarkStart w:id="89" w:name="_Hlk229839352"/>
+            <w:bookmarkStart w:id="78" w:name="_Hlk229839352"/>
             <w:r>
               <w:rPr>
                 <w:rFonts w:hint="cs"/>
@@ -7399,8 +7427,8 @@
         <w:spacing w:before="180"/>
         <w:jc w:val="center"/>
       </w:pPr>
-      <w:bookmarkStart w:id="90" w:name="_Toc229862669"/>
-      <w:bookmarkEnd w:id="89"/>
+      <w:bookmarkStart w:id="79" w:name="_Toc230135940"/>
+      <w:bookmarkEnd w:id="78"/>
       <w:r>
         <w:rPr>
           <w:cs/>
@@ -7418,7 +7446,6 @@
         <w:r>
           <w:rPr>
             <w:noProof/>
-            <w:cs/>
           </w:rPr>
           <w:t>2</w:t>
         </w:r>
@@ -7468,7 +7495,7 @@
         </w:rPr>
         <w:t>10 ชิ้น</w:t>
       </w:r>
-      <w:bookmarkEnd w:id="90"/>
+      <w:bookmarkEnd w:id="79"/>
     </w:p>
     <w:tbl>
       <w:tblPr>
@@ -8159,7 +8186,7 @@
         <w:spacing w:before="180"/>
         <w:jc w:val="center"/>
       </w:pPr>
-      <w:bookmarkStart w:id="91" w:name="_Toc229862670"/>
+      <w:bookmarkStart w:id="80" w:name="_Toc230135941"/>
       <w:r>
         <w:rPr>
           <w:cs/>
@@ -8177,7 +8204,6 @@
         <w:r>
           <w:rPr>
             <w:noProof/>
-            <w:cs/>
           </w:rPr>
           <w:t>3</w:t>
         </w:r>
@@ -8234,7 +8260,7 @@
         </w:rPr>
         <w:t xml:space="preserve"> ชิ้น</w:t>
       </w:r>
-      <w:bookmarkEnd w:id="91"/>
+      <w:bookmarkEnd w:id="80"/>
     </w:p>
     <w:tbl>
       <w:tblPr>
@@ -8275,7 +8301,7 @@
                 <w:cs/>
               </w:rPr>
             </w:pPr>
-            <w:bookmarkStart w:id="92" w:name="_Ref220620705"/>
+            <w:bookmarkStart w:id="81" w:name="_Ref220620705"/>
             <w:r>
               <w:rPr>
                 <w:rFonts w:hint="cs"/>
@@ -8919,8 +8945,8 @@
           <w:bCs/>
         </w:rPr>
       </w:pPr>
-      <w:bookmarkStart w:id="93" w:name="_Toc229862671"/>
-      <w:bookmarkEnd w:id="92"/>
+      <w:bookmarkStart w:id="82" w:name="_Toc230135942"/>
+      <w:bookmarkEnd w:id="81"/>
       <w:r>
         <w:rPr>
           <w:cs/>
@@ -8938,7 +8964,6 @@
         <w:r>
           <w:rPr>
             <w:noProof/>
-            <w:cs/>
           </w:rPr>
           <w:t>4</w:t>
         </w:r>
@@ -9001,8 +9026,8 @@
         </w:rPr>
         <w:t xml:space="preserve"> ชิ้น</w:t>
       </w:r>
-      <w:bookmarkStart w:id="94" w:name="_Ref220620707"/>
-      <w:bookmarkEnd w:id="93"/>
+      <w:bookmarkStart w:id="83" w:name="_Ref220620707"/>
+      <w:bookmarkEnd w:id="82"/>
     </w:p>
     <w:tbl>
       <w:tblPr>
@@ -9706,9 +9731,9 @@
         <w:spacing w:before="180"/>
         <w:jc w:val="center"/>
       </w:pPr>
-      <w:bookmarkStart w:id="95" w:name="_Ref229856821"/>
-      <w:bookmarkStart w:id="96" w:name="_Toc229862672"/>
-      <w:bookmarkEnd w:id="94"/>
+      <w:bookmarkStart w:id="84" w:name="_Ref229856821"/>
+      <w:bookmarkStart w:id="85" w:name="_Toc230135943"/>
+      <w:bookmarkEnd w:id="83"/>
       <w:r>
         <w:rPr>
           <w:cs/>
@@ -9727,12 +9752,11 @@
         <w:r>
           <w:rPr>
             <w:noProof/>
-            <w:cs/>
           </w:rPr>
           <w:t>5</w:t>
         </w:r>
       </w:fldSimple>
-      <w:bookmarkEnd w:id="95"/>
+      <w:bookmarkEnd w:id="84"/>
       <w:r>
         <w:rPr>
           <w:rFonts w:hint="cs"/>
@@ -9785,7 +9809,7 @@
         </w:rPr>
         <w:t xml:space="preserve"> ชิ้น</w:t>
       </w:r>
-      <w:bookmarkEnd w:id="96"/>
+      <w:bookmarkEnd w:id="85"/>
     </w:p>
     <w:tbl>
       <w:tblPr>
@@ -10693,7 +10717,6 @@
       <w:r>
         <w:rPr>
           <w:noProof/>
-          <w:cs/>
         </w:rPr>
         <w:t>5</w:t>
       </w:r>
@@ -10961,9 +10984,9 @@
         <w:spacing w:before="180"/>
         <w:jc w:val="center"/>
       </w:pPr>
-      <w:bookmarkStart w:id="97" w:name="_Ref229856792"/>
-      <w:bookmarkStart w:id="98" w:name="_Ref220620601"/>
-      <w:bookmarkStart w:id="99" w:name="_Toc229862673"/>
+      <w:bookmarkStart w:id="86" w:name="_Ref229856792"/>
+      <w:bookmarkStart w:id="87" w:name="_Ref220620601"/>
+      <w:bookmarkStart w:id="88" w:name="_Toc230135944"/>
       <w:r>
         <w:rPr>
           <w:cs/>
@@ -11033,7 +11056,7 @@
         </w:rPr>
         <w:fldChar w:fldCharType="end"/>
       </w:r>
-      <w:bookmarkEnd w:id="97"/>
+      <w:bookmarkEnd w:id="86"/>
       <w:r>
         <w:rPr>
           <w:rFonts w:hint="cs"/>
@@ -11048,8 +11071,8 @@
         </w:rPr>
         <w:t>ความเร็วในการอ่านรหัสสินค้าคงคลังเมื่ออยู่ในบรรจุภัณฑ์ 2 ประเภทได้แก่กล่องกระดาษ และกล่องพลาสติก มีหน่วยเป็นวินาที</w:t>
       </w:r>
-      <w:bookmarkEnd w:id="98"/>
-      <w:bookmarkEnd w:id="99"/>
+      <w:bookmarkEnd w:id="87"/>
+      <w:bookmarkEnd w:id="88"/>
     </w:p>
     <w:tbl>
       <w:tblPr>
@@ -11978,7 +12001,7 @@
             <wp:cNvGraphicFramePr/>
             <a:graphic xmlns:a="http://schemas.openxmlformats.org/drawingml/2006/main">
               <a:graphicData uri="http://schemas.openxmlformats.org/drawingml/2006/chart">
-                <c:chart xmlns:c="http://schemas.openxmlformats.org/drawingml/2006/chart" xmlns:r="http://schemas.openxmlformats.org/officeDocument/2006/relationships" r:id="rId17"/>
+                <c:chart xmlns:c="http://schemas.openxmlformats.org/drawingml/2006/chart" xmlns:r="http://schemas.openxmlformats.org/officeDocument/2006/relationships" r:id="rId16"/>
               </a:graphicData>
             </a:graphic>
           </wp:inline>
@@ -11989,10 +12012,10 @@
       <w:pPr>
         <w:jc w:val="center"/>
       </w:pPr>
-      <w:bookmarkStart w:id="100" w:name="_Ref229855548"/>
-      <w:bookmarkStart w:id="101" w:name="_Toc229832537"/>
-      <w:bookmarkStart w:id="102" w:name="_Toc229847960"/>
-      <w:bookmarkStart w:id="103" w:name="_Toc229859113"/>
+      <w:bookmarkStart w:id="89" w:name="_Ref229855548"/>
+      <w:bookmarkStart w:id="90" w:name="_Toc229832537"/>
+      <w:bookmarkStart w:id="91" w:name="_Toc229847960"/>
+      <w:bookmarkStart w:id="92" w:name="_Toc230135953"/>
       <w:r>
         <w:rPr>
           <w:cs/>
@@ -12075,7 +12098,7 @@
         </w:rPr>
         <w:fldChar w:fldCharType="end"/>
       </w:r>
-      <w:bookmarkEnd w:id="100"/>
+      <w:bookmarkEnd w:id="89"/>
       <w:r>
         <w:rPr>
           <w:rFonts w:hint="cs"/>
@@ -12141,9 +12164,9 @@
         </w:rPr>
         <w:t>โค้ด</w:t>
       </w:r>
-      <w:bookmarkEnd w:id="101"/>
-      <w:bookmarkEnd w:id="102"/>
-      <w:bookmarkEnd w:id="103"/>
+      <w:bookmarkEnd w:id="90"/>
+      <w:bookmarkEnd w:id="91"/>
+      <w:bookmarkEnd w:id="92"/>
     </w:p>
     <w:p>
       <w:pPr>
@@ -12158,10 +12181,10 @@
           <w:cs/>
         </w:rPr>
       </w:pPr>
-      <w:bookmarkStart w:id="104" w:name="_Toc229813084"/>
-      <w:bookmarkStart w:id="105" w:name="_Toc229840661"/>
-      <w:bookmarkStart w:id="106" w:name="_Toc229854093"/>
-      <w:bookmarkStart w:id="107" w:name="_Toc229859129"/>
+      <w:bookmarkStart w:id="93" w:name="_Toc229813084"/>
+      <w:bookmarkStart w:id="94" w:name="_Toc229840661"/>
+      <w:bookmarkStart w:id="95" w:name="_Toc229854093"/>
+      <w:bookmarkStart w:id="96" w:name="_Toc230135969"/>
       <w:r>
         <w:rPr>
           <w:rFonts w:hint="cs"/>
@@ -12173,10 +12196,10 @@
       <w:r>
         <w:t>5</w:t>
       </w:r>
-      <w:bookmarkEnd w:id="104"/>
-      <w:bookmarkEnd w:id="105"/>
-      <w:bookmarkEnd w:id="106"/>
-      <w:bookmarkEnd w:id="107"/>
+      <w:bookmarkEnd w:id="93"/>
+      <w:bookmarkEnd w:id="94"/>
+      <w:bookmarkEnd w:id="95"/>
+      <w:bookmarkEnd w:id="96"/>
     </w:p>
     <w:p>
       <w:pPr>
@@ -12203,7 +12226,7 @@
       </w:r>
     </w:p>
     <w:p>
-      <w:bookmarkStart w:id="108" w:name="_Toc229813085"/>
+      <w:bookmarkStart w:id="97" w:name="_Toc229813085"/>
       <w:r>
         <w:rPr>
           <w:rFonts w:hint="cs"/>
@@ -12731,9 +12754,9 @@
         <w:pStyle w:val="1"/>
         <w:spacing w:after="360"/>
       </w:pPr>
-      <w:bookmarkStart w:id="109" w:name="_Toc229840662"/>
-      <w:bookmarkStart w:id="110" w:name="_Toc229854094"/>
-      <w:bookmarkStart w:id="111" w:name="_Toc229859130"/>
+      <w:bookmarkStart w:id="98" w:name="_Toc229840662"/>
+      <w:bookmarkStart w:id="99" w:name="_Toc229854094"/>
+      <w:bookmarkStart w:id="100" w:name="_Toc230135970"/>
       <w:r>
         <w:rPr>
           <w:rFonts w:hint="cs"/>
@@ -12741,10 +12764,10 @@
         </w:rPr>
         <w:t>เอกสารอ้างอิง</w:t>
       </w:r>
-      <w:bookmarkEnd w:id="108"/>
-      <w:bookmarkEnd w:id="109"/>
-      <w:bookmarkEnd w:id="110"/>
-      <w:bookmarkEnd w:id="111"/>
+      <w:bookmarkEnd w:id="97"/>
+      <w:bookmarkEnd w:id="98"/>
+      <w:bookmarkEnd w:id="99"/>
+      <w:bookmarkEnd w:id="100"/>
     </w:p>
     <w:p>
       <w:pPr>
@@ -12963,7 +12986,7 @@
         <w:spacing w:after="180"/>
         <w:ind w:left="564" w:hanging="564"/>
         <w:sectPr>
-          <w:footerReference w:type="default" r:id="rId18"/>
+          <w:footerReference w:type="default" r:id="rId17"/>
           <w:pgSz w:w="11906" w:h="16838"/>
           <w:pgMar w:top="1985" w:right="1418" w:bottom="1985" w:left="1985" w:header="709" w:footer="709" w:gutter="0"/>
           <w:cols w:space="708"/>
@@ -12985,8 +13008,8 @@
           <w:docGrid w:linePitch="435"/>
         </w:sectPr>
       </w:pPr>
-      <w:bookmarkStart w:id="112" w:name="_Toc229854095"/>
-      <w:bookmarkStart w:id="113" w:name="_Toc229859131"/>
+      <w:bookmarkStart w:id="101" w:name="_Toc229854095"/>
+      <w:bookmarkStart w:id="102" w:name="_Toc230135971"/>
       <w:r>
         <w:rPr>
           <w:rFonts w:hint="cs"/>
@@ -12995,8 +13018,8 @@
         <w:lastRenderedPageBreak/>
         <w:t>ภาคผนวก</w:t>
       </w:r>
-      <w:bookmarkEnd w:id="112"/>
-      <w:bookmarkEnd w:id="113"/>
+      <w:bookmarkEnd w:id="101"/>
+      <w:bookmarkEnd w:id="102"/>
     </w:p>
     <w:p>
       <w:pPr>
@@ -13007,11 +13030,11 @@
           <w:szCs w:val="40"/>
         </w:rPr>
       </w:pPr>
-      <w:bookmarkStart w:id="114" w:name="_Toc229813086"/>
-      <w:bookmarkStart w:id="115" w:name="_Toc229822135"/>
-      <w:bookmarkStart w:id="116" w:name="_Toc229854096"/>
-      <w:bookmarkStart w:id="117" w:name="_Ref229854456"/>
-      <w:bookmarkStart w:id="118" w:name="_Toc229859132"/>
+      <w:bookmarkStart w:id="103" w:name="_Toc229813086"/>
+      <w:bookmarkStart w:id="104" w:name="_Toc229822135"/>
+      <w:bookmarkStart w:id="105" w:name="_Toc229854096"/>
+      <w:bookmarkStart w:id="106" w:name="_Ref229854456"/>
+      <w:bookmarkStart w:id="107" w:name="_Toc230135972"/>
       <w:r>
         <w:rPr>
           <w:rFonts w:hint="cs"/>
@@ -13022,11 +13045,11 @@
         <w:lastRenderedPageBreak/>
         <w:t>ภาคผนวก ก</w:t>
       </w:r>
-      <w:bookmarkEnd w:id="114"/>
-      <w:bookmarkEnd w:id="115"/>
-      <w:bookmarkEnd w:id="116"/>
-      <w:bookmarkEnd w:id="117"/>
-      <w:bookmarkEnd w:id="118"/>
+      <w:bookmarkEnd w:id="103"/>
+      <w:bookmarkEnd w:id="104"/>
+      <w:bookmarkEnd w:id="105"/>
+      <w:bookmarkEnd w:id="106"/>
+      <w:bookmarkEnd w:id="107"/>
     </w:p>
     <w:p>
       <w:pPr>
@@ -13089,7 +13112,7 @@
                     <pic:cNvPicPr/>
                   </pic:nvPicPr>
                   <pic:blipFill>
-                    <a:blip r:embed="rId19" cstate="print">
+                    <a:blip r:embed="rId18" cstate="print">
                       <a:extLst>
                         <a:ext uri="{28A0092B-C50C-407E-A947-70E740481C1C}">
                           <a14:useLocalDpi xmlns:a14="http://schemas.microsoft.com/office/drawing/2010/main" val="0"/>
@@ -13131,9 +13154,9 @@
         </w:rPr>
         <w:br w:type="page"/>
       </w:r>
-      <w:bookmarkStart w:id="119" w:name="_Toc229854097"/>
-      <w:bookmarkStart w:id="120" w:name="_Ref229854489"/>
-      <w:bookmarkStart w:id="121" w:name="_Toc229859133"/>
+      <w:bookmarkStart w:id="108" w:name="_Toc229854097"/>
+      <w:bookmarkStart w:id="109" w:name="_Ref229854489"/>
+      <w:bookmarkStart w:id="110" w:name="_Toc230135973"/>
       <w:r>
         <w:rPr>
           <w:rFonts w:hint="cs"/>
@@ -13144,9 +13167,9 @@
         <w:lastRenderedPageBreak/>
         <w:t>ภาคผนวก ข</w:t>
       </w:r>
-      <w:bookmarkEnd w:id="119"/>
-      <w:bookmarkEnd w:id="120"/>
-      <w:bookmarkEnd w:id="121"/>
+      <w:bookmarkEnd w:id="108"/>
+      <w:bookmarkEnd w:id="109"/>
+      <w:bookmarkEnd w:id="110"/>
     </w:p>
     <w:p>
       <w:pPr>
@@ -13207,7 +13230,7 @@
                     <pic:cNvPicPr/>
                   </pic:nvPicPr>
                   <pic:blipFill>
-                    <a:blip r:embed="rId20" cstate="print">
+                    <a:blip r:embed="rId19" cstate="print">
                       <a:extLst>
                         <a:ext uri="{28A0092B-C50C-407E-A947-70E740481C1C}">
                           <a14:useLocalDpi xmlns:a14="http://schemas.microsoft.com/office/drawing/2010/main" val="0"/>
@@ -13248,9 +13271,9 @@
         </w:rPr>
         <w:br w:type="page"/>
       </w:r>
-      <w:bookmarkStart w:id="122" w:name="_Toc229813088"/>
-      <w:bookmarkStart w:id="123" w:name="_Toc229822137"/>
-      <w:bookmarkStart w:id="124" w:name="_Toc229859134"/>
+      <w:bookmarkStart w:id="111" w:name="_Toc229813088"/>
+      <w:bookmarkStart w:id="112" w:name="_Toc229822137"/>
+      <w:bookmarkStart w:id="113" w:name="_Toc230135974"/>
       <w:r>
         <w:rPr>
           <w:rFonts w:hint="cs"/>
@@ -13265,9 +13288,9 @@
         </w:rPr>
         <w:t>วัติผู้เขียน</w:t>
       </w:r>
-      <w:bookmarkEnd w:id="122"/>
-      <w:bookmarkEnd w:id="123"/>
-      <w:bookmarkEnd w:id="124"/>
+      <w:bookmarkEnd w:id="111"/>
+      <w:bookmarkEnd w:id="112"/>
+      <w:bookmarkEnd w:id="113"/>
     </w:p>
     <w:p>
       <w:pPr>
@@ -13463,14 +13486,29 @@
       <w:r>
         <w:fldChar w:fldCharType="separate"/>
       </w:r>
-      <w:hyperlink w:anchor="_Toc229862668" w:history="1">
+      <w:hyperlink w:anchor="_Toc230135939" w:history="1">
         <w:r>
           <w:rPr>
             <w:rStyle w:val="a8"/>
             <w:noProof/>
             <w:cs/>
           </w:rPr>
-          <w:t>ตารางที่ 4.1 ผลการทดสอบความเร็วระหว่าง อาร์เอฟไอดีแท็ก</w:t>
+          <w:t>ตารางที่ 4.</w:t>
+        </w:r>
+        <w:r>
+          <w:rPr>
+            <w:rStyle w:val="a8"/>
+            <w:noProof/>
+          </w:rPr>
+          <w:t>1</w:t>
+        </w:r>
+        <w:r>
+          <w:rPr>
+            <w:rStyle w:val="a8"/>
+            <w:noProof/>
+            <w:cs/>
+          </w:rPr>
+          <w:t xml:space="preserve"> ผลการทดสอบความเร็วระหว่าง อาร์เอฟไอดีแท็ก</w:t>
         </w:r>
         <w:r>
           <w:rPr>
@@ -13513,6 +13551,7 @@
           <w:rPr>
             <w:rStyle w:val="a8"/>
             <w:noProof/>
+            <w:cs/>
           </w:rPr>
           <w:fldChar w:fldCharType="begin"/>
         </w:r>
@@ -13521,18 +13560,20 @@
             <w:noProof/>
             <w:webHidden/>
           </w:rPr>
-          <w:instrText xml:space="preserve"> PAGEREF _Toc229862668 \h </w:instrText>
+          <w:instrText xml:space="preserve"> PAGEREF _Toc230135939 \h </w:instrText>
         </w:r>
         <w:r>
           <w:rPr>
             <w:rStyle w:val="a8"/>
             <w:noProof/>
+            <w:cs/>
           </w:rPr>
         </w:r>
         <w:r>
           <w:rPr>
             <w:rStyle w:val="a8"/>
             <w:noProof/>
+            <w:cs/>
           </w:rPr>
           <w:fldChar w:fldCharType="separate"/>
         </w:r>
@@ -13541,39 +13582,55 @@
             <w:noProof/>
             <w:webHidden/>
           </w:rPr>
-          <w:t>13</w:t>
+          <w:t>12</w:t>
+        </w:r>
+        <w:r>
+          <w:rPr>
+            <w:rStyle w:val="a8"/>
+            <w:noProof/>
+            <w:cs/>
+          </w:rPr>
+          <w:fldChar w:fldCharType="end"/>
+        </w:r>
+      </w:hyperlink>
+    </w:p>
+    <w:p>
+      <w:pPr>
+        <w:pStyle w:val="af4"/>
+        <w:tabs>
+          <w:tab w:val="right" w:leader="dot" w:pos="8493"/>
+        </w:tabs>
+        <w:rPr>
+          <w:rFonts w:asciiTheme="minorHAnsi" w:eastAsiaTheme="minorEastAsia" w:hAnsiTheme="minorHAnsi" w:cstheme="minorBidi"/>
+          <w:noProof/>
+          <w:color w:val="auto"/>
+          <w:sz w:val="22"/>
+          <w:szCs w:val="28"/>
+        </w:rPr>
+      </w:pPr>
+      <w:hyperlink w:anchor="_Toc230135940" w:history="1">
+        <w:r>
+          <w:rPr>
+            <w:rStyle w:val="a8"/>
+            <w:noProof/>
+            <w:cs/>
+          </w:rPr>
+          <w:t>ตารางที่ 4.</w:t>
         </w:r>
         <w:r>
           <w:rPr>
             <w:rStyle w:val="a8"/>
             <w:noProof/>
           </w:rPr>
-          <w:fldChar w:fldCharType="end"/>
+          <w:t>2</w:t>
         </w:r>
-      </w:hyperlink>
-    </w:p>
-    <w:p>
-      <w:pPr>
-        <w:pStyle w:val="af4"/>
-        <w:tabs>
-          <w:tab w:val="right" w:leader="dot" w:pos="8493"/>
-        </w:tabs>
-        <w:rPr>
-          <w:rFonts w:asciiTheme="minorHAnsi" w:eastAsiaTheme="minorEastAsia" w:hAnsiTheme="minorHAnsi" w:cstheme="minorBidi"/>
-          <w:noProof/>
-          <w:color w:val="auto"/>
-          <w:sz w:val="22"/>
-          <w:szCs w:val="28"/>
-        </w:rPr>
-      </w:pPr>
-      <w:hyperlink w:anchor="_Toc229862669" w:history="1">
         <w:r>
           <w:rPr>
             <w:rStyle w:val="a8"/>
             <w:noProof/>
             <w:cs/>
           </w:rPr>
-          <w:t>ตารางที่ 4.2 ผลการทดสอบความเร็วระหว่าง อาร์เอฟไอดีแท็ก</w:t>
+          <w:t xml:space="preserve"> ผลการทดสอบความเร็วระหว่าง อาร์เอฟไอดีแท็ก</w:t>
         </w:r>
         <w:r>
           <w:rPr>
@@ -13616,6 +13673,7 @@
           <w:rPr>
             <w:rStyle w:val="a8"/>
             <w:noProof/>
+            <w:cs/>
           </w:rPr>
           <w:fldChar w:fldCharType="begin"/>
         </w:r>
@@ -13624,18 +13682,20 @@
             <w:noProof/>
             <w:webHidden/>
           </w:rPr>
-          <w:instrText xml:space="preserve"> PAGEREF _Toc229862669 \h </w:instrText>
+          <w:instrText xml:space="preserve"> PAGEREF _Toc230135940 \h </w:instrText>
         </w:r>
         <w:r>
           <w:rPr>
             <w:rStyle w:val="a8"/>
             <w:noProof/>
+            <w:cs/>
           </w:rPr>
         </w:r>
         <w:r>
           <w:rPr>
             <w:rStyle w:val="a8"/>
             <w:noProof/>
+            <w:cs/>
           </w:rPr>
           <w:fldChar w:fldCharType="separate"/>
         </w:r>
@@ -13644,39 +13704,55 @@
             <w:noProof/>
             <w:webHidden/>
           </w:rPr>
-          <w:t>13</w:t>
+          <w:t>12</w:t>
+        </w:r>
+        <w:r>
+          <w:rPr>
+            <w:rStyle w:val="a8"/>
+            <w:noProof/>
+            <w:cs/>
+          </w:rPr>
+          <w:fldChar w:fldCharType="end"/>
+        </w:r>
+      </w:hyperlink>
+    </w:p>
+    <w:p>
+      <w:pPr>
+        <w:pStyle w:val="af4"/>
+        <w:tabs>
+          <w:tab w:val="right" w:leader="dot" w:pos="8493"/>
+        </w:tabs>
+        <w:rPr>
+          <w:rFonts w:asciiTheme="minorHAnsi" w:eastAsiaTheme="minorEastAsia" w:hAnsiTheme="minorHAnsi" w:cstheme="minorBidi"/>
+          <w:noProof/>
+          <w:color w:val="auto"/>
+          <w:sz w:val="22"/>
+          <w:szCs w:val="28"/>
+        </w:rPr>
+      </w:pPr>
+      <w:hyperlink w:anchor="_Toc230135941" w:history="1">
+        <w:r>
+          <w:rPr>
+            <w:rStyle w:val="a8"/>
+            <w:noProof/>
+            <w:cs/>
+          </w:rPr>
+          <w:t>ตารางที่ 4.</w:t>
         </w:r>
         <w:r>
           <w:rPr>
             <w:rStyle w:val="a8"/>
             <w:noProof/>
           </w:rPr>
-          <w:fldChar w:fldCharType="end"/>
+          <w:t>3</w:t>
         </w:r>
-      </w:hyperlink>
-    </w:p>
-    <w:p>
-      <w:pPr>
-        <w:pStyle w:val="af4"/>
-        <w:tabs>
-          <w:tab w:val="right" w:leader="dot" w:pos="8493"/>
-        </w:tabs>
-        <w:rPr>
-          <w:rFonts w:asciiTheme="minorHAnsi" w:eastAsiaTheme="minorEastAsia" w:hAnsiTheme="minorHAnsi" w:cstheme="minorBidi"/>
-          <w:noProof/>
-          <w:color w:val="auto"/>
-          <w:sz w:val="22"/>
-          <w:szCs w:val="28"/>
-        </w:rPr>
-      </w:pPr>
-      <w:hyperlink w:anchor="_Toc229862670" w:history="1">
         <w:r>
           <w:rPr>
             <w:rStyle w:val="a8"/>
             <w:noProof/>
             <w:cs/>
           </w:rPr>
-          <w:t>ตารางที่ 4.3 ผลการทดสอบความเร็วระหว่าง อาร์เอฟไอดีแท็ก</w:t>
+          <w:t xml:space="preserve"> ผลการทดสอบความเร็วระหว่าง อาร์เอฟไอดีแท็ก</w:t>
         </w:r>
         <w:r>
           <w:rPr>
@@ -13719,6 +13795,7 @@
           <w:rPr>
             <w:rStyle w:val="a8"/>
             <w:noProof/>
+            <w:cs/>
           </w:rPr>
           <w:fldChar w:fldCharType="begin"/>
         </w:r>
@@ -13727,18 +13804,20 @@
             <w:noProof/>
             <w:webHidden/>
           </w:rPr>
-          <w:instrText xml:space="preserve"> PAGEREF _Toc229862670 \h </w:instrText>
+          <w:instrText xml:space="preserve"> PAGEREF _Toc230135941 \h </w:instrText>
         </w:r>
         <w:r>
           <w:rPr>
             <w:rStyle w:val="a8"/>
             <w:noProof/>
+            <w:cs/>
           </w:rPr>
         </w:r>
         <w:r>
           <w:rPr>
             <w:rStyle w:val="a8"/>
             <w:noProof/>
+            <w:cs/>
           </w:rPr>
           <w:fldChar w:fldCharType="separate"/>
         </w:r>
@@ -13747,39 +13826,55 @@
             <w:noProof/>
             <w:webHidden/>
           </w:rPr>
-          <w:t>13</w:t>
+          <w:t>12</w:t>
+        </w:r>
+        <w:r>
+          <w:rPr>
+            <w:rStyle w:val="a8"/>
+            <w:noProof/>
+            <w:cs/>
+          </w:rPr>
+          <w:fldChar w:fldCharType="end"/>
+        </w:r>
+      </w:hyperlink>
+    </w:p>
+    <w:p>
+      <w:pPr>
+        <w:pStyle w:val="af4"/>
+        <w:tabs>
+          <w:tab w:val="right" w:leader="dot" w:pos="8493"/>
+        </w:tabs>
+        <w:rPr>
+          <w:rFonts w:asciiTheme="minorHAnsi" w:eastAsiaTheme="minorEastAsia" w:hAnsiTheme="minorHAnsi" w:cstheme="minorBidi"/>
+          <w:noProof/>
+          <w:color w:val="auto"/>
+          <w:sz w:val="22"/>
+          <w:szCs w:val="28"/>
+        </w:rPr>
+      </w:pPr>
+      <w:hyperlink w:anchor="_Toc230135942" w:history="1">
+        <w:r>
+          <w:rPr>
+            <w:rStyle w:val="a8"/>
+            <w:noProof/>
+            <w:cs/>
+          </w:rPr>
+          <w:t>ตารางที่ 4.</w:t>
         </w:r>
         <w:r>
           <w:rPr>
             <w:rStyle w:val="a8"/>
             <w:noProof/>
           </w:rPr>
-          <w:fldChar w:fldCharType="end"/>
+          <w:t>4</w:t>
         </w:r>
-      </w:hyperlink>
-    </w:p>
-    <w:p>
-      <w:pPr>
-        <w:pStyle w:val="af4"/>
-        <w:tabs>
-          <w:tab w:val="right" w:leader="dot" w:pos="8493"/>
-        </w:tabs>
-        <w:rPr>
-          <w:rFonts w:asciiTheme="minorHAnsi" w:eastAsiaTheme="minorEastAsia" w:hAnsiTheme="minorHAnsi" w:cstheme="minorBidi"/>
-          <w:noProof/>
-          <w:color w:val="auto"/>
-          <w:sz w:val="22"/>
-          <w:szCs w:val="28"/>
-        </w:rPr>
-      </w:pPr>
-      <w:hyperlink w:anchor="_Toc229862671" w:history="1">
         <w:r>
           <w:rPr>
             <w:rStyle w:val="a8"/>
             <w:noProof/>
             <w:cs/>
           </w:rPr>
-          <w:t>ตารางที่ 4.4 ผลการทดสอบความเร็วระหว่าง อาร์เอฟไอดีแท็ก</w:t>
+          <w:t xml:space="preserve"> ผลการทดสอบความเร็วระหว่าง อาร์เอฟไอดีแท็ก</w:t>
         </w:r>
         <w:r>
           <w:rPr>
@@ -13822,6 +13917,7 @@
           <w:rPr>
             <w:rStyle w:val="a8"/>
             <w:noProof/>
+            <w:cs/>
           </w:rPr>
           <w:fldChar w:fldCharType="begin"/>
         </w:r>
@@ -13830,18 +13926,20 @@
             <w:noProof/>
             <w:webHidden/>
           </w:rPr>
-          <w:instrText xml:space="preserve"> PAGEREF _Toc229862671 \h </w:instrText>
+          <w:instrText xml:space="preserve"> PAGEREF _Toc230135942 \h </w:instrText>
         </w:r>
         <w:r>
           <w:rPr>
             <w:rStyle w:val="a8"/>
             <w:noProof/>
+            <w:cs/>
           </w:rPr>
         </w:r>
         <w:r>
           <w:rPr>
             <w:rStyle w:val="a8"/>
             <w:noProof/>
+            <w:cs/>
           </w:rPr>
           <w:fldChar w:fldCharType="separate"/>
         </w:r>
@@ -13850,39 +13948,55 @@
             <w:noProof/>
             <w:webHidden/>
           </w:rPr>
-          <w:t>13</w:t>
+          <w:t>12</w:t>
+        </w:r>
+        <w:r>
+          <w:rPr>
+            <w:rStyle w:val="a8"/>
+            <w:noProof/>
+            <w:cs/>
+          </w:rPr>
+          <w:fldChar w:fldCharType="end"/>
+        </w:r>
+      </w:hyperlink>
+    </w:p>
+    <w:p>
+      <w:pPr>
+        <w:pStyle w:val="af4"/>
+        <w:tabs>
+          <w:tab w:val="right" w:leader="dot" w:pos="8493"/>
+        </w:tabs>
+        <w:rPr>
+          <w:rFonts w:asciiTheme="minorHAnsi" w:eastAsiaTheme="minorEastAsia" w:hAnsiTheme="minorHAnsi" w:cstheme="minorBidi"/>
+          <w:noProof/>
+          <w:color w:val="auto"/>
+          <w:sz w:val="22"/>
+          <w:szCs w:val="28"/>
+        </w:rPr>
+      </w:pPr>
+      <w:hyperlink w:anchor="_Toc230135943" w:history="1">
+        <w:r>
+          <w:rPr>
+            <w:rStyle w:val="a8"/>
+            <w:noProof/>
+            <w:cs/>
+          </w:rPr>
+          <w:t>ตารางที่ 4.</w:t>
         </w:r>
         <w:r>
           <w:rPr>
             <w:rStyle w:val="a8"/>
             <w:noProof/>
           </w:rPr>
-          <w:fldChar w:fldCharType="end"/>
+          <w:t>5</w:t>
         </w:r>
-      </w:hyperlink>
-    </w:p>
-    <w:p>
-      <w:pPr>
-        <w:pStyle w:val="af4"/>
-        <w:tabs>
-          <w:tab w:val="right" w:leader="dot" w:pos="8493"/>
-        </w:tabs>
-        <w:rPr>
-          <w:rFonts w:asciiTheme="minorHAnsi" w:eastAsiaTheme="minorEastAsia" w:hAnsiTheme="minorHAnsi" w:cstheme="minorBidi"/>
-          <w:noProof/>
-          <w:color w:val="auto"/>
-          <w:sz w:val="22"/>
-          <w:szCs w:val="28"/>
-        </w:rPr>
-      </w:pPr>
-      <w:hyperlink w:anchor="_Toc229862672" w:history="1">
         <w:r>
           <w:rPr>
             <w:rStyle w:val="a8"/>
             <w:noProof/>
             <w:cs/>
           </w:rPr>
-          <w:t>ตารางที่ 4.5 ผลการทดสอบความเร็วระหว่าง อาร์เอฟไอดีแท็ก</w:t>
+          <w:t xml:space="preserve"> ผลการทดสอบความเร็วระหว่าง อาร์เอฟไอดีแท็ก</w:t>
         </w:r>
         <w:r>
           <w:rPr>
@@ -13925,6 +14039,7 @@
           <w:rPr>
             <w:rStyle w:val="a8"/>
             <w:noProof/>
+            <w:cs/>
           </w:rPr>
           <w:fldChar w:fldCharType="begin"/>
         </w:r>
@@ -13933,18 +14048,20 @@
             <w:noProof/>
             <w:webHidden/>
           </w:rPr>
-          <w:instrText xml:space="preserve"> PAGEREF _Toc229862672 \h </w:instrText>
+          <w:instrText xml:space="preserve"> PAGEREF _Toc230135943 \h </w:instrText>
         </w:r>
         <w:r>
           <w:rPr>
             <w:rStyle w:val="a8"/>
             <w:noProof/>
+            <w:cs/>
           </w:rPr>
         </w:r>
         <w:r>
           <w:rPr>
             <w:rStyle w:val="a8"/>
             <w:noProof/>
+            <w:cs/>
           </w:rPr>
           <w:fldChar w:fldCharType="separate"/>
         </w:r>
@@ -13953,12 +14070,13 @@
             <w:noProof/>
             <w:webHidden/>
           </w:rPr>
-          <w:t>14</w:t>
+          <w:t>13</w:t>
         </w:r>
         <w:r>
           <w:rPr>
             <w:rStyle w:val="a8"/>
             <w:noProof/>
+            <w:cs/>
           </w:rPr>
           <w:fldChar w:fldCharType="end"/>
         </w:r>
@@ -13978,7 +14096,7 @@
           <w:szCs w:val="28"/>
         </w:rPr>
       </w:pPr>
-      <w:hyperlink w:anchor="_Toc229862673" w:history="1">
+      <w:hyperlink w:anchor="_Toc230135944" w:history="1">
         <w:r>
           <w:rPr>
             <w:rStyle w:val="a8"/>
@@ -13986,159 +14104,6 @@
             <w:cs/>
           </w:rPr>
           <w:t>ตารางที่ 4.6 ความเร็วในการอ่านรหัสสินค้าคงคลังเมื่ออยู่ในบรรจุภัณฑ์ 2 ประเภทได้แก่กล่องกระดาษ และกล่องพลาสติก มีหน่วยเป็นวินาที</w:t>
-        </w:r>
-        <w:r>
-          <w:rPr>
-            <w:noProof/>
-            <w:webHidden/>
-          </w:rPr>
-          <w:tab/>
-        </w:r>
-        <w:r>
-          <w:rPr>
-            <w:rStyle w:val="a8"/>
-            <w:noProof/>
-          </w:rPr>
-          <w:fldChar w:fldCharType="begin"/>
-        </w:r>
-        <w:r>
-          <w:rPr>
-            <w:noProof/>
-            <w:webHidden/>
-          </w:rPr>
-          <w:instrText xml:space="preserve"> PAGEREF _Toc229862673 \h </w:instrText>
-        </w:r>
-        <w:r>
-          <w:rPr>
-            <w:rStyle w:val="a8"/>
-            <w:noProof/>
-          </w:rPr>
-        </w:r>
-        <w:r>
-          <w:rPr>
-            <w:rStyle w:val="a8"/>
-            <w:noProof/>
-          </w:rPr>
-          <w:fldChar w:fldCharType="separate"/>
-        </w:r>
-        <w:r>
-          <w:rPr>
-            <w:noProof/>
-            <w:webHidden/>
-          </w:rPr>
-          <w:t>15</w:t>
-        </w:r>
-        <w:r>
-          <w:rPr>
-            <w:rStyle w:val="a8"/>
-            <w:noProof/>
-          </w:rPr>
-          <w:fldChar w:fldCharType="end"/>
-        </w:r>
-      </w:hyperlink>
-    </w:p>
-    <w:p>
-      <w:pPr>
-        <w:spacing w:line="360" w:lineRule="auto"/>
-        <w:jc w:val="center"/>
-      </w:pPr>
-      <w:r>
-        <w:fldChar w:fldCharType="end"/>
-      </w:r>
-    </w:p>
-    <w:p>
-      <w:pPr>
-        <w:spacing w:before="240" w:after="160"/>
-        <w:rPr>
-          <w:cs/>
-        </w:rPr>
-      </w:pPr>
-      <w:r>
-        <w:rPr>
-          <w:cs/>
-        </w:rPr>
-        <w:br w:type="page"/>
-      </w:r>
-    </w:p>
-    <w:p>
-      <w:pPr>
-        <w:rPr>
-          <w:noProof/>
-        </w:rPr>
-      </w:pPr>
-      <w:r>
-        <w:rPr>
-          <w:rFonts w:cstheme="minorBidi"/>
-          <w:sz w:val="18"/>
-          <w:szCs w:val="18"/>
-        </w:rPr>
-        <w:lastRenderedPageBreak/>
-        <w:t xml:space="preserve"> </w:t>
-      </w:r>
-      <w:r>
-        <w:rPr>
-          <w:rFonts w:cstheme="minorBidi"/>
-          <w:sz w:val="18"/>
-          <w:szCs w:val="18"/>
-        </w:rPr>
-        <w:fldChar w:fldCharType="begin"/>
-      </w:r>
-      <w:r>
-        <w:rPr>
-          <w:rFonts w:cstheme="minorBidi"/>
-          <w:sz w:val="18"/>
-          <w:szCs w:val="18"/>
-        </w:rPr>
-        <w:instrText xml:space="preserve"> TOC \h \z \c "</w:instrText>
-      </w:r>
-      <w:r>
-        <w:rPr>
-          <w:rFonts w:cstheme="minorBidi"/>
-          <w:sz w:val="18"/>
-          <w:szCs w:val="18"/>
-          <w:cs/>
-        </w:rPr>
-        <w:instrText>ภาพที่"</w:instrText>
-      </w:r>
-      <w:r>
-        <w:rPr>
-          <w:rFonts w:cstheme="minorBidi"/>
-          <w:sz w:val="18"/>
-          <w:szCs w:val="18"/>
-        </w:rPr>
-        <w:instrText xml:space="preserve"> </w:instrText>
-      </w:r>
-      <w:r>
-        <w:rPr>
-          <w:rFonts w:cstheme="minorBidi"/>
-          <w:sz w:val="18"/>
-          <w:szCs w:val="18"/>
-        </w:rPr>
-        <w:fldChar w:fldCharType="separate"/>
-      </w:r>
-    </w:p>
-    <w:p>
-      <w:pPr>
-        <w:pStyle w:val="af4"/>
-        <w:tabs>
-          <w:tab w:val="right" w:leader="dot" w:pos="8493"/>
-        </w:tabs>
-        <w:rPr>
-          <w:rFonts w:asciiTheme="minorHAnsi" w:eastAsiaTheme="minorEastAsia" w:hAnsiTheme="minorHAnsi" w:cstheme="minorBidi"/>
-          <w:noProof/>
-          <w:color w:val="auto"/>
-          <w:sz w:val="22"/>
-          <w:szCs w:val="28"/>
-        </w:rPr>
-      </w:pPr>
-      <w:hyperlink w:anchor="_Toc229859104" w:history="1">
-        <w:r>
-          <w:rPr>
-            <w:rStyle w:val="a8"/>
-            <w:noProof/>
-            <w:cs/>
-          </w:rPr>
-          <w:t>ภาพที่ 1.1 ตัวอย่างบาร์โค้ดที่ชำรุดจนไม่สามารถตรวจสอบได้ว่าเป็นรหัสอะไร</w:t>
         </w:r>
         <w:r>
           <w:rPr>
@@ -14160,7 +14125,179 @@
             <w:noProof/>
             <w:webHidden/>
           </w:rPr>
-          <w:instrText xml:space="preserve"> PAGEREF _Toc229859104 \h </w:instrText>
+          <w:instrText xml:space="preserve"> PAGEREF _Toc230135944 \h </w:instrText>
+        </w:r>
+        <w:r>
+          <w:rPr>
+            <w:rStyle w:val="a8"/>
+            <w:noProof/>
+            <w:cs/>
+          </w:rPr>
+        </w:r>
+        <w:r>
+          <w:rPr>
+            <w:rStyle w:val="a8"/>
+            <w:noProof/>
+            <w:cs/>
+          </w:rPr>
+          <w:fldChar w:fldCharType="separate"/>
+        </w:r>
+        <w:r>
+          <w:rPr>
+            <w:noProof/>
+            <w:webHidden/>
+          </w:rPr>
+          <w:t>14</w:t>
+        </w:r>
+        <w:r>
+          <w:rPr>
+            <w:rStyle w:val="a8"/>
+            <w:noProof/>
+            <w:cs/>
+          </w:rPr>
+          <w:fldChar w:fldCharType="end"/>
+        </w:r>
+      </w:hyperlink>
+    </w:p>
+    <w:p>
+      <w:pPr>
+        <w:spacing w:line="360" w:lineRule="auto"/>
+        <w:jc w:val="center"/>
+      </w:pPr>
+      <w:r>
+        <w:fldChar w:fldCharType="end"/>
+      </w:r>
+    </w:p>
+    <w:p>
+      <w:pPr>
+        <w:spacing w:before="240" w:after="160"/>
+        <w:rPr>
+          <w:cs/>
+        </w:rPr>
+      </w:pPr>
+      <w:r>
+        <w:rPr>
+          <w:cs/>
+        </w:rPr>
+        <w:br w:type="page"/>
+      </w:r>
+    </w:p>
+    <w:p>
+      <w:pPr>
+        <w:rPr>
+          <w:noProof/>
+        </w:rPr>
+      </w:pPr>
+      <w:r>
+        <w:rPr>
+          <w:rFonts w:cstheme="minorBidi"/>
+          <w:sz w:val="18"/>
+          <w:szCs w:val="18"/>
+        </w:rPr>
+        <w:lastRenderedPageBreak/>
+        <w:t xml:space="preserve"> </w:t>
+      </w:r>
+      <w:r>
+        <w:rPr>
+          <w:rFonts w:cstheme="minorBidi"/>
+          <w:sz w:val="18"/>
+          <w:szCs w:val="18"/>
+        </w:rPr>
+        <w:fldChar w:fldCharType="begin"/>
+      </w:r>
+      <w:r>
+        <w:rPr>
+          <w:rFonts w:cstheme="minorBidi"/>
+          <w:sz w:val="18"/>
+          <w:szCs w:val="18"/>
+        </w:rPr>
+        <w:instrText xml:space="preserve"> TOC \h \z \c "</w:instrText>
+      </w:r>
+      <w:r>
+        <w:rPr>
+          <w:rFonts w:cstheme="minorBidi"/>
+          <w:sz w:val="18"/>
+          <w:szCs w:val="18"/>
+          <w:cs/>
+        </w:rPr>
+        <w:instrText>ภาพที่"</w:instrText>
+      </w:r>
+      <w:r>
+        <w:rPr>
+          <w:rFonts w:cstheme="minorBidi"/>
+          <w:sz w:val="18"/>
+          <w:szCs w:val="18"/>
+        </w:rPr>
+        <w:instrText xml:space="preserve"> </w:instrText>
+      </w:r>
+      <w:r>
+        <w:rPr>
+          <w:rFonts w:cstheme="minorBidi"/>
+          <w:sz w:val="18"/>
+          <w:szCs w:val="18"/>
+        </w:rPr>
+        <w:fldChar w:fldCharType="separate"/>
+      </w:r>
+    </w:p>
+    <w:p>
+      <w:pPr>
+        <w:pStyle w:val="af4"/>
+        <w:tabs>
+          <w:tab w:val="right" w:leader="dot" w:pos="8493"/>
+        </w:tabs>
+        <w:rPr>
+          <w:rFonts w:asciiTheme="minorHAnsi" w:eastAsiaTheme="minorEastAsia" w:hAnsiTheme="minorHAnsi" w:cstheme="minorBidi"/>
+          <w:noProof/>
+          <w:color w:val="auto"/>
+          <w:sz w:val="22"/>
+          <w:szCs w:val="28"/>
+        </w:rPr>
+      </w:pPr>
+      <w:hyperlink w:anchor="_Toc230135945" w:history="1">
+        <w:r>
+          <w:rPr>
+            <w:rStyle w:val="a8"/>
+            <w:noProof/>
+            <w:cs/>
+          </w:rPr>
+          <w:t>ภาพที่ 1.</w:t>
+        </w:r>
+        <w:r>
+          <w:rPr>
+            <w:rStyle w:val="a8"/>
+            <w:noProof/>
+          </w:rPr>
+          <w:t>1</w:t>
+        </w:r>
+        <w:r>
+          <w:rPr>
+            <w:rStyle w:val="a8"/>
+            <w:noProof/>
+            <w:cs/>
+          </w:rPr>
+          <w:t xml:space="preserve"> ตัวอย่างบาร์โค้ดที่ชำรุดจนไม่สามารถตรวจสอบได้ว่าเป็นรหัสอะไร</w:t>
+        </w:r>
+        <w:r>
+          <w:rPr>
+            <w:noProof/>
+            <w:webHidden/>
+          </w:rPr>
+          <w:tab/>
+        </w:r>
+        <w:r>
+          <w:rPr>
+            <w:rStyle w:val="a8"/>
+            <w:noProof/>
+            <w:cs/>
+          </w:rPr>
+          <w:fldChar w:fldCharType="begin"/>
+        </w:r>
+        <w:r>
+          <w:rPr>
+            <w:noProof/>
+            <w:webHidden/>
+          </w:rPr>
+          <w:instrText xml:space="preserve"> PAGEREF _Toc230135945 \h </w:instrText>
         </w:r>
         <w:r>
           <w:rPr>
@@ -14208,21 +14345,21 @@
           <w:szCs w:val="28"/>
         </w:rPr>
       </w:pPr>
-      <w:hyperlink w:anchor="_Toc229859105" w:history="1">
+      <w:hyperlink w:anchor="_Toc230135946" w:history="1">
         <w:r>
           <w:rPr>
             <w:rStyle w:val="a8"/>
             <w:noProof/>
             <w:cs/>
           </w:rPr>
-          <w:t>ภาพที่ 1.2</w:t>
+          <w:t>ภาพที่ 3.</w:t>
         </w:r>
         <w:r>
           <w:rPr>
             <w:rStyle w:val="a8"/>
             <w:noProof/>
           </w:rPr>
-          <w:t xml:space="preserve"> </w:t>
+          <w:t>1</w:t>
         </w:r>
         <w:r>
           <w:rPr>
@@ -14230,7 +14367,7 @@
             <w:noProof/>
             <w:cs/>
           </w:rPr>
-          <w:t>สถาปัตยกรรมของระบบ</w:t>
+          <w:t xml:space="preserve"> แสดงฐานข้อมูลที่ใช้ในการจัดเก็บสินค้าคงคลัง</w:t>
         </w:r>
         <w:r>
           <w:rPr>
@@ -14252,7 +14389,7 @@
             <w:noProof/>
             <w:webHidden/>
           </w:rPr>
-          <w:instrText xml:space="preserve"> PAGEREF _Toc229859105 \h </w:instrText>
+          <w:instrText xml:space="preserve"> PAGEREF _Toc230135946 \h </w:instrText>
         </w:r>
         <w:r>
           <w:rPr>
@@ -14274,7 +14411,7 @@
             <w:noProof/>
             <w:webHidden/>
           </w:rPr>
-          <w:t>3</w:t>
+          <w:t>7</w:t>
         </w:r>
         <w:r>
           <w:rPr>
@@ -14300,14 +14437,29 @@
           <w:szCs w:val="28"/>
         </w:rPr>
       </w:pPr>
-      <w:hyperlink w:anchor="_Toc229859106" w:history="1">
+      <w:hyperlink w:anchor="_Toc230135947" w:history="1">
         <w:r>
           <w:rPr>
             <w:rStyle w:val="a8"/>
             <w:noProof/>
             <w:cs/>
           </w:rPr>
-          <w:t>ภาพที่ 3.1 แสดงฐานข้อมูลที่ใช้ในการจัดเก็บสินค้าคงคลัง</w:t>
+          <w:t>ภาพที่ 3.</w:t>
+        </w:r>
+        <w:r>
+          <w:rPr>
+            <w:rStyle w:val="a8"/>
+            <w:noProof/>
+          </w:rPr>
+          <w:t xml:space="preserve">2 </w:t>
+        </w:r>
+        <w:r>
+          <w:rPr>
+            <w:rStyle w:val="a8"/>
+            <w:noProof/>
+            <w:cs/>
+          </w:rPr>
+          <w:t>ส่วนประกอบของชุดอ่านรหัส อาร์เอฟไอดี</w:t>
         </w:r>
         <w:r>
           <w:rPr>
@@ -14329,7 +14481,7 @@
             <w:noProof/>
             <w:webHidden/>
           </w:rPr>
-          <w:instrText xml:space="preserve"> PAGEREF _Toc229859106 \h </w:instrText>
+          <w:instrText xml:space="preserve"> PAGEREF _Toc230135947 \h </w:instrText>
         </w:r>
         <w:r>
           <w:rPr>
@@ -14377,21 +14529,21 @@
           <w:szCs w:val="28"/>
         </w:rPr>
       </w:pPr>
-      <w:hyperlink w:anchor="_Toc229859107" w:history="1">
+      <w:hyperlink w:anchor="_Toc230135948" w:history="1">
         <w:r>
           <w:rPr>
             <w:rStyle w:val="a8"/>
             <w:noProof/>
             <w:cs/>
           </w:rPr>
-          <w:t>ภาพที่ 3.2</w:t>
+          <w:t>ภาพที่ 3.</w:t>
         </w:r>
         <w:r>
           <w:rPr>
             <w:rStyle w:val="a8"/>
             <w:noProof/>
           </w:rPr>
-          <w:t xml:space="preserve"> </w:t>
+          <w:t>3</w:t>
         </w:r>
         <w:r>
           <w:rPr>
@@ -14399,84 +14551,7 @@
             <w:noProof/>
             <w:cs/>
           </w:rPr>
-          <w:t>ส่วนประกอบของชุดอ่านรหัส อาร์เอฟไอดี</w:t>
-        </w:r>
-        <w:r>
-          <w:rPr>
-            <w:noProof/>
-            <w:webHidden/>
-          </w:rPr>
-          <w:tab/>
-        </w:r>
-        <w:r>
-          <w:rPr>
-            <w:rStyle w:val="a8"/>
-            <w:noProof/>
-            <w:cs/>
-          </w:rPr>
-          <w:fldChar w:fldCharType="begin"/>
-        </w:r>
-        <w:r>
-          <w:rPr>
-            <w:noProof/>
-            <w:webHidden/>
-          </w:rPr>
-          <w:instrText xml:space="preserve"> PAGEREF _Toc229859107 \h </w:instrText>
-        </w:r>
-        <w:r>
-          <w:rPr>
-            <w:rStyle w:val="a8"/>
-            <w:noProof/>
-            <w:cs/>
-          </w:rPr>
-        </w:r>
-        <w:r>
-          <w:rPr>
-            <w:rStyle w:val="a8"/>
-            <w:noProof/>
-            <w:cs/>
-          </w:rPr>
-          <w:fldChar w:fldCharType="separate"/>
-        </w:r>
-        <w:r>
-          <w:rPr>
-            <w:noProof/>
-            <w:webHidden/>
-          </w:rPr>
-          <w:t>9</w:t>
-        </w:r>
-        <w:r>
-          <w:rPr>
-            <w:rStyle w:val="a8"/>
-            <w:noProof/>
-            <w:cs/>
-          </w:rPr>
-          <w:fldChar w:fldCharType="end"/>
-        </w:r>
-      </w:hyperlink>
-    </w:p>
-    <w:p>
-      <w:pPr>
-        <w:pStyle w:val="af4"/>
-        <w:tabs>
-          <w:tab w:val="right" w:leader="dot" w:pos="8493"/>
-        </w:tabs>
-        <w:rPr>
-          <w:rFonts w:asciiTheme="minorHAnsi" w:eastAsiaTheme="minorEastAsia" w:hAnsiTheme="minorHAnsi" w:cstheme="minorBidi"/>
-          <w:noProof/>
-          <w:color w:val="auto"/>
-          <w:sz w:val="22"/>
-          <w:szCs w:val="28"/>
-        </w:rPr>
-      </w:pPr>
-      <w:hyperlink w:anchor="_Toc229859108" w:history="1">
-        <w:r>
-          <w:rPr>
-            <w:rStyle w:val="a8"/>
-            <w:noProof/>
-            <w:cs/>
-          </w:rPr>
-          <w:t>ภาพที่ 3.3 ต้นแบบชุดอ่านรหัส อาร์เอฟไอดี</w:t>
+          <w:t xml:space="preserve"> ต้นแบบชุดอ่านรหัส อาร์เอฟไอดี</w:t>
         </w:r>
         <w:r>
           <w:rPr>
@@ -14528,7 +14603,7 @@
             <w:noProof/>
             <w:webHidden/>
           </w:rPr>
-          <w:instrText xml:space="preserve"> PAGEREF _Toc229859108 \h </w:instrText>
+          <w:instrText xml:space="preserve"> PAGEREF _Toc230135948 \h </w:instrText>
         </w:r>
         <w:r>
           <w:rPr>
@@ -14550,7 +14625,7 @@
             <w:noProof/>
             <w:webHidden/>
           </w:rPr>
-          <w:t>9</w:t>
+          <w:t>8</w:t>
         </w:r>
         <w:r>
           <w:rPr>
@@ -14576,7 +14651,7 @@
           <w:szCs w:val="28"/>
         </w:rPr>
       </w:pPr>
-      <w:hyperlink w:anchor="_Toc229859109" w:history="1">
+      <w:hyperlink w:anchor="_Toc230135949" w:history="1">
         <w:r>
           <w:rPr>
             <w:rStyle w:val="a8"/>
@@ -14623,7 +14698,99 @@
             <w:noProof/>
             <w:webHidden/>
           </w:rPr>
-          <w:instrText xml:space="preserve"> PAGEREF _Toc229859109 \h </w:instrText>
+          <w:instrText xml:space="preserve"> PAGEREF _Toc230135949 \h </w:instrText>
+        </w:r>
+        <w:r>
+          <w:rPr>
+            <w:rStyle w:val="a8"/>
+            <w:noProof/>
+            <w:cs/>
+          </w:rPr>
+        </w:r>
+        <w:r>
+          <w:rPr>
+            <w:rStyle w:val="a8"/>
+            <w:noProof/>
+            <w:cs/>
+          </w:rPr>
+          <w:fldChar w:fldCharType="separate"/>
+        </w:r>
+        <w:r>
+          <w:rPr>
+            <w:noProof/>
+            <w:webHidden/>
+          </w:rPr>
+          <w:t>9</w:t>
+        </w:r>
+        <w:r>
+          <w:rPr>
+            <w:rStyle w:val="a8"/>
+            <w:noProof/>
+            <w:cs/>
+          </w:rPr>
+          <w:fldChar w:fldCharType="end"/>
+        </w:r>
+      </w:hyperlink>
+    </w:p>
+    <w:p>
+      <w:pPr>
+        <w:pStyle w:val="af4"/>
+        <w:tabs>
+          <w:tab w:val="right" w:leader="dot" w:pos="8493"/>
+        </w:tabs>
+        <w:rPr>
+          <w:rFonts w:asciiTheme="minorHAnsi" w:eastAsiaTheme="minorEastAsia" w:hAnsiTheme="minorHAnsi" w:cstheme="minorBidi"/>
+          <w:noProof/>
+          <w:color w:val="auto"/>
+          <w:sz w:val="22"/>
+          <w:szCs w:val="28"/>
+        </w:rPr>
+      </w:pPr>
+      <w:hyperlink w:anchor="_Toc230135950" w:history="1">
+        <w:r>
+          <w:rPr>
+            <w:rStyle w:val="a8"/>
+            <w:noProof/>
+            <w:cs/>
+          </w:rPr>
+          <w:t>ภาพที่ 3.</w:t>
+        </w:r>
+        <w:r>
+          <w:rPr>
+            <w:rStyle w:val="a8"/>
+            <w:noProof/>
+          </w:rPr>
+          <w:t>5</w:t>
+        </w:r>
+        <w:r>
+          <w:rPr>
+            <w:rStyle w:val="a8"/>
+            <w:noProof/>
+            <w:cs/>
+          </w:rPr>
+          <w:t xml:space="preserve"> แสดงการจัดเรียงรหัสที่ใช้ในการทดสอบประสิทธิภาพการอ่าน</w:t>
+        </w:r>
+        <w:r>
+          <w:rPr>
+            <w:noProof/>
+            <w:webHidden/>
+          </w:rPr>
+          <w:tab/>
+        </w:r>
+        <w:r>
+          <w:rPr>
+            <w:rStyle w:val="a8"/>
+            <w:noProof/>
+            <w:cs/>
+          </w:rPr>
+          <w:fldChar w:fldCharType="begin"/>
+        </w:r>
+        <w:r>
+          <w:rPr>
+            <w:noProof/>
+            <w:webHidden/>
+          </w:rPr>
+          <w:instrText xml:space="preserve"> PAGEREF _Toc230135950 \h </w:instrText>
         </w:r>
         <w:r>
           <w:rPr>
@@ -14671,14 +14838,29 @@
           <w:szCs w:val="28"/>
         </w:rPr>
       </w:pPr>
-      <w:hyperlink w:anchor="_Toc229859110" w:history="1">
+      <w:hyperlink w:anchor="_Toc230135951" w:history="1">
         <w:r>
           <w:rPr>
             <w:rStyle w:val="a8"/>
             <w:noProof/>
             <w:cs/>
           </w:rPr>
-          <w:t>ภาพที่ 3.5 แสดงการจัดเรียงรหัสที่ใช้ในการทดสอบประสิทธิภาพการอ่าน</w:t>
+          <w:t>ภาพที่ 3.</w:t>
+        </w:r>
+        <w:r>
+          <w:rPr>
+            <w:rStyle w:val="a8"/>
+            <w:noProof/>
+          </w:rPr>
+          <w:t>6</w:t>
+        </w:r>
+        <w:r>
+          <w:rPr>
+            <w:rStyle w:val="a8"/>
+            <w:noProof/>
+            <w:cs/>
+          </w:rPr>
+          <w:t xml:space="preserve"> แสดงการบรรจุสินค้าลงกล่องกระดาษ</w:t>
         </w:r>
         <w:r>
           <w:rPr>
@@ -14700,7 +14882,7 @@
             <w:noProof/>
             <w:webHidden/>
           </w:rPr>
-          <w:instrText xml:space="preserve"> PAGEREF _Toc229859110 \h </w:instrText>
+          <w:instrText xml:space="preserve"> PAGEREF _Toc230135951 \h </w:instrText>
         </w:r>
         <w:r>
           <w:rPr>
@@ -14748,14 +14930,29 @@
           <w:szCs w:val="28"/>
         </w:rPr>
       </w:pPr>
-      <w:hyperlink w:anchor="_Toc229859111" w:history="1">
+      <w:hyperlink w:anchor="_Toc230135952" w:history="1">
         <w:r>
           <w:rPr>
             <w:rStyle w:val="a8"/>
             <w:noProof/>
             <w:cs/>
           </w:rPr>
-          <w:t>ภาพที่ 3.6 แสดงการบรรจุสินค้าลงกล่องกระดาษ</w:t>
+          <w:t>ภาพที่ 3.</w:t>
+        </w:r>
+        <w:r>
+          <w:rPr>
+            <w:rStyle w:val="a8"/>
+            <w:noProof/>
+          </w:rPr>
+          <w:t>7</w:t>
+        </w:r>
+        <w:r>
+          <w:rPr>
+            <w:rStyle w:val="a8"/>
+            <w:noProof/>
+            <w:cs/>
+          </w:rPr>
+          <w:t xml:space="preserve"> แสดงการบรรจุสินค้าคงคลังในกล่องพลาสติก</w:t>
         </w:r>
         <w:r>
           <w:rPr>
@@ -14777,7 +14974,7 @@
             <w:noProof/>
             <w:webHidden/>
           </w:rPr>
-          <w:instrText xml:space="preserve"> PAGEREF _Toc229859111 \h </w:instrText>
+          <w:instrText xml:space="preserve"> PAGEREF _Toc230135952 \h </w:instrText>
         </w:r>
         <w:r>
           <w:rPr>
@@ -14799,7 +14996,7 @@
             <w:noProof/>
             <w:webHidden/>
           </w:rPr>
-          <w:t>12</w:t>
+          <w:t>11</w:t>
         </w:r>
         <w:r>
           <w:rPr>
@@ -14825,84 +15022,7 @@
           <w:szCs w:val="28"/>
         </w:rPr>
       </w:pPr>
-      <w:hyperlink w:anchor="_Toc229859112" w:history="1">
-        <w:r>
-          <w:rPr>
-            <w:rStyle w:val="a8"/>
-            <w:noProof/>
-            <w:cs/>
-          </w:rPr>
-          <w:t>ภาพที่ 3.7 แสดงการบรรจุสินค้าคงคลังในกล่องพลาสติก</w:t>
-        </w:r>
-        <w:r>
-          <w:rPr>
-            <w:noProof/>
-            <w:webHidden/>
-          </w:rPr>
-          <w:tab/>
-        </w:r>
-        <w:r>
-          <w:rPr>
-            <w:rStyle w:val="a8"/>
-            <w:noProof/>
-            <w:cs/>
-          </w:rPr>
-          <w:fldChar w:fldCharType="begin"/>
-        </w:r>
-        <w:r>
-          <w:rPr>
-            <w:noProof/>
-            <w:webHidden/>
-          </w:rPr>
-          <w:instrText xml:space="preserve"> PAGEREF _Toc229859112 \h </w:instrText>
-        </w:r>
-        <w:r>
-          <w:rPr>
-            <w:rStyle w:val="a8"/>
-            <w:noProof/>
-            <w:cs/>
-          </w:rPr>
-        </w:r>
-        <w:r>
-          <w:rPr>
-            <w:rStyle w:val="a8"/>
-            <w:noProof/>
-            <w:cs/>
-          </w:rPr>
-          <w:fldChar w:fldCharType="separate"/>
-        </w:r>
-        <w:r>
-          <w:rPr>
-            <w:noProof/>
-            <w:webHidden/>
-          </w:rPr>
-          <w:t>12</w:t>
-        </w:r>
-        <w:r>
-          <w:rPr>
-            <w:rStyle w:val="a8"/>
-            <w:noProof/>
-            <w:cs/>
-          </w:rPr>
-          <w:fldChar w:fldCharType="end"/>
-        </w:r>
-      </w:hyperlink>
-    </w:p>
-    <w:p>
-      <w:pPr>
-        <w:pStyle w:val="af4"/>
-        <w:tabs>
-          <w:tab w:val="right" w:leader="dot" w:pos="8493"/>
-        </w:tabs>
-        <w:rPr>
-          <w:rFonts w:asciiTheme="minorHAnsi" w:eastAsiaTheme="minorEastAsia" w:hAnsiTheme="minorHAnsi" w:cstheme="minorBidi"/>
-          <w:noProof/>
-          <w:color w:val="auto"/>
-          <w:sz w:val="22"/>
-          <w:szCs w:val="28"/>
-        </w:rPr>
-      </w:pPr>
-      <w:hyperlink w:anchor="_Toc229859113" w:history="1">
+      <w:hyperlink w:anchor="_Toc230135953" w:history="1">
         <w:r>
           <w:rPr>
             <w:rStyle w:val="a8"/>
@@ -14946,7 +15066,7 @@
             <w:noProof/>
             <w:webHidden/>
           </w:rPr>
-          <w:instrText xml:space="preserve"> PAGEREF _Toc229859113 \h </w:instrText>
+          <w:instrText xml:space="preserve"> PAGEREF _Toc230135953 \h </w:instrText>
         </w:r>
         <w:r>
           <w:rPr>
@@ -14968,7 +15088,99 @@
             <w:noProof/>
             <w:webHidden/>
           </w:rPr>
-          <w:t>15</w:t>
+          <w:t>14</w:t>
+        </w:r>
+        <w:r>
+          <w:rPr>
+            <w:rStyle w:val="a8"/>
+            <w:noProof/>
+            <w:cs/>
+          </w:rPr>
+          <w:fldChar w:fldCharType="end"/>
+        </w:r>
+      </w:hyperlink>
+    </w:p>
+    <w:p>
+      <w:pPr>
+        <w:pStyle w:val="af4"/>
+        <w:tabs>
+          <w:tab w:val="right" w:leader="dot" w:pos="8493"/>
+        </w:tabs>
+        <w:rPr>
+          <w:rFonts w:asciiTheme="minorHAnsi" w:eastAsiaTheme="minorEastAsia" w:hAnsiTheme="minorHAnsi" w:cstheme="minorBidi"/>
+          <w:noProof/>
+          <w:color w:val="auto"/>
+          <w:sz w:val="22"/>
+          <w:szCs w:val="28"/>
+        </w:rPr>
+      </w:pPr>
+      <w:hyperlink w:anchor="_Toc230135954" w:history="1">
+        <w:r>
+          <w:rPr>
+            <w:rStyle w:val="a8"/>
+            <w:noProof/>
+            <w:cs/>
+          </w:rPr>
+          <w:t>ภาพที่ 1.2</w:t>
+        </w:r>
+        <w:r>
+          <w:rPr>
+            <w:rStyle w:val="a8"/>
+            <w:noProof/>
+          </w:rPr>
+          <w:t xml:space="preserve"> </w:t>
+        </w:r>
+        <w:r>
+          <w:rPr>
+            <w:rStyle w:val="a8"/>
+            <w:noProof/>
+            <w:cs/>
+          </w:rPr>
+          <w:t>สถาปัตยกรรมของระบบ</w:t>
+        </w:r>
+        <w:r>
+          <w:rPr>
+            <w:noProof/>
+            <w:webHidden/>
+          </w:rPr>
+          <w:tab/>
+        </w:r>
+        <w:r>
+          <w:rPr>
+            <w:rStyle w:val="a8"/>
+            <w:noProof/>
+            <w:cs/>
+          </w:rPr>
+          <w:fldChar w:fldCharType="begin"/>
+        </w:r>
+        <w:r>
+          <w:rPr>
+            <w:noProof/>
+            <w:webHidden/>
+          </w:rPr>
+          <w:instrText xml:space="preserve"> PAGEREF _Toc230135954 \h </w:instrText>
+        </w:r>
+        <w:r>
+          <w:rPr>
+            <w:rStyle w:val="a8"/>
+            <w:noProof/>
+            <w:cs/>
+          </w:rPr>
+        </w:r>
+        <w:r>
+          <w:rPr>
+            <w:rStyle w:val="a8"/>
+            <w:noProof/>
+            <w:cs/>
+          </w:rPr>
+          <w:fldChar w:fldCharType="separate"/>
+        </w:r>
+        <w:r>
+          <w:rPr>
+            <w:noProof/>
+            <w:webHidden/>
+          </w:rPr>
+          <w:t>24</w:t>
         </w:r>
         <w:r>
           <w:rPr>
@@ -15062,7 +15274,7 @@
           <w:r>
             <w:fldChar w:fldCharType="separate"/>
           </w:r>
-          <w:hyperlink w:anchor="_Toc229859114" w:history="1">
+          <w:hyperlink w:anchor="_Toc230135955" w:history="1">
             <w:r>
               <w:rPr>
                 <w:rStyle w:val="a8"/>
@@ -15091,7 +15303,7 @@
                 <w:noProof/>
                 <w:webHidden/>
               </w:rPr>
-              <w:instrText xml:space="preserve"> PAGEREF _Toc229859114 \h </w:instrText>
+              <w:instrText xml:space="preserve"> PAGEREF _Toc230135955 \h </w:instrText>
             </w:r>
             <w:r>
               <w:rPr>
@@ -15114,6 +15326,258 @@
                 <w:webHidden/>
               </w:rPr>
               <w:t>1</w:t>
+            </w:r>
+            <w:r>
+              <w:rPr>
+                <w:rStyle w:val="a8"/>
+                <w:noProof/>
+                <w:cs/>
+              </w:rPr>
+              <w:fldChar w:fldCharType="end"/>
+            </w:r>
+          </w:hyperlink>
+        </w:p>
+        <w:p>
+          <w:pPr>
+            <w:pStyle w:val="21"/>
+            <w:tabs>
+              <w:tab w:val="right" w:leader="dot" w:pos="8493"/>
+            </w:tabs>
+            <w:rPr>
+              <w:rFonts w:asciiTheme="minorHAnsi" w:eastAsiaTheme="minorEastAsia" w:hAnsiTheme="minorHAnsi" w:cstheme="minorBidi"/>
+              <w:noProof/>
+              <w:color w:val="auto"/>
+              <w:sz w:val="22"/>
+              <w:szCs w:val="28"/>
+            </w:rPr>
+          </w:pPr>
+          <w:hyperlink w:anchor="_Toc230135956" w:history="1">
+            <w:r>
+              <w:rPr>
+                <w:rStyle w:val="a8"/>
+                <w:noProof/>
+              </w:rPr>
+              <w:t xml:space="preserve">1.1 </w:t>
+            </w:r>
+            <w:r>
+              <w:rPr>
+                <w:rStyle w:val="a8"/>
+                <w:noProof/>
+                <w:cs/>
+              </w:rPr>
+              <w:t>ที่มาและความสำคัญ</w:t>
+            </w:r>
+            <w:r>
+              <w:rPr>
+                <w:noProof/>
+                <w:webHidden/>
+              </w:rPr>
+              <w:tab/>
+            </w:r>
+            <w:r>
+              <w:rPr>
+                <w:rStyle w:val="a8"/>
+                <w:noProof/>
+                <w:cs/>
+              </w:rPr>
+              <w:fldChar w:fldCharType="begin"/>
+            </w:r>
+            <w:r>
+              <w:rPr>
+                <w:noProof/>
+                <w:webHidden/>
+              </w:rPr>
+              <w:instrText xml:space="preserve"> PAGEREF _Toc230135956 \h </w:instrText>
+            </w:r>
+            <w:r>
+              <w:rPr>
+                <w:rStyle w:val="a8"/>
+                <w:noProof/>
+                <w:cs/>
+              </w:rPr>
+            </w:r>
+            <w:r>
+              <w:rPr>
+                <w:rStyle w:val="a8"/>
+                <w:noProof/>
+                <w:cs/>
+              </w:rPr>
+              <w:fldChar w:fldCharType="separate"/>
+            </w:r>
+            <w:r>
+              <w:rPr>
+                <w:noProof/>
+                <w:webHidden/>
+              </w:rPr>
+              <w:t>1</w:t>
+            </w:r>
+            <w:r>
+              <w:rPr>
+                <w:rStyle w:val="a8"/>
+                <w:noProof/>
+                <w:cs/>
+              </w:rPr>
+              <w:fldChar w:fldCharType="end"/>
+            </w:r>
+          </w:hyperlink>
+        </w:p>
+        <w:p>
+          <w:pPr>
+            <w:pStyle w:val="21"/>
+            <w:tabs>
+              <w:tab w:val="right" w:leader="dot" w:pos="8493"/>
+            </w:tabs>
+            <w:rPr>
+              <w:rFonts w:asciiTheme="minorHAnsi" w:eastAsiaTheme="minorEastAsia" w:hAnsiTheme="minorHAnsi" w:cstheme="minorBidi"/>
+              <w:noProof/>
+              <w:color w:val="auto"/>
+              <w:sz w:val="22"/>
+              <w:szCs w:val="28"/>
+            </w:rPr>
+          </w:pPr>
+          <w:hyperlink w:anchor="_Toc230135957" w:history="1">
+            <w:r>
+              <w:rPr>
+                <w:rStyle w:val="a8"/>
+                <w:noProof/>
+              </w:rPr>
+              <w:t xml:space="preserve">1.2 </w:t>
+            </w:r>
+            <w:r>
+              <w:rPr>
+                <w:rStyle w:val="a8"/>
+                <w:noProof/>
+                <w:cs/>
+              </w:rPr>
+              <w:t>วัตถุประสงค์ของการค้นคว้าแบบอิสระ</w:t>
+            </w:r>
+            <w:r>
+              <w:rPr>
+                <w:noProof/>
+                <w:webHidden/>
+              </w:rPr>
+              <w:tab/>
+            </w:r>
+            <w:r>
+              <w:rPr>
+                <w:rStyle w:val="a8"/>
+                <w:noProof/>
+                <w:cs/>
+              </w:rPr>
+              <w:fldChar w:fldCharType="begin"/>
+            </w:r>
+            <w:r>
+              <w:rPr>
+                <w:noProof/>
+                <w:webHidden/>
+              </w:rPr>
+              <w:instrText xml:space="preserve"> PAGEREF _Toc230135957 \h </w:instrText>
+            </w:r>
+            <w:r>
+              <w:rPr>
+                <w:rStyle w:val="a8"/>
+                <w:noProof/>
+                <w:cs/>
+              </w:rPr>
+            </w:r>
+            <w:r>
+              <w:rPr>
+                <w:rStyle w:val="a8"/>
+                <w:noProof/>
+                <w:cs/>
+              </w:rPr>
+              <w:fldChar w:fldCharType="separate"/>
+            </w:r>
+            <w:r>
+              <w:rPr>
+                <w:noProof/>
+                <w:webHidden/>
+              </w:rPr>
+              <w:t>2</w:t>
+            </w:r>
+            <w:r>
+              <w:rPr>
+                <w:rStyle w:val="a8"/>
+                <w:noProof/>
+                <w:cs/>
+              </w:rPr>
+              <w:fldChar w:fldCharType="end"/>
+            </w:r>
+          </w:hyperlink>
+        </w:p>
+        <w:p>
+          <w:pPr>
+            <w:pStyle w:val="21"/>
+            <w:tabs>
+              <w:tab w:val="right" w:leader="dot" w:pos="8493"/>
+            </w:tabs>
+            <w:rPr>
+              <w:rFonts w:asciiTheme="minorHAnsi" w:eastAsiaTheme="minorEastAsia" w:hAnsiTheme="minorHAnsi" w:cstheme="minorBidi"/>
+              <w:noProof/>
+              <w:color w:val="auto"/>
+              <w:sz w:val="22"/>
+              <w:szCs w:val="28"/>
+            </w:rPr>
+          </w:pPr>
+          <w:hyperlink w:anchor="_Toc230135958" w:history="1">
+            <w:r>
+              <w:rPr>
+                <w:rStyle w:val="a8"/>
+                <w:noProof/>
+              </w:rPr>
+              <w:t xml:space="preserve">1.3 </w:t>
+            </w:r>
+            <w:r>
+              <w:rPr>
+                <w:rStyle w:val="a8"/>
+                <w:noProof/>
+                <w:cs/>
+              </w:rPr>
+              <w:t>ขอบเขตของการค้นคว้าแบบอิสระ</w:t>
+            </w:r>
+            <w:r>
+              <w:rPr>
+                <w:noProof/>
+                <w:webHidden/>
+              </w:rPr>
+              <w:tab/>
+            </w:r>
+            <w:r>
+              <w:rPr>
+                <w:rStyle w:val="a8"/>
+                <w:noProof/>
+                <w:cs/>
+              </w:rPr>
+              <w:fldChar w:fldCharType="begin"/>
+            </w:r>
+            <w:r>
+              <w:rPr>
+                <w:noProof/>
+                <w:webHidden/>
+              </w:rPr>
+              <w:instrText xml:space="preserve"> PAGEREF _Toc230135958 \h </w:instrText>
+            </w:r>
+            <w:r>
+              <w:rPr>
+                <w:rStyle w:val="a8"/>
+                <w:noProof/>
+                <w:cs/>
+              </w:rPr>
+            </w:r>
+            <w:r>
+              <w:rPr>
+                <w:rStyle w:val="a8"/>
+                <w:noProof/>
+                <w:cs/>
+              </w:rPr>
+              <w:fldChar w:fldCharType="separate"/>
+            </w:r>
+            <w:r>
+              <w:rPr>
+                <w:noProof/>
+                <w:webHidden/>
+              </w:rPr>
+              <w:t>2</w:t>
             </w:r>
             <w:r>
               <w:rPr>
@@ -15140,13 +15604,13 @@
               <w:szCs w:val="28"/>
             </w:rPr>
           </w:pPr>
-          <w:hyperlink w:anchor="_Toc229859115" w:history="1">
+          <w:hyperlink w:anchor="_Toc230135959" w:history="1">
             <w:r>
               <w:rPr>
                 <w:rStyle w:val="a8"/>
                 <w:noProof/>
               </w:rPr>
-              <w:t>1.1</w:t>
+              <w:t xml:space="preserve">1.4 </w:t>
             </w:r>
             <w:r>
               <w:rPr>
@@ -15164,7 +15628,7 @@
                 <w:noProof/>
                 <w:cs/>
               </w:rPr>
-              <w:t>ความเป็นมาของการวิจัย</w:t>
+              <w:t>ประโยชน์ที่ได้รับจากการศึกษา</w:t>
             </w:r>
             <w:r>
               <w:rPr>
@@ -15186,7 +15650,7 @@
                 <w:noProof/>
                 <w:webHidden/>
               </w:rPr>
-              <w:instrText xml:space="preserve"> PAGEREF _Toc229859115 \h </w:instrText>
+              <w:instrText xml:space="preserve"> PAGEREF _Toc230135959 \h </w:instrText>
             </w:r>
             <w:r>
               <w:rPr>
@@ -15208,7 +15672,169 @@
                 <w:noProof/>
                 <w:webHidden/>
               </w:rPr>
-              <w:t>1</w:t>
+              <w:t>3</w:t>
+            </w:r>
+            <w:r>
+              <w:rPr>
+                <w:rStyle w:val="a8"/>
+                <w:noProof/>
+                <w:cs/>
+              </w:rPr>
+              <w:fldChar w:fldCharType="end"/>
+            </w:r>
+          </w:hyperlink>
+        </w:p>
+        <w:p>
+          <w:pPr>
+            <w:pStyle w:val="11"/>
+            <w:rPr>
+              <w:rFonts w:asciiTheme="minorHAnsi" w:eastAsiaTheme="minorEastAsia" w:hAnsiTheme="minorHAnsi" w:cstheme="minorBidi"/>
+              <w:noProof/>
+              <w:color w:val="auto"/>
+              <w:sz w:val="22"/>
+              <w:szCs w:val="28"/>
+            </w:rPr>
+          </w:pPr>
+          <w:hyperlink w:anchor="_Toc230135960" w:history="1">
+            <w:r>
+              <w:rPr>
+                <w:rStyle w:val="a8"/>
+                <w:noProof/>
+                <w:cs/>
+              </w:rPr>
+              <w:t xml:space="preserve">บทที่ </w:t>
+            </w:r>
+            <w:r>
+              <w:rPr>
+                <w:rStyle w:val="a8"/>
+                <w:noProof/>
+              </w:rPr>
+              <w:t>2</w:t>
+            </w:r>
+            <w:r>
+              <w:rPr>
+                <w:noProof/>
+                <w:webHidden/>
+              </w:rPr>
+              <w:tab/>
+            </w:r>
+            <w:r>
+              <w:rPr>
+                <w:rStyle w:val="a8"/>
+                <w:noProof/>
+                <w:cs/>
+              </w:rPr>
+              <w:fldChar w:fldCharType="begin"/>
+            </w:r>
+            <w:r>
+              <w:rPr>
+                <w:noProof/>
+                <w:webHidden/>
+              </w:rPr>
+              <w:instrText xml:space="preserve"> PAGEREF _Toc230135960 \h </w:instrText>
+            </w:r>
+            <w:r>
+              <w:rPr>
+                <w:rStyle w:val="a8"/>
+                <w:noProof/>
+                <w:cs/>
+              </w:rPr>
+            </w:r>
+            <w:r>
+              <w:rPr>
+                <w:rStyle w:val="a8"/>
+                <w:noProof/>
+                <w:cs/>
+              </w:rPr>
+              <w:fldChar w:fldCharType="separate"/>
+            </w:r>
+            <w:r>
+              <w:rPr>
+                <w:noProof/>
+                <w:webHidden/>
+              </w:rPr>
+              <w:t>4</w:t>
+            </w:r>
+            <w:r>
+              <w:rPr>
+                <w:rStyle w:val="a8"/>
+                <w:noProof/>
+                <w:cs/>
+              </w:rPr>
+              <w:fldChar w:fldCharType="end"/>
+            </w:r>
+          </w:hyperlink>
+        </w:p>
+        <w:p>
+          <w:pPr>
+            <w:pStyle w:val="11"/>
+            <w:rPr>
+              <w:rFonts w:asciiTheme="minorHAnsi" w:eastAsiaTheme="minorEastAsia" w:hAnsiTheme="minorHAnsi" w:cstheme="minorBidi"/>
+              <w:noProof/>
+              <w:color w:val="auto"/>
+              <w:sz w:val="22"/>
+              <w:szCs w:val="28"/>
+            </w:rPr>
+          </w:pPr>
+          <w:hyperlink w:anchor="_Toc230135961" w:history="1">
+            <w:r>
+              <w:rPr>
+                <w:rStyle w:val="a8"/>
+                <w:noProof/>
+                <w:cs/>
+              </w:rPr>
+              <w:t xml:space="preserve">บทที่ </w:t>
+            </w:r>
+            <w:r>
+              <w:rPr>
+                <w:rStyle w:val="a8"/>
+                <w:noProof/>
+              </w:rPr>
+              <w:t>3</w:t>
+            </w:r>
+            <w:r>
+              <w:rPr>
+                <w:noProof/>
+                <w:webHidden/>
+              </w:rPr>
+              <w:tab/>
+            </w:r>
+            <w:r>
+              <w:rPr>
+                <w:rStyle w:val="a8"/>
+                <w:noProof/>
+                <w:cs/>
+              </w:rPr>
+              <w:fldChar w:fldCharType="begin"/>
+            </w:r>
+            <w:r>
+              <w:rPr>
+                <w:noProof/>
+                <w:webHidden/>
+              </w:rPr>
+              <w:instrText xml:space="preserve"> PAGEREF _Toc230135961 \h </w:instrText>
+            </w:r>
+            <w:r>
+              <w:rPr>
+                <w:rStyle w:val="a8"/>
+                <w:noProof/>
+                <w:cs/>
+              </w:rPr>
+            </w:r>
+            <w:r>
+              <w:rPr>
+                <w:rStyle w:val="a8"/>
+                <w:noProof/>
+                <w:cs/>
+              </w:rPr>
+              <w:fldChar w:fldCharType="separate"/>
+            </w:r>
+            <w:r>
+              <w:rPr>
+                <w:noProof/>
+                <w:webHidden/>
+              </w:rPr>
+              <w:t>6</w:t>
             </w:r>
             <w:r>
               <w:rPr>
@@ -15235,13 +15861,14 @@
               <w:szCs w:val="28"/>
             </w:rPr>
           </w:pPr>
-          <w:hyperlink w:anchor="_Toc229859116" w:history="1">
+          <w:hyperlink w:anchor="_Toc230135962" w:history="1">
             <w:r>
               <w:rPr>
                 <w:rStyle w:val="a8"/>
                 <w:noProof/>
-              </w:rPr>
-              <w:t>1.2</w:t>
+                <w:cs/>
+              </w:rPr>
+              <w:t>3.1</w:t>
             </w:r>
             <w:r>
               <w:rPr>
@@ -15259,7 +15886,7 @@
                 <w:noProof/>
                 <w:cs/>
               </w:rPr>
-              <w:t>วัตถุประสงค์ของการวิจัย</w:t>
+              <w:t>ศึกษาวิเคราะห์ปัญหาที่เกี่ยวข้อง</w:t>
             </w:r>
             <w:r>
               <w:rPr>
@@ -15281,7 +15908,7 @@
                 <w:noProof/>
                 <w:webHidden/>
               </w:rPr>
-              <w:instrText xml:space="preserve"> PAGEREF _Toc229859116 \h </w:instrText>
+              <w:instrText xml:space="preserve"> PAGEREF _Toc230135962 \h </w:instrText>
             </w:r>
             <w:r>
               <w:rPr>
@@ -15303,7 +15930,7 @@
                 <w:noProof/>
                 <w:webHidden/>
               </w:rPr>
-              <w:t>2</w:t>
+              <w:t>6</w:t>
             </w:r>
             <w:r>
               <w:rPr>
@@ -15330,13 +15957,21 @@
               <w:szCs w:val="28"/>
             </w:rPr>
           </w:pPr>
-          <w:hyperlink w:anchor="_Toc229859117" w:history="1">
+          <w:hyperlink w:anchor="_Toc230135963" w:history="1">
             <w:r>
               <w:rPr>
                 <w:rStyle w:val="a8"/>
                 <w:noProof/>
-              </w:rPr>
-              <w:t>1.3</w:t>
+                <w:cs/>
+              </w:rPr>
+              <w:t>3.2</w:t>
+            </w:r>
+            <w:r>
+              <w:rPr>
+                <w:rStyle w:val="a8"/>
+                <w:noProof/>
+              </w:rPr>
+              <w:t xml:space="preserve"> </w:t>
             </w:r>
             <w:r>
               <w:rPr>
@@ -15354,7 +15989,7 @@
                 <w:noProof/>
                 <w:cs/>
               </w:rPr>
-              <w:t>ขอบเขตของการวิจัย</w:t>
+              <w:t>เตรียมข้อมูล</w:t>
             </w:r>
             <w:r>
               <w:rPr>
@@ -15376,7 +16011,7 @@
                 <w:noProof/>
                 <w:webHidden/>
               </w:rPr>
-              <w:instrText xml:space="preserve"> PAGEREF _Toc229859117 \h </w:instrText>
+              <w:instrText xml:space="preserve"> PAGEREF _Toc230135963 \h </w:instrText>
             </w:r>
             <w:r>
               <w:rPr>
@@ -15398,7 +16033,7 @@
                 <w:noProof/>
                 <w:webHidden/>
               </w:rPr>
-              <w:t>2</w:t>
+              <w:t>6</w:t>
             </w:r>
             <w:r>
               <w:rPr>
@@ -15425,13 +16060,14 @@
               <w:szCs w:val="28"/>
             </w:rPr>
           </w:pPr>
-          <w:hyperlink w:anchor="_Toc229859118" w:history="1">
+          <w:hyperlink w:anchor="_Toc230135964" w:history="1">
             <w:r>
               <w:rPr>
                 <w:rStyle w:val="a8"/>
                 <w:noProof/>
-              </w:rPr>
-              <w:t>1.4</w:t>
+                <w:cs/>
+              </w:rPr>
+              <w:t xml:space="preserve">3.3 </w:t>
             </w:r>
             <w:r>
               <w:rPr>
@@ -15449,7 +16085,7 @@
                 <w:noProof/>
                 <w:cs/>
               </w:rPr>
-              <w:t>วิธีดำเนินการวิจัย</w:t>
+              <w:t>ออกแบบอุปกรณ์หลัก</w:t>
             </w:r>
             <w:r>
               <w:rPr>
@@ -15471,253 +16107,7 @@
                 <w:noProof/>
                 <w:webHidden/>
               </w:rPr>
-              <w:instrText xml:space="preserve"> PAGEREF _Toc229859118 \h </w:instrText>
-            </w:r>
-            <w:r>
-              <w:rPr>
-                <w:rStyle w:val="a8"/>
-                <w:noProof/>
-                <w:cs/>
-              </w:rPr>
-            </w:r>
-            <w:r>
-              <w:rPr>
-                <w:rStyle w:val="a8"/>
-                <w:noProof/>
-                <w:cs/>
-              </w:rPr>
-              <w:fldChar w:fldCharType="separate"/>
-            </w:r>
-            <w:r>
-              <w:rPr>
-                <w:noProof/>
-                <w:webHidden/>
-              </w:rPr>
-              <w:t>3</w:t>
-            </w:r>
-            <w:r>
-              <w:rPr>
-                <w:rStyle w:val="a8"/>
-                <w:noProof/>
-                <w:cs/>
-              </w:rPr>
-              <w:fldChar w:fldCharType="end"/>
-            </w:r>
-          </w:hyperlink>
-        </w:p>
-        <w:p>
-          <w:pPr>
-            <w:pStyle w:val="21"/>
-            <w:tabs>
-              <w:tab w:val="right" w:leader="dot" w:pos="8493"/>
-            </w:tabs>
-            <w:rPr>
-              <w:rFonts w:asciiTheme="minorHAnsi" w:eastAsiaTheme="minorEastAsia" w:hAnsiTheme="minorHAnsi" w:cstheme="minorBidi"/>
-              <w:noProof/>
-              <w:color w:val="auto"/>
-              <w:sz w:val="22"/>
-              <w:szCs w:val="28"/>
-            </w:rPr>
-          </w:pPr>
-          <w:hyperlink w:anchor="_Toc229859119" w:history="1">
-            <w:r>
-              <w:rPr>
-                <w:rStyle w:val="a8"/>
-                <w:noProof/>
-              </w:rPr>
-              <w:t xml:space="preserve">1.5 </w:t>
-            </w:r>
-            <w:r>
-              <w:rPr>
-                <w:rStyle w:val="a8"/>
-                <w:noProof/>
-                <w:cs/>
-              </w:rPr>
-              <w:t>ประโยชน์ที่คาดว่าจะได้รับ</w:t>
-            </w:r>
-            <w:r>
-              <w:rPr>
-                <w:noProof/>
-                <w:webHidden/>
-              </w:rPr>
-              <w:tab/>
-            </w:r>
-            <w:r>
-              <w:rPr>
-                <w:rStyle w:val="a8"/>
-                <w:noProof/>
-                <w:cs/>
-              </w:rPr>
-              <w:fldChar w:fldCharType="begin"/>
-            </w:r>
-            <w:r>
-              <w:rPr>
-                <w:noProof/>
-                <w:webHidden/>
-              </w:rPr>
-              <w:instrText xml:space="preserve"> PAGEREF _Toc229859119 \h </w:instrText>
-            </w:r>
-            <w:r>
-              <w:rPr>
-                <w:rStyle w:val="a8"/>
-                <w:noProof/>
-                <w:cs/>
-              </w:rPr>
-            </w:r>
-            <w:r>
-              <w:rPr>
-                <w:rStyle w:val="a8"/>
-                <w:noProof/>
-                <w:cs/>
-              </w:rPr>
-              <w:fldChar w:fldCharType="separate"/>
-            </w:r>
-            <w:r>
-              <w:rPr>
-                <w:noProof/>
-                <w:webHidden/>
-              </w:rPr>
-              <w:t>4</w:t>
-            </w:r>
-            <w:r>
-              <w:rPr>
-                <w:rStyle w:val="a8"/>
-                <w:noProof/>
-                <w:cs/>
-              </w:rPr>
-              <w:fldChar w:fldCharType="end"/>
-            </w:r>
-          </w:hyperlink>
-        </w:p>
-        <w:p>
-          <w:pPr>
-            <w:pStyle w:val="11"/>
-            <w:rPr>
-              <w:rFonts w:asciiTheme="minorHAnsi" w:eastAsiaTheme="minorEastAsia" w:hAnsiTheme="minorHAnsi" w:cstheme="minorBidi"/>
-              <w:noProof/>
-              <w:color w:val="auto"/>
-              <w:sz w:val="22"/>
-              <w:szCs w:val="28"/>
-            </w:rPr>
-          </w:pPr>
-          <w:hyperlink w:anchor="_Toc229859120" w:history="1">
-            <w:r>
-              <w:rPr>
-                <w:rStyle w:val="a8"/>
-                <w:noProof/>
-                <w:cs/>
-              </w:rPr>
-              <w:t xml:space="preserve">บทที่ </w:t>
-            </w:r>
-            <w:r>
-              <w:rPr>
-                <w:rStyle w:val="a8"/>
-                <w:noProof/>
-              </w:rPr>
-              <w:t>2</w:t>
-            </w:r>
-            <w:r>
-              <w:rPr>
-                <w:noProof/>
-                <w:webHidden/>
-              </w:rPr>
-              <w:tab/>
-            </w:r>
-            <w:r>
-              <w:rPr>
-                <w:rStyle w:val="a8"/>
-                <w:noProof/>
-                <w:cs/>
-              </w:rPr>
-              <w:fldChar w:fldCharType="begin"/>
-            </w:r>
-            <w:r>
-              <w:rPr>
-                <w:noProof/>
-                <w:webHidden/>
-              </w:rPr>
-              <w:instrText xml:space="preserve"> PAGEREF _Toc229859120 \h </w:instrText>
-            </w:r>
-            <w:r>
-              <w:rPr>
-                <w:rStyle w:val="a8"/>
-                <w:noProof/>
-                <w:cs/>
-              </w:rPr>
-            </w:r>
-            <w:r>
-              <w:rPr>
-                <w:rStyle w:val="a8"/>
-                <w:noProof/>
-                <w:cs/>
-              </w:rPr>
-              <w:fldChar w:fldCharType="separate"/>
-            </w:r>
-            <w:r>
-              <w:rPr>
-                <w:noProof/>
-                <w:webHidden/>
-              </w:rPr>
-              <w:t>5</w:t>
-            </w:r>
-            <w:r>
-              <w:rPr>
-                <w:rStyle w:val="a8"/>
-                <w:noProof/>
-                <w:cs/>
-              </w:rPr>
-              <w:fldChar w:fldCharType="end"/>
-            </w:r>
-          </w:hyperlink>
-        </w:p>
-        <w:p>
-          <w:pPr>
-            <w:pStyle w:val="11"/>
-            <w:rPr>
-              <w:rFonts w:asciiTheme="minorHAnsi" w:eastAsiaTheme="minorEastAsia" w:hAnsiTheme="minorHAnsi" w:cstheme="minorBidi"/>
-              <w:noProof/>
-              <w:color w:val="auto"/>
-              <w:sz w:val="22"/>
-              <w:szCs w:val="28"/>
-            </w:rPr>
-          </w:pPr>
-          <w:hyperlink w:anchor="_Toc229859121" w:history="1">
-            <w:r>
-              <w:rPr>
-                <w:rStyle w:val="a8"/>
-                <w:noProof/>
-                <w:cs/>
-              </w:rPr>
-              <w:t xml:space="preserve">บทที่ </w:t>
-            </w:r>
-            <w:r>
-              <w:rPr>
-                <w:rStyle w:val="a8"/>
-                <w:noProof/>
-              </w:rPr>
-              <w:t>3</w:t>
-            </w:r>
-            <w:r>
-              <w:rPr>
-                <w:noProof/>
-                <w:webHidden/>
-              </w:rPr>
-              <w:tab/>
-            </w:r>
-            <w:r>
-              <w:rPr>
-                <w:rStyle w:val="a8"/>
-                <w:noProof/>
-                <w:cs/>
-              </w:rPr>
-              <w:fldChar w:fldCharType="begin"/>
-            </w:r>
-            <w:r>
-              <w:rPr>
-                <w:noProof/>
-                <w:webHidden/>
-              </w:rPr>
-              <w:instrText xml:space="preserve"> PAGEREF _Toc229859121 \h </w:instrText>
+              <w:instrText xml:space="preserve"> PAGEREF _Toc230135964 \h </w:instrText>
             </w:r>
             <w:r>
               <w:rPr>
@@ -15766,14 +16156,14 @@
               <w:szCs w:val="28"/>
             </w:rPr>
           </w:pPr>
-          <w:hyperlink w:anchor="_Toc229859122" w:history="1">
+          <w:hyperlink w:anchor="_Toc230135965" w:history="1">
             <w:r>
               <w:rPr>
                 <w:rStyle w:val="a8"/>
                 <w:noProof/>
                 <w:cs/>
               </w:rPr>
-              <w:t>3.1</w:t>
+              <w:t xml:space="preserve">3.4 </w:t>
             </w:r>
             <w:r>
               <w:rPr>
@@ -15791,7 +16181,7 @@
                 <w:noProof/>
                 <w:cs/>
               </w:rPr>
-              <w:t>ศึกษาวิเคราะห์ปัญหาที่เกี่ยวข้อง</w:t>
+              <w:t>จัดทำโปรแกรมทดสอบประสิทธิภาพ</w:t>
             </w:r>
             <w:r>
               <w:rPr>
@@ -15813,7 +16203,7 @@
                 <w:noProof/>
                 <w:webHidden/>
               </w:rPr>
-              <w:instrText xml:space="preserve"> PAGEREF _Toc229859122 \h </w:instrText>
+              <w:instrText xml:space="preserve"> PAGEREF _Toc230135965 \h </w:instrText>
             </w:r>
             <w:r>
               <w:rPr>
@@ -15835,7 +16225,7 @@
                 <w:noProof/>
                 <w:webHidden/>
               </w:rPr>
-              <w:t>7</w:t>
+              <w:t>9</w:t>
             </w:r>
             <w:r>
               <w:rPr>
@@ -15862,21 +16252,14 @@
               <w:szCs w:val="28"/>
             </w:rPr>
           </w:pPr>
-          <w:hyperlink w:anchor="_Toc229859123" w:history="1">
+          <w:hyperlink w:anchor="_Toc230135966" w:history="1">
             <w:r>
               <w:rPr>
                 <w:rStyle w:val="a8"/>
                 <w:noProof/>
                 <w:cs/>
               </w:rPr>
-              <w:t>3.2</w:t>
-            </w:r>
-            <w:r>
-              <w:rPr>
-                <w:rStyle w:val="a8"/>
-                <w:noProof/>
-              </w:rPr>
-              <w:t xml:space="preserve"> </w:t>
+              <w:t xml:space="preserve">3.5 </w:t>
             </w:r>
             <w:r>
               <w:rPr>
@@ -15894,7 +16277,7 @@
                 <w:noProof/>
                 <w:cs/>
               </w:rPr>
-              <w:t>เตรียมข้อมูล</w:t>
+              <w:t>การประเมินประสิทธิภาพของระบบ</w:t>
             </w:r>
             <w:r>
               <w:rPr>
@@ -15916,7 +16299,7 @@
                 <w:noProof/>
                 <w:webHidden/>
               </w:rPr>
-              <w:instrText xml:space="preserve"> PAGEREF _Toc229859123 \h </w:instrText>
+              <w:instrText xml:space="preserve"> PAGEREF _Toc230135966 \h </w:instrText>
             </w:r>
             <w:r>
               <w:rPr>
@@ -15938,7 +16321,7 @@
                 <w:noProof/>
                 <w:webHidden/>
               </w:rPr>
-              <w:t>7</w:t>
+              <w:t>9</w:t>
             </w:r>
             <w:r>
               <w:rPr>
@@ -15965,14 +16348,13 @@
               <w:szCs w:val="28"/>
             </w:rPr>
           </w:pPr>
-          <w:hyperlink w:anchor="_Toc229859124" w:history="1">
+          <w:hyperlink w:anchor="_Toc230135967" w:history="1">
             <w:r>
               <w:rPr>
                 <w:rStyle w:val="a8"/>
                 <w:noProof/>
-                <w:cs/>
-              </w:rPr>
-              <w:t xml:space="preserve">3.3 </w:t>
+              </w:rPr>
+              <w:t>3.6</w:t>
             </w:r>
             <w:r>
               <w:rPr>
@@ -15990,7 +16372,7 @@
                 <w:noProof/>
                 <w:cs/>
               </w:rPr>
-              <w:t>ออกแบบอุปกรณ์หลัก</w:t>
+              <w:t>กำหนดสิ่งแวดล้อมในการทำการทดลอง</w:t>
             </w:r>
             <w:r>
               <w:rPr>
@@ -16012,7 +16394,7 @@
                 <w:noProof/>
                 <w:webHidden/>
               </w:rPr>
-              <w:instrText xml:space="preserve"> PAGEREF _Toc229859124 \h </w:instrText>
+              <w:instrText xml:space="preserve"> PAGEREF _Toc230135967 \h </w:instrText>
             </w:r>
             <w:r>
               <w:rPr>
@@ -16034,294 +16416,7 @@
                 <w:noProof/>
                 <w:webHidden/>
               </w:rPr>
-              <w:t>8</w:t>
-            </w:r>
-            <w:r>
-              <w:rPr>
-                <w:rStyle w:val="a8"/>
-                <w:noProof/>
-                <w:cs/>
-              </w:rPr>
-              <w:fldChar w:fldCharType="end"/>
-            </w:r>
-          </w:hyperlink>
-        </w:p>
-        <w:p>
-          <w:pPr>
-            <w:pStyle w:val="21"/>
-            <w:tabs>
-              <w:tab w:val="left" w:pos="880"/>
-              <w:tab w:val="right" w:leader="dot" w:pos="8493"/>
-            </w:tabs>
-            <w:rPr>
-              <w:rFonts w:asciiTheme="minorHAnsi" w:eastAsiaTheme="minorEastAsia" w:hAnsiTheme="minorHAnsi" w:cstheme="minorBidi"/>
-              <w:noProof/>
-              <w:color w:val="auto"/>
-              <w:sz w:val="22"/>
-              <w:szCs w:val="28"/>
-            </w:rPr>
-          </w:pPr>
-          <w:hyperlink w:anchor="_Toc229859125" w:history="1">
-            <w:r>
-              <w:rPr>
-                <w:rStyle w:val="a8"/>
-                <w:noProof/>
-                <w:cs/>
-              </w:rPr>
-              <w:t xml:space="preserve">3.4 </w:t>
-            </w:r>
-            <w:r>
-              <w:rPr>
-                <w:rFonts w:asciiTheme="minorHAnsi" w:eastAsiaTheme="minorEastAsia" w:hAnsiTheme="minorHAnsi" w:cstheme="minorBidi"/>
-                <w:noProof/>
-                <w:color w:val="auto"/>
-                <w:sz w:val="22"/>
-                <w:szCs w:val="28"/>
-              </w:rPr>
-              <w:tab/>
-            </w:r>
-            <w:r>
-              <w:rPr>
-                <w:rStyle w:val="a8"/>
-                <w:noProof/>
-                <w:cs/>
-              </w:rPr>
-              <w:t>จัดทำโปรแกรมทดสอบประสิทธิภาพ</w:t>
-            </w:r>
-            <w:r>
-              <w:rPr>
-                <w:noProof/>
-                <w:webHidden/>
-              </w:rPr>
-              <w:tab/>
-            </w:r>
-            <w:r>
-              <w:rPr>
-                <w:rStyle w:val="a8"/>
-                <w:noProof/>
-                <w:cs/>
-              </w:rPr>
-              <w:fldChar w:fldCharType="begin"/>
-            </w:r>
-            <w:r>
-              <w:rPr>
-                <w:noProof/>
-                <w:webHidden/>
-              </w:rPr>
-              <w:instrText xml:space="preserve"> PAGEREF _Toc229859125 \h </w:instrText>
-            </w:r>
-            <w:r>
-              <w:rPr>
-                <w:rStyle w:val="a8"/>
-                <w:noProof/>
-                <w:cs/>
-              </w:rPr>
-            </w:r>
-            <w:r>
-              <w:rPr>
-                <w:rStyle w:val="a8"/>
-                <w:noProof/>
-                <w:cs/>
-              </w:rPr>
-              <w:fldChar w:fldCharType="separate"/>
-            </w:r>
-            <w:r>
-              <w:rPr>
-                <w:noProof/>
-                <w:webHidden/>
-              </w:rPr>
               <w:t>10</w:t>
-            </w:r>
-            <w:r>
-              <w:rPr>
-                <w:rStyle w:val="a8"/>
-                <w:noProof/>
-                <w:cs/>
-              </w:rPr>
-              <w:fldChar w:fldCharType="end"/>
-            </w:r>
-          </w:hyperlink>
-        </w:p>
-        <w:p>
-          <w:pPr>
-            <w:pStyle w:val="21"/>
-            <w:tabs>
-              <w:tab w:val="left" w:pos="880"/>
-              <w:tab w:val="right" w:leader="dot" w:pos="8493"/>
-            </w:tabs>
-            <w:rPr>
-              <w:rFonts w:asciiTheme="minorHAnsi" w:eastAsiaTheme="minorEastAsia" w:hAnsiTheme="minorHAnsi" w:cstheme="minorBidi"/>
-              <w:noProof/>
-              <w:color w:val="auto"/>
-              <w:sz w:val="22"/>
-              <w:szCs w:val="28"/>
-            </w:rPr>
-          </w:pPr>
-          <w:hyperlink w:anchor="_Toc229859126" w:history="1">
-            <w:r>
-              <w:rPr>
-                <w:rStyle w:val="a8"/>
-                <w:noProof/>
-                <w:cs/>
-              </w:rPr>
-              <w:t xml:space="preserve">3.5 </w:t>
-            </w:r>
-            <w:r>
-              <w:rPr>
-                <w:rFonts w:asciiTheme="minorHAnsi" w:eastAsiaTheme="minorEastAsia" w:hAnsiTheme="minorHAnsi" w:cstheme="minorBidi"/>
-                <w:noProof/>
-                <w:color w:val="auto"/>
-                <w:sz w:val="22"/>
-                <w:szCs w:val="28"/>
-              </w:rPr>
-              <w:tab/>
-            </w:r>
-            <w:r>
-              <w:rPr>
-                <w:rStyle w:val="a8"/>
-                <w:noProof/>
-                <w:cs/>
-              </w:rPr>
-              <w:t>การประเมินประสิทธิภาพของระบบ</w:t>
-            </w:r>
-            <w:r>
-              <w:rPr>
-                <w:noProof/>
-                <w:webHidden/>
-              </w:rPr>
-              <w:tab/>
-            </w:r>
-            <w:r>
-              <w:rPr>
-                <w:rStyle w:val="a8"/>
-                <w:noProof/>
-                <w:cs/>
-              </w:rPr>
-              <w:fldChar w:fldCharType="begin"/>
-            </w:r>
-            <w:r>
-              <w:rPr>
-                <w:noProof/>
-                <w:webHidden/>
-              </w:rPr>
-              <w:instrText xml:space="preserve"> PAGEREF _Toc229859126 \h </w:instrText>
-            </w:r>
-            <w:r>
-              <w:rPr>
-                <w:rStyle w:val="a8"/>
-                <w:noProof/>
-                <w:cs/>
-              </w:rPr>
-            </w:r>
-            <w:r>
-              <w:rPr>
-                <w:rStyle w:val="a8"/>
-                <w:noProof/>
-                <w:cs/>
-              </w:rPr>
-              <w:fldChar w:fldCharType="separate"/>
-            </w:r>
-            <w:r>
-              <w:rPr>
-                <w:noProof/>
-                <w:webHidden/>
-              </w:rPr>
-              <w:t>10</w:t>
-            </w:r>
-            <w:r>
-              <w:rPr>
-                <w:rStyle w:val="a8"/>
-                <w:noProof/>
-                <w:cs/>
-              </w:rPr>
-              <w:fldChar w:fldCharType="end"/>
-            </w:r>
-          </w:hyperlink>
-        </w:p>
-        <w:p>
-          <w:pPr>
-            <w:pStyle w:val="21"/>
-            <w:tabs>
-              <w:tab w:val="left" w:pos="880"/>
-              <w:tab w:val="right" w:leader="dot" w:pos="8493"/>
-            </w:tabs>
-            <w:rPr>
-              <w:rFonts w:asciiTheme="minorHAnsi" w:eastAsiaTheme="minorEastAsia" w:hAnsiTheme="minorHAnsi" w:cstheme="minorBidi"/>
-              <w:noProof/>
-              <w:color w:val="auto"/>
-              <w:sz w:val="22"/>
-              <w:szCs w:val="28"/>
-            </w:rPr>
-          </w:pPr>
-          <w:hyperlink w:anchor="_Toc229859127" w:history="1">
-            <w:r>
-              <w:rPr>
-                <w:rStyle w:val="a8"/>
-                <w:noProof/>
-              </w:rPr>
-              <w:t>3.6</w:t>
-            </w:r>
-            <w:r>
-              <w:rPr>
-                <w:rFonts w:asciiTheme="minorHAnsi" w:eastAsiaTheme="minorEastAsia" w:hAnsiTheme="minorHAnsi" w:cstheme="minorBidi"/>
-                <w:noProof/>
-                <w:color w:val="auto"/>
-                <w:sz w:val="22"/>
-                <w:szCs w:val="28"/>
-              </w:rPr>
-              <w:tab/>
-            </w:r>
-            <w:r>
-              <w:rPr>
-                <w:rStyle w:val="a8"/>
-                <w:noProof/>
-                <w:cs/>
-              </w:rPr>
-              <w:t>กำหนดสิ่งแวดล้อมในการทำการทดลอง</w:t>
-            </w:r>
-            <w:r>
-              <w:rPr>
-                <w:noProof/>
-                <w:webHidden/>
-              </w:rPr>
-              <w:tab/>
-            </w:r>
-            <w:r>
-              <w:rPr>
-                <w:rStyle w:val="a8"/>
-                <w:noProof/>
-                <w:cs/>
-              </w:rPr>
-              <w:fldChar w:fldCharType="begin"/>
-            </w:r>
-            <w:r>
-              <w:rPr>
-                <w:noProof/>
-                <w:webHidden/>
-              </w:rPr>
-              <w:instrText xml:space="preserve"> PAGEREF _Toc229859127 \h </w:instrText>
-            </w:r>
-            <w:r>
-              <w:rPr>
-                <w:rStyle w:val="a8"/>
-                <w:noProof/>
-                <w:cs/>
-              </w:rPr>
-            </w:r>
-            <w:r>
-              <w:rPr>
-                <w:rStyle w:val="a8"/>
-                <w:noProof/>
-                <w:cs/>
-              </w:rPr>
-              <w:fldChar w:fldCharType="separate"/>
-            </w:r>
-            <w:r>
-              <w:rPr>
-                <w:noProof/>
-                <w:webHidden/>
-              </w:rPr>
-              <w:t>11</w:t>
             </w:r>
             <w:r>
               <w:rPr>
@@ -16344,7 +16439,7 @@
               <w:szCs w:val="28"/>
             </w:rPr>
           </w:pPr>
-          <w:hyperlink w:anchor="_Toc229859128" w:history="1">
+          <w:hyperlink w:anchor="_Toc230135968" w:history="1">
             <w:r>
               <w:rPr>
                 <w:rStyle w:val="a8"/>
@@ -16380,7 +16475,7 @@
                 <w:noProof/>
                 <w:webHidden/>
               </w:rPr>
-              <w:instrText xml:space="preserve"> PAGEREF _Toc229859128 \h </w:instrText>
+              <w:instrText xml:space="preserve"> PAGEREF _Toc230135968 \h </w:instrText>
             </w:r>
             <w:r>
               <w:rPr>
@@ -16402,7 +16497,7 @@
                 <w:noProof/>
                 <w:webHidden/>
               </w:rPr>
-              <w:t>13</w:t>
+              <w:t>12</w:t>
             </w:r>
             <w:r>
               <w:rPr>
@@ -16425,7 +16520,7 @@
               <w:szCs w:val="28"/>
             </w:rPr>
           </w:pPr>
-          <w:hyperlink w:anchor="_Toc229859129" w:history="1">
+          <w:hyperlink w:anchor="_Toc230135969" w:history="1">
             <w:r>
               <w:rPr>
                 <w:rStyle w:val="a8"/>
@@ -16461,7 +16556,7 @@
                 <w:noProof/>
                 <w:webHidden/>
               </w:rPr>
-              <w:instrText xml:space="preserve"> PAGEREF _Toc229859129 \h </w:instrText>
+              <w:instrText xml:space="preserve"> PAGEREF _Toc230135969 \h </w:instrText>
             </w:r>
             <w:r>
               <w:rPr>
@@ -16483,7 +16578,7 @@
                 <w:noProof/>
                 <w:webHidden/>
               </w:rPr>
-              <w:t>16</w:t>
+              <w:t>15</w:t>
             </w:r>
             <w:r>
               <w:rPr>
@@ -16506,7 +16601,7 @@
               <w:szCs w:val="28"/>
             </w:rPr>
           </w:pPr>
-          <w:hyperlink w:anchor="_Toc229859130" w:history="1">
+          <w:hyperlink w:anchor="_Toc230135970" w:history="1">
             <w:r>
               <w:rPr>
                 <w:rStyle w:val="a8"/>
@@ -16535,7 +16630,7 @@
                 <w:noProof/>
                 <w:webHidden/>
               </w:rPr>
-              <w:instrText xml:space="preserve"> PAGEREF _Toc229859130 \h </w:instrText>
+              <w:instrText xml:space="preserve"> PAGEREF _Toc230135970 \h </w:instrText>
             </w:r>
             <w:r>
               <w:rPr>
@@ -16557,7 +16652,7 @@
                 <w:noProof/>
                 <w:webHidden/>
               </w:rPr>
-              <w:t>17</w:t>
+              <w:t>16</w:t>
             </w:r>
             <w:r>
               <w:rPr>
@@ -16580,7 +16675,7 @@
               <w:szCs w:val="28"/>
             </w:rPr>
           </w:pPr>
-          <w:hyperlink w:anchor="_Toc229859131" w:history="1">
+          <w:hyperlink w:anchor="_Toc230135971" w:history="1">
             <w:r>
               <w:rPr>
                 <w:rStyle w:val="a8"/>
@@ -16609,7 +16704,7 @@
                 <w:noProof/>
                 <w:webHidden/>
               </w:rPr>
-              <w:instrText xml:space="preserve"> PAGEREF _Toc229859131 \h </w:instrText>
+              <w:instrText xml:space="preserve"> PAGEREF _Toc230135971 \h </w:instrText>
             </w:r>
             <w:r>
               <w:rPr>
@@ -16631,7 +16726,7 @@
                 <w:noProof/>
                 <w:webHidden/>
               </w:rPr>
-              <w:t>18</w:t>
+              <w:t>17</w:t>
             </w:r>
             <w:r>
               <w:rPr>
@@ -16657,7 +16752,7 @@
               <w:szCs w:val="28"/>
             </w:rPr>
           </w:pPr>
-          <w:hyperlink w:anchor="_Toc229859132" w:history="1">
+          <w:hyperlink w:anchor="_Toc230135972" w:history="1">
             <w:r>
               <w:rPr>
                 <w:rStyle w:val="a8"/>
@@ -16686,7 +16781,7 @@
                 <w:noProof/>
                 <w:webHidden/>
               </w:rPr>
-              <w:instrText xml:space="preserve"> PAGEREF _Toc229859132 \h </w:instrText>
+              <w:instrText xml:space="preserve"> PAGEREF _Toc230135972 \h </w:instrText>
             </w:r>
             <w:r>
               <w:rPr>
@@ -16708,7 +16803,7 @@
                 <w:noProof/>
                 <w:webHidden/>
               </w:rPr>
-              <w:t>19</w:t>
+              <w:t>18</w:t>
             </w:r>
             <w:r>
               <w:rPr>
@@ -16734,7 +16829,7 @@
               <w:szCs w:val="28"/>
             </w:rPr>
           </w:pPr>
-          <w:hyperlink w:anchor="_Toc229859133" w:history="1">
+          <w:hyperlink w:anchor="_Toc230135973" w:history="1">
             <w:r>
               <w:rPr>
                 <w:rStyle w:val="a8"/>
@@ -16763,7 +16858,7 @@
                 <w:noProof/>
                 <w:webHidden/>
               </w:rPr>
-              <w:instrText xml:space="preserve"> PAGEREF _Toc229859133 \h </w:instrText>
+              <w:instrText xml:space="preserve"> PAGEREF _Toc230135973 \h </w:instrText>
             </w:r>
             <w:r>
               <w:rPr>
@@ -16785,7 +16880,7 @@
                 <w:noProof/>
                 <w:webHidden/>
               </w:rPr>
-              <w:t>20</w:t>
+              <w:t>19</w:t>
             </w:r>
             <w:r>
               <w:rPr>
@@ -16811,7 +16906,7 @@
               <w:szCs w:val="28"/>
             </w:rPr>
           </w:pPr>
-          <w:hyperlink w:anchor="_Toc229859134" w:history="1">
+          <w:hyperlink w:anchor="_Toc230135974" w:history="1">
             <w:r>
               <w:rPr>
                 <w:rStyle w:val="a8"/>
@@ -16840,7 +16935,7 @@
                 <w:noProof/>
                 <w:webHidden/>
               </w:rPr>
-              <w:instrText xml:space="preserve"> PAGEREF _Toc229859134 \h </w:instrText>
+              <w:instrText xml:space="preserve"> PAGEREF _Toc230135974 \h </w:instrText>
             </w:r>
             <w:r>
               <w:rPr>
@@ -16862,7 +16957,7 @@
                 <w:noProof/>
                 <w:webHidden/>
               </w:rPr>
-              <w:t>21</w:t>
+              <w:t>20</w:t>
             </w:r>
             <w:r>
               <w:rPr>
@@ -16886,6 +16981,672 @@
         </w:p>
       </w:sdtContent>
     </w:sdt>
+    <w:p>
+      <w:pPr>
+        <w:ind w:firstLine="567"/>
+        <w:rPr>
+          <w:rFonts w:cstheme="minorBidi"/>
+          <w:sz w:val="18"/>
+          <w:szCs w:val="18"/>
+        </w:rPr>
+      </w:pPr>
+      <w:r>
+        <w:rPr>
+          <w:rFonts w:cstheme="minorBidi"/>
+          <w:sz w:val="18"/>
+          <w:szCs w:val="18"/>
+        </w:rPr>
+        <w:br w:type="page"/>
+      </w:r>
+    </w:p>
+    <w:p>
+      <w:pPr>
+        <w:ind w:left="1134" w:hanging="567"/>
+        <w:rPr>
+          <w:rFonts w:hint="cs"/>
+          <w:cs/>
+        </w:rPr>
+      </w:pPr>
+      <w:r>
+        <w:lastRenderedPageBreak/>
+        <w:t xml:space="preserve">1.4 </w:t>
+      </w:r>
+      <w:r>
+        <w:rPr>
+          <w:rFonts w:hint="cs"/>
+          <w:cs/>
+        </w:rPr>
+        <w:t>วิธีการดำเนินการ</w:t>
+      </w:r>
+    </w:p>
+    <w:p>
+      <w:pPr>
+        <w:ind w:left="1134" w:hanging="567"/>
+        <w:rPr>
+          <w:sz w:val="36"/>
+          <w:cs/>
+        </w:rPr>
+      </w:pPr>
+      <w:r>
+        <w:t>1.4.1</w:t>
+      </w:r>
+      <w:r>
+        <w:tab/>
+      </w:r>
+      <w:r>
+        <w:rPr>
+          <w:rFonts w:hint="cs"/>
+          <w:cs/>
+        </w:rPr>
+        <w:t>ศึกษาและวิเคราะห์ปัญหาที่เกี่ยวข้องกับการบริหารสินค้าคงคลัง</w:t>
+      </w:r>
+      <w:r>
+        <w:rPr>
+          <w:rFonts w:hint="cs"/>
+          <w:sz w:val="36"/>
+          <w:cs/>
+        </w:rPr>
+        <w:t xml:space="preserve">จากปัญหาการใช้งาน </w:t>
+      </w:r>
+      <w:r>
+        <w:rPr>
+          <w:sz w:val="36"/>
+          <w:cs/>
+        </w:rPr>
+        <w:t>บาร์</w:t>
+      </w:r>
+      <w:r>
+        <w:rPr>
+          <w:sz w:val="36"/>
+          <w:cs/>
+        </w:rPr>
+        <w:t>โค้ด</w:t>
+      </w:r>
+      <w:r>
+        <w:rPr>
+          <w:sz w:val="36"/>
+        </w:rPr>
+        <w:t xml:space="preserve"> </w:t>
+      </w:r>
+      <w:r>
+        <w:rPr>
+          <w:rFonts w:hint="cs"/>
+          <w:sz w:val="36"/>
+          <w:cs/>
+        </w:rPr>
+        <w:t xml:space="preserve">และ </w:t>
+      </w:r>
+      <w:r>
+        <w:rPr>
+          <w:sz w:val="36"/>
+          <w:cs/>
+        </w:rPr>
+        <w:t>คิวอาร์</w:t>
+      </w:r>
+      <w:r>
+        <w:rPr>
+          <w:sz w:val="36"/>
+          <w:cs/>
+        </w:rPr>
+        <w:t>โค้ด</w:t>
+      </w:r>
+      <w:r>
+        <w:rPr>
+          <w:sz w:val="36"/>
+        </w:rPr>
+        <w:t xml:space="preserve"> </w:t>
+      </w:r>
+      <w:r>
+        <w:rPr>
+          <w:rFonts w:hint="cs"/>
+          <w:sz w:val="36"/>
+          <w:cs/>
+        </w:rPr>
+        <w:t>ในการควบคุมสินค้าคงคลังมีปัญหาในเรื่องตัวรหัสเสียหาย ชำรุด และเลือนตามกาลเวลา ทำให้การตรวจสอบแต่ละครั้งใช้เวลานาน ทำให้เสียทรัพยากรที่มีไปโดยไม่จำเป็น เช่นตัวรหัสที่ต้องมีการจัดเตรียมใหม่เมื่อมีการชำรุดหรือเลือนจนอ่านค่าไม่ได้ เป็นต้น</w:t>
+      </w:r>
+    </w:p>
+    <w:p>
+      <w:pPr>
+        <w:ind w:firstLine="567"/>
+      </w:pPr>
+      <w:r>
+        <w:t>1.</w:t>
+      </w:r>
+      <w:r>
+        <w:t>4</w:t>
+      </w:r>
+      <w:r>
+        <w:t>.2</w:t>
+      </w:r>
+      <w:r>
+        <w:tab/>
+      </w:r>
+      <w:r>
+        <w:rPr>
+          <w:rFonts w:hint="cs"/>
+          <w:cs/>
+        </w:rPr>
+        <w:t>ออกแบบกรอบแนวคิด</w:t>
+      </w:r>
+    </w:p>
+    <w:p>
+      <w:pPr>
+        <w:spacing w:after="180"/>
+        <w:ind w:left="1134"/>
+      </w:pPr>
+      <w:r>
+        <w:rPr>
+          <w:rFonts w:hint="cs"/>
+          <w:cs/>
+        </w:rPr>
+        <w:t>จากปัญหาที่พบเจอในระบบเดิม</w:t>
+      </w:r>
+      <w:r>
+        <w:rPr>
+          <w:rFonts w:hint="cs"/>
+          <w:cs/>
+        </w:rPr>
+        <w:t xml:space="preserve">ไม่ว่าจะเป็นปัญหาเรื่องตัวรหัสชำรุด หรือ ปัญหาที่เกิดจากตัวผู้ใช้เอง </w:t>
+      </w:r>
+      <w:r>
+        <w:rPr>
+          <w:rFonts w:hint="cs"/>
+          <w:cs/>
+        </w:rPr>
+        <w:t xml:space="preserve">จึงมีความคิดว่าจะนำ </w:t>
+      </w:r>
+      <w:r>
+        <w:rPr>
+          <w:cs/>
+        </w:rPr>
+        <w:t>อาร์เอฟไอดี</w:t>
+      </w:r>
+      <w:proofErr w:type="spellStart"/>
+      <w:r>
+        <w:rPr>
+          <w:cs/>
+        </w:rPr>
+        <w:t>แท็ก</w:t>
+      </w:r>
+      <w:proofErr w:type="spellEnd"/>
+      <w:r>
+        <w:t xml:space="preserve"> </w:t>
+      </w:r>
+      <w:r>
+        <w:rPr>
+          <w:rFonts w:hint="cs"/>
+          <w:cs/>
+        </w:rPr>
+        <w:t xml:space="preserve">ที่ทำงานด้วยสัญญาณวิทยุ มาแทน </w:t>
+      </w:r>
+      <w:r>
+        <w:rPr>
+          <w:cs/>
+        </w:rPr>
+        <w:t>บาร์</w:t>
+      </w:r>
+      <w:r>
+        <w:rPr>
+          <w:cs/>
+        </w:rPr>
+        <w:t>โค้ด</w:t>
+      </w:r>
+      <w:r>
+        <w:t xml:space="preserve"> </w:t>
+      </w:r>
+      <w:r>
+        <w:rPr>
+          <w:rFonts w:hint="cs"/>
+          <w:cs/>
+        </w:rPr>
+        <w:t xml:space="preserve">และ </w:t>
+      </w:r>
+      <w:r>
+        <w:rPr>
+          <w:cs/>
+        </w:rPr>
+        <w:t>คิวอาร์</w:t>
+      </w:r>
+      <w:r>
+        <w:rPr>
+          <w:cs/>
+        </w:rPr>
+        <w:t>โค้ด</w:t>
+      </w:r>
+      <w:r>
+        <w:t xml:space="preserve"> </w:t>
+      </w:r>
+      <w:r>
+        <w:rPr>
+          <w:rFonts w:hint="cs"/>
+          <w:cs/>
+        </w:rPr>
+        <w:t xml:space="preserve">ที่ทำงานด้วยหลักการแสงซึ่งต้องเห็นตัวรหัสถึงจะสามารถอ่านได้ เมื่อนำ </w:t>
+      </w:r>
+      <w:r>
+        <w:rPr>
+          <w:cs/>
+        </w:rPr>
+        <w:t>อาร์เอฟไอดี</w:t>
+      </w:r>
+      <w:proofErr w:type="spellStart"/>
+      <w:r>
+        <w:rPr>
+          <w:cs/>
+        </w:rPr>
+        <w:t>แท็ก</w:t>
+      </w:r>
+      <w:proofErr w:type="spellEnd"/>
+      <w:r>
+        <w:t xml:space="preserve"> </w:t>
+      </w:r>
+      <w:r>
+        <w:rPr>
+          <w:rFonts w:hint="cs"/>
+          <w:cs/>
+        </w:rPr>
+        <w:t xml:space="preserve">มาใช้ก็จะทำให้สามารถเรียกข้อมูลได้โดยไม่ต้องเห็นตัว </w:t>
+      </w:r>
+      <w:r>
+        <w:rPr>
+          <w:cs/>
+        </w:rPr>
+        <w:t>อาร์เอฟไอดี</w:t>
+      </w:r>
+      <w:proofErr w:type="spellStart"/>
+      <w:r>
+        <w:rPr>
+          <w:cs/>
+        </w:rPr>
+        <w:t>แท็ก</w:t>
+      </w:r>
+      <w:proofErr w:type="spellEnd"/>
+      <w:r>
+        <w:t xml:space="preserve"> </w:t>
+      </w:r>
+      <w:r>
+        <w:rPr>
+          <w:rFonts w:hint="cs"/>
+          <w:cs/>
+        </w:rPr>
+        <w:t xml:space="preserve">และสามารถเรียกรหัสพร้อมกันได้หลายรหัสในคราวเดียวกันไม่เหมือนกัน </w:t>
+      </w:r>
+      <w:r>
+        <w:rPr>
+          <w:cs/>
+        </w:rPr>
+        <w:t>บาร์</w:t>
+      </w:r>
+      <w:r>
+        <w:rPr>
+          <w:cs/>
+        </w:rPr>
+        <w:t>โค้ด</w:t>
+      </w:r>
+      <w:r>
+        <w:t xml:space="preserve"> </w:t>
+      </w:r>
+      <w:r>
+        <w:rPr>
+          <w:rFonts w:hint="cs"/>
+          <w:cs/>
+        </w:rPr>
+        <w:t xml:space="preserve">หรือ </w:t>
+      </w:r>
+      <w:r>
+        <w:rPr>
+          <w:cs/>
+        </w:rPr>
+        <w:t>คิวอาร์</w:t>
+      </w:r>
+      <w:r>
+        <w:rPr>
+          <w:cs/>
+        </w:rPr>
+        <w:t>โค้ด</w:t>
+      </w:r>
+      <w:r>
+        <w:t xml:space="preserve"> </w:t>
+      </w:r>
+      <w:r>
+        <w:rPr>
+          <w:rFonts w:hint="cs"/>
+          <w:cs/>
+        </w:rPr>
+        <w:t>ที่ต้องเรียกทีละรหัส และนำระบบคลาวด์มาเก็บข้อมูลทำให้</w:t>
+      </w:r>
+      <w:r>
+        <w:rPr>
+          <w:rFonts w:hint="cs"/>
+          <w:cs/>
+        </w:rPr>
+        <w:t xml:space="preserve">ตัดปัญหาด้านการดูแลอุปกรณ์แม่ข่าย และ </w:t>
+      </w:r>
+      <w:r>
+        <w:rPr>
+          <w:rFonts w:hint="cs"/>
+          <w:cs/>
+        </w:rPr>
+        <w:t>สามารถใช้ระบบได้ทั้งมือถือ คอมพิวเตอร์ และ อุปกรณ์</w:t>
+      </w:r>
+      <w:r>
+        <w:rPr>
+          <w:rFonts w:hint="cs"/>
+          <w:cs/>
+        </w:rPr>
+        <w:t xml:space="preserve"> </w:t>
+      </w:r>
+      <w:r>
+        <w:rPr>
+          <w:rFonts w:hint="cs"/>
+          <w:cs/>
+        </w:rPr>
+        <w:t>เช่น</w:t>
+      </w:r>
+      <w:r>
+        <w:rPr>
+          <w:rFonts w:hint="cs"/>
+          <w:cs/>
+        </w:rPr>
+        <w:t xml:space="preserve"> </w:t>
+      </w:r>
+      <w:r>
+        <w:rPr>
+          <w:rFonts w:hint="cs"/>
+          <w:cs/>
+        </w:rPr>
+        <w:t>ชุดอ่าน</w:t>
+      </w:r>
+      <w:r>
+        <w:rPr>
+          <w:cs/>
+        </w:rPr>
+        <w:t>อาร์เอฟไอดี</w:t>
+      </w:r>
+      <w:proofErr w:type="spellStart"/>
+      <w:r>
+        <w:rPr>
+          <w:cs/>
+        </w:rPr>
+        <w:t>แท็ก</w:t>
+      </w:r>
+      <w:proofErr w:type="spellEnd"/>
+      <w:r>
+        <w:t xml:space="preserve"> </w:t>
+      </w:r>
+      <w:r>
+        <w:rPr>
+          <w:rFonts w:hint="cs"/>
+          <w:cs/>
+        </w:rPr>
+        <w:t>ที่ได้พัฒนาขึ้น</w:t>
+      </w:r>
+      <w:r>
+        <w:rPr>
+          <w:rFonts w:hint="cs"/>
+          <w:cs/>
+        </w:rPr>
+        <w:t>ด้วย</w:t>
+      </w:r>
+      <w:r>
+        <w:rPr>
+          <w:rFonts w:hint="cs"/>
+          <w:cs/>
+        </w:rPr>
+        <w:t xml:space="preserve"> </w:t>
+      </w:r>
+      <w:r>
+        <w:t xml:space="preserve">Raspberry Pi 5 </w:t>
+      </w:r>
+      <w:r>
+        <w:rPr>
+          <w:rFonts w:hint="cs"/>
+          <w:cs/>
+        </w:rPr>
+        <w:t xml:space="preserve">และสื่อสารกันระหว่าง </w:t>
+      </w:r>
+      <w:r>
+        <w:t xml:space="preserve">RFID Module </w:t>
+      </w:r>
+      <w:r>
+        <w:rPr>
+          <w:rFonts w:hint="cs"/>
+          <w:cs/>
+        </w:rPr>
+        <w:t>และ ระบบที่นำไปจัดเก็บไว้ที่คลาวด์ ดังแสดงให้เห็นดัง</w:t>
+      </w:r>
+      <w:bookmarkStart w:id="114" w:name="_Toc229832529"/>
+      <w:r>
+        <w:t xml:space="preserve"> </w:t>
+      </w:r>
+      <w:r>
+        <w:fldChar w:fldCharType="begin"/>
+      </w:r>
+      <w:r>
+        <w:instrText xml:space="preserve"> REF _Ref229848112 \h </w:instrText>
+      </w:r>
+      <w:r>
+        <w:fldChar w:fldCharType="separate"/>
+      </w:r>
+      <w:r>
+        <w:rPr>
+          <w:cs/>
+        </w:rPr>
+        <w:t xml:space="preserve">ภาพที่ </w:t>
+      </w:r>
+      <w:r>
+        <w:rPr>
+          <w:rFonts w:hint="cs"/>
+          <w:cs/>
+        </w:rPr>
+        <w:t>1</w:t>
+      </w:r>
+      <w:r>
+        <w:rPr>
+          <w:cs/>
+        </w:rPr>
+        <w:t>.</w:t>
+      </w:r>
+      <w:r>
+        <w:rPr>
+          <w:noProof/>
+        </w:rPr>
+        <w:t>1</w:t>
+      </w:r>
+      <w:r>
+        <w:fldChar w:fldCharType="end"/>
+      </w:r>
+    </w:p>
+    <w:p>
+      <w:pPr>
+        <w:spacing w:after="180"/>
+        <w:jc w:val="center"/>
+      </w:pPr>
+      <w:r>
+        <w:rPr>
+          <w:noProof/>
+          <w:cs/>
+        </w:rPr>
+        <w:drawing>
+          <wp:inline distT="0" distB="0" distL="0" distR="0" wp14:anchorId="352FA5F3" wp14:editId="7FFE1FFC">
+            <wp:extent cx="5399405" cy="2832735"/>
+            <wp:effectExtent l="0" t="0" r="0" b="5715"/>
+            <wp:docPr id="2" name="รูปภาพ 2"/>
+            <wp:cNvGraphicFramePr>
+              <a:graphicFrameLocks xmlns:a="http://schemas.openxmlformats.org/drawingml/2006/main" noChangeAspect="1"/>
+            </wp:cNvGraphicFramePr>
+            <a:graphic xmlns:a="http://schemas.openxmlformats.org/drawingml/2006/main">
+              <a:graphicData uri="http://schemas.openxmlformats.org/drawingml/2006/picture">
+                <pic:pic xmlns:pic="http://schemas.openxmlformats.org/drawingml/2006/picture">
+                  <pic:nvPicPr>
+                    <pic:cNvPr id="1" name=""/>
+                    <pic:cNvPicPr/>
+                  </pic:nvPicPr>
+                  <pic:blipFill>
+                    <a:blip r:embed="rId20"/>
+                    <a:stretch>
+                      <a:fillRect/>
+                    </a:stretch>
+                  </pic:blipFill>
+                  <pic:spPr>
+                    <a:xfrm>
+                      <a:off x="0" y="0"/>
+                      <a:ext cx="5399405" cy="2832735"/>
+                    </a:xfrm>
+                    <a:prstGeom prst="rect">
+                      <a:avLst/>
+                    </a:prstGeom>
+                  </pic:spPr>
+                </pic:pic>
+              </a:graphicData>
+            </a:graphic>
+          </wp:inline>
+        </w:drawing>
+      </w:r>
+    </w:p>
+    <w:p>
+      <w:pPr>
+        <w:spacing w:after="180"/>
+        <w:jc w:val="center"/>
+        <w:rPr>
+          <w:cs/>
+        </w:rPr>
+      </w:pPr>
+      <w:bookmarkStart w:id="115" w:name="_Ref229848112"/>
+      <w:bookmarkStart w:id="116" w:name="_Toc229847953"/>
+      <w:bookmarkStart w:id="117" w:name="_Ref229848098"/>
+      <w:bookmarkStart w:id="118" w:name="_Ref229848630"/>
+      <w:bookmarkStart w:id="119" w:name="_Toc230135954"/>
+      <w:r>
+        <w:rPr>
+          <w:cs/>
+        </w:rPr>
+        <w:t xml:space="preserve">ภาพที่ </w:t>
+      </w:r>
+      <w:r>
+        <w:rPr>
+          <w:rFonts w:hint="cs"/>
+          <w:cs/>
+        </w:rPr>
+        <w:t>1</w:t>
+      </w:r>
+      <w:r>
+        <w:rPr>
+          <w:cs/>
+        </w:rPr>
+        <w:t>.</w:t>
+      </w:r>
+      <w:fldSimple w:instr=" SEQ ภาพที่ \* ARABIC \s 1 ">
+        <w:r>
+          <w:rPr>
+            <w:noProof/>
+          </w:rPr>
+          <w:t>1</w:t>
+        </w:r>
+      </w:fldSimple>
+      <w:bookmarkEnd w:id="115"/>
+      <w:r>
+        <w:t xml:space="preserve"> </w:t>
+      </w:r>
+      <w:r>
+        <w:rPr>
+          <w:cs/>
+        </w:rPr>
+        <w:t>สถ</w:t>
+      </w:r>
+      <w:r>
+        <w:rPr>
+          <w:rFonts w:hint="cs"/>
+          <w:cs/>
+        </w:rPr>
+        <w:t>า</w:t>
+      </w:r>
+      <w:r>
+        <w:rPr>
+          <w:cs/>
+        </w:rPr>
+        <w:t>ป</w:t>
+      </w:r>
+      <w:r>
+        <w:rPr>
+          <w:rFonts w:hint="cs"/>
+          <w:cs/>
+        </w:rPr>
+        <w:t>ั</w:t>
+      </w:r>
+      <w:r>
+        <w:rPr>
+          <w:cs/>
+        </w:rPr>
+        <w:t>ตยกรรมของระบบ</w:t>
+      </w:r>
+      <w:bookmarkEnd w:id="114"/>
+      <w:bookmarkEnd w:id="116"/>
+      <w:bookmarkEnd w:id="117"/>
+      <w:bookmarkEnd w:id="118"/>
+      <w:bookmarkEnd w:id="119"/>
+    </w:p>
+    <w:p>
+      <w:pPr>
+        <w:ind w:firstLine="567"/>
+      </w:pPr>
+      <w:r>
+        <w:lastRenderedPageBreak/>
+        <w:t>1.</w:t>
+      </w:r>
+      <w:r>
+        <w:t>4</w:t>
+      </w:r>
+      <w:r>
+        <w:t>.</w:t>
+      </w:r>
+      <w:r>
+        <w:t>3</w:t>
+      </w:r>
+      <w:r>
+        <w:tab/>
+      </w:r>
+      <w:r>
+        <w:rPr>
+          <w:cs/>
+        </w:rPr>
+        <w:t>การประเมินประสิทธิภาพ</w:t>
+      </w:r>
+      <w:r>
+        <w:rPr>
+          <w:rFonts w:hint="cs"/>
+          <w:cs/>
+        </w:rPr>
+        <w:t>และวัดผล</w:t>
+      </w:r>
+      <w:r>
+        <w:rPr>
+          <w:cs/>
+        </w:rPr>
+        <w:t xml:space="preserve"> </w:t>
+      </w:r>
+    </w:p>
+    <w:p>
+      <w:pPr>
+        <w:ind w:left="1134"/>
+        <w:rPr>
+          <w:cs/>
+        </w:rPr>
+      </w:pPr>
+      <w:r>
+        <w:rPr>
+          <w:cs/>
+        </w:rPr>
+        <w:t>โดยสร้าง</w:t>
+      </w:r>
+      <w:r>
+        <w:rPr>
+          <w:rFonts w:hint="cs"/>
+          <w:cs/>
+        </w:rPr>
+        <w:t>ชุดคำสั่งเพื่อทำการเปรียบเทียบการอ่านรหัสระหว่างบาร์โค้ด และ อาร์เอฟไอดีแทก ในด้านความเร็วที่อ่านได้ ความถูกต้องของรหัสที่อ่านได้ ความสามารถในการอ่านเมื่ออยู่ในบรรจุภัณฑ์ต่างชนิดกัน</w:t>
+      </w:r>
+    </w:p>
     <w:p>
       <w:pPr>
         <w:spacing w:after="180"/>
@@ -18503,7 +19264,6 @@
   <w:style w:type="character" w:default="1" w:styleId="a0">
     <w:name w:val="Default Paragraph Font"/>
     <w:uiPriority w:val="1"/>
-    <w:semiHidden/>
     <w:unhideWhenUsed/>
   </w:style>
   <w:style w:type="table" w:default="1" w:styleId="a1">
@@ -20538,7 +21298,7 @@
 </file>
 
 <file path=customXml/itemProps1.xml><?xml version="1.0" encoding="utf-8"?>
-<ds:datastoreItem xmlns:ds="http://schemas.openxmlformats.org/officeDocument/2006/customXml" ds:itemID="{BDFA74E0-B8DB-45F2-BA7E-6B0D6229A311}">
+<ds:datastoreItem xmlns:ds="http://schemas.openxmlformats.org/officeDocument/2006/customXml" ds:itemID="{C4D8A359-3A28-45E7-B392-4D73593D1226}">
   <ds:schemaRefs>
     <ds:schemaRef ds:uri="http://schemas.openxmlformats.org/officeDocument/2006/bibliography"/>
   </ds:schemaRefs>

--- a/บทความ/เล่มจบ/IS_Body-2.docx
+++ b/บทความ/เล่มจบ/IS_Body-2.docx
@@ -539,33 +539,14 @@
         </w:rPr>
         <w:t>.</w:t>
       </w:r>
-      <w:r>
-        <w:fldChar w:fldCharType="begin"/>
-      </w:r>
-      <w:r>
-        <w:instrText xml:space="preserve"> SEQ </w:instrText>
-      </w:r>
-      <w:r>
-        <w:rPr>
-          <w:cs/>
-        </w:rPr>
-        <w:instrText xml:space="preserve">ภาพที่ </w:instrText>
-      </w:r>
-      <w:r>
-        <w:instrText xml:space="preserve">\* ARABIC \s 1 </w:instrText>
-      </w:r>
-      <w:r>
-        <w:fldChar w:fldCharType="separate"/>
-      </w:r>
-      <w:r>
-        <w:rPr>
-          <w:noProof/>
-        </w:rPr>
-        <w:t>1</w:t>
-      </w:r>
-      <w:r>
-        <w:fldChar w:fldCharType="end"/>
-      </w:r>
+      <w:fldSimple w:instr=" SEQ ภาพที่ \* ARABIC \s 1 ">
+        <w:r>
+          <w:rPr>
+            <w:noProof/>
+          </w:rPr>
+          <w:t>1</w:t>
+        </w:r>
+      </w:fldSimple>
       <w:bookmarkEnd w:id="7"/>
       <w:r>
         <w:rPr>
@@ -2240,33 +2221,14 @@
       <w:r>
         <w:t>2.</w:t>
       </w:r>
-      <w:r>
-        <w:fldChar w:fldCharType="begin"/>
-      </w:r>
-      <w:r>
-        <w:instrText xml:space="preserve"> SEQ </w:instrText>
-      </w:r>
-      <w:r>
-        <w:rPr>
-          <w:cs/>
-        </w:rPr>
-        <w:instrText xml:space="preserve">ภาพที่ </w:instrText>
-      </w:r>
-      <w:r>
-        <w:instrText xml:space="preserve">\* ARABIC \s 1 </w:instrText>
-      </w:r>
-      <w:r>
-        <w:fldChar w:fldCharType="separate"/>
-      </w:r>
-      <w:r>
-        <w:rPr>
-          <w:noProof/>
-        </w:rPr>
-        <w:t>1</w:t>
-      </w:r>
-      <w:r>
-        <w:fldChar w:fldCharType="end"/>
-      </w:r>
+      <w:fldSimple w:instr=" SEQ ภาพที่ \* ARABIC \s 1 ">
+        <w:r>
+          <w:rPr>
+            <w:noProof/>
+          </w:rPr>
+          <w:t>1</w:t>
+        </w:r>
+      </w:fldSimple>
       <w:r>
         <w:t xml:space="preserve"> </w:t>
       </w:r>
@@ -2300,7 +2262,6 @@
         <w:spacing w:before="240" w:after="240"/>
         <w:ind w:left="1701" w:hanging="561"/>
         <w:rPr>
-          <w:rFonts w:hint="cs"/>
           <w:cs/>
         </w:rPr>
       </w:pPr>
@@ -2546,33 +2507,14 @@
         </w:rPr>
         <w:t>.</w:t>
       </w:r>
-      <w:r>
-        <w:fldChar w:fldCharType="begin"/>
-      </w:r>
-      <w:r>
-        <w:instrText xml:space="preserve"> SEQ </w:instrText>
-      </w:r>
-      <w:r>
-        <w:rPr>
-          <w:cs/>
-        </w:rPr>
-        <w:instrText xml:space="preserve">ภาพที่ </w:instrText>
-      </w:r>
-      <w:r>
-        <w:instrText xml:space="preserve">\* ARABIC \s 1 </w:instrText>
-      </w:r>
-      <w:r>
-        <w:fldChar w:fldCharType="separate"/>
-      </w:r>
-      <w:r>
-        <w:rPr>
-          <w:noProof/>
-        </w:rPr>
-        <w:t>2</w:t>
-      </w:r>
-      <w:r>
-        <w:fldChar w:fldCharType="end"/>
-      </w:r>
+      <w:fldSimple w:instr=" SEQ ภาพที่ \* ARABIC \s 1 ">
+        <w:r>
+          <w:rPr>
+            <w:noProof/>
+          </w:rPr>
+          <w:t>2</w:t>
+        </w:r>
+      </w:fldSimple>
       <w:r>
         <w:rPr>
           <w:rFonts w:hint="cs"/>
@@ -2681,8 +2623,8 @@
           <w:cs/>
         </w:rPr>
       </w:pPr>
-      <w:bookmarkStart w:id="31" w:name="_Ref230306213"/>
-      <w:bookmarkStart w:id="32" w:name="_Ref230306219"/>
+      <w:bookmarkStart w:id="31" w:name="_Ref230306219"/>
+      <w:bookmarkStart w:id="32" w:name="_Ref230306213"/>
       <w:bookmarkStart w:id="33" w:name="_Toc230306869"/>
       <w:r>
         <w:rPr>
@@ -2696,45 +2638,26 @@
       <w:r>
         <w:t>.</w:t>
       </w:r>
-      <w:r>
-        <w:fldChar w:fldCharType="begin"/>
-      </w:r>
-      <w:r>
-        <w:instrText xml:space="preserve"> SEQ </w:instrText>
-      </w:r>
-      <w:r>
-        <w:rPr>
-          <w:cs/>
-        </w:rPr>
-        <w:instrText xml:space="preserve">ภาพที่ </w:instrText>
-      </w:r>
-      <w:r>
-        <w:instrText xml:space="preserve">\* ARABIC \s 1 </w:instrText>
-      </w:r>
-      <w:r>
-        <w:fldChar w:fldCharType="separate"/>
-      </w:r>
-      <w:r>
-        <w:rPr>
-          <w:noProof/>
-        </w:rPr>
-        <w:t>3</w:t>
-      </w:r>
-      <w:r>
-        <w:fldChar w:fldCharType="end"/>
+      <w:fldSimple w:instr=" SEQ ภาพที่ \* ARABIC \s 1 ">
+        <w:r>
+          <w:rPr>
+            <w:noProof/>
+          </w:rPr>
+          <w:t>3</w:t>
+        </w:r>
+      </w:fldSimple>
+      <w:bookmarkEnd w:id="31"/>
+      <w:r>
+        <w:t xml:space="preserve"> </w:t>
+      </w:r>
+      <w:r>
+        <w:rPr>
+          <w:rFonts w:hint="cs"/>
+          <w:cs/>
+        </w:rPr>
+        <w:t>แสดงการทำงานของเทคโนโลยีอาร์เอฟไอดี</w:t>
       </w:r>
       <w:bookmarkEnd w:id="32"/>
-      <w:r>
-        <w:t xml:space="preserve"> </w:t>
-      </w:r>
-      <w:r>
-        <w:rPr>
-          <w:rFonts w:hint="cs"/>
-          <w:cs/>
-        </w:rPr>
-        <w:t>แสดงการทำงานของเทคโนโลยีอาร์เอฟไอดี</w:t>
-      </w:r>
-      <w:bookmarkEnd w:id="31"/>
       <w:bookmarkEnd w:id="33"/>
     </w:p>
     <w:p>
@@ -2902,33 +2825,14 @@
         </w:rPr>
         <w:t>.</w:t>
       </w:r>
-      <w:r>
-        <w:fldChar w:fldCharType="begin"/>
-      </w:r>
-      <w:r>
-        <w:instrText xml:space="preserve"> SEQ </w:instrText>
-      </w:r>
-      <w:r>
-        <w:rPr>
-          <w:cs/>
-        </w:rPr>
-        <w:instrText xml:space="preserve">ภาพที่ </w:instrText>
-      </w:r>
-      <w:r>
-        <w:instrText xml:space="preserve">\* ARABIC \s 1 </w:instrText>
-      </w:r>
-      <w:r>
-        <w:fldChar w:fldCharType="separate"/>
-      </w:r>
-      <w:r>
-        <w:rPr>
-          <w:noProof/>
-        </w:rPr>
-        <w:t>4</w:t>
-      </w:r>
-      <w:r>
-        <w:fldChar w:fldCharType="end"/>
-      </w:r>
+      <w:fldSimple w:instr=" SEQ ภาพที่ \* ARABIC \s 1 ">
+        <w:r>
+          <w:rPr>
+            <w:noProof/>
+          </w:rPr>
+          <w:t>4</w:t>
+        </w:r>
+      </w:fldSimple>
       <w:r>
         <w:rPr>
           <w:rFonts w:hint="cs"/>
@@ -3374,7 +3278,6 @@
       <w:pPr>
         <w:jc w:val="center"/>
         <w:rPr>
-          <w:rFonts w:hint="cs"/>
           <w:cs/>
         </w:rPr>
       </w:pPr>
@@ -3986,6 +3889,7 @@
       <w:bookmarkStart w:id="46" w:name="_Toc229840656"/>
       <w:bookmarkStart w:id="47" w:name="_Toc229854087"/>
       <w:bookmarkStart w:id="48" w:name="_Toc230306895"/>
+      <w:bookmarkStart w:id="49" w:name="_GoBack"/>
       <w:r>
         <w:rPr>
           <w:rFonts w:hint="cs"/>
@@ -4017,6 +3921,90 @@
       <w:bookmarkEnd w:id="47"/>
       <w:bookmarkEnd w:id="48"/>
     </w:p>
+    <w:p>
+      <w:r>
+        <w:tab/>
+        <w:t xml:space="preserve">3.2.1 </w:t>
+      </w:r>
+      <w:r>
+        <w:rPr>
+          <w:rFonts w:hint="cs"/>
+          <w:cs/>
+        </w:rPr>
+        <w:t>จัดเตรียมรหัส</w:t>
+      </w:r>
+    </w:p>
+    <w:p>
+      <w:r>
+        <w:rPr>
+          <w:cs/>
+        </w:rPr>
+        <w:tab/>
+      </w:r>
+      <w:r>
+        <w:rPr>
+          <w:rFonts w:hint="cs"/>
+          <w:cs/>
+        </w:rPr>
+        <w:t xml:space="preserve">3.2.2 ติดตั้ง </w:t>
+      </w:r>
+      <w:r>
+        <w:t>Django</w:t>
+      </w:r>
+    </w:p>
+    <w:p>
+      <w:r>
+        <w:tab/>
+        <w:t xml:space="preserve">3.2.3 </w:t>
+      </w:r>
+      <w:r>
+        <w:rPr>
+          <w:rFonts w:hint="cs"/>
+          <w:cs/>
+        </w:rPr>
+        <w:t>ออกแบบระบบฐานข้อมูล</w:t>
+      </w:r>
+    </w:p>
+    <w:p>
+      <w:r>
+        <w:rPr>
+          <w:cs/>
+        </w:rPr>
+        <w:tab/>
+      </w:r>
+      <w:r>
+        <w:t xml:space="preserve">3.2.4 </w:t>
+      </w:r>
+      <w:r>
+        <w:rPr>
+          <w:rFonts w:hint="cs"/>
+          <w:cs/>
+        </w:rPr>
+        <w:t xml:space="preserve">ออกแบบ </w:t>
+      </w:r>
+      <w:r>
+        <w:t xml:space="preserve">API </w:t>
+      </w:r>
+    </w:p>
+    <w:p>
+      <w:r>
+        <w:rPr>
+          <w:cs/>
+        </w:rPr>
+        <w:tab/>
+      </w:r>
+      <w:r>
+        <w:rPr>
+          <w:rFonts w:hint="cs"/>
+          <w:cs/>
+        </w:rPr>
+        <w:t xml:space="preserve">3.2.5 ออกแบบ </w:t>
+      </w:r>
+      <w:r>
+        <w:t xml:space="preserve">GUI </w:t>
+      </w:r>
+    </w:p>
+    <w:bookmarkEnd w:id="49"/>
     <w:p>
       <w:pPr>
         <w:ind w:left="567"/>
@@ -4438,10 +4426,10 @@
       <w:pPr>
         <w:jc w:val="center"/>
       </w:pPr>
-      <w:bookmarkStart w:id="49" w:name="_Ref225728060"/>
-      <w:bookmarkStart w:id="50" w:name="_Toc229832531"/>
-      <w:bookmarkStart w:id="51" w:name="_Toc229847954"/>
-      <w:bookmarkStart w:id="52" w:name="_Toc230306871"/>
+      <w:bookmarkStart w:id="50" w:name="_Ref225728060"/>
+      <w:bookmarkStart w:id="51" w:name="_Toc229832531"/>
+      <w:bookmarkStart w:id="52" w:name="_Toc229847954"/>
+      <w:bookmarkStart w:id="53" w:name="_Toc230306871"/>
       <w:r>
         <w:rPr>
           <w:cs/>
@@ -4461,60 +4449,41 @@
         </w:rPr>
         <w:t>.</w:t>
       </w:r>
-      <w:r>
-        <w:fldChar w:fldCharType="begin"/>
-      </w:r>
-      <w:r>
-        <w:instrText xml:space="preserve"> SEQ </w:instrText>
-      </w:r>
-      <w:r>
-        <w:rPr>
-          <w:cs/>
-        </w:rPr>
-        <w:instrText xml:space="preserve">ภาพที่ </w:instrText>
-      </w:r>
-      <w:r>
-        <w:instrText xml:space="preserve">\* ARABIC \s 1 </w:instrText>
-      </w:r>
-      <w:r>
-        <w:fldChar w:fldCharType="separate"/>
-      </w:r>
-      <w:r>
-        <w:rPr>
+      <w:fldSimple w:instr=" SEQ ภาพที่ \* ARABIC \s 1 ">
+        <w:r>
+          <w:rPr>
+            <w:noProof/>
+          </w:rPr>
+          <w:t>1</w:t>
+        </w:r>
+      </w:fldSimple>
+      <w:bookmarkEnd w:id="50"/>
+      <w:r>
+        <w:rPr>
+          <w:rFonts w:hint="cs"/>
           <w:noProof/>
-        </w:rPr>
-        <w:t>1</w:t>
-      </w:r>
-      <w:r>
-        <w:fldChar w:fldCharType="end"/>
-      </w:r>
-      <w:bookmarkEnd w:id="49"/>
-      <w:r>
-        <w:rPr>
-          <w:rFonts w:hint="cs"/>
+          <w:cs/>
+        </w:rPr>
+        <w:t xml:space="preserve"> </w:t>
+      </w:r>
+      <w:r>
+        <w:rPr>
           <w:noProof/>
           <w:cs/>
         </w:rPr>
-        <w:t xml:space="preserve"> </w:t>
-      </w:r>
-      <w:r>
-        <w:rPr>
-          <w:noProof/>
-          <w:cs/>
-        </w:rPr>
         <w:t>แสดงฐานข้อมูลที่ใช้ในการจัดเก็บสินค้าคงคลัง</w:t>
       </w:r>
-      <w:bookmarkEnd w:id="50"/>
       <w:bookmarkEnd w:id="51"/>
       <w:bookmarkEnd w:id="52"/>
+      <w:bookmarkEnd w:id="53"/>
     </w:p>
     <w:p>
       <w:pPr>
         <w:pStyle w:val="2"/>
       </w:pPr>
-      <w:bookmarkStart w:id="53" w:name="_Toc229840657"/>
-      <w:bookmarkStart w:id="54" w:name="_Toc229854088"/>
-      <w:bookmarkStart w:id="55" w:name="_Toc230306896"/>
+      <w:bookmarkStart w:id="54" w:name="_Toc229840657"/>
+      <w:bookmarkStart w:id="55" w:name="_Toc229854088"/>
+      <w:bookmarkStart w:id="56" w:name="_Toc230306896"/>
       <w:r>
         <w:rPr>
           <w:rFonts w:hint="cs"/>
@@ -4549,287 +4518,335 @@
         </w:rPr>
         <w:t>ออกแบบอุปกรณ์หลัก</w:t>
       </w:r>
-      <w:bookmarkEnd w:id="53"/>
       <w:bookmarkEnd w:id="54"/>
       <w:bookmarkEnd w:id="55"/>
+      <w:bookmarkEnd w:id="56"/>
     </w:p>
     <w:p>
-      <w:pPr>
-        <w:ind w:left="567"/>
-      </w:pPr>
-      <w:r>
-        <w:rPr>
-          <w:rFonts w:hint="cs"/>
-          <w:cs/>
-        </w:rPr>
-        <w:t xml:space="preserve">ในการใช้งาน </w:t>
-      </w:r>
-      <w:r>
-        <w:t xml:space="preserve">RFID Module </w:t>
-      </w:r>
-      <w:r>
-        <w:rPr>
-          <w:rFonts w:hint="cs"/>
-          <w:cs/>
-        </w:rPr>
-        <w:t xml:space="preserve">จะต้องมีอุปกรณ์ที่อ่านค่าที่ส่งออกมาจากอุปกรณ์ ในการศึกษาครั้งนี้จะใช้ </w:t>
-      </w:r>
-      <w:r>
-        <w:t xml:space="preserve">Raspberry Pi 5 </w:t>
-      </w:r>
-      <w:r>
-        <w:rPr>
-          <w:rFonts w:hint="cs"/>
-          <w:cs/>
-        </w:rPr>
-        <w:t xml:space="preserve">เป็นอุปกรณ์หลักในการศึกษา โดยการสื่อสารจะทำการผ่านโปรโตคอล </w:t>
-      </w:r>
-      <w:r>
-        <w:t xml:space="preserve">UART </w:t>
-      </w:r>
-      <w:r>
-        <w:rPr>
-          <w:rFonts w:hint="cs"/>
-          <w:cs/>
-        </w:rPr>
-        <w:t>เป็นการสื่อสารแบบอนุกรม มีรหัสควบคุมการอ่านเฉพาะในการสั่งงานและควบคุม พัฒนาระบบด้วยภาษา</w:t>
-      </w:r>
-      <w:proofErr w:type="spellStart"/>
-      <w:r>
-        <w:rPr>
-          <w:rFonts w:hint="cs"/>
-          <w:cs/>
-        </w:rPr>
-        <w:t>ไพ</w:t>
-      </w:r>
-      <w:proofErr w:type="spellEnd"/>
-      <w:r>
-        <w:rPr>
-          <w:rFonts w:hint="cs"/>
-          <w:cs/>
-        </w:rPr>
-        <w:t xml:space="preserve">ทอน ตัวอุปกรณ์ต้นแบบใช้ </w:t>
-      </w:r>
-      <w:r>
-        <w:t xml:space="preserve">Raspberry Pi 5 </w:t>
-      </w:r>
-      <w:r>
-        <w:rPr>
-          <w:rFonts w:hint="cs"/>
-          <w:cs/>
-        </w:rPr>
-        <w:t xml:space="preserve">ในการควบคุมการอ่าน </w:t>
-      </w:r>
-      <w:r>
-        <w:rPr>
-          <w:cs/>
-        </w:rPr>
-        <w:t>อาร์เอฟไอดี</w:t>
-      </w:r>
-      <w:proofErr w:type="spellStart"/>
-      <w:r>
-        <w:rPr>
-          <w:cs/>
-        </w:rPr>
-        <w:t>แท็ก</w:t>
-      </w:r>
-      <w:proofErr w:type="spellEnd"/>
-      <w:r>
-        <w:t xml:space="preserve"> </w:t>
-      </w:r>
-      <w:r>
-        <w:rPr>
-          <w:rFonts w:hint="cs"/>
-          <w:cs/>
-        </w:rPr>
-        <w:t xml:space="preserve">และการติดต่อสื่อสารกับระบบคลาวด์ตาม </w:t>
-      </w:r>
-      <w:r>
-        <w:t xml:space="preserve">API </w:t>
-      </w:r>
-      <w:r>
-        <w:rPr>
-          <w:rFonts w:hint="cs"/>
-          <w:cs/>
-        </w:rPr>
-        <w:t>ที่จัดทำขึ้น ตัวอุปกรณ์มีแหล่งพลังงานจากแบตเตอรี่ 12</w:t>
-      </w:r>
-      <w:r>
-        <w:t xml:space="preserve">V </w:t>
-      </w:r>
-      <w:r>
-        <w:rPr>
-          <w:rFonts w:hint="cs"/>
-          <w:cs/>
-        </w:rPr>
-        <w:t>ที่ทำการแปลงแรงดันด้วยอุปกรณ์ปรับแรงดันให้ได้ 5</w:t>
-      </w:r>
-      <w:r>
-        <w:t xml:space="preserve">V </w:t>
-      </w:r>
-      <w:r>
-        <w:rPr>
-          <w:rFonts w:hint="cs"/>
-          <w:cs/>
-        </w:rPr>
-        <w:t>ตามที่</w:t>
-      </w:r>
-      <w:r>
-        <w:t xml:space="preserve"> Raspberry Pi 5 </w:t>
-      </w:r>
-      <w:r>
-        <w:rPr>
-          <w:rFonts w:hint="cs"/>
-          <w:cs/>
-        </w:rPr>
-        <w:t>ต้องการ และติดตั้งหน้าจอแบบสัมผัสได้ ขนาด 7 นิ้ว ไว้เพื่อแสดงผลลัพธ์การทำงานของระบบงาน ดังแสดงได้ตาม</w:t>
-      </w:r>
-      <w:r>
-        <w:rPr>
-          <w:cs/>
-        </w:rPr>
-        <w:fldChar w:fldCharType="begin"/>
-      </w:r>
-      <w:r>
-        <w:rPr>
-          <w:cs/>
-        </w:rPr>
-        <w:instrText xml:space="preserve"> </w:instrText>
-      </w:r>
-      <w:r>
-        <w:rPr>
-          <w:rFonts w:hint="cs"/>
-        </w:rPr>
-        <w:instrText>REF _Ref</w:instrText>
-      </w:r>
-      <w:r>
-        <w:rPr>
-          <w:rFonts w:hint="cs"/>
-          <w:cs/>
-        </w:rPr>
-        <w:instrText xml:space="preserve">225800788 </w:instrText>
-      </w:r>
-      <w:r>
-        <w:rPr>
-          <w:rFonts w:hint="cs"/>
-        </w:rPr>
-        <w:instrText>\h</w:instrText>
-      </w:r>
-      <w:r>
-        <w:rPr>
-          <w:cs/>
-        </w:rPr>
-        <w:instrText xml:space="preserve"> </w:instrText>
-      </w:r>
-      <w:r>
-        <w:rPr>
-          <w:cs/>
-        </w:rPr>
-      </w:r>
-      <w:r>
-        <w:rPr>
-          <w:cs/>
-        </w:rPr>
-        <w:fldChar w:fldCharType="separate"/>
-      </w:r>
-      <w:r>
-        <w:rPr>
-          <w:cs/>
-        </w:rPr>
-        <w:t xml:space="preserve">ภาพที่ </w:t>
-      </w:r>
-      <w:r>
-        <w:rPr>
-          <w:rFonts w:hint="cs"/>
-          <w:cs/>
-        </w:rPr>
-        <w:t>3</w:t>
-      </w:r>
-      <w:r>
-        <w:rPr>
-          <w:cs/>
-        </w:rPr>
-        <w:t>.</w:t>
-      </w:r>
-      <w:r>
-        <w:rPr>
-          <w:noProof/>
-        </w:rPr>
-        <w:t>2</w:t>
-      </w:r>
-      <w:r>
-        <w:rPr>
-          <w:cs/>
-        </w:rPr>
-        <w:fldChar w:fldCharType="end"/>
-      </w:r>
-      <w:r>
-        <w:rPr>
-          <w:rFonts w:hint="cs"/>
-          <w:cs/>
-        </w:rPr>
-        <w:t xml:space="preserve"> </w:t>
-      </w:r>
-      <w:r>
-        <w:rPr>
-          <w:rFonts w:hint="cs"/>
-          <w:cs/>
-        </w:rPr>
-        <w:t>และ</w:t>
-      </w:r>
-      <w:r>
-        <w:rPr>
-          <w:rFonts w:hint="cs"/>
-          <w:cs/>
-        </w:rPr>
-        <w:t>ชุดต้นแบบแสดงได้ใ</w:t>
-      </w:r>
-      <w:r>
-        <w:rPr>
-          <w:rFonts w:hint="cs"/>
-          <w:cs/>
-        </w:rPr>
-        <w:t>น</w:t>
-      </w:r>
-      <w:r>
-        <w:fldChar w:fldCharType="begin"/>
-      </w:r>
-      <w:r>
-        <w:instrText xml:space="preserve"> REF _Ref225728076 \h </w:instrText>
-      </w:r>
-      <w:r>
-        <w:fldChar w:fldCharType="separate"/>
-      </w:r>
-      <w:r>
-        <w:rPr>
-          <w:cs/>
-        </w:rPr>
-        <w:t xml:space="preserve">ภาพที่ </w:t>
-      </w:r>
-      <w:r>
-        <w:rPr>
-          <w:rFonts w:hint="cs"/>
-          <w:cs/>
-        </w:rPr>
-        <w:t>3</w:t>
-      </w:r>
-      <w:r>
-        <w:rPr>
-          <w:cs/>
-        </w:rPr>
-        <w:t>.</w:t>
-      </w:r>
-      <w:r>
-        <w:rPr>
-          <w:noProof/>
-        </w:rPr>
-        <w:t>3</w:t>
-      </w:r>
-      <w:r>
-        <w:fldChar w:fldCharType="end"/>
+      <w:r>
+        <w:tab/>
+        <w:t xml:space="preserve">3.3.1 </w:t>
+      </w:r>
+      <w:r>
+        <w:rPr>
+          <w:rFonts w:hint="cs"/>
+          <w:cs/>
+        </w:rPr>
+        <w:t>อุปกรณ์หลัก</w:t>
       </w:r>
     </w:p>
     <w:p>
+      <w:r>
+        <w:rPr>
+          <w:cs/>
+        </w:rPr>
+        <w:tab/>
+      </w:r>
+      <w:r>
+        <w:rPr>
+          <w:rFonts w:hint="cs"/>
+          <w:cs/>
+        </w:rPr>
+        <w:t>3.3.2 ระบบ</w:t>
+      </w:r>
+      <w:r>
+        <w:rPr>
+          <w:rFonts w:hint="cs"/>
+          <w:cs/>
+        </w:rPr>
+        <w:t xml:space="preserve"> </w:t>
+      </w:r>
+      <w:proofErr w:type="spellStart"/>
+      <w:r>
+        <w:t>os</w:t>
+      </w:r>
+      <w:proofErr w:type="spellEnd"/>
+    </w:p>
+    <w:p>
+      <w:pPr>
+        <w:ind w:left="567"/>
+      </w:pPr>
+      <w:r>
+        <w:rPr>
+          <w:rFonts w:hint="cs"/>
+          <w:cs/>
+        </w:rPr>
+        <w:t xml:space="preserve">ในการใช้งาน </w:t>
+      </w:r>
+      <w:r>
+        <w:t xml:space="preserve">RFID Module </w:t>
+      </w:r>
+      <w:r>
+        <w:rPr>
+          <w:rFonts w:hint="cs"/>
+          <w:cs/>
+        </w:rPr>
+        <w:t xml:space="preserve">จะต้องมีอุปกรณ์ที่อ่านค่าที่ส่งออกมาจากอุปกรณ์ ในการศึกษาครั้งนี้จะใช้ </w:t>
+      </w:r>
+      <w:r>
+        <w:t xml:space="preserve">Raspberry Pi 5 </w:t>
+      </w:r>
+      <w:r>
+        <w:rPr>
+          <w:rFonts w:hint="cs"/>
+          <w:cs/>
+        </w:rPr>
+        <w:t xml:space="preserve">เป็นอุปกรณ์หลักในการศึกษา โดยการสื่อสารจะทำการผ่านโปรโตคอล </w:t>
+      </w:r>
+      <w:r>
+        <w:t xml:space="preserve">UART </w:t>
+      </w:r>
+      <w:r>
+        <w:rPr>
+          <w:rFonts w:hint="cs"/>
+          <w:cs/>
+        </w:rPr>
+        <w:t>เป็นการสื่อสารแบบอนุกรม มีรหัสควบคุมการอ่านเฉพาะในการสั่งงานและควบคุม พัฒนาระบบด้วยภาษา</w:t>
+      </w:r>
+      <w:proofErr w:type="spellStart"/>
+      <w:r>
+        <w:rPr>
+          <w:rFonts w:hint="cs"/>
+          <w:cs/>
+        </w:rPr>
+        <w:t>ไพ</w:t>
+      </w:r>
+      <w:proofErr w:type="spellEnd"/>
+      <w:r>
+        <w:rPr>
+          <w:rFonts w:hint="cs"/>
+          <w:cs/>
+        </w:rPr>
+        <w:t xml:space="preserve">ทอน ตัวอุปกรณ์ต้นแบบใช้ </w:t>
+      </w:r>
+      <w:r>
+        <w:t xml:space="preserve">Raspberry Pi 5 </w:t>
+      </w:r>
+      <w:r>
+        <w:rPr>
+          <w:rFonts w:hint="cs"/>
+          <w:cs/>
+        </w:rPr>
+        <w:t xml:space="preserve">ในการควบคุมการอ่าน </w:t>
+      </w:r>
+      <w:r>
+        <w:rPr>
+          <w:cs/>
+        </w:rPr>
+        <w:t>อาร์เอฟไอดี</w:t>
+      </w:r>
+      <w:proofErr w:type="spellStart"/>
+      <w:r>
+        <w:rPr>
+          <w:cs/>
+        </w:rPr>
+        <w:t>แท็ก</w:t>
+      </w:r>
+      <w:proofErr w:type="spellEnd"/>
+      <w:r>
+        <w:t xml:space="preserve"> </w:t>
+      </w:r>
+      <w:r>
+        <w:rPr>
+          <w:rFonts w:hint="cs"/>
+          <w:cs/>
+        </w:rPr>
+        <w:t xml:space="preserve">และการติดต่อสื่อสารกับระบบคลาวด์ตาม </w:t>
+      </w:r>
+      <w:r>
+        <w:t xml:space="preserve">API </w:t>
+      </w:r>
+      <w:r>
+        <w:rPr>
+          <w:rFonts w:hint="cs"/>
+          <w:cs/>
+        </w:rPr>
+        <w:t>ที่จัดทำขึ้น ตัวอุปกรณ์มีแหล่งพลังงานจากแบตเตอรี่ 12</w:t>
+      </w:r>
+      <w:r>
+        <w:t xml:space="preserve">V </w:t>
+      </w:r>
+      <w:r>
+        <w:rPr>
+          <w:rFonts w:hint="cs"/>
+          <w:cs/>
+        </w:rPr>
+        <w:t>ที่ทำการแปลงแรงดันด้วยอุปกรณ์ปรับแรงดันให้ได้ 5</w:t>
+      </w:r>
+      <w:r>
+        <w:t xml:space="preserve">V </w:t>
+      </w:r>
+      <w:r>
+        <w:rPr>
+          <w:rFonts w:hint="cs"/>
+          <w:cs/>
+        </w:rPr>
+        <w:t>ตามที่</w:t>
+      </w:r>
+      <w:r>
+        <w:t xml:space="preserve"> Raspberry Pi 5 </w:t>
+      </w:r>
+      <w:r>
+        <w:rPr>
+          <w:rFonts w:hint="cs"/>
+          <w:cs/>
+        </w:rPr>
+        <w:t>ต้องการ และติดตั้งหน้าจอแบบสัมผัสได้ ขนาด 7 นิ้ว ไว้เพื่อ</w:t>
+      </w:r>
+      <w:r>
+        <w:rPr>
+          <w:rFonts w:hint="cs"/>
+          <w:cs/>
+        </w:rPr>
+        <w:lastRenderedPageBreak/>
+        <w:t>แสดงผลลัพธ์การทำงานของระบบงาน ดังแสดงได้ตาม</w:t>
+      </w:r>
+      <w:r>
+        <w:rPr>
+          <w:cs/>
+        </w:rPr>
+        <w:fldChar w:fldCharType="begin"/>
+      </w:r>
+      <w:r>
+        <w:rPr>
+          <w:cs/>
+        </w:rPr>
+        <w:instrText xml:space="preserve"> </w:instrText>
+      </w:r>
+      <w:r>
+        <w:rPr>
+          <w:rFonts w:hint="cs"/>
+        </w:rPr>
+        <w:instrText>REF _Ref</w:instrText>
+      </w:r>
+      <w:r>
+        <w:rPr>
+          <w:rFonts w:hint="cs"/>
+          <w:cs/>
+        </w:rPr>
+        <w:instrText xml:space="preserve">225800788 </w:instrText>
+      </w:r>
+      <w:r>
+        <w:rPr>
+          <w:rFonts w:hint="cs"/>
+        </w:rPr>
+        <w:instrText>\h</w:instrText>
+      </w:r>
+      <w:r>
+        <w:rPr>
+          <w:cs/>
+        </w:rPr>
+        <w:instrText xml:space="preserve"> </w:instrText>
+      </w:r>
+      <w:r>
+        <w:rPr>
+          <w:cs/>
+        </w:rPr>
+      </w:r>
+      <w:r>
+        <w:rPr>
+          <w:cs/>
+        </w:rPr>
+        <w:fldChar w:fldCharType="separate"/>
+      </w:r>
+      <w:r>
+        <w:rPr>
+          <w:cs/>
+        </w:rPr>
+        <w:t xml:space="preserve">ภาพที่ </w:t>
+      </w:r>
+      <w:r>
+        <w:rPr>
+          <w:rFonts w:hint="cs"/>
+          <w:cs/>
+        </w:rPr>
+        <w:t>3</w:t>
+      </w:r>
+      <w:r>
+        <w:rPr>
+          <w:cs/>
+        </w:rPr>
+        <w:t>.</w:t>
+      </w:r>
+      <w:r>
+        <w:rPr>
+          <w:noProof/>
+        </w:rPr>
+        <w:t>2</w:t>
+      </w:r>
+      <w:r>
+        <w:rPr>
+          <w:cs/>
+        </w:rPr>
+        <w:fldChar w:fldCharType="end"/>
+      </w:r>
+      <w:r>
+        <w:rPr>
+          <w:rFonts w:hint="cs"/>
+          <w:cs/>
+        </w:rPr>
+        <w:t xml:space="preserve"> </w:t>
+      </w:r>
+      <w:r>
+        <w:rPr>
+          <w:rFonts w:hint="cs"/>
+          <w:cs/>
+        </w:rPr>
+        <w:t>และ</w:t>
+      </w:r>
+      <w:r>
+        <w:rPr>
+          <w:rFonts w:hint="cs"/>
+          <w:cs/>
+        </w:rPr>
+        <w:t>ชุดต้นแบบแสดงได้ใ</w:t>
+      </w:r>
+      <w:r>
+        <w:rPr>
+          <w:rFonts w:hint="cs"/>
+          <w:cs/>
+        </w:rPr>
+        <w:t>น</w:t>
+      </w:r>
+      <w:r>
+        <w:fldChar w:fldCharType="begin"/>
+      </w:r>
+      <w:r>
+        <w:instrText xml:space="preserve"> REF _Ref225728076 \h </w:instrText>
+      </w:r>
+      <w:r>
+        <w:fldChar w:fldCharType="separate"/>
+      </w:r>
+      <w:r>
+        <w:rPr>
+          <w:cs/>
+        </w:rPr>
+        <w:t xml:space="preserve">ภาพที่ </w:t>
+      </w:r>
+      <w:r>
+        <w:rPr>
+          <w:rFonts w:hint="cs"/>
+          <w:cs/>
+        </w:rPr>
+        <w:t>3</w:t>
+      </w:r>
+      <w:r>
+        <w:rPr>
+          <w:cs/>
+        </w:rPr>
+        <w:t>.</w:t>
+      </w:r>
+      <w:r>
+        <w:rPr>
+          <w:noProof/>
+        </w:rPr>
+        <w:t>3</w:t>
+      </w:r>
+      <w:r>
+        <w:fldChar w:fldCharType="end"/>
+      </w:r>
+    </w:p>
+    <w:p>
       <w:pPr>
         <w:pStyle w:val="af0"/>
         <w:ind w:firstLine="720"/>
@@ -4847,7 +4864,6 @@
           <w:noProof/>
           <w:lang w:val="ar-SA"/>
         </w:rPr>
-        <w:lastRenderedPageBreak/>
         <w:drawing>
           <wp:inline distT="0" distB="0" distL="0" distR="0" wp14:anchorId="7A774AFA" wp14:editId="13AE7101">
             <wp:extent cx="4989690" cy="2806700"/>
@@ -4895,11 +4911,11 @@
       <w:pPr>
         <w:jc w:val="center"/>
       </w:pPr>
-      <w:bookmarkStart w:id="56" w:name="_Ref225800788"/>
-      <w:bookmarkStart w:id="57" w:name="_Ref225800781"/>
-      <w:bookmarkStart w:id="58" w:name="_Toc229832532"/>
-      <w:bookmarkStart w:id="59" w:name="_Toc229847955"/>
-      <w:bookmarkStart w:id="60" w:name="_Toc230306872"/>
+      <w:bookmarkStart w:id="57" w:name="_Ref225800788"/>
+      <w:bookmarkStart w:id="58" w:name="_Ref225800781"/>
+      <w:bookmarkStart w:id="59" w:name="_Toc229832532"/>
+      <w:bookmarkStart w:id="60" w:name="_Toc229847955"/>
+      <w:bookmarkStart w:id="61" w:name="_Toc230306872"/>
       <w:r>
         <w:rPr>
           <w:cs/>
@@ -4919,48 +4935,29 @@
         </w:rPr>
         <w:t>.</w:t>
       </w:r>
-      <w:r>
-        <w:fldChar w:fldCharType="begin"/>
-      </w:r>
-      <w:r>
-        <w:instrText xml:space="preserve"> SEQ </w:instrText>
-      </w:r>
-      <w:r>
-        <w:rPr>
-          <w:cs/>
-        </w:rPr>
-        <w:instrText xml:space="preserve">ภาพที่ </w:instrText>
-      </w:r>
-      <w:r>
-        <w:instrText xml:space="preserve">\* ARABIC \s 1 </w:instrText>
-      </w:r>
-      <w:r>
-        <w:fldChar w:fldCharType="separate"/>
+      <w:fldSimple w:instr=" SEQ ภาพที่ \* ARABIC \s 1 ">
+        <w:r>
+          <w:rPr>
+            <w:noProof/>
+          </w:rPr>
+          <w:t>2</w:t>
+        </w:r>
+      </w:fldSimple>
+      <w:bookmarkEnd w:id="57"/>
+      <w:r>
+        <w:t xml:space="preserve"> </w:t>
       </w:r>
       <w:r>
         <w:rPr>
           <w:noProof/>
-        </w:rPr>
-        <w:t>2</w:t>
-      </w:r>
-      <w:r>
-        <w:fldChar w:fldCharType="end"/>
-      </w:r>
-      <w:bookmarkEnd w:id="56"/>
-      <w:r>
-        <w:t xml:space="preserve"> </w:t>
-      </w:r>
-      <w:r>
-        <w:rPr>
-          <w:noProof/>
           <w:cs/>
         </w:rPr>
         <w:t>ส่วนประกอบของชุดอ่านรหัส อาร์เอฟไอดี</w:t>
       </w:r>
-      <w:bookmarkEnd w:id="57"/>
       <w:bookmarkEnd w:id="58"/>
       <w:bookmarkEnd w:id="59"/>
       <w:bookmarkEnd w:id="60"/>
+      <w:bookmarkEnd w:id="61"/>
     </w:p>
     <w:p>
       <w:pPr>
@@ -4986,6 +4983,7 @@
           <w:noProof/>
           <w:lang w:val="th-TH"/>
         </w:rPr>
+        <w:lastRenderedPageBreak/>
         <w:drawing>
           <wp:inline distT="0" distB="0" distL="0" distR="0" wp14:anchorId="69D0C77E" wp14:editId="333A212D">
             <wp:extent cx="3054447" cy="4451350"/>
@@ -5043,10 +5041,10 @@
           <w:noProof/>
         </w:rPr>
       </w:pPr>
-      <w:bookmarkStart w:id="61" w:name="_Ref225728076"/>
-      <w:bookmarkStart w:id="62" w:name="_Toc229832533"/>
-      <w:bookmarkStart w:id="63" w:name="_Toc229847956"/>
-      <w:bookmarkStart w:id="64" w:name="_Toc230306873"/>
+      <w:bookmarkStart w:id="62" w:name="_Ref225728076"/>
+      <w:bookmarkStart w:id="63" w:name="_Toc229832533"/>
+      <w:bookmarkStart w:id="64" w:name="_Toc229847956"/>
+      <w:bookmarkStart w:id="65" w:name="_Toc230306873"/>
       <w:r>
         <w:rPr>
           <w:cs/>
@@ -5066,92 +5064,72 @@
         </w:rPr>
         <w:t>.</w:t>
       </w:r>
-      <w:r>
-        <w:fldChar w:fldCharType="begin"/>
-      </w:r>
-      <w:r>
-        <w:instrText xml:space="preserve"> SEQ </w:instrText>
-      </w:r>
-      <w:r>
-        <w:rPr>
-          <w:cs/>
-        </w:rPr>
-        <w:instrText xml:space="preserve">ภาพที่ </w:instrText>
-      </w:r>
-      <w:r>
-        <w:instrText xml:space="preserve">\* ARABIC \s 1 </w:instrText>
-      </w:r>
-      <w:r>
-        <w:fldChar w:fldCharType="separate"/>
-      </w:r>
-      <w:r>
-        <w:rPr>
+      <w:fldSimple w:instr=" SEQ ภาพที่ \* ARABIC \s 1 ">
+        <w:r>
+          <w:rPr>
+            <w:noProof/>
+          </w:rPr>
+          <w:t>3</w:t>
+        </w:r>
+      </w:fldSimple>
+      <w:bookmarkEnd w:id="62"/>
+      <w:r>
+        <w:rPr>
+          <w:rFonts w:hint="cs"/>
           <w:noProof/>
-        </w:rPr>
-        <w:t>3</w:t>
-      </w:r>
-      <w:r>
-        <w:fldChar w:fldCharType="end"/>
-      </w:r>
-      <w:bookmarkEnd w:id="61"/>
-      <w:r>
-        <w:rPr>
-          <w:rFonts w:hint="cs"/>
+          <w:cs/>
+        </w:rPr>
+        <w:t xml:space="preserve"> ต้</w:t>
+      </w:r>
+      <w:r>
+        <w:rPr>
           <w:noProof/>
           <w:cs/>
         </w:rPr>
-        <w:t xml:space="preserve"> ต้</w:t>
+        <w:t>นแบบชุดอ่านรหัส อาร์เอฟไอดี</w:t>
       </w:r>
       <w:r>
         <w:rPr>
           <w:noProof/>
-          <w:cs/>
-        </w:rPr>
-        <w:t>นแบบชุดอ่านรหัส อาร์เอฟไอดี</w:t>
+        </w:rPr>
+        <w:t xml:space="preserve"> </w:t>
       </w:r>
       <w:r>
         <w:rPr>
           <w:noProof/>
-        </w:rPr>
-        <w:t xml:space="preserve"> </w:t>
+          <w:cs/>
+        </w:rPr>
+        <w:t xml:space="preserve">ด้วย </w:t>
       </w:r>
       <w:r>
         <w:rPr>
           <w:noProof/>
-          <w:cs/>
-        </w:rPr>
-        <w:t xml:space="preserve">ด้วย </w:t>
+        </w:rPr>
+        <w:t xml:space="preserve">Raspberry Pi </w:t>
       </w:r>
       <w:r>
         <w:rPr>
           <w:noProof/>
-        </w:rPr>
-        <w:t xml:space="preserve">Raspberry Pi </w:t>
-      </w:r>
-      <w:r>
-        <w:rPr>
-          <w:noProof/>
           <w:cs/>
         </w:rPr>
         <w:t>5</w:t>
       </w:r>
-      <w:bookmarkEnd w:id="62"/>
       <w:bookmarkEnd w:id="63"/>
       <w:bookmarkEnd w:id="64"/>
+      <w:bookmarkEnd w:id="65"/>
     </w:p>
     <w:p>
       <w:pPr>
         <w:pStyle w:val="2"/>
       </w:pPr>
-      <w:bookmarkStart w:id="65" w:name="_Toc229840658"/>
-      <w:bookmarkStart w:id="66" w:name="_Toc229854089"/>
-      <w:bookmarkStart w:id="67" w:name="_Toc230306897"/>
-      <w:r>
-        <w:rPr>
-          <w:rFonts w:hint="cs"/>
-          <w:cs/>
-        </w:rPr>
-        <w:lastRenderedPageBreak/>
+      <w:bookmarkStart w:id="66" w:name="_Toc229840658"/>
+      <w:bookmarkStart w:id="67" w:name="_Toc229854089"/>
+      <w:bookmarkStart w:id="68" w:name="_Toc230306897"/>
+      <w:r>
+        <w:rPr>
+          <w:rFonts w:hint="cs"/>
+          <w:cs/>
+        </w:rPr>
         <w:t>3.</w:t>
       </w:r>
       <w:r>
@@ -5202,9 +5180,9 @@
         </w:rPr>
         <w:t>ภาพ</w:t>
       </w:r>
-      <w:bookmarkEnd w:id="65"/>
       <w:bookmarkEnd w:id="66"/>
       <w:bookmarkEnd w:id="67"/>
+      <w:bookmarkEnd w:id="68"/>
     </w:p>
     <w:p>
       <w:pPr>
@@ -5564,6 +5542,7 @@
         <w:rPr>
           <w:noProof/>
         </w:rPr>
+        <w:lastRenderedPageBreak/>
         <w:drawing>
           <wp:inline distT="0" distB="0" distL="0" distR="0" wp14:anchorId="6264E000" wp14:editId="1A74C352">
             <wp:extent cx="4427336" cy="2457450"/>
@@ -5621,10 +5600,10 @@
           <w:szCs w:val="32"/>
         </w:rPr>
       </w:pPr>
-      <w:bookmarkStart w:id="68" w:name="_Ref225728096"/>
-      <w:bookmarkStart w:id="69" w:name="_Toc229832534"/>
-      <w:bookmarkStart w:id="70" w:name="_Toc229847957"/>
-      <w:bookmarkStart w:id="71" w:name="_Toc230306874"/>
+      <w:bookmarkStart w:id="69" w:name="_Ref225728096"/>
+      <w:bookmarkStart w:id="70" w:name="_Toc229832534"/>
+      <w:bookmarkStart w:id="71" w:name="_Toc229847957"/>
+      <w:bookmarkStart w:id="72" w:name="_Toc230306874"/>
       <w:r>
         <w:rPr>
           <w:rFonts w:asciiTheme="majorBidi" w:hAnsiTheme="majorBidi" w:cstheme="majorBidi"/>
@@ -5768,7 +5747,7 @@
         </w:rPr>
         <w:fldChar w:fldCharType="end"/>
       </w:r>
-      <w:bookmarkEnd w:id="68"/>
+      <w:bookmarkEnd w:id="69"/>
       <w:r>
         <w:rPr>
           <w:rFonts w:asciiTheme="majorBidi" w:hAnsiTheme="majorBidi" w:cstheme="majorBidi"/>
@@ -5794,8 +5773,8 @@
         </w:rPr>
         <w:t>ตัวอย่างผลลัพธ์จากการทดสอบอ่านรหัส</w:t>
       </w:r>
-      <w:bookmarkEnd w:id="69"/>
       <w:bookmarkEnd w:id="70"/>
+      <w:bookmarkEnd w:id="71"/>
       <w:r>
         <w:rPr>
           <w:rFonts w:asciiTheme="majorBidi" w:hAnsiTheme="majorBidi" w:cstheme="majorBidi" w:hint="cs"/>
@@ -5809,7 +5788,7 @@
         </w:rPr>
         <w:t>ที่ 100 รหัส</w:t>
       </w:r>
-      <w:bookmarkEnd w:id="71"/>
+      <w:bookmarkEnd w:id="72"/>
     </w:p>
     <w:p>
       <w:pPr>
@@ -5818,9 +5797,9 @@
           <w:cs/>
         </w:rPr>
       </w:pPr>
-      <w:bookmarkStart w:id="72" w:name="_Toc229840659"/>
-      <w:bookmarkStart w:id="73" w:name="_Toc229854090"/>
-      <w:bookmarkStart w:id="74" w:name="_Toc230306898"/>
+      <w:bookmarkStart w:id="73" w:name="_Toc229840659"/>
+      <w:bookmarkStart w:id="74" w:name="_Toc229854090"/>
+      <w:bookmarkStart w:id="75" w:name="_Toc230306898"/>
       <w:r>
         <w:rPr>
           <w:rFonts w:hint="cs"/>
@@ -5841,9 +5820,9 @@
         </w:rPr>
         <w:t>การประเมินประสิทธิภาพของระบบ</w:t>
       </w:r>
-      <w:bookmarkEnd w:id="72"/>
       <w:bookmarkEnd w:id="73"/>
       <w:bookmarkEnd w:id="74"/>
+      <w:bookmarkEnd w:id="75"/>
     </w:p>
     <w:p>
       <w:pPr>
@@ -6664,6 +6643,7 @@
           <w:rPr>
             <w:rFonts w:ascii="Cambria Math" w:hAnsi="Cambria Math"/>
           </w:rPr>
+          <w:lastRenderedPageBreak/>
           <m:t>N</m:t>
         </m:r>
       </m:oMath>
@@ -6736,8 +6716,8 @@
       <w:pPr>
         <w:pStyle w:val="2"/>
       </w:pPr>
-      <w:bookmarkStart w:id="75" w:name="_Toc229854091"/>
-      <w:bookmarkStart w:id="76" w:name="_Toc230306899"/>
+      <w:bookmarkStart w:id="76" w:name="_Toc229854091"/>
+      <w:bookmarkStart w:id="77" w:name="_Toc230306899"/>
       <w:r>
         <w:t>3.6</w:t>
       </w:r>
@@ -6751,8 +6731,8 @@
         </w:rPr>
         <w:t>กำหนดสิ่งแวดล้อมในการทำการทดลอง</w:t>
       </w:r>
-      <w:bookmarkEnd w:id="75"/>
       <w:bookmarkEnd w:id="76"/>
+      <w:bookmarkEnd w:id="77"/>
     </w:p>
     <w:p>
       <w:pPr>
@@ -6950,8 +6930,8 @@
           <w:cs/>
         </w:rPr>
       </w:pPr>
-      <w:bookmarkStart w:id="77" w:name="_Ref229854890"/>
-      <w:bookmarkStart w:id="78" w:name="_Toc230306875"/>
+      <w:bookmarkStart w:id="78" w:name="_Ref229854890"/>
+      <w:bookmarkStart w:id="79" w:name="_Toc230306875"/>
       <w:r>
         <w:rPr>
           <w:cs/>
@@ -6971,34 +6951,15 @@
         </w:rPr>
         <w:t>.</w:t>
       </w:r>
-      <w:r>
-        <w:fldChar w:fldCharType="begin"/>
-      </w:r>
-      <w:r>
-        <w:instrText xml:space="preserve"> SEQ </w:instrText>
-      </w:r>
-      <w:r>
-        <w:rPr>
-          <w:cs/>
-        </w:rPr>
-        <w:instrText xml:space="preserve">ภาพที่ </w:instrText>
-      </w:r>
-      <w:r>
-        <w:instrText xml:space="preserve">\* ARABIC \s 1 </w:instrText>
-      </w:r>
-      <w:r>
-        <w:fldChar w:fldCharType="separate"/>
-      </w:r>
-      <w:r>
-        <w:rPr>
-          <w:noProof/>
-        </w:rPr>
-        <w:t>5</w:t>
-      </w:r>
-      <w:r>
-        <w:fldChar w:fldCharType="end"/>
-      </w:r>
-      <w:bookmarkEnd w:id="77"/>
+      <w:fldSimple w:instr=" SEQ ภาพที่ \* ARABIC \s 1 ">
+        <w:r>
+          <w:rPr>
+            <w:noProof/>
+          </w:rPr>
+          <w:t>5</w:t>
+        </w:r>
+      </w:fldSimple>
+      <w:bookmarkEnd w:id="78"/>
       <w:r>
         <w:rPr>
           <w:rFonts w:hint="cs"/>
@@ -7013,7 +6974,7 @@
         </w:rPr>
         <w:t>แสดงการจัดเรียงรหัสที่ใช้ในการทดสอบประสิทธิภาพการอ่าน</w:t>
       </w:r>
-      <w:bookmarkEnd w:id="78"/>
+      <w:bookmarkEnd w:id="79"/>
     </w:p>
     <w:p>
       <w:pPr>
@@ -7037,6 +6998,7 @@
           <w:noProof/>
           <w:lang w:val="th-TH"/>
         </w:rPr>
+        <w:lastRenderedPageBreak/>
         <w:drawing>
           <wp:inline distT="0" distB="0" distL="0" distR="0" wp14:anchorId="0EBB39C0" wp14:editId="08094CD5">
             <wp:extent cx="5062168" cy="2901950"/>
@@ -7084,10 +7046,10 @@
       <w:pPr>
         <w:jc w:val="center"/>
       </w:pPr>
-      <w:bookmarkStart w:id="79" w:name="_Ref225728151"/>
-      <w:bookmarkStart w:id="80" w:name="_Toc229832535"/>
-      <w:bookmarkStart w:id="81" w:name="_Toc229847958"/>
-      <w:bookmarkStart w:id="82" w:name="_Toc230306876"/>
+      <w:bookmarkStart w:id="80" w:name="_Ref225728151"/>
+      <w:bookmarkStart w:id="81" w:name="_Toc229832535"/>
+      <w:bookmarkStart w:id="82" w:name="_Toc229847958"/>
+      <w:bookmarkStart w:id="83" w:name="_Toc230306876"/>
       <w:r>
         <w:rPr>
           <w:cs/>
@@ -7107,52 +7069,33 @@
         </w:rPr>
         <w:t>.</w:t>
       </w:r>
-      <w:r>
-        <w:fldChar w:fldCharType="begin"/>
-      </w:r>
-      <w:r>
-        <w:instrText xml:space="preserve"> SEQ </w:instrText>
-      </w:r>
-      <w:r>
-        <w:rPr>
-          <w:cs/>
-        </w:rPr>
-        <w:instrText xml:space="preserve">ภาพที่ </w:instrText>
-      </w:r>
-      <w:r>
-        <w:instrText xml:space="preserve">\* ARABIC \s 1 </w:instrText>
-      </w:r>
-      <w:r>
-        <w:fldChar w:fldCharType="separate"/>
-      </w:r>
-      <w:r>
-        <w:rPr>
+      <w:fldSimple w:instr=" SEQ ภาพที่ \* ARABIC \s 1 ">
+        <w:r>
+          <w:rPr>
+            <w:noProof/>
+          </w:rPr>
+          <w:t>6</w:t>
+        </w:r>
+      </w:fldSimple>
+      <w:bookmarkEnd w:id="80"/>
+      <w:r>
+        <w:rPr>
+          <w:rFonts w:hint="cs"/>
           <w:noProof/>
-        </w:rPr>
-        <w:t>6</w:t>
-      </w:r>
-      <w:r>
-        <w:fldChar w:fldCharType="end"/>
-      </w:r>
-      <w:bookmarkEnd w:id="79"/>
-      <w:r>
-        <w:rPr>
-          <w:rFonts w:hint="cs"/>
+          <w:cs/>
+        </w:rPr>
+        <w:t xml:space="preserve"> </w:t>
+      </w:r>
+      <w:r>
+        <w:rPr>
           <w:noProof/>
           <w:cs/>
         </w:rPr>
-        <w:t xml:space="preserve"> </w:t>
-      </w:r>
-      <w:r>
-        <w:rPr>
-          <w:noProof/>
-          <w:cs/>
-        </w:rPr>
         <w:t>แสดงการบรรจุสินค้าลงกล่องกระดาษ</w:t>
       </w:r>
-      <w:bookmarkEnd w:id="80"/>
       <w:bookmarkEnd w:id="81"/>
       <w:bookmarkEnd w:id="82"/>
+      <w:bookmarkEnd w:id="83"/>
     </w:p>
     <w:p>
       <w:pPr>
@@ -7223,10 +7166,10 @@
       <w:pPr>
         <w:jc w:val="center"/>
       </w:pPr>
-      <w:bookmarkStart w:id="83" w:name="_Ref225728162"/>
-      <w:bookmarkStart w:id="84" w:name="_Toc229832536"/>
-      <w:bookmarkStart w:id="85" w:name="_Toc229847959"/>
-      <w:bookmarkStart w:id="86" w:name="_Toc230306877"/>
+      <w:bookmarkStart w:id="84" w:name="_Ref225728162"/>
+      <w:bookmarkStart w:id="85" w:name="_Toc229832536"/>
+      <w:bookmarkStart w:id="86" w:name="_Toc229847959"/>
+      <w:bookmarkStart w:id="87" w:name="_Toc230306877"/>
       <w:r>
         <w:rPr>
           <w:cs/>
@@ -7246,68 +7189,96 @@
         </w:rPr>
         <w:t>.</w:t>
       </w:r>
-      <w:r>
-        <w:fldChar w:fldCharType="begin"/>
-      </w:r>
-      <w:r>
-        <w:instrText xml:space="preserve"> SEQ </w:instrText>
-      </w:r>
-      <w:r>
-        <w:rPr>
-          <w:cs/>
-        </w:rPr>
-        <w:instrText xml:space="preserve">ภาพที่ </w:instrText>
-      </w:r>
-      <w:r>
-        <w:instrText xml:space="preserve">\* ARABIC \s 1 </w:instrText>
-      </w:r>
-      <w:r>
-        <w:fldChar w:fldCharType="separate"/>
+      <w:fldSimple w:instr=" SEQ ภาพที่ \* ARABIC \s 1 ">
+        <w:r>
+          <w:rPr>
+            <w:noProof/>
+          </w:rPr>
+          <w:t>7</w:t>
+        </w:r>
+      </w:fldSimple>
+      <w:bookmarkEnd w:id="84"/>
+      <w:r>
+        <w:rPr>
+          <w:rFonts w:hint="cs"/>
+          <w:cs/>
+        </w:rPr>
+        <w:t xml:space="preserve"> </w:t>
       </w:r>
       <w:r>
         <w:rPr>
           <w:noProof/>
-        </w:rPr>
-        <w:t>7</w:t>
-      </w:r>
-      <w:r>
-        <w:fldChar w:fldCharType="end"/>
-      </w:r>
-      <w:bookmarkEnd w:id="83"/>
-      <w:r>
-        <w:rPr>
-          <w:rFonts w:hint="cs"/>
-          <w:cs/>
-        </w:rPr>
-        <w:t xml:space="preserve"> </w:t>
-      </w:r>
-      <w:r>
-        <w:rPr>
-          <w:noProof/>
           <w:cs/>
         </w:rPr>
         <w:t>แสดงการบรรจุสินค้าคงคลังในกล่องพลาสติก</w:t>
       </w:r>
-      <w:bookmarkEnd w:id="84"/>
       <w:bookmarkEnd w:id="85"/>
       <w:bookmarkEnd w:id="86"/>
+      <w:bookmarkEnd w:id="87"/>
     </w:p>
     <w:p>
-      <w:r>
-        <w:br w:type="page"/>
+      <w:pPr>
+        <w:pStyle w:val="2"/>
+      </w:pPr>
+      <w:r>
+        <w:t>3.6</w:t>
+      </w:r>
+      <w:r>
+        <w:tab/>
+      </w:r>
+      <w:r>
+        <w:rPr>
+          <w:rFonts w:hint="cs"/>
+          <w:cs/>
+        </w:rPr>
+        <w:t>ออกแบบระบบบริหารจัดการสินค้าคงคลังสำหรับชุดอ่าน</w:t>
       </w:r>
     </w:p>
     <w:p>
       <w:pPr>
+        <w:pStyle w:val="2"/>
+        <w:rPr>
+          <w:rFonts w:hint="cs"/>
+          <w:cs/>
+        </w:rPr>
+      </w:pPr>
+      <w:r>
+        <w:rPr>
+          <w:rFonts w:hint="cs"/>
+          <w:cs/>
+        </w:rPr>
+        <w:t>3.7</w:t>
+      </w:r>
+      <w:r>
+        <w:rPr>
+          <w:cs/>
+        </w:rPr>
+        <w:tab/>
+      </w:r>
+      <w:r>
+        <w:rPr>
+          <w:rFonts w:hint="cs"/>
+          <w:cs/>
+        </w:rPr>
+        <w:t>ออกแบบระบบบริหารจัดการสินค้าคงคลังสำหรับเครื่องคอมพิวเตอร์</w:t>
+      </w:r>
+    </w:p>
+    <w:p>
+      <w:r>
+        <w:br w:type="page"/>
+      </w:r>
+    </w:p>
+    <w:p>
+      <w:pPr>
         <w:pStyle w:val="1"/>
         <w:rPr>
           <w:cs/>
         </w:rPr>
       </w:pPr>
-      <w:bookmarkStart w:id="87" w:name="_Toc229813083"/>
-      <w:bookmarkStart w:id="88" w:name="_Toc229840660"/>
-      <w:bookmarkStart w:id="89" w:name="_Toc229854092"/>
-      <w:bookmarkStart w:id="90" w:name="_Toc230306900"/>
+      <w:bookmarkStart w:id="88" w:name="_Toc229813083"/>
+      <w:bookmarkStart w:id="89" w:name="_Toc229840660"/>
+      <w:bookmarkStart w:id="90" w:name="_Toc229854092"/>
+      <w:bookmarkStart w:id="91" w:name="_Toc230306900"/>
       <w:r>
         <w:rPr>
           <w:rFonts w:hint="cs"/>
@@ -7319,10 +7290,10 @@
       <w:r>
         <w:t>4</w:t>
       </w:r>
-      <w:bookmarkEnd w:id="87"/>
       <w:bookmarkEnd w:id="88"/>
       <w:bookmarkEnd w:id="89"/>
       <w:bookmarkEnd w:id="90"/>
+      <w:bookmarkEnd w:id="91"/>
     </w:p>
     <w:p>
       <w:pPr>
@@ -7424,7 +7395,7 @@
         <w:spacing w:before="180"/>
         <w:jc w:val="center"/>
       </w:pPr>
-      <w:bookmarkStart w:id="91" w:name="_Toc230306860"/>
+      <w:bookmarkStart w:id="92" w:name="_Toc230306860"/>
       <w:r>
         <w:rPr>
           <w:cs/>
@@ -7438,36 +7409,14 @@
         </w:rPr>
         <w:t>4.</w:t>
       </w:r>
-      <w:r>
-        <w:fldChar w:fldCharType="begin"/>
-      </w:r>
-      <w:r>
-        <w:instrText xml:space="preserve"> SEQ </w:instrText>
-      </w:r>
-      <w:r>
-        <w:rPr>
-          <w:cs/>
-        </w:rPr>
-        <w:instrText xml:space="preserve">ตารางที่ </w:instrText>
-      </w:r>
-      <w:r>
-        <w:instrText xml:space="preserve">\* ARABIC </w:instrText>
-      </w:r>
-      <w:r>
-        <w:fldChar w:fldCharType="separate"/>
-      </w:r>
-      <w:r>
-        <w:rPr>
-          <w:noProof/>
-        </w:rPr>
-        <w:t>1</w:t>
-      </w:r>
-      <w:r>
-        <w:rPr>
-          <w:noProof/>
-        </w:rPr>
-        <w:fldChar w:fldCharType="end"/>
-      </w:r>
+      <w:fldSimple w:instr=" SEQ ตารางที่ \* ARABIC ">
+        <w:r>
+          <w:rPr>
+            <w:noProof/>
+          </w:rPr>
+          <w:t>1</w:t>
+        </w:r>
+      </w:fldSimple>
       <w:r>
         <w:rPr>
           <w:rFonts w:hint="cs"/>
@@ -7519,7 +7468,7 @@
         </w:rPr>
         <w:t xml:space="preserve">  5 ชิ้น</w:t>
       </w:r>
-      <w:bookmarkEnd w:id="91"/>
+      <w:bookmarkEnd w:id="92"/>
     </w:p>
     <w:tbl>
       <w:tblPr>
@@ -7560,7 +7509,7 @@
                 <w:cs/>
               </w:rPr>
             </w:pPr>
-            <w:bookmarkStart w:id="92" w:name="_Hlk229839352"/>
+            <w:bookmarkStart w:id="93" w:name="_Hlk229839352"/>
             <w:r>
               <w:rPr>
                 <w:rFonts w:hint="cs"/>
@@ -8232,8 +8181,8 @@
         <w:spacing w:before="180"/>
         <w:jc w:val="center"/>
       </w:pPr>
-      <w:bookmarkStart w:id="93" w:name="_Toc230306861"/>
-      <w:bookmarkEnd w:id="92"/>
+      <w:bookmarkStart w:id="94" w:name="_Toc230306861"/>
+      <w:bookmarkEnd w:id="93"/>
       <w:r>
         <w:rPr>
           <w:cs/>
@@ -8247,36 +8196,14 @@
         </w:rPr>
         <w:t>4.</w:t>
       </w:r>
-      <w:r>
-        <w:fldChar w:fldCharType="begin"/>
-      </w:r>
-      <w:r>
-        <w:instrText xml:space="preserve"> SEQ </w:instrText>
-      </w:r>
-      <w:r>
-        <w:rPr>
-          <w:cs/>
-        </w:rPr>
-        <w:instrText xml:space="preserve">ตารางที่ </w:instrText>
-      </w:r>
-      <w:r>
-        <w:instrText xml:space="preserve">\* ARABIC </w:instrText>
-      </w:r>
-      <w:r>
-        <w:fldChar w:fldCharType="separate"/>
-      </w:r>
-      <w:r>
-        <w:rPr>
-          <w:noProof/>
-        </w:rPr>
-        <w:t>2</w:t>
-      </w:r>
-      <w:r>
-        <w:rPr>
-          <w:noProof/>
-        </w:rPr>
-        <w:fldChar w:fldCharType="end"/>
-      </w:r>
+      <w:fldSimple w:instr=" SEQ ตารางที่ \* ARABIC ">
+        <w:r>
+          <w:rPr>
+            <w:noProof/>
+          </w:rPr>
+          <w:t>2</w:t>
+        </w:r>
+      </w:fldSimple>
       <w:r>
         <w:rPr>
           <w:rFonts w:hint="cs"/>
@@ -8321,793 +8248,6 @@
           <w:cs/>
         </w:rPr>
         <w:t>10 ชิ้น</w:t>
-      </w:r>
-      <w:bookmarkEnd w:id="93"/>
-    </w:p>
-    <w:tbl>
-      <w:tblPr>
-        <w:tblStyle w:val="ad"/>
-        <w:tblW w:w="0" w:type="auto"/>
-        <w:jc w:val="center"/>
-        <w:tblLook w:val="04A0" w:firstRow="1" w:lastRow="0" w:firstColumn="1" w:lastColumn="0" w:noHBand="0" w:noVBand="1"/>
-      </w:tblPr>
-      <w:tblGrid>
-        <w:gridCol w:w="1933"/>
-        <w:gridCol w:w="875"/>
-        <w:gridCol w:w="1125"/>
-        <w:gridCol w:w="1125"/>
-        <w:gridCol w:w="1078"/>
-        <w:gridCol w:w="1127"/>
-        <w:gridCol w:w="1164"/>
-      </w:tblGrid>
-      <w:tr>
-        <w:trPr>
-          <w:trHeight w:val="406"/>
-          <w:jc w:val="center"/>
-        </w:trPr>
-        <w:tc>
-          <w:tcPr>
-            <w:tcW w:w="1933" w:type="dxa"/>
-            <w:vMerge w:val="restart"/>
-            <w:shd w:val="clear" w:color="auto" w:fill="BDD6EE" w:themeFill="accent5" w:themeFillTint="66"/>
-            <w:vAlign w:val="center"/>
-          </w:tcPr>
-          <w:p>
-            <w:pPr>
-              <w:jc w:val="center"/>
-              <w:rPr>
-                <w:b/>
-                <w:bCs/>
-                <w:sz w:val="32"/>
-                <w:szCs w:val="32"/>
-                <w:cs/>
-              </w:rPr>
-            </w:pPr>
-            <w:r>
-              <w:rPr>
-                <w:rFonts w:hint="cs"/>
-                <w:b/>
-                <w:bCs/>
-                <w:sz w:val="32"/>
-                <w:szCs w:val="32"/>
-                <w:cs/>
-              </w:rPr>
-              <w:t>ประเภท</w:t>
-            </w:r>
-          </w:p>
-        </w:tc>
-        <w:tc>
-          <w:tcPr>
-            <w:tcW w:w="5330" w:type="dxa"/>
-            <w:gridSpan w:val="5"/>
-            <w:tcBorders>
-              <w:bottom w:val="single" w:sz="4" w:space="0" w:color="auto"/>
-            </w:tcBorders>
-            <w:shd w:val="clear" w:color="auto" w:fill="BDD6EE" w:themeFill="accent5" w:themeFillTint="66"/>
-          </w:tcPr>
-          <w:p>
-            <w:pPr>
-              <w:jc w:val="center"/>
-              <w:rPr>
-                <w:b/>
-                <w:bCs/>
-                <w:sz w:val="32"/>
-                <w:szCs w:val="32"/>
-              </w:rPr>
-            </w:pPr>
-            <w:r>
-              <w:rPr>
-                <w:rFonts w:hint="cs"/>
-                <w:b/>
-                <w:bCs/>
-                <w:sz w:val="32"/>
-                <w:szCs w:val="32"/>
-                <w:cs/>
-              </w:rPr>
-              <w:t>ครั้งที่</w:t>
-            </w:r>
-          </w:p>
-        </w:tc>
-        <w:tc>
-          <w:tcPr>
-            <w:tcW w:w="1164" w:type="dxa"/>
-            <w:vMerge w:val="restart"/>
-            <w:shd w:val="clear" w:color="auto" w:fill="BDD6EE" w:themeFill="accent5" w:themeFillTint="66"/>
-            <w:vAlign w:val="center"/>
-          </w:tcPr>
-          <w:p>
-            <w:pPr>
-              <w:jc w:val="center"/>
-              <w:rPr>
-                <w:b/>
-                <w:bCs/>
-                <w:sz w:val="32"/>
-                <w:szCs w:val="32"/>
-              </w:rPr>
-            </w:pPr>
-            <w:r>
-              <w:rPr>
-                <w:rFonts w:hint="cs"/>
-                <w:b/>
-                <w:bCs/>
-                <w:sz w:val="32"/>
-                <w:szCs w:val="32"/>
-                <w:cs/>
-              </w:rPr>
-              <w:t>เฉลี่ย</w:t>
-            </w:r>
-          </w:p>
-        </w:tc>
-      </w:tr>
-      <w:tr>
-        <w:trPr>
-          <w:trHeight w:val="380"/>
-          <w:jc w:val="center"/>
-        </w:trPr>
-        <w:tc>
-          <w:tcPr>
-            <w:tcW w:w="1933" w:type="dxa"/>
-            <w:vMerge/>
-            <w:shd w:val="clear" w:color="auto" w:fill="BDD6EE" w:themeFill="accent5" w:themeFillTint="66"/>
-          </w:tcPr>
-          <w:p>
-            <w:pPr>
-              <w:jc w:val="center"/>
-              <w:rPr>
-                <w:sz w:val="32"/>
-                <w:szCs w:val="32"/>
-                <w:cs/>
-              </w:rPr>
-            </w:pPr>
-          </w:p>
-        </w:tc>
-        <w:tc>
-          <w:tcPr>
-            <w:tcW w:w="875" w:type="dxa"/>
-            <w:tcBorders>
-              <w:bottom w:val="single" w:sz="4" w:space="0" w:color="auto"/>
-              <w:right w:val="nil"/>
-            </w:tcBorders>
-            <w:shd w:val="clear" w:color="auto" w:fill="BDD6EE" w:themeFill="accent5" w:themeFillTint="66"/>
-          </w:tcPr>
-          <w:p>
-            <w:pPr>
-              <w:jc w:val="center"/>
-              <w:rPr>
-                <w:b/>
-                <w:bCs/>
-                <w:sz w:val="32"/>
-                <w:szCs w:val="32"/>
-              </w:rPr>
-            </w:pPr>
-            <w:r>
-              <w:rPr>
-                <w:rFonts w:hint="cs"/>
-                <w:b/>
-                <w:bCs/>
-                <w:sz w:val="32"/>
-                <w:szCs w:val="32"/>
-                <w:cs/>
-              </w:rPr>
-              <w:t>1</w:t>
-            </w:r>
-          </w:p>
-        </w:tc>
-        <w:tc>
-          <w:tcPr>
-            <w:tcW w:w="1125" w:type="dxa"/>
-            <w:tcBorders>
-              <w:left w:val="nil"/>
-              <w:bottom w:val="single" w:sz="4" w:space="0" w:color="auto"/>
-              <w:right w:val="nil"/>
-            </w:tcBorders>
-            <w:shd w:val="clear" w:color="auto" w:fill="BDD6EE" w:themeFill="accent5" w:themeFillTint="66"/>
-          </w:tcPr>
-          <w:p>
-            <w:pPr>
-              <w:jc w:val="center"/>
-              <w:rPr>
-                <w:b/>
-                <w:bCs/>
-                <w:sz w:val="32"/>
-                <w:szCs w:val="32"/>
-              </w:rPr>
-            </w:pPr>
-            <w:r>
-              <w:rPr>
-                <w:rFonts w:hint="cs"/>
-                <w:b/>
-                <w:bCs/>
-                <w:sz w:val="32"/>
-                <w:szCs w:val="32"/>
-                <w:cs/>
-              </w:rPr>
-              <w:t>2</w:t>
-            </w:r>
-          </w:p>
-        </w:tc>
-        <w:tc>
-          <w:tcPr>
-            <w:tcW w:w="1125" w:type="dxa"/>
-            <w:tcBorders>
-              <w:left w:val="nil"/>
-              <w:bottom w:val="single" w:sz="4" w:space="0" w:color="auto"/>
-              <w:right w:val="nil"/>
-            </w:tcBorders>
-            <w:shd w:val="clear" w:color="auto" w:fill="BDD6EE" w:themeFill="accent5" w:themeFillTint="66"/>
-          </w:tcPr>
-          <w:p>
-            <w:pPr>
-              <w:jc w:val="center"/>
-              <w:rPr>
-                <w:b/>
-                <w:bCs/>
-                <w:sz w:val="32"/>
-                <w:szCs w:val="32"/>
-              </w:rPr>
-            </w:pPr>
-            <w:r>
-              <w:rPr>
-                <w:rFonts w:hint="cs"/>
-                <w:b/>
-                <w:bCs/>
-                <w:sz w:val="32"/>
-                <w:szCs w:val="32"/>
-                <w:cs/>
-              </w:rPr>
-              <w:t>3</w:t>
-            </w:r>
-          </w:p>
-        </w:tc>
-        <w:tc>
-          <w:tcPr>
-            <w:tcW w:w="1078" w:type="dxa"/>
-            <w:tcBorders>
-              <w:left w:val="nil"/>
-              <w:bottom w:val="single" w:sz="4" w:space="0" w:color="auto"/>
-              <w:right w:val="nil"/>
-            </w:tcBorders>
-            <w:shd w:val="clear" w:color="auto" w:fill="BDD6EE" w:themeFill="accent5" w:themeFillTint="66"/>
-          </w:tcPr>
-          <w:p>
-            <w:pPr>
-              <w:jc w:val="center"/>
-              <w:rPr>
-                <w:b/>
-                <w:bCs/>
-                <w:sz w:val="32"/>
-                <w:szCs w:val="32"/>
-                <w:cs/>
-              </w:rPr>
-            </w:pPr>
-            <w:r>
-              <w:rPr>
-                <w:rFonts w:hint="cs"/>
-                <w:b/>
-                <w:bCs/>
-                <w:sz w:val="32"/>
-                <w:szCs w:val="32"/>
-                <w:cs/>
-              </w:rPr>
-              <w:t>4</w:t>
-            </w:r>
-          </w:p>
-        </w:tc>
-        <w:tc>
-          <w:tcPr>
-            <w:tcW w:w="1125" w:type="dxa"/>
-            <w:tcBorders>
-              <w:left w:val="nil"/>
-              <w:bottom w:val="single" w:sz="4" w:space="0" w:color="auto"/>
-            </w:tcBorders>
-            <w:shd w:val="clear" w:color="auto" w:fill="BDD6EE" w:themeFill="accent5" w:themeFillTint="66"/>
-          </w:tcPr>
-          <w:p>
-            <w:pPr>
-              <w:jc w:val="center"/>
-              <w:rPr>
-                <w:b/>
-                <w:bCs/>
-                <w:sz w:val="32"/>
-                <w:szCs w:val="32"/>
-              </w:rPr>
-            </w:pPr>
-            <w:r>
-              <w:rPr>
-                <w:rFonts w:hint="cs"/>
-                <w:b/>
-                <w:bCs/>
-                <w:sz w:val="32"/>
-                <w:szCs w:val="32"/>
-                <w:cs/>
-              </w:rPr>
-              <w:t>5</w:t>
-            </w:r>
-          </w:p>
-        </w:tc>
-        <w:tc>
-          <w:tcPr>
-            <w:tcW w:w="1164" w:type="dxa"/>
-            <w:vMerge/>
-            <w:shd w:val="clear" w:color="auto" w:fill="BDD6EE" w:themeFill="accent5" w:themeFillTint="66"/>
-          </w:tcPr>
-          <w:p>
-            <w:pPr>
-              <w:jc w:val="center"/>
-              <w:rPr>
-                <w:sz w:val="32"/>
-                <w:szCs w:val="32"/>
-              </w:rPr>
-            </w:pPr>
-          </w:p>
-        </w:tc>
-      </w:tr>
-      <w:tr>
-        <w:trPr>
-          <w:trHeight w:val="510"/>
-          <w:jc w:val="center"/>
-        </w:trPr>
-        <w:tc>
-          <w:tcPr>
-            <w:tcW w:w="1933" w:type="dxa"/>
-          </w:tcPr>
-          <w:p>
-            <w:pPr>
-              <w:jc w:val="center"/>
-              <w:rPr>
-                <w:sz w:val="32"/>
-                <w:szCs w:val="32"/>
-              </w:rPr>
-            </w:pPr>
-            <w:r>
-              <w:rPr>
-                <w:sz w:val="32"/>
-                <w:szCs w:val="32"/>
-                <w:cs/>
-              </w:rPr>
-              <w:t>อาร์เอฟไอดี</w:t>
-            </w:r>
-          </w:p>
-        </w:tc>
-        <w:tc>
-          <w:tcPr>
-            <w:tcW w:w="875" w:type="dxa"/>
-            <w:tcBorders>
-              <w:bottom w:val="single" w:sz="4" w:space="0" w:color="auto"/>
-              <w:right w:val="nil"/>
-            </w:tcBorders>
-          </w:tcPr>
-          <w:p>
-            <w:pPr>
-              <w:jc w:val="center"/>
-              <w:rPr>
-                <w:sz w:val="32"/>
-                <w:szCs w:val="32"/>
-              </w:rPr>
-            </w:pPr>
-            <w:r>
-              <w:rPr>
-                <w:rFonts w:hint="cs"/>
-                <w:sz w:val="32"/>
-                <w:szCs w:val="32"/>
-                <w:cs/>
-              </w:rPr>
-              <w:t>0.86</w:t>
-            </w:r>
-          </w:p>
-        </w:tc>
-        <w:tc>
-          <w:tcPr>
-            <w:tcW w:w="1125" w:type="dxa"/>
-            <w:tcBorders>
-              <w:left w:val="nil"/>
-              <w:bottom w:val="single" w:sz="4" w:space="0" w:color="auto"/>
-              <w:right w:val="nil"/>
-            </w:tcBorders>
-          </w:tcPr>
-          <w:p>
-            <w:pPr>
-              <w:jc w:val="center"/>
-              <w:rPr>
-                <w:sz w:val="32"/>
-                <w:szCs w:val="32"/>
-              </w:rPr>
-            </w:pPr>
-            <w:r>
-              <w:rPr>
-                <w:rFonts w:hint="cs"/>
-                <w:sz w:val="32"/>
-                <w:szCs w:val="32"/>
-                <w:cs/>
-              </w:rPr>
-              <w:t>1</w:t>
-            </w:r>
-            <w:r>
-              <w:rPr>
-                <w:sz w:val="32"/>
-                <w:szCs w:val="32"/>
-              </w:rPr>
-              <w:t>.21</w:t>
-            </w:r>
-          </w:p>
-        </w:tc>
-        <w:tc>
-          <w:tcPr>
-            <w:tcW w:w="1125" w:type="dxa"/>
-            <w:tcBorders>
-              <w:left w:val="nil"/>
-              <w:bottom w:val="single" w:sz="4" w:space="0" w:color="auto"/>
-              <w:right w:val="nil"/>
-            </w:tcBorders>
-          </w:tcPr>
-          <w:p>
-            <w:pPr>
-              <w:jc w:val="center"/>
-              <w:rPr>
-                <w:sz w:val="32"/>
-                <w:szCs w:val="32"/>
-              </w:rPr>
-            </w:pPr>
-            <w:r>
-              <w:rPr>
-                <w:sz w:val="32"/>
-                <w:szCs w:val="32"/>
-              </w:rPr>
-              <w:t>0.73</w:t>
-            </w:r>
-          </w:p>
-        </w:tc>
-        <w:tc>
-          <w:tcPr>
-            <w:tcW w:w="1078" w:type="dxa"/>
-            <w:tcBorders>
-              <w:left w:val="nil"/>
-              <w:bottom w:val="single" w:sz="4" w:space="0" w:color="auto"/>
-              <w:right w:val="nil"/>
-            </w:tcBorders>
-          </w:tcPr>
-          <w:p>
-            <w:pPr>
-              <w:jc w:val="center"/>
-              <w:rPr>
-                <w:sz w:val="32"/>
-                <w:szCs w:val="32"/>
-              </w:rPr>
-            </w:pPr>
-            <w:r>
-              <w:rPr>
-                <w:sz w:val="32"/>
-                <w:szCs w:val="32"/>
-              </w:rPr>
-              <w:t>0.92</w:t>
-            </w:r>
-          </w:p>
-        </w:tc>
-        <w:tc>
-          <w:tcPr>
-            <w:tcW w:w="1125" w:type="dxa"/>
-            <w:tcBorders>
-              <w:left w:val="nil"/>
-              <w:bottom w:val="single" w:sz="4" w:space="0" w:color="auto"/>
-            </w:tcBorders>
-          </w:tcPr>
-          <w:p>
-            <w:pPr>
-              <w:jc w:val="center"/>
-              <w:rPr>
-                <w:sz w:val="32"/>
-                <w:szCs w:val="32"/>
-              </w:rPr>
-            </w:pPr>
-            <w:r>
-              <w:rPr>
-                <w:sz w:val="32"/>
-                <w:szCs w:val="32"/>
-              </w:rPr>
-              <w:t>1.53</w:t>
-            </w:r>
-          </w:p>
-        </w:tc>
-        <w:tc>
-          <w:tcPr>
-            <w:tcW w:w="1164" w:type="dxa"/>
-          </w:tcPr>
-          <w:p>
-            <w:pPr>
-              <w:jc w:val="center"/>
-              <w:rPr>
-                <w:sz w:val="32"/>
-                <w:szCs w:val="32"/>
-              </w:rPr>
-            </w:pPr>
-            <w:r>
-              <w:rPr>
-                <w:sz w:val="32"/>
-                <w:szCs w:val="32"/>
-              </w:rPr>
-              <w:t>1.05</w:t>
-            </w:r>
-          </w:p>
-        </w:tc>
-      </w:tr>
-      <w:tr>
-        <w:trPr>
-          <w:trHeight w:val="483"/>
-          <w:jc w:val="center"/>
-        </w:trPr>
-        <w:tc>
-          <w:tcPr>
-            <w:tcW w:w="1933" w:type="dxa"/>
-          </w:tcPr>
-          <w:p>
-            <w:pPr>
-              <w:jc w:val="center"/>
-              <w:rPr>
-                <w:sz w:val="32"/>
-                <w:szCs w:val="32"/>
-              </w:rPr>
-            </w:pPr>
-            <w:r>
-              <w:rPr>
-                <w:sz w:val="32"/>
-                <w:szCs w:val="32"/>
-                <w:cs/>
-              </w:rPr>
-              <w:t>บาร์โค้ด</w:t>
-            </w:r>
-          </w:p>
-        </w:tc>
-        <w:tc>
-          <w:tcPr>
-            <w:tcW w:w="875" w:type="dxa"/>
-            <w:tcBorders>
-              <w:top w:val="single" w:sz="4" w:space="0" w:color="auto"/>
-              <w:right w:val="nil"/>
-            </w:tcBorders>
-          </w:tcPr>
-          <w:p>
-            <w:pPr>
-              <w:jc w:val="center"/>
-              <w:rPr>
-                <w:sz w:val="32"/>
-                <w:szCs w:val="32"/>
-              </w:rPr>
-            </w:pPr>
-            <w:r>
-              <w:rPr>
-                <w:sz w:val="32"/>
-                <w:szCs w:val="32"/>
-              </w:rPr>
-              <w:t>14.26</w:t>
-            </w:r>
-          </w:p>
-        </w:tc>
-        <w:tc>
-          <w:tcPr>
-            <w:tcW w:w="1125" w:type="dxa"/>
-            <w:tcBorders>
-              <w:top w:val="single" w:sz="4" w:space="0" w:color="auto"/>
-              <w:left w:val="nil"/>
-              <w:right w:val="nil"/>
-            </w:tcBorders>
-          </w:tcPr>
-          <w:p>
-            <w:pPr>
-              <w:jc w:val="center"/>
-              <w:rPr>
-                <w:sz w:val="32"/>
-                <w:szCs w:val="32"/>
-              </w:rPr>
-            </w:pPr>
-            <w:r>
-              <w:rPr>
-                <w:sz w:val="32"/>
-                <w:szCs w:val="32"/>
-              </w:rPr>
-              <w:t>13.37</w:t>
-            </w:r>
-          </w:p>
-        </w:tc>
-        <w:tc>
-          <w:tcPr>
-            <w:tcW w:w="1125" w:type="dxa"/>
-            <w:tcBorders>
-              <w:top w:val="single" w:sz="4" w:space="0" w:color="auto"/>
-              <w:left w:val="nil"/>
-              <w:right w:val="nil"/>
-            </w:tcBorders>
-          </w:tcPr>
-          <w:p>
-            <w:pPr>
-              <w:jc w:val="center"/>
-              <w:rPr>
-                <w:sz w:val="32"/>
-                <w:szCs w:val="32"/>
-              </w:rPr>
-            </w:pPr>
-            <w:r>
-              <w:rPr>
-                <w:sz w:val="32"/>
-                <w:szCs w:val="32"/>
-              </w:rPr>
-              <w:t>12.68</w:t>
-            </w:r>
-          </w:p>
-        </w:tc>
-        <w:tc>
-          <w:tcPr>
-            <w:tcW w:w="1078" w:type="dxa"/>
-            <w:tcBorders>
-              <w:top w:val="single" w:sz="4" w:space="0" w:color="auto"/>
-              <w:left w:val="nil"/>
-              <w:right w:val="nil"/>
-            </w:tcBorders>
-          </w:tcPr>
-          <w:p>
-            <w:pPr>
-              <w:jc w:val="center"/>
-              <w:rPr>
-                <w:sz w:val="32"/>
-                <w:szCs w:val="32"/>
-              </w:rPr>
-            </w:pPr>
-            <w:r>
-              <w:rPr>
-                <w:sz w:val="32"/>
-                <w:szCs w:val="32"/>
-              </w:rPr>
-              <w:t>13.49</w:t>
-            </w:r>
-          </w:p>
-        </w:tc>
-        <w:tc>
-          <w:tcPr>
-            <w:tcW w:w="1125" w:type="dxa"/>
-            <w:tcBorders>
-              <w:top w:val="single" w:sz="4" w:space="0" w:color="auto"/>
-              <w:left w:val="nil"/>
-            </w:tcBorders>
-          </w:tcPr>
-          <w:p>
-            <w:pPr>
-              <w:jc w:val="center"/>
-              <w:rPr>
-                <w:sz w:val="32"/>
-                <w:szCs w:val="32"/>
-              </w:rPr>
-            </w:pPr>
-            <w:r>
-              <w:rPr>
-                <w:sz w:val="32"/>
-                <w:szCs w:val="32"/>
-              </w:rPr>
-              <w:t>14.35</w:t>
-            </w:r>
-          </w:p>
-        </w:tc>
-        <w:tc>
-          <w:tcPr>
-            <w:tcW w:w="1164" w:type="dxa"/>
-          </w:tcPr>
-          <w:p>
-            <w:pPr>
-              <w:jc w:val="center"/>
-              <w:rPr>
-                <w:sz w:val="32"/>
-                <w:szCs w:val="32"/>
-              </w:rPr>
-            </w:pPr>
-            <w:r>
-              <w:rPr>
-                <w:sz w:val="32"/>
-                <w:szCs w:val="32"/>
-              </w:rPr>
-              <w:t>13.63</w:t>
-            </w:r>
-          </w:p>
-        </w:tc>
-      </w:tr>
-    </w:tbl>
-    <w:p>
-      <w:pPr>
-        <w:spacing w:before="180"/>
-        <w:jc w:val="center"/>
-      </w:pPr>
-      <w:bookmarkStart w:id="94" w:name="_Toc230306862"/>
-      <w:r>
-        <w:rPr>
-          <w:cs/>
-        </w:rPr>
-        <w:t xml:space="preserve">ตารางที่ </w:t>
-      </w:r>
-      <w:r>
-        <w:rPr>
-          <w:rFonts w:hint="cs"/>
-          <w:cs/>
-        </w:rPr>
-        <w:t>4.</w:t>
-      </w:r>
-      <w:r>
-        <w:fldChar w:fldCharType="begin"/>
-      </w:r>
-      <w:r>
-        <w:instrText xml:space="preserve"> SEQ </w:instrText>
-      </w:r>
-      <w:r>
-        <w:rPr>
-          <w:cs/>
-        </w:rPr>
-        <w:instrText xml:space="preserve">ตารางที่ </w:instrText>
-      </w:r>
-      <w:r>
-        <w:instrText xml:space="preserve">\* ARABIC </w:instrText>
-      </w:r>
-      <w:r>
-        <w:fldChar w:fldCharType="separate"/>
-      </w:r>
-      <w:r>
-        <w:rPr>
-          <w:noProof/>
-        </w:rPr>
-        <w:t>3</w:t>
-      </w:r>
-      <w:r>
-        <w:rPr>
-          <w:noProof/>
-        </w:rPr>
-        <w:fldChar w:fldCharType="end"/>
-      </w:r>
-      <w:r>
-        <w:rPr>
-          <w:rFonts w:hint="cs"/>
-          <w:cs/>
-        </w:rPr>
-        <w:t xml:space="preserve"> </w:t>
-      </w:r>
-      <w:r>
-        <w:rPr>
-          <w:cs/>
-        </w:rPr>
-        <w:t>ผลการทดสอบความเร็วระหว่าง อาร์เอฟไอดี</w:t>
-      </w:r>
-      <w:proofErr w:type="spellStart"/>
-      <w:r>
-        <w:rPr>
-          <w:cs/>
-        </w:rPr>
-        <w:t>แท็ก</w:t>
-      </w:r>
-      <w:proofErr w:type="spellEnd"/>
-      <w:r>
-        <w:t xml:space="preserve"> </w:t>
-      </w:r>
-      <w:r>
-        <w:rPr>
-          <w:cs/>
-        </w:rPr>
-        <w:t>และ บาร์</w:t>
-      </w:r>
-      <w:r>
-        <w:rPr>
-          <w:cs/>
-        </w:rPr>
-        <w:t>โค้ด</w:t>
-      </w:r>
-      <w:r>
-        <w:t xml:space="preserve"> </w:t>
-      </w:r>
-      <w:r>
-        <w:rPr>
-          <w:rFonts w:hint="cs"/>
-          <w:cs/>
-        </w:rPr>
-        <w:t>30</w:t>
-      </w:r>
-      <w:r>
-        <w:rPr>
-          <w:cs/>
-        </w:rPr>
-        <w:t xml:space="preserve"> ชิ้น</w:t>
       </w:r>
       <w:bookmarkEnd w:id="94"/>
     </w:p>
@@ -9150,7 +8290,6 @@
                 <w:cs/>
               </w:rPr>
             </w:pPr>
-            <w:bookmarkStart w:id="95" w:name="_Ref220620705"/>
             <w:r>
               <w:rPr>
                 <w:rFonts w:hint="cs"/>
@@ -9383,7 +8522,7 @@
         </w:tc>
         <w:tc>
           <w:tcPr>
-            <w:tcW w:w="1127" w:type="dxa"/>
+            <w:tcW w:w="1125" w:type="dxa"/>
             <w:tcBorders>
               <w:left w:val="nil"/>
               <w:bottom w:val="single" w:sz="4" w:space="0" w:color="auto"/>
@@ -9475,10 +8614,12 @@
             </w:pPr>
             <w:r>
               <w:rPr>
-                <w:sz w:val="32"/>
-                <w:szCs w:val="32"/>
-              </w:rPr>
-              <w:t>5.24</w:t>
+                <w:rFonts w:hint="cs"/>
+                <w:sz w:val="32"/>
+                <w:szCs w:val="32"/>
+                <w:cs/>
+              </w:rPr>
+              <w:t>0.86</w:t>
             </w:r>
           </w:p>
         </w:tc>
@@ -9501,10 +8642,19 @@
             </w:pPr>
             <w:r>
               <w:rPr>
-                <w:sz w:val="32"/>
-                <w:szCs w:val="32"/>
-              </w:rPr>
-              <w:t>4.69</w:t>
+                <w:rFonts w:hint="cs"/>
+                <w:sz w:val="32"/>
+                <w:szCs w:val="32"/>
+                <w:cs/>
+              </w:rPr>
+              <w:t>1</w:t>
+            </w:r>
+            <w:r>
+              <w:rPr>
+                <w:sz w:val="32"/>
+                <w:szCs w:val="32"/>
+              </w:rPr>
+              <w:t>.21</w:t>
             </w:r>
           </w:p>
         </w:tc>
@@ -9530,7 +8680,7 @@
                 <w:sz w:val="32"/>
                 <w:szCs w:val="32"/>
               </w:rPr>
-              <w:t>6.62</w:t>
+              <w:t>0.73</w:t>
             </w:r>
           </w:p>
         </w:tc>
@@ -9556,13 +8706,13 @@
                 <w:sz w:val="32"/>
                 <w:szCs w:val="32"/>
               </w:rPr>
-              <w:t>5.42</w:t>
+              <w:t>0.92</w:t>
             </w:r>
           </w:p>
         </w:tc>
         <w:tc>
           <w:tcPr>
-            <w:tcW w:w="1127" w:type="dxa"/>
+            <w:tcW w:w="1125" w:type="dxa"/>
             <w:tcBorders>
               <w:left w:val="nil"/>
               <w:bottom w:val="single" w:sz="4" w:space="0" w:color="auto"/>
@@ -9581,7 +8731,7 @@
                 <w:sz w:val="32"/>
                 <w:szCs w:val="32"/>
               </w:rPr>
-              <w:t>5.65</w:t>
+              <w:t>1.53</w:t>
             </w:r>
           </w:p>
         </w:tc>
@@ -9602,7 +8752,7 @@
                 <w:sz w:val="32"/>
                 <w:szCs w:val="32"/>
               </w:rPr>
-              <w:t>5.52</w:t>
+              <w:t>1.05</w:t>
             </w:r>
           </w:p>
         </w:tc>
@@ -9655,7 +8805,7 @@
                 <w:sz w:val="32"/>
                 <w:szCs w:val="32"/>
               </w:rPr>
-              <w:t>43.28</w:t>
+              <w:t>14.26</w:t>
             </w:r>
           </w:p>
         </w:tc>
@@ -9681,7 +8831,7 @@
                 <w:sz w:val="32"/>
                 <w:szCs w:val="32"/>
               </w:rPr>
-              <w:t>39.42</w:t>
+              <w:t>13.37</w:t>
             </w:r>
           </w:p>
         </w:tc>
@@ -9707,7 +8857,7 @@
                 <w:sz w:val="32"/>
                 <w:szCs w:val="32"/>
               </w:rPr>
-              <w:t>42.36</w:t>
+              <w:t>12.68</w:t>
             </w:r>
           </w:p>
         </w:tc>
@@ -9733,13 +8883,13 @@
                 <w:sz w:val="32"/>
                 <w:szCs w:val="32"/>
               </w:rPr>
-              <w:t>37.49</w:t>
+              <w:t>13.49</w:t>
             </w:r>
           </w:p>
         </w:tc>
         <w:tc>
           <w:tcPr>
-            <w:tcW w:w="1127" w:type="dxa"/>
+            <w:tcW w:w="1125" w:type="dxa"/>
             <w:tcBorders>
               <w:top w:val="single" w:sz="4" w:space="0" w:color="auto"/>
               <w:left w:val="nil"/>
@@ -9758,7 +8908,7 @@
                 <w:sz w:val="32"/>
                 <w:szCs w:val="32"/>
               </w:rPr>
-              <w:t>38.24</w:t>
+              <w:t>14.35</w:t>
             </w:r>
           </w:p>
         </w:tc>
@@ -9779,7 +8929,7 @@
                 <w:sz w:val="32"/>
                 <w:szCs w:val="32"/>
               </w:rPr>
-              <w:t>40.16</w:t>
+              <w:t>13.63</w:t>
             </w:r>
           </w:p>
         </w:tc>
@@ -9789,116 +8939,82 @@
       <w:pPr>
         <w:spacing w:before="180"/>
         <w:jc w:val="center"/>
-        <w:rPr>
-          <w:b/>
-          <w:bCs/>
-        </w:rPr>
-      </w:pPr>
-      <w:bookmarkStart w:id="96" w:name="_Toc230306863"/>
+      </w:pPr>
+      <w:bookmarkStart w:id="95" w:name="_Toc230306862"/>
+      <w:r>
+        <w:rPr>
+          <w:cs/>
+        </w:rPr>
+        <w:t xml:space="preserve">ตารางที่ </w:t>
+      </w:r>
+      <w:r>
+        <w:rPr>
+          <w:rFonts w:hint="cs"/>
+          <w:cs/>
+        </w:rPr>
+        <w:t>4.</w:t>
+      </w:r>
+      <w:fldSimple w:instr=" SEQ ตารางที่ \* ARABIC ">
+        <w:r>
+          <w:rPr>
+            <w:noProof/>
+          </w:rPr>
+          <w:t>3</w:t>
+        </w:r>
+      </w:fldSimple>
+      <w:r>
+        <w:rPr>
+          <w:rFonts w:hint="cs"/>
+          <w:cs/>
+        </w:rPr>
+        <w:t xml:space="preserve"> </w:t>
+      </w:r>
+      <w:r>
+        <w:rPr>
+          <w:cs/>
+        </w:rPr>
+        <w:t>ผลการทดสอบความเร็วระหว่าง อาร์เอฟไอดี</w:t>
+      </w:r>
+      <w:proofErr w:type="spellStart"/>
+      <w:r>
+        <w:rPr>
+          <w:cs/>
+        </w:rPr>
+        <w:t>แท็ก</w:t>
+      </w:r>
+      <w:proofErr w:type="spellEnd"/>
+      <w:r>
+        <w:t xml:space="preserve"> </w:t>
+      </w:r>
+      <w:r>
+        <w:rPr>
+          <w:cs/>
+        </w:rPr>
+        <w:t>และ บาร์</w:t>
+      </w:r>
+      <w:r>
+        <w:rPr>
+          <w:cs/>
+        </w:rPr>
+        <w:t>โค้ด</w:t>
+      </w:r>
+      <w:r>
+        <w:t xml:space="preserve"> </w:t>
+      </w:r>
+      <w:r>
+        <w:rPr>
+          <w:rFonts w:hint="cs"/>
+          <w:cs/>
+        </w:rPr>
+        <w:t>30</w:t>
+      </w:r>
+      <w:r>
+        <w:rPr>
+          <w:cs/>
+        </w:rPr>
+        <w:t xml:space="preserve"> ชิ้น</w:t>
+      </w:r>
       <w:bookmarkEnd w:id="95"/>
-      <w:r>
-        <w:rPr>
-          <w:cs/>
-        </w:rPr>
-        <w:t xml:space="preserve">ตารางที่ </w:t>
-      </w:r>
-      <w:r>
-        <w:rPr>
-          <w:rFonts w:hint="cs"/>
-          <w:cs/>
-        </w:rPr>
-        <w:t>4.</w:t>
-      </w:r>
-      <w:r>
-        <w:fldChar w:fldCharType="begin"/>
-      </w:r>
-      <w:r>
-        <w:instrText xml:space="preserve"> SEQ </w:instrText>
-      </w:r>
-      <w:r>
-        <w:rPr>
-          <w:cs/>
-        </w:rPr>
-        <w:instrText xml:space="preserve">ตารางที่ </w:instrText>
-      </w:r>
-      <w:r>
-        <w:instrText xml:space="preserve">\* ARABIC </w:instrText>
-      </w:r>
-      <w:r>
-        <w:fldChar w:fldCharType="separate"/>
-      </w:r>
-      <w:r>
-        <w:rPr>
-          <w:noProof/>
-        </w:rPr>
-        <w:t>4</w:t>
-      </w:r>
-      <w:r>
-        <w:rPr>
-          <w:noProof/>
-        </w:rPr>
-        <w:fldChar w:fldCharType="end"/>
-      </w:r>
-      <w:r>
-        <w:rPr>
-          <w:rFonts w:hint="cs"/>
-          <w:cs/>
-        </w:rPr>
-        <w:t xml:space="preserve"> </w:t>
-      </w:r>
-      <w:r>
-        <w:rPr>
-          <w:cs/>
-        </w:rPr>
-        <w:t>ผลการทดสอบความเร็วระหว่าง อาร์เอฟไอดี</w:t>
-      </w:r>
-      <w:proofErr w:type="spellStart"/>
-      <w:r>
-        <w:rPr>
-          <w:cs/>
-        </w:rPr>
-        <w:t>แท็ก</w:t>
-      </w:r>
-      <w:proofErr w:type="spellEnd"/>
-      <w:r>
-        <w:t xml:space="preserve"> </w:t>
-      </w:r>
-      <w:r>
-        <w:rPr>
-          <w:cs/>
-        </w:rPr>
-        <w:t>และ บาร์</w:t>
-      </w:r>
-      <w:r>
-        <w:rPr>
-          <w:cs/>
-        </w:rPr>
-        <w:t>โค้ด</w:t>
-      </w:r>
-      <w:r>
-        <w:t xml:space="preserve"> </w:t>
-      </w:r>
-      <w:r>
-        <w:rPr>
-          <w:cs/>
-        </w:rPr>
-        <w:t>5</w:t>
-      </w:r>
-      <w:r>
-        <w:rPr>
-          <w:rFonts w:hint="cs"/>
-          <w:cs/>
-        </w:rPr>
-        <w:t>0</w:t>
-      </w:r>
-      <w:r>
-        <w:rPr>
-          <w:cs/>
-        </w:rPr>
-        <w:t xml:space="preserve"> ชิ้น</w:t>
-      </w:r>
-      <w:bookmarkStart w:id="97" w:name="_Ref220620707"/>
-      <w:bookmarkEnd w:id="96"/>
     </w:p>
     <w:tbl>
       <w:tblPr>
@@ -9939,6 +9055,7 @@
                 <w:cs/>
               </w:rPr>
             </w:pPr>
+            <w:bookmarkStart w:id="96" w:name="_Ref220620705"/>
             <w:r>
               <w:rPr>
                 <w:rFonts w:hint="cs"/>
@@ -10263,12 +9380,10 @@
             </w:pPr>
             <w:r>
               <w:rPr>
-                <w:rFonts w:hint="cs"/>
-                <w:sz w:val="32"/>
-                <w:szCs w:val="32"/>
-                <w:cs/>
-              </w:rPr>
-              <w:t>7.43</w:t>
+                <w:sz w:val="32"/>
+                <w:szCs w:val="32"/>
+              </w:rPr>
+              <w:t>5.24</w:t>
             </w:r>
           </w:p>
         </w:tc>
@@ -10291,12 +9406,10 @@
             </w:pPr>
             <w:r>
               <w:rPr>
-                <w:rFonts w:hint="cs"/>
-                <w:sz w:val="32"/>
-                <w:szCs w:val="32"/>
-                <w:cs/>
-              </w:rPr>
-              <w:t>8.94</w:t>
+                <w:sz w:val="32"/>
+                <w:szCs w:val="32"/>
+              </w:rPr>
+              <w:t>4.69</w:t>
             </w:r>
           </w:p>
         </w:tc>
@@ -10319,12 +9432,10 @@
             </w:pPr>
             <w:r>
               <w:rPr>
-                <w:rFonts w:hint="cs"/>
-                <w:sz w:val="32"/>
-                <w:szCs w:val="32"/>
-                <w:cs/>
-              </w:rPr>
-              <w:t>9.71</w:t>
+                <w:sz w:val="32"/>
+                <w:szCs w:val="32"/>
+              </w:rPr>
+              <w:t>6.62</w:t>
             </w:r>
           </w:p>
         </w:tc>
@@ -10347,12 +9458,10 @@
             </w:pPr>
             <w:r>
               <w:rPr>
-                <w:rFonts w:hint="cs"/>
-                <w:sz w:val="32"/>
-                <w:szCs w:val="32"/>
-                <w:cs/>
-              </w:rPr>
-              <w:t>8.65</w:t>
+                <w:sz w:val="32"/>
+                <w:szCs w:val="32"/>
+              </w:rPr>
+              <w:t>5.42</w:t>
             </w:r>
           </w:p>
         </w:tc>
@@ -10374,12 +9483,10 @@
             </w:pPr>
             <w:r>
               <w:rPr>
-                <w:rFonts w:hint="cs"/>
-                <w:sz w:val="32"/>
-                <w:szCs w:val="32"/>
-                <w:cs/>
-              </w:rPr>
-              <w:t>8.21</w:t>
+                <w:sz w:val="32"/>
+                <w:szCs w:val="32"/>
+              </w:rPr>
+              <w:t>5.65</w:t>
             </w:r>
           </w:p>
         </w:tc>
@@ -10397,12 +9504,10 @@
             </w:pPr>
             <w:r>
               <w:rPr>
-                <w:rFonts w:hint="cs"/>
-                <w:sz w:val="32"/>
-                <w:szCs w:val="32"/>
-                <w:cs/>
-              </w:rPr>
-              <w:t>8.59</w:t>
+                <w:sz w:val="32"/>
+                <w:szCs w:val="32"/>
+              </w:rPr>
+              <w:t>5.52</w:t>
             </w:r>
           </w:p>
         </w:tc>
@@ -10452,12 +9557,10 @@
             </w:pPr>
             <w:r>
               <w:rPr>
-                <w:rFonts w:hint="cs"/>
-                <w:sz w:val="32"/>
-                <w:szCs w:val="32"/>
-                <w:cs/>
-              </w:rPr>
-              <w:t>72.43</w:t>
+                <w:sz w:val="32"/>
+                <w:szCs w:val="32"/>
+              </w:rPr>
+              <w:t>43.28</w:t>
             </w:r>
           </w:p>
         </w:tc>
@@ -10480,12 +9583,10 @@
             </w:pPr>
             <w:r>
               <w:rPr>
-                <w:rFonts w:hint="cs"/>
-                <w:sz w:val="32"/>
-                <w:szCs w:val="32"/>
-                <w:cs/>
-              </w:rPr>
-              <w:t>82.38</w:t>
+                <w:sz w:val="32"/>
+                <w:szCs w:val="32"/>
+              </w:rPr>
+              <w:t>39.42</w:t>
             </w:r>
           </w:p>
         </w:tc>
@@ -10508,12 +9609,10 @@
             </w:pPr>
             <w:r>
               <w:rPr>
-                <w:rFonts w:hint="cs"/>
-                <w:sz w:val="32"/>
-                <w:szCs w:val="32"/>
-                <w:cs/>
-              </w:rPr>
-              <w:t>76.46</w:t>
+                <w:sz w:val="32"/>
+                <w:szCs w:val="32"/>
+              </w:rPr>
+              <w:t>42.36</w:t>
             </w:r>
           </w:p>
         </w:tc>
@@ -10536,12 +9635,10 @@
             </w:pPr>
             <w:r>
               <w:rPr>
-                <w:rFonts w:hint="cs"/>
-                <w:sz w:val="32"/>
-                <w:szCs w:val="32"/>
-                <w:cs/>
-              </w:rPr>
-              <w:t>74.85</w:t>
+                <w:sz w:val="32"/>
+                <w:szCs w:val="32"/>
+              </w:rPr>
+              <w:t>37.49</w:t>
             </w:r>
           </w:p>
         </w:tc>
@@ -10563,12 +9660,10 @@
             </w:pPr>
             <w:r>
               <w:rPr>
-                <w:rFonts w:hint="cs"/>
-                <w:sz w:val="32"/>
-                <w:szCs w:val="32"/>
-                <w:cs/>
-              </w:rPr>
-              <w:t>78.69</w:t>
+                <w:sz w:val="32"/>
+                <w:szCs w:val="32"/>
+              </w:rPr>
+              <w:t>38.24</w:t>
             </w:r>
           </w:p>
         </w:tc>
@@ -10586,12 +9681,10 @@
             </w:pPr>
             <w:r>
               <w:rPr>
-                <w:rFonts w:hint="cs"/>
-                <w:sz w:val="32"/>
-                <w:szCs w:val="32"/>
-                <w:cs/>
-              </w:rPr>
-              <w:t>76.96</w:t>
+                <w:sz w:val="32"/>
+                <w:szCs w:val="32"/>
+              </w:rPr>
+              <w:t>40.16</w:t>
             </w:r>
           </w:p>
         </w:tc>
@@ -10601,108 +9694,94 @@
       <w:pPr>
         <w:spacing w:before="180"/>
         <w:jc w:val="center"/>
-      </w:pPr>
-      <w:bookmarkStart w:id="98" w:name="_Ref229856821"/>
-      <w:bookmarkStart w:id="99" w:name="_Toc230306864"/>
+        <w:rPr>
+          <w:b/>
+          <w:bCs/>
+        </w:rPr>
+      </w:pPr>
+      <w:bookmarkStart w:id="97" w:name="_Toc230306863"/>
+      <w:bookmarkEnd w:id="96"/>
+      <w:r>
+        <w:rPr>
+          <w:cs/>
+        </w:rPr>
+        <w:t xml:space="preserve">ตารางที่ </w:t>
+      </w:r>
+      <w:r>
+        <w:rPr>
+          <w:rFonts w:hint="cs"/>
+          <w:cs/>
+        </w:rPr>
+        <w:t>4.</w:t>
+      </w:r>
+      <w:fldSimple w:instr=" SEQ ตารางที่ \* ARABIC ">
+        <w:r>
+          <w:rPr>
+            <w:noProof/>
+          </w:rPr>
+          <w:t>4</w:t>
+        </w:r>
+      </w:fldSimple>
+      <w:r>
+        <w:rPr>
+          <w:rFonts w:hint="cs"/>
+          <w:cs/>
+        </w:rPr>
+        <w:t xml:space="preserve"> </w:t>
+      </w:r>
+      <w:r>
+        <w:rPr>
+          <w:cs/>
+        </w:rPr>
+        <w:t>ผลการทดสอบความเร็วระหว่าง อาร์เอฟไอดี</w:t>
+      </w:r>
+      <w:proofErr w:type="spellStart"/>
+      <w:r>
+        <w:rPr>
+          <w:cs/>
+        </w:rPr>
+        <w:t>แท็ก</w:t>
+      </w:r>
+      <w:proofErr w:type="spellEnd"/>
+      <w:r>
+        <w:t xml:space="preserve"> </w:t>
+      </w:r>
+      <w:r>
+        <w:rPr>
+          <w:cs/>
+        </w:rPr>
+        <w:t>และ บาร์</w:t>
+      </w:r>
+      <w:r>
+        <w:rPr>
+          <w:cs/>
+        </w:rPr>
+        <w:t>โค้ด</w:t>
+      </w:r>
+      <w:r>
+        <w:t xml:space="preserve"> </w:t>
+      </w:r>
+      <w:r>
+        <w:rPr>
+          <w:cs/>
+        </w:rPr>
+        <w:t>5</w:t>
+      </w:r>
+      <w:r>
+        <w:rPr>
+          <w:rFonts w:hint="cs"/>
+          <w:cs/>
+        </w:rPr>
+        <w:t>0</w:t>
+      </w:r>
+      <w:r>
+        <w:rPr>
+          <w:cs/>
+        </w:rPr>
+        <w:t xml:space="preserve"> ชิ้น</w:t>
+      </w:r>
+      <w:bookmarkStart w:id="98" w:name="_Ref220620707"/>
       <w:bookmarkEnd w:id="97"/>
-      <w:r>
-        <w:rPr>
-          <w:cs/>
-        </w:rPr>
-        <w:lastRenderedPageBreak/>
-        <w:t xml:space="preserve">ตารางที่ </w:t>
-      </w:r>
-      <w:r>
-        <w:rPr>
-          <w:rFonts w:hint="cs"/>
-          <w:cs/>
-        </w:rPr>
-        <w:t>4.</w:t>
-      </w:r>
-      <w:r>
-        <w:fldChar w:fldCharType="begin"/>
-      </w:r>
-      <w:r>
-        <w:instrText xml:space="preserve"> SEQ </w:instrText>
-      </w:r>
-      <w:r>
-        <w:rPr>
-          <w:cs/>
-        </w:rPr>
-        <w:instrText xml:space="preserve">ตารางที่ </w:instrText>
-      </w:r>
-      <w:r>
-        <w:instrText xml:space="preserve">\* ARABIC </w:instrText>
-      </w:r>
-      <w:r>
-        <w:fldChar w:fldCharType="separate"/>
-      </w:r>
-      <w:r>
-        <w:rPr>
-          <w:noProof/>
-        </w:rPr>
-        <w:t>5</w:t>
-      </w:r>
-      <w:r>
-        <w:rPr>
-          <w:noProof/>
-        </w:rPr>
-        <w:fldChar w:fldCharType="end"/>
-      </w:r>
-      <w:bookmarkEnd w:id="98"/>
-      <w:r>
-        <w:rPr>
-          <w:rFonts w:hint="cs"/>
-          <w:cs/>
-        </w:rPr>
-        <w:t xml:space="preserve"> </w:t>
-      </w:r>
-      <w:r>
-        <w:rPr>
-          <w:cs/>
-        </w:rPr>
-        <w:t>ผลการทดสอบความเร็วระหว่าง อาร์เอฟไอดี</w:t>
-      </w:r>
-      <w:proofErr w:type="spellStart"/>
-      <w:r>
-        <w:rPr>
-          <w:cs/>
-        </w:rPr>
-        <w:t>แท็ก</w:t>
-      </w:r>
-      <w:proofErr w:type="spellEnd"/>
-      <w:r>
-        <w:t xml:space="preserve"> </w:t>
-      </w:r>
-      <w:r>
-        <w:rPr>
-          <w:cs/>
-        </w:rPr>
-        <w:t>และ บาร์</w:t>
-      </w:r>
-      <w:r>
-        <w:rPr>
-          <w:cs/>
-        </w:rPr>
-        <w:t>โค้ด</w:t>
-      </w:r>
-      <w:r>
-        <w:t xml:space="preserve"> </w:t>
-      </w:r>
-      <w:r>
-        <w:rPr>
-          <w:rFonts w:hint="cs"/>
-          <w:cs/>
-        </w:rPr>
-        <w:t>100</w:t>
-      </w:r>
-      <w:r>
-        <w:rPr>
-          <w:cs/>
-        </w:rPr>
-        <w:t xml:space="preserve"> ชิ้น</w:t>
-      </w:r>
-      <w:bookmarkEnd w:id="99"/>
     </w:p>
     <w:tbl>
       <w:tblPr>
@@ -11067,10 +10146,12 @@
             </w:pPr>
             <w:r>
               <w:rPr>
-                <w:sz w:val="32"/>
-                <w:szCs w:val="32"/>
-              </w:rPr>
-              <w:t>26.42</w:t>
+                <w:rFonts w:hint="cs"/>
+                <w:sz w:val="32"/>
+                <w:szCs w:val="32"/>
+                <w:cs/>
+              </w:rPr>
+              <w:t>7.43</w:t>
             </w:r>
           </w:p>
         </w:tc>
@@ -11093,10 +10174,12 @@
             </w:pPr>
             <w:r>
               <w:rPr>
-                <w:sz w:val="32"/>
-                <w:szCs w:val="32"/>
-              </w:rPr>
-              <w:t>25.43</w:t>
+                <w:rFonts w:hint="cs"/>
+                <w:sz w:val="32"/>
+                <w:szCs w:val="32"/>
+                <w:cs/>
+              </w:rPr>
+              <w:t>8.94</w:t>
             </w:r>
           </w:p>
         </w:tc>
@@ -11119,10 +10202,12 @@
             </w:pPr>
             <w:r>
               <w:rPr>
-                <w:sz w:val="32"/>
-                <w:szCs w:val="32"/>
-              </w:rPr>
-              <w:t>22.46</w:t>
+                <w:rFonts w:hint="cs"/>
+                <w:sz w:val="32"/>
+                <w:szCs w:val="32"/>
+                <w:cs/>
+              </w:rPr>
+              <w:t>9.71</w:t>
             </w:r>
           </w:p>
         </w:tc>
@@ -11145,10 +10230,12 @@
             </w:pPr>
             <w:r>
               <w:rPr>
-                <w:sz w:val="32"/>
-                <w:szCs w:val="32"/>
-              </w:rPr>
-              <w:t>23.34</w:t>
+                <w:rFonts w:hint="cs"/>
+                <w:sz w:val="32"/>
+                <w:szCs w:val="32"/>
+                <w:cs/>
+              </w:rPr>
+              <w:t>8.65</w:t>
             </w:r>
           </w:p>
         </w:tc>
@@ -11170,10 +10257,12 @@
             </w:pPr>
             <w:r>
               <w:rPr>
-                <w:sz w:val="32"/>
-                <w:szCs w:val="32"/>
-              </w:rPr>
-              <w:t>22.94</w:t>
+                <w:rFonts w:hint="cs"/>
+                <w:sz w:val="32"/>
+                <w:szCs w:val="32"/>
+                <w:cs/>
+              </w:rPr>
+              <w:t>8.21</w:t>
             </w:r>
           </w:p>
         </w:tc>
@@ -11191,10 +10280,12 @@
             </w:pPr>
             <w:r>
               <w:rPr>
-                <w:sz w:val="32"/>
-                <w:szCs w:val="32"/>
-              </w:rPr>
-              <w:t>24.12</w:t>
+                <w:rFonts w:hint="cs"/>
+                <w:sz w:val="32"/>
+                <w:szCs w:val="32"/>
+                <w:cs/>
+              </w:rPr>
+              <w:t>8.59</w:t>
             </w:r>
           </w:p>
         </w:tc>
@@ -11244,10 +10335,12 @@
             </w:pPr>
             <w:r>
               <w:rPr>
-                <w:sz w:val="32"/>
-                <w:szCs w:val="32"/>
-              </w:rPr>
-              <w:t>142.35</w:t>
+                <w:rFonts w:hint="cs"/>
+                <w:sz w:val="32"/>
+                <w:szCs w:val="32"/>
+                <w:cs/>
+              </w:rPr>
+              <w:t>72.43</w:t>
             </w:r>
           </w:p>
         </w:tc>
@@ -11270,10 +10363,12 @@
             </w:pPr>
             <w:r>
               <w:rPr>
-                <w:sz w:val="32"/>
-                <w:szCs w:val="32"/>
-              </w:rPr>
-              <w:t>139.24</w:t>
+                <w:rFonts w:hint="cs"/>
+                <w:sz w:val="32"/>
+                <w:szCs w:val="32"/>
+                <w:cs/>
+              </w:rPr>
+              <w:t>82.38</w:t>
             </w:r>
           </w:p>
         </w:tc>
@@ -11296,10 +10391,12 @@
             </w:pPr>
             <w:r>
               <w:rPr>
-                <w:sz w:val="32"/>
-                <w:szCs w:val="32"/>
-              </w:rPr>
-              <w:t>146.49</w:t>
+                <w:rFonts w:hint="cs"/>
+                <w:sz w:val="32"/>
+                <w:szCs w:val="32"/>
+                <w:cs/>
+              </w:rPr>
+              <w:t>76.46</w:t>
             </w:r>
           </w:p>
         </w:tc>
@@ -11322,10 +10419,12 @@
             </w:pPr>
             <w:r>
               <w:rPr>
-                <w:sz w:val="32"/>
-                <w:szCs w:val="32"/>
-              </w:rPr>
-              <w:t>143.49</w:t>
+                <w:rFonts w:hint="cs"/>
+                <w:sz w:val="32"/>
+                <w:szCs w:val="32"/>
+                <w:cs/>
+              </w:rPr>
+              <w:t>74.85</w:t>
             </w:r>
           </w:p>
         </w:tc>
@@ -11347,10 +10446,12 @@
             </w:pPr>
             <w:r>
               <w:rPr>
-                <w:sz w:val="32"/>
-                <w:szCs w:val="32"/>
-              </w:rPr>
-              <w:t>141.92</w:t>
+                <w:rFonts w:hint="cs"/>
+                <w:sz w:val="32"/>
+                <w:szCs w:val="32"/>
+                <w:cs/>
+              </w:rPr>
+              <w:t>78.69</w:t>
             </w:r>
           </w:p>
         </w:tc>
@@ -11368,10 +10469,12 @@
             </w:pPr>
             <w:r>
               <w:rPr>
-                <w:sz w:val="32"/>
-                <w:szCs w:val="32"/>
-              </w:rPr>
-              <w:t>142.70</w:t>
+                <w:rFonts w:hint="cs"/>
+                <w:sz w:val="32"/>
+                <w:szCs w:val="32"/>
+                <w:cs/>
+              </w:rPr>
+              <w:t>76.96</w:t>
             </w:r>
           </w:p>
         </w:tc>
@@ -11380,13 +10483,63 @@
     <w:p>
       <w:pPr>
         <w:spacing w:before="180"/>
-        <w:ind w:firstLine="567"/>
-      </w:pPr>
-      <w:r>
-        <w:rPr>
-          <w:cs/>
-        </w:rPr>
-        <w:t>จากการทดสอบประสิทธิภาพความเร็วในการอ่านข้อมูลระหว่าง อาร์เอฟไอดี และ บาร์</w:t>
+        <w:jc w:val="center"/>
+      </w:pPr>
+      <w:bookmarkStart w:id="99" w:name="_Ref229856821"/>
+      <w:bookmarkStart w:id="100" w:name="_Toc230306864"/>
+      <w:bookmarkEnd w:id="98"/>
+      <w:r>
+        <w:rPr>
+          <w:cs/>
+        </w:rPr>
+        <w:lastRenderedPageBreak/>
+        <w:t xml:space="preserve">ตารางที่ </w:t>
+      </w:r>
+      <w:r>
+        <w:rPr>
+          <w:rFonts w:hint="cs"/>
+          <w:cs/>
+        </w:rPr>
+        <w:t>4.</w:t>
+      </w:r>
+      <w:fldSimple w:instr=" SEQ ตารางที่ \* ARABIC ">
+        <w:r>
+          <w:rPr>
+            <w:noProof/>
+          </w:rPr>
+          <w:t>5</w:t>
+        </w:r>
+      </w:fldSimple>
+      <w:bookmarkEnd w:id="99"/>
+      <w:r>
+        <w:rPr>
+          <w:rFonts w:hint="cs"/>
+          <w:cs/>
+        </w:rPr>
+        <w:t xml:space="preserve"> </w:t>
+      </w:r>
+      <w:r>
+        <w:rPr>
+          <w:cs/>
+        </w:rPr>
+        <w:t>ผลการทดสอบความเร็วระหว่าง อาร์เอฟไอดี</w:t>
+      </w:r>
+      <w:proofErr w:type="spellStart"/>
+      <w:r>
+        <w:rPr>
+          <w:cs/>
+        </w:rPr>
+        <w:t>แท็ก</w:t>
+      </w:r>
+      <w:proofErr w:type="spellEnd"/>
+      <w:r>
+        <w:t xml:space="preserve"> </w:t>
+      </w:r>
+      <w:r>
+        <w:rPr>
+          <w:cs/>
+        </w:rPr>
+        <w:t>และ บาร์</w:t>
       </w:r>
       <w:r>
         <w:rPr>
@@ -11395,577 +10548,22 @@
         <w:t>โค้ด</w:t>
       </w:r>
       <w:r>
-        <w:rPr>
-          <w:cs/>
-        </w:rPr>
-        <w:t xml:space="preserve"> ในปริมาณสินค้าที่แตกต่างกัน ตั้งแต่ </w:t>
-      </w:r>
-      <w:r>
-        <w:t>5</w:t>
-      </w:r>
-      <w:r>
-        <w:rPr>
-          <w:cs/>
-        </w:rPr>
-        <w:t xml:space="preserve"> ชิ้น ไปจนถึง </w:t>
-      </w:r>
-      <w:r>
+        <w:t xml:space="preserve"> </w:t>
+      </w:r>
+      <w:r>
+        <w:rPr>
+          <w:rFonts w:hint="cs"/>
+          <w:cs/>
+        </w:rPr>
         <w:t>100</w:t>
       </w:r>
       <w:r>
         <w:rPr>
           <w:cs/>
         </w:rPr>
-        <w:t xml:space="preserve"> ชิ้น พบประเด็นสำคัญดังนี้</w:t>
-      </w:r>
-      <w:r>
-        <w:t xml:space="preserve"> </w:t>
-      </w:r>
-      <w:r>
-        <w:rPr>
-          <w:cs/>
-        </w:rPr>
-        <w:t>ความรวดเร็วที่มากกว่าอย่างเห็นได้ชัด ในทุกจำนวนที่ทดสอบ อาร์เอฟไอดี ทำเวลาได้น้อยกว่าบาร์</w:t>
-      </w:r>
-      <w:r>
-        <w:rPr>
-          <w:cs/>
-        </w:rPr>
-        <w:t>โค้ด</w:t>
-      </w:r>
-      <w:r>
-        <w:rPr>
-          <w:cs/>
-        </w:rPr>
-        <w:t xml:space="preserve"> โดยเฉลี่ยแล้ว ประมาณ </w:t>
-      </w:r>
-      <w:r>
-        <w:t>6-12</w:t>
-      </w:r>
-      <w:r>
-        <w:rPr>
-          <w:cs/>
-        </w:rPr>
-        <w:t xml:space="preserve"> เท่า</w:t>
-      </w:r>
-    </w:p>
-    <w:p>
-      <w:pPr>
-        <w:ind w:firstLine="567"/>
-      </w:pPr>
-      <w:r>
-        <w:rPr>
-          <w:cs/>
-        </w:rPr>
-        <w:t xml:space="preserve">ประสิทธิภาพเมื่อปริมาณสินค้าเพิ่มขึ้นที่ </w:t>
-      </w:r>
-      <w:r>
-        <w:t>5-10</w:t>
-      </w:r>
-      <w:r>
-        <w:rPr>
-          <w:cs/>
-        </w:rPr>
-        <w:t xml:space="preserve"> ชิ้น ความแตกต่างอยู่ในระดับหลักวินาที (อาร์เอฟไอดี ใช้เวลาประมาณ </w:t>
-      </w:r>
-      <w:r>
-        <w:t>0.75</w:t>
-      </w:r>
-      <w:r>
-        <w:rPr>
-          <w:cs/>
-        </w:rPr>
-        <w:t xml:space="preserve"> </w:t>
-      </w:r>
-      <w:r>
-        <w:rPr>
-          <w:cs/>
-        </w:rPr>
-        <w:t>–</w:t>
-      </w:r>
-      <w:r>
-        <w:rPr>
-          <w:cs/>
-        </w:rPr>
-        <w:t xml:space="preserve"> </w:t>
-      </w:r>
-      <w:r>
-        <w:t>0.92</w:t>
-      </w:r>
-      <w:r>
-        <w:rPr>
-          <w:cs/>
-        </w:rPr>
-        <w:t xml:space="preserve"> วินาที ในขณะที่บาร์</w:t>
-      </w:r>
-      <w:r>
-        <w:rPr>
-          <w:cs/>
-        </w:rPr>
-        <w:t>โค้ด</w:t>
-      </w:r>
-      <w:r>
-        <w:rPr>
-          <w:cs/>
-        </w:rPr>
-        <w:t xml:space="preserve">ใช้ถึง </w:t>
-      </w:r>
-      <w:r>
-        <w:t>7.24</w:t>
-      </w:r>
-      <w:r>
-        <w:rPr>
-          <w:cs/>
-        </w:rPr>
-        <w:t xml:space="preserve"> </w:t>
-      </w:r>
-      <w:r>
-        <w:rPr>
-          <w:cs/>
-        </w:rPr>
-        <w:t>–</w:t>
-      </w:r>
-      <w:r>
-        <w:rPr>
-          <w:cs/>
-        </w:rPr>
-        <w:t xml:space="preserve"> </w:t>
-      </w:r>
-      <w:r>
-        <w:t>9.34</w:t>
-      </w:r>
-      <w:r>
-        <w:rPr>
-          <w:cs/>
-        </w:rPr>
-        <w:t xml:space="preserve"> วินาที)</w:t>
-      </w:r>
-      <w:r>
-        <w:rPr>
-          <w:rFonts w:hint="cs"/>
-          <w:cs/>
-        </w:rPr>
-        <w:t xml:space="preserve"> </w:t>
-      </w:r>
-      <w:r>
-        <w:rPr>
-          <w:cs/>
-        </w:rPr>
-        <w:t>ที่ 100 ชิ้น (</w:t>
-      </w:r>
-      <w:r>
-        <w:rPr>
-          <w:cs/>
-        </w:rPr>
-        <w:fldChar w:fldCharType="begin"/>
-      </w:r>
-      <w:r>
-        <w:rPr>
-          <w:cs/>
-        </w:rPr>
-        <w:instrText xml:space="preserve"> </w:instrText>
-      </w:r>
-      <w:r>
-        <w:instrText>REF _Ref</w:instrText>
-      </w:r>
-      <w:r>
-        <w:rPr>
-          <w:cs/>
-        </w:rPr>
-        <w:instrText xml:space="preserve">229856821 </w:instrText>
-      </w:r>
-      <w:r>
-        <w:instrText>\h</w:instrText>
-      </w:r>
-      <w:r>
-        <w:rPr>
-          <w:cs/>
-        </w:rPr>
-        <w:instrText xml:space="preserve"> </w:instrText>
-      </w:r>
-      <w:r>
-        <w:rPr>
-          <w:cs/>
-        </w:rPr>
-      </w:r>
-      <w:r>
-        <w:rPr>
-          <w:cs/>
-        </w:rPr>
-        <w:fldChar w:fldCharType="separate"/>
-      </w:r>
-      <w:r>
-        <w:rPr>
-          <w:cs/>
-        </w:rPr>
-        <w:t xml:space="preserve">ตารางที่ </w:t>
-      </w:r>
-      <w:r>
-        <w:rPr>
-          <w:rFonts w:hint="cs"/>
-          <w:cs/>
-        </w:rPr>
-        <w:t>4.</w:t>
-      </w:r>
-      <w:r>
-        <w:rPr>
-          <w:noProof/>
-        </w:rPr>
-        <w:t>5</w:t>
-      </w:r>
-      <w:r>
-        <w:rPr>
-          <w:cs/>
-        </w:rPr>
-        <w:fldChar w:fldCharType="end"/>
-      </w:r>
-      <w:r>
-        <w:rPr>
-          <w:rFonts w:hint="cs"/>
-          <w:cs/>
-        </w:rPr>
-        <w:t xml:space="preserve"> </w:t>
-      </w:r>
-      <w:r>
-        <w:rPr>
-          <w:cs/>
-        </w:rPr>
-        <w:t xml:space="preserve">จุดที่เห็นผลชัดที่สุด): อาร์เอฟไอดี ใช้เวลาเฉลี่ยเพียง </w:t>
-      </w:r>
-      <w:r>
-        <w:t>24.12</w:t>
-      </w:r>
-      <w:r>
-        <w:rPr>
-          <w:cs/>
-        </w:rPr>
-        <w:t xml:space="preserve"> วินาที ในขณะที่บาร์โค้ดต้องใช้เวลาสูงถึง </w:t>
-      </w:r>
-      <w:r>
-        <w:t>142.70</w:t>
-      </w:r>
-      <w:r>
-        <w:rPr>
-          <w:cs/>
-        </w:rPr>
-        <w:t xml:space="preserve"> วินาที </w:t>
-      </w:r>
-    </w:p>
-    <w:p>
-      <w:pPr>
-        <w:ind w:firstLine="567"/>
-      </w:pPr>
-      <w:r>
-        <w:rPr>
-          <w:cs/>
-        </w:rPr>
-        <w:t>ในด้านอัตราการเติบโตของเวลาบาร์</w:t>
-      </w:r>
-      <w:r>
-        <w:rPr>
-          <w:cs/>
-        </w:rPr>
-        <w:t>โค้ด</w:t>
-      </w:r>
-      <w:r>
-        <w:rPr>
-          <w:cs/>
-        </w:rPr>
-        <w:t>มีแนวโน้มการใช้เวลาที่เพิ่มขึ้นแบบเส้นตรง (</w:t>
-      </w:r>
-      <w:r>
-        <w:t xml:space="preserve">Linear) </w:t>
-      </w:r>
-      <w:r>
-        <w:rPr>
-          <w:cs/>
-        </w:rPr>
-        <w:t>ตามจำนวนชิ้น เพราะต้องสแกนทีละชิ้น แต่ อาร์เอฟไอดี แสดงให้เห็นถึงความสามารถในการอ่านแบบกลุ่ม (</w:t>
-      </w:r>
-      <w:r>
-        <w:t xml:space="preserve">Bulk Reading) </w:t>
-      </w:r>
-      <w:r>
-        <w:rPr>
-          <w:cs/>
-        </w:rPr>
-        <w:t>ที่มีประสิทธิภาพมากกว่า แม้จำนวนชิ้นจะมากขึ้น แต่เวลาที่เพิ่มขึ้นไม่ได้สูงเท่าบาร์</w:t>
-      </w:r>
-      <w:r>
-        <w:rPr>
-          <w:cs/>
-        </w:rPr>
-        <w:t>โค้ด</w:t>
-      </w:r>
-    </w:p>
-    <w:p>
-      <w:pPr>
-        <w:ind w:firstLine="567"/>
-      </w:pPr>
-      <w:r>
-        <w:rPr>
-          <w:cs/>
-        </w:rPr>
-        <w:t>ในส่วนของความแม่นยำในการอ่านข้อมูล ได้ใช้เทคนิคการอ่านซ้ำแบบต่อเนื่อง (</w:t>
-      </w:r>
-      <w:r>
-        <w:t xml:space="preserve">Continuous Sampling) </w:t>
-      </w:r>
-      <w:r>
-        <w:rPr>
-          <w:cs/>
-        </w:rPr>
-        <w:t xml:space="preserve">เนื่องจากโมดูล อาร์เอฟไอดี มีความเร็วในการอ่านสูงมากกว่า </w:t>
-      </w:r>
-      <w:r>
-        <w:t>50</w:t>
-      </w:r>
-      <w:r>
-        <w:rPr>
-          <w:cs/>
-        </w:rPr>
-        <w:t xml:space="preserve"> ครั้งต่อวินาที ระบบจึงถูกออกแบบให้ทำการตรวจสอบความถูกต้องของรหัสที่อ่านได้หลายครั้งภายในเสี้ยววินาที เพื่อยืนยันความถูกต้องของข้อมูลก่อนส่งไปยังฐานข้อมูล จากการทดสอบในสภาวะควบคุมพบว่าเทคนิคการอ่านซ้ำดังกล่าวช่วยลดอัตราการอ่านพลาดให้เป็นศูนย์ ส่งผลให้ระบบมีความแม่นยำในการระบุตัวตนสินค้าครบถ้วนทุกรายการ</w:t>
-      </w:r>
-      <w:r>
-        <w:t xml:space="preserve"> </w:t>
-      </w:r>
-      <w:r>
-        <w:rPr>
-          <w:cs/>
-        </w:rPr>
-        <w:t xml:space="preserve">ตลอดการทดสอบทั้ง </w:t>
-      </w:r>
-      <w:r>
-        <w:t>5</w:t>
-      </w:r>
-      <w:r>
-        <w:rPr>
-          <w:cs/>
-        </w:rPr>
-        <w:t xml:space="preserve"> ชุด ทั้งนี้ ความแม่นยำดังกล่าวขึ้นอยู่กับมุมในการอ่าน และการเรียงสินค้าซึ่งในการทดลองนี้ได้เลือกใช้ตำแหน่งที่เหมาะสมที่สุด เมื่อเทียบกับระบบที่ใช้บาร์</w:t>
-      </w:r>
-      <w:r>
-        <w:rPr>
-          <w:cs/>
-        </w:rPr>
-        <w:t>โค้ด</w:t>
-      </w:r>
-      <w:r>
-        <w:rPr>
-          <w:cs/>
-        </w:rPr>
-        <w:t xml:space="preserve"> มีความเสี่ยงที่เกิดจากความผิดพลาดของมนุษย์ เช่น การข้ามลำดับหรือการสแกนซ้ำซ้อน แต่ระบบ อาร์เอฟไอดี ที่พัฒนาขึ้นนี้ใช้เทคนิคการกรองข้อมูลร่วมกับการอ่านซ้ำด้วยความเร็วสูง ทำให้สามารถตัดโอกาสการเกิดข้อผิดพลาดดังกล่าวได้</w:t>
-      </w:r>
-    </w:p>
-    <w:p>
-      <w:pPr>
-        <w:ind w:firstLine="567"/>
-      </w:pPr>
-      <w:r>
-        <w:rPr>
-          <w:cs/>
-        </w:rPr>
-        <w:lastRenderedPageBreak/>
-        <w:t>เนื่องจากหลักการทำงานของ</w:t>
-      </w:r>
-      <w:r>
-        <w:rPr>
-          <w:cs/>
-        </w:rPr>
-        <w:t>อาร์เอฟไอดี</w:t>
-      </w:r>
-      <w:r>
-        <w:t xml:space="preserve"> </w:t>
-      </w:r>
-      <w:r>
-        <w:rPr>
-          <w:cs/>
-        </w:rPr>
-        <w:t xml:space="preserve">คือใช้คลื่นวิทยุไม่ได้ใช้แสงในการอ่านรหัสเหมือนกับ </w:t>
-      </w:r>
-      <w:r>
-        <w:rPr>
-          <w:cs/>
-        </w:rPr>
-        <w:t>บาร์</w:t>
-      </w:r>
-      <w:r>
-        <w:rPr>
-          <w:cs/>
-        </w:rPr>
-        <w:t>โค้ด</w:t>
-      </w:r>
-      <w:r>
-        <w:t xml:space="preserve"> </w:t>
-      </w:r>
-      <w:r>
-        <w:rPr>
-          <w:cs/>
-        </w:rPr>
-        <w:t xml:space="preserve">และ </w:t>
-      </w:r>
-      <w:r>
-        <w:rPr>
-          <w:cs/>
-        </w:rPr>
-        <w:t>คิวอาร์</w:t>
-      </w:r>
-      <w:r>
-        <w:rPr>
-          <w:cs/>
-        </w:rPr>
-        <w:t>โค้ด</w:t>
-      </w:r>
-      <w:r>
-        <w:t xml:space="preserve"> </w:t>
-      </w:r>
-      <w:r>
-        <w:rPr>
-          <w:rFonts w:hint="cs"/>
-          <w:cs/>
-        </w:rPr>
-        <w:t xml:space="preserve">เมื่อทำการเปลี่ยนบรรจุภัณฑ์ต่างชนิดกันระหว่างกล่องกระดาษและกล่องพลาสติก ได้ผลลัพธ์ที่ใกล้เคียงกันทั้ง </w:t>
-      </w:r>
-      <w:r>
-        <w:t>2</w:t>
-      </w:r>
-      <w:r>
-        <w:rPr>
-          <w:rFonts w:hint="cs"/>
-          <w:cs/>
-        </w:rPr>
-        <w:t xml:space="preserve"> ประเภท ดัง</w:t>
-      </w:r>
-      <w:r>
-        <w:fldChar w:fldCharType="begin"/>
-      </w:r>
-      <w:r>
-        <w:instrText xml:space="preserve"> REF _Ref229856792 \h </w:instrText>
-      </w:r>
-      <w:r>
-        <w:fldChar w:fldCharType="separate"/>
-      </w:r>
-      <w:r>
-        <w:rPr>
-          <w:cs/>
-        </w:rPr>
-        <w:t>ตารางที่</w:t>
-      </w:r>
-      <w:r>
-        <w:rPr>
-          <w:rFonts w:hint="cs"/>
-          <w:cs/>
-        </w:rPr>
-        <w:t xml:space="preserve"> 4.</w:t>
-      </w:r>
-      <w:r>
-        <w:rPr>
-          <w:noProof/>
-          <w:cs/>
-        </w:rPr>
-        <w:t>6</w:t>
-      </w:r>
-      <w:r>
-        <w:fldChar w:fldCharType="end"/>
-      </w:r>
-      <w:r>
-        <w:t xml:space="preserve"> </w:t>
-      </w:r>
-    </w:p>
-    <w:p>
-      <w:pPr>
-        <w:spacing w:before="180"/>
-        <w:jc w:val="center"/>
-      </w:pPr>
-      <w:bookmarkStart w:id="100" w:name="_Ref229856792"/>
-      <w:bookmarkStart w:id="101" w:name="_Ref220620601"/>
-      <w:bookmarkStart w:id="102" w:name="_Toc230306865"/>
-      <w:r>
-        <w:rPr>
-          <w:cs/>
-        </w:rPr>
-        <w:t>ตารางที่</w:t>
-      </w:r>
-      <w:r>
-        <w:rPr>
-          <w:rFonts w:hint="cs"/>
-          <w:cs/>
-        </w:rPr>
-        <w:t xml:space="preserve"> 4.</w:t>
-      </w:r>
-      <w:r>
-        <w:rPr>
-          <w:cs/>
-        </w:rPr>
-        <w:fldChar w:fldCharType="begin"/>
-      </w:r>
-      <w:r>
-        <w:rPr>
-          <w:cs/>
-        </w:rPr>
-        <w:instrText xml:space="preserve"> </w:instrText>
-      </w:r>
-      <w:r>
-        <w:rPr>
-          <w:rFonts w:hint="cs"/>
-        </w:rPr>
-        <w:instrText xml:space="preserve">SEQ </w:instrText>
-      </w:r>
-      <w:r>
-        <w:rPr>
-          <w:rFonts w:hint="cs"/>
-          <w:cs/>
-        </w:rPr>
-        <w:instrText xml:space="preserve">ตารางที่ </w:instrText>
-      </w:r>
-      <w:r>
-        <w:rPr>
-          <w:rFonts w:hint="cs"/>
-        </w:rPr>
-        <w:instrText>\* ARABIC</w:instrText>
-      </w:r>
-      <w:r>
-        <w:rPr>
-          <w:cs/>
-        </w:rPr>
-        <w:instrText xml:space="preserve"> </w:instrText>
-      </w:r>
-      <w:r>
-        <w:rPr>
-          <w:cs/>
-        </w:rPr>
-        <w:fldChar w:fldCharType="separate"/>
-      </w:r>
-      <w:r>
-        <w:rPr>
-          <w:noProof/>
-          <w:cs/>
-        </w:rPr>
-        <w:t>6</w:t>
-      </w:r>
-      <w:r>
-        <w:rPr>
-          <w:cs/>
-        </w:rPr>
-        <w:fldChar w:fldCharType="end"/>
+        <w:t xml:space="preserve"> ชิ้น</w:t>
       </w:r>
       <w:bookmarkEnd w:id="100"/>
-      <w:r>
-        <w:rPr>
-          <w:rFonts w:hint="cs"/>
-          <w:cs/>
-        </w:rPr>
-        <w:t xml:space="preserve"> </w:t>
-      </w:r>
-      <w:r>
-        <w:rPr>
-          <w:rFonts w:hint="cs"/>
-          <w:cs/>
-        </w:rPr>
-        <w:t>ความเร็วในการอ่านรหัสสินค้าคงคลังเมื่ออยู่ในบรรจุภัณฑ์ 2 ประเภทได้แก่กล่องกระดาษ และกล่องพลาสติก มีหน่วยเป็นวินาที</w:t>
-      </w:r>
-      <w:bookmarkEnd w:id="101"/>
-      <w:bookmarkEnd w:id="102"/>
     </w:p>
     <w:tbl>
       <w:tblPr>
@@ -12304,12 +10902,11 @@
             </w:pPr>
             <w:r>
               <w:rPr>
-                <w:rFonts w:hint="cs"/>
                 <w:sz w:val="32"/>
                 <w:szCs w:val="32"/>
                 <w:cs/>
               </w:rPr>
-              <w:t>กล่องกระดาษ</w:t>
+              <w:t>อาร์เอฟไอดี</w:t>
             </w:r>
           </w:p>
         </w:tc>
@@ -12331,12 +10928,10 @@
             </w:pPr>
             <w:r>
               <w:rPr>
-                <w:rFonts w:hint="cs"/>
-                <w:sz w:val="32"/>
-                <w:szCs w:val="32"/>
-                <w:cs/>
-              </w:rPr>
-              <w:t>0.92</w:t>
+                <w:sz w:val="32"/>
+                <w:szCs w:val="32"/>
+              </w:rPr>
+              <w:t>26.42</w:t>
             </w:r>
           </w:p>
         </w:tc>
@@ -12359,12 +10954,10 @@
             </w:pPr>
             <w:r>
               <w:rPr>
-                <w:rFonts w:hint="cs"/>
-                <w:sz w:val="32"/>
-                <w:szCs w:val="32"/>
-                <w:cs/>
-              </w:rPr>
-              <w:t>0.71</w:t>
+                <w:sz w:val="32"/>
+                <w:szCs w:val="32"/>
+              </w:rPr>
+              <w:t>25.43</w:t>
             </w:r>
           </w:p>
         </w:tc>
@@ -12387,12 +10980,10 @@
             </w:pPr>
             <w:r>
               <w:rPr>
-                <w:rFonts w:hint="cs"/>
-                <w:sz w:val="32"/>
-                <w:szCs w:val="32"/>
-                <w:cs/>
-              </w:rPr>
-              <w:t>0.76</w:t>
+                <w:sz w:val="32"/>
+                <w:szCs w:val="32"/>
+              </w:rPr>
+              <w:t>22.46</w:t>
             </w:r>
           </w:p>
         </w:tc>
@@ -12415,12 +11006,10 @@
             </w:pPr>
             <w:r>
               <w:rPr>
-                <w:rFonts w:hint="cs"/>
-                <w:sz w:val="32"/>
-                <w:szCs w:val="32"/>
-                <w:cs/>
-              </w:rPr>
-              <w:t>0.85</w:t>
+                <w:sz w:val="32"/>
+                <w:szCs w:val="32"/>
+              </w:rPr>
+              <w:t>23.34</w:t>
             </w:r>
           </w:p>
         </w:tc>
@@ -12442,12 +11031,10 @@
             </w:pPr>
             <w:r>
               <w:rPr>
-                <w:rFonts w:hint="cs"/>
-                <w:sz w:val="32"/>
-                <w:szCs w:val="32"/>
-                <w:cs/>
-              </w:rPr>
-              <w:t>0.79</w:t>
+                <w:sz w:val="32"/>
+                <w:szCs w:val="32"/>
+              </w:rPr>
+              <w:t>22.94</w:t>
             </w:r>
           </w:p>
         </w:tc>
@@ -12465,12 +11052,10 @@
             </w:pPr>
             <w:r>
               <w:rPr>
-                <w:rFonts w:hint="cs"/>
-                <w:sz w:val="32"/>
-                <w:szCs w:val="32"/>
-                <w:cs/>
-              </w:rPr>
-              <w:t>0.81</w:t>
+                <w:sz w:val="32"/>
+                <w:szCs w:val="32"/>
+              </w:rPr>
+              <w:t>24.12</w:t>
             </w:r>
           </w:p>
         </w:tc>
@@ -12494,12 +11079,11 @@
             </w:pPr>
             <w:r>
               <w:rPr>
-                <w:rFonts w:hint="cs"/>
                 <w:sz w:val="32"/>
                 <w:szCs w:val="32"/>
                 <w:cs/>
               </w:rPr>
-              <w:t>กล่องพลาสติก</w:t>
+              <w:t>บาร์โค้ด</w:t>
             </w:r>
           </w:p>
         </w:tc>
@@ -12521,12 +11105,10 @@
             </w:pPr>
             <w:r>
               <w:rPr>
-                <w:rFonts w:hint="cs"/>
-                <w:sz w:val="32"/>
-                <w:szCs w:val="32"/>
-                <w:cs/>
-              </w:rPr>
-              <w:t>0.84</w:t>
+                <w:sz w:val="32"/>
+                <w:szCs w:val="32"/>
+              </w:rPr>
+              <w:t>142.35</w:t>
             </w:r>
           </w:p>
         </w:tc>
@@ -12549,12 +11131,10 @@
             </w:pPr>
             <w:r>
               <w:rPr>
-                <w:rFonts w:hint="cs"/>
-                <w:sz w:val="32"/>
-                <w:szCs w:val="32"/>
-                <w:cs/>
-              </w:rPr>
-              <w:t>0.62</w:t>
+                <w:sz w:val="32"/>
+                <w:szCs w:val="32"/>
+              </w:rPr>
+              <w:t>139.24</w:t>
             </w:r>
           </w:p>
         </w:tc>
@@ -12577,12 +11157,10 @@
             </w:pPr>
             <w:r>
               <w:rPr>
-                <w:rFonts w:hint="cs"/>
-                <w:sz w:val="32"/>
-                <w:szCs w:val="32"/>
-                <w:cs/>
-              </w:rPr>
-              <w:t>0.78</w:t>
+                <w:sz w:val="32"/>
+                <w:szCs w:val="32"/>
+              </w:rPr>
+              <w:t>146.49</w:t>
             </w:r>
           </w:p>
         </w:tc>
@@ -12605,12 +11183,10 @@
             </w:pPr>
             <w:r>
               <w:rPr>
-                <w:rFonts w:hint="cs"/>
-                <w:sz w:val="32"/>
-                <w:szCs w:val="32"/>
-                <w:cs/>
-              </w:rPr>
-              <w:t>0.87</w:t>
+                <w:sz w:val="32"/>
+                <w:szCs w:val="32"/>
+              </w:rPr>
+              <w:t>143.49</w:t>
             </w:r>
           </w:p>
         </w:tc>
@@ -12632,6 +11208,1291 @@
             </w:pPr>
             <w:r>
               <w:rPr>
+                <w:sz w:val="32"/>
+                <w:szCs w:val="32"/>
+              </w:rPr>
+              <w:t>141.92</w:t>
+            </w:r>
+          </w:p>
+        </w:tc>
+        <w:tc>
+          <w:tcPr>
+            <w:tcW w:w="1164" w:type="dxa"/>
+          </w:tcPr>
+          <w:p>
+            <w:pPr>
+              <w:jc w:val="center"/>
+              <w:rPr>
+                <w:sz w:val="32"/>
+                <w:szCs w:val="32"/>
+              </w:rPr>
+            </w:pPr>
+            <w:r>
+              <w:rPr>
+                <w:sz w:val="32"/>
+                <w:szCs w:val="32"/>
+              </w:rPr>
+              <w:t>142.70</w:t>
+            </w:r>
+          </w:p>
+        </w:tc>
+      </w:tr>
+    </w:tbl>
+    <w:p>
+      <w:pPr>
+        <w:spacing w:before="180"/>
+        <w:ind w:firstLine="567"/>
+      </w:pPr>
+      <w:r>
+        <w:rPr>
+          <w:cs/>
+        </w:rPr>
+        <w:t>จากการทดสอบประสิทธิภาพความเร็วในการอ่านข้อมูลระหว่าง อาร์เอฟไอดี และ บาร์</w:t>
+      </w:r>
+      <w:r>
+        <w:rPr>
+          <w:cs/>
+        </w:rPr>
+        <w:t>โค้ด</w:t>
+      </w:r>
+      <w:r>
+        <w:rPr>
+          <w:cs/>
+        </w:rPr>
+        <w:t xml:space="preserve"> ในปริมาณสินค้าที่แตกต่างกัน ตั้งแต่ </w:t>
+      </w:r>
+      <w:r>
+        <w:t>5</w:t>
+      </w:r>
+      <w:r>
+        <w:rPr>
+          <w:cs/>
+        </w:rPr>
+        <w:t xml:space="preserve"> ชิ้น ไปจนถึง </w:t>
+      </w:r>
+      <w:r>
+        <w:t>100</w:t>
+      </w:r>
+      <w:r>
+        <w:rPr>
+          <w:cs/>
+        </w:rPr>
+        <w:t xml:space="preserve"> ชิ้น พบประเด็นสำคัญดังนี้</w:t>
+      </w:r>
+      <w:r>
+        <w:t xml:space="preserve"> </w:t>
+      </w:r>
+      <w:r>
+        <w:rPr>
+          <w:cs/>
+        </w:rPr>
+        <w:t>ความรวดเร็วที่มากกว่าอย่างเห็นได้ชัด ในทุกจำนวนที่ทดสอบ อาร์เอฟไอดี ทำเวลาได้น้อยกว่าบาร์</w:t>
+      </w:r>
+      <w:r>
+        <w:rPr>
+          <w:cs/>
+        </w:rPr>
+        <w:t>โค้ด</w:t>
+      </w:r>
+      <w:r>
+        <w:rPr>
+          <w:cs/>
+        </w:rPr>
+        <w:t xml:space="preserve"> โดยเฉลี่ยแล้ว ประมาณ </w:t>
+      </w:r>
+      <w:r>
+        <w:t>6-12</w:t>
+      </w:r>
+      <w:r>
+        <w:rPr>
+          <w:cs/>
+        </w:rPr>
+        <w:t xml:space="preserve"> เท่า</w:t>
+      </w:r>
+    </w:p>
+    <w:p>
+      <w:pPr>
+        <w:ind w:firstLine="567"/>
+      </w:pPr>
+      <w:r>
+        <w:rPr>
+          <w:cs/>
+        </w:rPr>
+        <w:t xml:space="preserve">ประสิทธิภาพเมื่อปริมาณสินค้าเพิ่มขึ้นที่ </w:t>
+      </w:r>
+      <w:r>
+        <w:t>5-10</w:t>
+      </w:r>
+      <w:r>
+        <w:rPr>
+          <w:cs/>
+        </w:rPr>
+        <w:t xml:space="preserve"> ชิ้น ความแตกต่างอยู่ในระดับหลักวินาที (อาร์เอฟไอดี ใช้เวลาประมาณ </w:t>
+      </w:r>
+      <w:r>
+        <w:t>0.75</w:t>
+      </w:r>
+      <w:r>
+        <w:rPr>
+          <w:cs/>
+        </w:rPr>
+        <w:t xml:space="preserve"> </w:t>
+      </w:r>
+      <w:r>
+        <w:rPr>
+          <w:cs/>
+        </w:rPr>
+        <w:t>–</w:t>
+      </w:r>
+      <w:r>
+        <w:rPr>
+          <w:cs/>
+        </w:rPr>
+        <w:t xml:space="preserve"> </w:t>
+      </w:r>
+      <w:r>
+        <w:t>0.92</w:t>
+      </w:r>
+      <w:r>
+        <w:rPr>
+          <w:cs/>
+        </w:rPr>
+        <w:t xml:space="preserve"> วินาที ในขณะที่บาร์</w:t>
+      </w:r>
+      <w:r>
+        <w:rPr>
+          <w:cs/>
+        </w:rPr>
+        <w:t>โค้ด</w:t>
+      </w:r>
+      <w:r>
+        <w:rPr>
+          <w:cs/>
+        </w:rPr>
+        <w:t xml:space="preserve">ใช้ถึง </w:t>
+      </w:r>
+      <w:r>
+        <w:t>7.24</w:t>
+      </w:r>
+      <w:r>
+        <w:rPr>
+          <w:cs/>
+        </w:rPr>
+        <w:t xml:space="preserve"> </w:t>
+      </w:r>
+      <w:r>
+        <w:rPr>
+          <w:cs/>
+        </w:rPr>
+        <w:t>–</w:t>
+      </w:r>
+      <w:r>
+        <w:rPr>
+          <w:cs/>
+        </w:rPr>
+        <w:t xml:space="preserve"> </w:t>
+      </w:r>
+      <w:r>
+        <w:t>9.34</w:t>
+      </w:r>
+      <w:r>
+        <w:rPr>
+          <w:cs/>
+        </w:rPr>
+        <w:t xml:space="preserve"> วินาที)</w:t>
+      </w:r>
+      <w:r>
+        <w:rPr>
+          <w:rFonts w:hint="cs"/>
+          <w:cs/>
+        </w:rPr>
+        <w:t xml:space="preserve"> </w:t>
+      </w:r>
+      <w:r>
+        <w:rPr>
+          <w:cs/>
+        </w:rPr>
+        <w:t>ที่ 100 ชิ้น (</w:t>
+      </w:r>
+      <w:r>
+        <w:rPr>
+          <w:cs/>
+        </w:rPr>
+        <w:fldChar w:fldCharType="begin"/>
+      </w:r>
+      <w:r>
+        <w:rPr>
+          <w:cs/>
+        </w:rPr>
+        <w:instrText xml:space="preserve"> </w:instrText>
+      </w:r>
+      <w:r>
+        <w:instrText>REF _Ref</w:instrText>
+      </w:r>
+      <w:r>
+        <w:rPr>
+          <w:cs/>
+        </w:rPr>
+        <w:instrText xml:space="preserve">229856821 </w:instrText>
+      </w:r>
+      <w:r>
+        <w:instrText>\h</w:instrText>
+      </w:r>
+      <w:r>
+        <w:rPr>
+          <w:cs/>
+        </w:rPr>
+        <w:instrText xml:space="preserve"> </w:instrText>
+      </w:r>
+      <w:r>
+        <w:rPr>
+          <w:cs/>
+        </w:rPr>
+      </w:r>
+      <w:r>
+        <w:rPr>
+          <w:cs/>
+        </w:rPr>
+        <w:fldChar w:fldCharType="separate"/>
+      </w:r>
+      <w:r>
+        <w:rPr>
+          <w:cs/>
+        </w:rPr>
+        <w:t xml:space="preserve">ตารางที่ </w:t>
+      </w:r>
+      <w:r>
+        <w:rPr>
+          <w:rFonts w:hint="cs"/>
+          <w:cs/>
+        </w:rPr>
+        <w:t>4.</w:t>
+      </w:r>
+      <w:r>
+        <w:rPr>
+          <w:noProof/>
+        </w:rPr>
+        <w:t>5</w:t>
+      </w:r>
+      <w:r>
+        <w:rPr>
+          <w:cs/>
+        </w:rPr>
+        <w:fldChar w:fldCharType="end"/>
+      </w:r>
+      <w:r>
+        <w:rPr>
+          <w:rFonts w:hint="cs"/>
+          <w:cs/>
+        </w:rPr>
+        <w:t xml:space="preserve"> </w:t>
+      </w:r>
+      <w:r>
+        <w:rPr>
+          <w:cs/>
+        </w:rPr>
+        <w:t xml:space="preserve">จุดที่เห็นผลชัดที่สุด): อาร์เอฟไอดี ใช้เวลาเฉลี่ยเพียง </w:t>
+      </w:r>
+      <w:r>
+        <w:t>24.12</w:t>
+      </w:r>
+      <w:r>
+        <w:rPr>
+          <w:cs/>
+        </w:rPr>
+        <w:t xml:space="preserve"> วินาที ในขณะที่บาร์โค้ดต้องใช้เวลาสูงถึง </w:t>
+      </w:r>
+      <w:r>
+        <w:t>142.70</w:t>
+      </w:r>
+      <w:r>
+        <w:rPr>
+          <w:cs/>
+        </w:rPr>
+        <w:t xml:space="preserve"> วินาที </w:t>
+      </w:r>
+    </w:p>
+    <w:p>
+      <w:pPr>
+        <w:ind w:firstLine="567"/>
+      </w:pPr>
+      <w:r>
+        <w:rPr>
+          <w:cs/>
+        </w:rPr>
+        <w:t>ในด้านอัตราการเติบโตของเวลาบาร์</w:t>
+      </w:r>
+      <w:r>
+        <w:rPr>
+          <w:cs/>
+        </w:rPr>
+        <w:t>โค้ด</w:t>
+      </w:r>
+      <w:r>
+        <w:rPr>
+          <w:cs/>
+        </w:rPr>
+        <w:t>มีแนวโน้มการใช้เวลาที่เพิ่มขึ้นแบบเส้นตรง (</w:t>
+      </w:r>
+      <w:r>
+        <w:t xml:space="preserve">Linear) </w:t>
+      </w:r>
+      <w:r>
+        <w:rPr>
+          <w:cs/>
+        </w:rPr>
+        <w:t>ตามจำนวนชิ้น เพราะต้องสแกนทีละชิ้น แต่ อาร์เอฟไอดี แสดงให้เห็นถึงความสามารถในการอ่านแบบกลุ่ม (</w:t>
+      </w:r>
+      <w:r>
+        <w:t xml:space="preserve">Bulk Reading) </w:t>
+      </w:r>
+      <w:r>
+        <w:rPr>
+          <w:cs/>
+        </w:rPr>
+        <w:t>ที่มีประสิทธิภาพมากกว่า แม้จำนวนชิ้นจะมากขึ้น แต่เวลาที่เพิ่มขึ้นไม่ได้สูงเท่าบาร์</w:t>
+      </w:r>
+      <w:r>
+        <w:rPr>
+          <w:cs/>
+        </w:rPr>
+        <w:t>โค้ด</w:t>
+      </w:r>
+    </w:p>
+    <w:p>
+      <w:pPr>
+        <w:ind w:firstLine="567"/>
+      </w:pPr>
+      <w:r>
+        <w:rPr>
+          <w:cs/>
+        </w:rPr>
+        <w:t>ในส่วนของความแม่นยำในการอ่านข้อมูล ได้ใช้เทคนิคการอ่านซ้ำแบบต่อเนื่อง (</w:t>
+      </w:r>
+      <w:r>
+        <w:t xml:space="preserve">Continuous Sampling) </w:t>
+      </w:r>
+      <w:r>
+        <w:rPr>
+          <w:cs/>
+        </w:rPr>
+        <w:t xml:space="preserve">เนื่องจากโมดูล อาร์เอฟไอดี มีความเร็วในการอ่านสูงมากกว่า </w:t>
+      </w:r>
+      <w:r>
+        <w:t>50</w:t>
+      </w:r>
+      <w:r>
+        <w:rPr>
+          <w:cs/>
+        </w:rPr>
+        <w:t xml:space="preserve"> ครั้งต่อวินาที ระบบจึงถูกออกแบบให้ทำการตรวจสอบความถูกต้องของรหัสที่อ่านได้หลายครั้งภายในเสี้ยววินาที เพื่อยืนยันความถูกต้องของข้อมูลก่อนส่งไปยังฐานข้อมูล จากการทดสอบในสภาวะควบคุมพบว่าเทคนิคการอ่านซ้ำดังกล่าวช่วยลดอัตราการอ่านพลาดให้เป็นศูนย์ ส่งผลให้ระบบมีความแม่นยำในการระบุตัวตนสินค้าครบถ้วนทุกรายการ</w:t>
+      </w:r>
+      <w:r>
+        <w:t xml:space="preserve"> </w:t>
+      </w:r>
+      <w:r>
+        <w:rPr>
+          <w:cs/>
+        </w:rPr>
+        <w:t xml:space="preserve">ตลอดการทดสอบทั้ง </w:t>
+      </w:r>
+      <w:r>
+        <w:t>5</w:t>
+      </w:r>
+      <w:r>
+        <w:rPr>
+          <w:cs/>
+        </w:rPr>
+        <w:t xml:space="preserve"> ชุด ทั้งนี้ ความแม่นยำดังกล่าวขึ้นอยู่กับมุมในการอ่าน และการเรียงสินค้าซึ่งในการทดลองนี้ได้เลือกใช้ตำแหน่งที่เหมาะสมที่สุด เมื่อเทียบกับระบบที่ใช้บาร์</w:t>
+      </w:r>
+      <w:r>
+        <w:rPr>
+          <w:cs/>
+        </w:rPr>
+        <w:t>โค้ด</w:t>
+      </w:r>
+      <w:r>
+        <w:rPr>
+          <w:cs/>
+        </w:rPr>
+        <w:t xml:space="preserve"> มีความเสี่ยงที่เกิดจากความผิดพลาดของมนุษย์ เช่น การข้ามลำดับหรือการสแกนซ้ำซ้อน แต่ระบบ อาร์เอฟไอดี ที่พัฒนาขึ้นนี้ใช้เทคนิคการกรองข้อมูลร่วมกับการอ่านซ้ำด้วยความเร็วสูง ทำให้สามารถตัดโอกาสการเกิดข้อผิดพลาดดังกล่าวได้</w:t>
+      </w:r>
+    </w:p>
+    <w:p>
+      <w:pPr>
+        <w:ind w:firstLine="567"/>
+      </w:pPr>
+      <w:r>
+        <w:rPr>
+          <w:cs/>
+        </w:rPr>
+        <w:lastRenderedPageBreak/>
+        <w:t>เนื่องจากหลักการทำงานของ</w:t>
+      </w:r>
+      <w:r>
+        <w:rPr>
+          <w:cs/>
+        </w:rPr>
+        <w:t>อาร์เอฟไอดี</w:t>
+      </w:r>
+      <w:r>
+        <w:t xml:space="preserve"> </w:t>
+      </w:r>
+      <w:r>
+        <w:rPr>
+          <w:cs/>
+        </w:rPr>
+        <w:t xml:space="preserve">คือใช้คลื่นวิทยุไม่ได้ใช้แสงในการอ่านรหัสเหมือนกับ </w:t>
+      </w:r>
+      <w:r>
+        <w:rPr>
+          <w:cs/>
+        </w:rPr>
+        <w:t>บาร์</w:t>
+      </w:r>
+      <w:r>
+        <w:rPr>
+          <w:cs/>
+        </w:rPr>
+        <w:t>โค้ด</w:t>
+      </w:r>
+      <w:r>
+        <w:t xml:space="preserve"> </w:t>
+      </w:r>
+      <w:r>
+        <w:rPr>
+          <w:cs/>
+        </w:rPr>
+        <w:t xml:space="preserve">และ </w:t>
+      </w:r>
+      <w:r>
+        <w:rPr>
+          <w:cs/>
+        </w:rPr>
+        <w:t>คิวอาร์</w:t>
+      </w:r>
+      <w:r>
+        <w:rPr>
+          <w:cs/>
+        </w:rPr>
+        <w:t>โค้ด</w:t>
+      </w:r>
+      <w:r>
+        <w:t xml:space="preserve"> </w:t>
+      </w:r>
+      <w:r>
+        <w:rPr>
+          <w:rFonts w:hint="cs"/>
+          <w:cs/>
+        </w:rPr>
+        <w:t xml:space="preserve">เมื่อทำการเปลี่ยนบรรจุภัณฑ์ต่างชนิดกันระหว่างกล่องกระดาษและกล่องพลาสติก ได้ผลลัพธ์ที่ใกล้เคียงกันทั้ง </w:t>
+      </w:r>
+      <w:r>
+        <w:t>2</w:t>
+      </w:r>
+      <w:r>
+        <w:rPr>
+          <w:rFonts w:hint="cs"/>
+          <w:cs/>
+        </w:rPr>
+        <w:t xml:space="preserve"> ประเภท ดัง</w:t>
+      </w:r>
+      <w:r>
+        <w:fldChar w:fldCharType="begin"/>
+      </w:r>
+      <w:r>
+        <w:instrText xml:space="preserve"> REF _Ref229856792 \h </w:instrText>
+      </w:r>
+      <w:r>
+        <w:fldChar w:fldCharType="separate"/>
+      </w:r>
+      <w:r>
+        <w:rPr>
+          <w:cs/>
+        </w:rPr>
+        <w:t>ตารางที่</w:t>
+      </w:r>
+      <w:r>
+        <w:rPr>
+          <w:rFonts w:hint="cs"/>
+          <w:cs/>
+        </w:rPr>
+        <w:t xml:space="preserve"> 4.</w:t>
+      </w:r>
+      <w:r>
+        <w:rPr>
+          <w:noProof/>
+          <w:cs/>
+        </w:rPr>
+        <w:t>6</w:t>
+      </w:r>
+      <w:r>
+        <w:fldChar w:fldCharType="end"/>
+      </w:r>
+      <w:r>
+        <w:t xml:space="preserve"> </w:t>
+      </w:r>
+    </w:p>
+    <w:p>
+      <w:pPr>
+        <w:spacing w:before="180"/>
+        <w:jc w:val="center"/>
+      </w:pPr>
+      <w:bookmarkStart w:id="101" w:name="_Ref229856792"/>
+      <w:bookmarkStart w:id="102" w:name="_Ref220620601"/>
+      <w:bookmarkStart w:id="103" w:name="_Toc230306865"/>
+      <w:r>
+        <w:rPr>
+          <w:cs/>
+        </w:rPr>
+        <w:t>ตารางที่</w:t>
+      </w:r>
+      <w:r>
+        <w:rPr>
+          <w:rFonts w:hint="cs"/>
+          <w:cs/>
+        </w:rPr>
+        <w:t xml:space="preserve"> 4.</w:t>
+      </w:r>
+      <w:r>
+        <w:rPr>
+          <w:cs/>
+        </w:rPr>
+        <w:fldChar w:fldCharType="begin"/>
+      </w:r>
+      <w:r>
+        <w:rPr>
+          <w:cs/>
+        </w:rPr>
+        <w:instrText xml:space="preserve"> </w:instrText>
+      </w:r>
+      <w:r>
+        <w:rPr>
+          <w:rFonts w:hint="cs"/>
+        </w:rPr>
+        <w:instrText xml:space="preserve">SEQ </w:instrText>
+      </w:r>
+      <w:r>
+        <w:rPr>
+          <w:rFonts w:hint="cs"/>
+          <w:cs/>
+        </w:rPr>
+        <w:instrText xml:space="preserve">ตารางที่ </w:instrText>
+      </w:r>
+      <w:r>
+        <w:rPr>
+          <w:rFonts w:hint="cs"/>
+        </w:rPr>
+        <w:instrText>\* ARABIC</w:instrText>
+      </w:r>
+      <w:r>
+        <w:rPr>
+          <w:cs/>
+        </w:rPr>
+        <w:instrText xml:space="preserve"> </w:instrText>
+      </w:r>
+      <w:r>
+        <w:rPr>
+          <w:cs/>
+        </w:rPr>
+        <w:fldChar w:fldCharType="separate"/>
+      </w:r>
+      <w:r>
+        <w:rPr>
+          <w:noProof/>
+          <w:cs/>
+        </w:rPr>
+        <w:t>6</w:t>
+      </w:r>
+      <w:r>
+        <w:rPr>
+          <w:cs/>
+        </w:rPr>
+        <w:fldChar w:fldCharType="end"/>
+      </w:r>
+      <w:bookmarkEnd w:id="101"/>
+      <w:r>
+        <w:rPr>
+          <w:rFonts w:hint="cs"/>
+          <w:cs/>
+        </w:rPr>
+        <w:t xml:space="preserve"> </w:t>
+      </w:r>
+      <w:r>
+        <w:rPr>
+          <w:rFonts w:hint="cs"/>
+          <w:cs/>
+        </w:rPr>
+        <w:t>ความเร็วในการอ่านรหัสสินค้าคงคลังเมื่ออยู่ในบรรจุภัณฑ์ 2 ประเภทได้แก่กล่องกระดาษ และกล่องพลาสติก มีหน่วยเป็นวินาที</w:t>
+      </w:r>
+      <w:bookmarkEnd w:id="102"/>
+      <w:bookmarkEnd w:id="103"/>
+    </w:p>
+    <w:tbl>
+      <w:tblPr>
+        <w:tblStyle w:val="ad"/>
+        <w:tblW w:w="0" w:type="auto"/>
+        <w:jc w:val="center"/>
+        <w:tblLook w:val="04A0" w:firstRow="1" w:lastRow="0" w:firstColumn="1" w:lastColumn="0" w:noHBand="0" w:noVBand="1"/>
+      </w:tblPr>
+      <w:tblGrid>
+        <w:gridCol w:w="1933"/>
+        <w:gridCol w:w="875"/>
+        <w:gridCol w:w="1125"/>
+        <w:gridCol w:w="1125"/>
+        <w:gridCol w:w="1078"/>
+        <w:gridCol w:w="1127"/>
+        <w:gridCol w:w="1164"/>
+      </w:tblGrid>
+      <w:tr>
+        <w:trPr>
+          <w:trHeight w:val="406"/>
+          <w:jc w:val="center"/>
+        </w:trPr>
+        <w:tc>
+          <w:tcPr>
+            <w:tcW w:w="1933" w:type="dxa"/>
+            <w:vMerge w:val="restart"/>
+            <w:shd w:val="clear" w:color="auto" w:fill="BDD6EE" w:themeFill="accent5" w:themeFillTint="66"/>
+            <w:vAlign w:val="center"/>
+          </w:tcPr>
+          <w:p>
+            <w:pPr>
+              <w:jc w:val="center"/>
+              <w:rPr>
+                <w:b/>
+                <w:bCs/>
+                <w:sz w:val="32"/>
+                <w:szCs w:val="32"/>
+                <w:cs/>
+              </w:rPr>
+            </w:pPr>
+            <w:r>
+              <w:rPr>
+                <w:rFonts w:hint="cs"/>
+                <w:b/>
+                <w:bCs/>
+                <w:sz w:val="32"/>
+                <w:szCs w:val="32"/>
+                <w:cs/>
+              </w:rPr>
+              <w:t>ประเภท</w:t>
+            </w:r>
+          </w:p>
+        </w:tc>
+        <w:tc>
+          <w:tcPr>
+            <w:tcW w:w="5330" w:type="dxa"/>
+            <w:gridSpan w:val="5"/>
+            <w:tcBorders>
+              <w:bottom w:val="single" w:sz="4" w:space="0" w:color="auto"/>
+            </w:tcBorders>
+            <w:shd w:val="clear" w:color="auto" w:fill="BDD6EE" w:themeFill="accent5" w:themeFillTint="66"/>
+          </w:tcPr>
+          <w:p>
+            <w:pPr>
+              <w:jc w:val="center"/>
+              <w:rPr>
+                <w:b/>
+                <w:bCs/>
+                <w:sz w:val="32"/>
+                <w:szCs w:val="32"/>
+              </w:rPr>
+            </w:pPr>
+            <w:r>
+              <w:rPr>
+                <w:rFonts w:hint="cs"/>
+                <w:b/>
+                <w:bCs/>
+                <w:sz w:val="32"/>
+                <w:szCs w:val="32"/>
+                <w:cs/>
+              </w:rPr>
+              <w:t>ครั้งที่</w:t>
+            </w:r>
+          </w:p>
+        </w:tc>
+        <w:tc>
+          <w:tcPr>
+            <w:tcW w:w="1164" w:type="dxa"/>
+            <w:vMerge w:val="restart"/>
+            <w:shd w:val="clear" w:color="auto" w:fill="BDD6EE" w:themeFill="accent5" w:themeFillTint="66"/>
+            <w:vAlign w:val="center"/>
+          </w:tcPr>
+          <w:p>
+            <w:pPr>
+              <w:jc w:val="center"/>
+              <w:rPr>
+                <w:b/>
+                <w:bCs/>
+                <w:sz w:val="32"/>
+                <w:szCs w:val="32"/>
+              </w:rPr>
+            </w:pPr>
+            <w:r>
+              <w:rPr>
+                <w:rFonts w:hint="cs"/>
+                <w:b/>
+                <w:bCs/>
+                <w:sz w:val="32"/>
+                <w:szCs w:val="32"/>
+                <w:cs/>
+              </w:rPr>
+              <w:t>เฉลี่ย</w:t>
+            </w:r>
+          </w:p>
+        </w:tc>
+      </w:tr>
+      <w:tr>
+        <w:trPr>
+          <w:trHeight w:val="380"/>
+          <w:jc w:val="center"/>
+        </w:trPr>
+        <w:tc>
+          <w:tcPr>
+            <w:tcW w:w="1933" w:type="dxa"/>
+            <w:vMerge/>
+            <w:shd w:val="clear" w:color="auto" w:fill="BDD6EE" w:themeFill="accent5" w:themeFillTint="66"/>
+          </w:tcPr>
+          <w:p>
+            <w:pPr>
+              <w:jc w:val="center"/>
+              <w:rPr>
+                <w:sz w:val="32"/>
+                <w:szCs w:val="32"/>
+                <w:cs/>
+              </w:rPr>
+            </w:pPr>
+          </w:p>
+        </w:tc>
+        <w:tc>
+          <w:tcPr>
+            <w:tcW w:w="875" w:type="dxa"/>
+            <w:tcBorders>
+              <w:bottom w:val="single" w:sz="4" w:space="0" w:color="auto"/>
+              <w:right w:val="nil"/>
+            </w:tcBorders>
+            <w:shd w:val="clear" w:color="auto" w:fill="BDD6EE" w:themeFill="accent5" w:themeFillTint="66"/>
+          </w:tcPr>
+          <w:p>
+            <w:pPr>
+              <w:jc w:val="center"/>
+              <w:rPr>
+                <w:b/>
+                <w:bCs/>
+                <w:sz w:val="32"/>
+                <w:szCs w:val="32"/>
+              </w:rPr>
+            </w:pPr>
+            <w:r>
+              <w:rPr>
+                <w:rFonts w:hint="cs"/>
+                <w:b/>
+                <w:bCs/>
+                <w:sz w:val="32"/>
+                <w:szCs w:val="32"/>
+                <w:cs/>
+              </w:rPr>
+              <w:t>1</w:t>
+            </w:r>
+          </w:p>
+        </w:tc>
+        <w:tc>
+          <w:tcPr>
+            <w:tcW w:w="1125" w:type="dxa"/>
+            <w:tcBorders>
+              <w:left w:val="nil"/>
+              <w:bottom w:val="single" w:sz="4" w:space="0" w:color="auto"/>
+              <w:right w:val="nil"/>
+            </w:tcBorders>
+            <w:shd w:val="clear" w:color="auto" w:fill="BDD6EE" w:themeFill="accent5" w:themeFillTint="66"/>
+          </w:tcPr>
+          <w:p>
+            <w:pPr>
+              <w:jc w:val="center"/>
+              <w:rPr>
+                <w:b/>
+                <w:bCs/>
+                <w:sz w:val="32"/>
+                <w:szCs w:val="32"/>
+              </w:rPr>
+            </w:pPr>
+            <w:r>
+              <w:rPr>
+                <w:rFonts w:hint="cs"/>
+                <w:b/>
+                <w:bCs/>
+                <w:sz w:val="32"/>
+                <w:szCs w:val="32"/>
+                <w:cs/>
+              </w:rPr>
+              <w:t>2</w:t>
+            </w:r>
+          </w:p>
+        </w:tc>
+        <w:tc>
+          <w:tcPr>
+            <w:tcW w:w="1125" w:type="dxa"/>
+            <w:tcBorders>
+              <w:left w:val="nil"/>
+              <w:bottom w:val="single" w:sz="4" w:space="0" w:color="auto"/>
+              <w:right w:val="nil"/>
+            </w:tcBorders>
+            <w:shd w:val="clear" w:color="auto" w:fill="BDD6EE" w:themeFill="accent5" w:themeFillTint="66"/>
+          </w:tcPr>
+          <w:p>
+            <w:pPr>
+              <w:jc w:val="center"/>
+              <w:rPr>
+                <w:b/>
+                <w:bCs/>
+                <w:sz w:val="32"/>
+                <w:szCs w:val="32"/>
+              </w:rPr>
+            </w:pPr>
+            <w:r>
+              <w:rPr>
+                <w:rFonts w:hint="cs"/>
+                <w:b/>
+                <w:bCs/>
+                <w:sz w:val="32"/>
+                <w:szCs w:val="32"/>
+                <w:cs/>
+              </w:rPr>
+              <w:t>3</w:t>
+            </w:r>
+          </w:p>
+        </w:tc>
+        <w:tc>
+          <w:tcPr>
+            <w:tcW w:w="1078" w:type="dxa"/>
+            <w:tcBorders>
+              <w:left w:val="nil"/>
+              <w:bottom w:val="single" w:sz="4" w:space="0" w:color="auto"/>
+              <w:right w:val="nil"/>
+            </w:tcBorders>
+            <w:shd w:val="clear" w:color="auto" w:fill="BDD6EE" w:themeFill="accent5" w:themeFillTint="66"/>
+          </w:tcPr>
+          <w:p>
+            <w:pPr>
+              <w:jc w:val="center"/>
+              <w:rPr>
+                <w:b/>
+                <w:bCs/>
+                <w:sz w:val="32"/>
+                <w:szCs w:val="32"/>
+                <w:cs/>
+              </w:rPr>
+            </w:pPr>
+            <w:r>
+              <w:rPr>
+                <w:rFonts w:hint="cs"/>
+                <w:b/>
+                <w:bCs/>
+                <w:sz w:val="32"/>
+                <w:szCs w:val="32"/>
+                <w:cs/>
+              </w:rPr>
+              <w:t>4</w:t>
+            </w:r>
+          </w:p>
+        </w:tc>
+        <w:tc>
+          <w:tcPr>
+            <w:tcW w:w="1127" w:type="dxa"/>
+            <w:tcBorders>
+              <w:left w:val="nil"/>
+              <w:bottom w:val="single" w:sz="4" w:space="0" w:color="auto"/>
+            </w:tcBorders>
+            <w:shd w:val="clear" w:color="auto" w:fill="BDD6EE" w:themeFill="accent5" w:themeFillTint="66"/>
+          </w:tcPr>
+          <w:p>
+            <w:pPr>
+              <w:jc w:val="center"/>
+              <w:rPr>
+                <w:b/>
+                <w:bCs/>
+                <w:sz w:val="32"/>
+                <w:szCs w:val="32"/>
+              </w:rPr>
+            </w:pPr>
+            <w:r>
+              <w:rPr>
+                <w:rFonts w:hint="cs"/>
+                <w:b/>
+                <w:bCs/>
+                <w:sz w:val="32"/>
+                <w:szCs w:val="32"/>
+                <w:cs/>
+              </w:rPr>
+              <w:t>5</w:t>
+            </w:r>
+          </w:p>
+        </w:tc>
+        <w:tc>
+          <w:tcPr>
+            <w:tcW w:w="1164" w:type="dxa"/>
+            <w:vMerge/>
+            <w:shd w:val="clear" w:color="auto" w:fill="BDD6EE" w:themeFill="accent5" w:themeFillTint="66"/>
+          </w:tcPr>
+          <w:p>
+            <w:pPr>
+              <w:jc w:val="center"/>
+              <w:rPr>
+                <w:sz w:val="32"/>
+                <w:szCs w:val="32"/>
+              </w:rPr>
+            </w:pPr>
+          </w:p>
+        </w:tc>
+      </w:tr>
+      <w:tr>
+        <w:trPr>
+          <w:trHeight w:val="510"/>
+          <w:jc w:val="center"/>
+        </w:trPr>
+        <w:tc>
+          <w:tcPr>
+            <w:tcW w:w="1933" w:type="dxa"/>
+          </w:tcPr>
+          <w:p>
+            <w:pPr>
+              <w:jc w:val="center"/>
+              <w:rPr>
+                <w:sz w:val="32"/>
+                <w:szCs w:val="32"/>
+              </w:rPr>
+            </w:pPr>
+            <w:r>
+              <w:rPr>
+                <w:rFonts w:hint="cs"/>
+                <w:sz w:val="32"/>
+                <w:szCs w:val="32"/>
+                <w:cs/>
+              </w:rPr>
+              <w:t>กล่องกระดาษ</w:t>
+            </w:r>
+          </w:p>
+        </w:tc>
+        <w:tc>
+          <w:tcPr>
+            <w:tcW w:w="875" w:type="dxa"/>
+            <w:tcBorders>
+              <w:bottom w:val="single" w:sz="4" w:space="0" w:color="auto"/>
+              <w:right w:val="nil"/>
+            </w:tcBorders>
+          </w:tcPr>
+          <w:p>
+            <w:pPr>
+              <w:jc w:val="center"/>
+              <w:rPr>
+                <w:sz w:val="32"/>
+                <w:szCs w:val="32"/>
+              </w:rPr>
+            </w:pPr>
+            <w:r>
+              <w:rPr>
+                <w:rFonts w:hint="cs"/>
+                <w:sz w:val="32"/>
+                <w:szCs w:val="32"/>
+                <w:cs/>
+              </w:rPr>
+              <w:t>0.92</w:t>
+            </w:r>
+          </w:p>
+        </w:tc>
+        <w:tc>
+          <w:tcPr>
+            <w:tcW w:w="1125" w:type="dxa"/>
+            <w:tcBorders>
+              <w:left w:val="nil"/>
+              <w:bottom w:val="single" w:sz="4" w:space="0" w:color="auto"/>
+              <w:right w:val="nil"/>
+            </w:tcBorders>
+          </w:tcPr>
+          <w:p>
+            <w:pPr>
+              <w:jc w:val="center"/>
+              <w:rPr>
+                <w:sz w:val="32"/>
+                <w:szCs w:val="32"/>
+              </w:rPr>
+            </w:pPr>
+            <w:r>
+              <w:rPr>
+                <w:rFonts w:hint="cs"/>
+                <w:sz w:val="32"/>
+                <w:szCs w:val="32"/>
+                <w:cs/>
+              </w:rPr>
+              <w:t>0.71</w:t>
+            </w:r>
+          </w:p>
+        </w:tc>
+        <w:tc>
+          <w:tcPr>
+            <w:tcW w:w="1125" w:type="dxa"/>
+            <w:tcBorders>
+              <w:left w:val="nil"/>
+              <w:bottom w:val="single" w:sz="4" w:space="0" w:color="auto"/>
+              <w:right w:val="nil"/>
+            </w:tcBorders>
+          </w:tcPr>
+          <w:p>
+            <w:pPr>
+              <w:jc w:val="center"/>
+              <w:rPr>
+                <w:sz w:val="32"/>
+                <w:szCs w:val="32"/>
+              </w:rPr>
+            </w:pPr>
+            <w:r>
+              <w:rPr>
+                <w:rFonts w:hint="cs"/>
+                <w:sz w:val="32"/>
+                <w:szCs w:val="32"/>
+                <w:cs/>
+              </w:rPr>
+              <w:t>0.76</w:t>
+            </w:r>
+          </w:p>
+        </w:tc>
+        <w:tc>
+          <w:tcPr>
+            <w:tcW w:w="1078" w:type="dxa"/>
+            <w:tcBorders>
+              <w:left w:val="nil"/>
+              <w:bottom w:val="single" w:sz="4" w:space="0" w:color="auto"/>
+              <w:right w:val="nil"/>
+            </w:tcBorders>
+          </w:tcPr>
+          <w:p>
+            <w:pPr>
+              <w:jc w:val="center"/>
+              <w:rPr>
+                <w:sz w:val="32"/>
+                <w:szCs w:val="32"/>
+              </w:rPr>
+            </w:pPr>
+            <w:r>
+              <w:rPr>
+                <w:rFonts w:hint="cs"/>
+                <w:sz w:val="32"/>
+                <w:szCs w:val="32"/>
+                <w:cs/>
+              </w:rPr>
+              <w:t>0.85</w:t>
+            </w:r>
+          </w:p>
+        </w:tc>
+        <w:tc>
+          <w:tcPr>
+            <w:tcW w:w="1127" w:type="dxa"/>
+            <w:tcBorders>
+              <w:left w:val="nil"/>
+              <w:bottom w:val="single" w:sz="4" w:space="0" w:color="auto"/>
+            </w:tcBorders>
+          </w:tcPr>
+          <w:p>
+            <w:pPr>
+              <w:jc w:val="center"/>
+              <w:rPr>
+                <w:sz w:val="32"/>
+                <w:szCs w:val="32"/>
+              </w:rPr>
+            </w:pPr>
+            <w:r>
+              <w:rPr>
+                <w:rFonts w:hint="cs"/>
+                <w:sz w:val="32"/>
+                <w:szCs w:val="32"/>
+                <w:cs/>
+              </w:rPr>
+              <w:t>0.79</w:t>
+            </w:r>
+          </w:p>
+        </w:tc>
+        <w:tc>
+          <w:tcPr>
+            <w:tcW w:w="1164" w:type="dxa"/>
+          </w:tcPr>
+          <w:p>
+            <w:pPr>
+              <w:jc w:val="center"/>
+              <w:rPr>
+                <w:sz w:val="32"/>
+                <w:szCs w:val="32"/>
+              </w:rPr>
+            </w:pPr>
+            <w:r>
+              <w:rPr>
+                <w:rFonts w:hint="cs"/>
+                <w:sz w:val="32"/>
+                <w:szCs w:val="32"/>
+                <w:cs/>
+              </w:rPr>
+              <w:t>0.81</w:t>
+            </w:r>
+          </w:p>
+        </w:tc>
+      </w:tr>
+      <w:tr>
+        <w:trPr>
+          <w:trHeight w:val="483"/>
+          <w:jc w:val="center"/>
+        </w:trPr>
+        <w:tc>
+          <w:tcPr>
+            <w:tcW w:w="1933" w:type="dxa"/>
+          </w:tcPr>
+          <w:p>
+            <w:pPr>
+              <w:jc w:val="center"/>
+              <w:rPr>
+                <w:sz w:val="32"/>
+                <w:szCs w:val="32"/>
+              </w:rPr>
+            </w:pPr>
+            <w:r>
+              <w:rPr>
+                <w:rFonts w:hint="cs"/>
+                <w:sz w:val="32"/>
+                <w:szCs w:val="32"/>
+                <w:cs/>
+              </w:rPr>
+              <w:t>กล่องพลาสติก</w:t>
+            </w:r>
+          </w:p>
+        </w:tc>
+        <w:tc>
+          <w:tcPr>
+            <w:tcW w:w="875" w:type="dxa"/>
+            <w:tcBorders>
+              <w:top w:val="single" w:sz="4" w:space="0" w:color="auto"/>
+              <w:right w:val="nil"/>
+            </w:tcBorders>
+          </w:tcPr>
+          <w:p>
+            <w:pPr>
+              <w:jc w:val="center"/>
+              <w:rPr>
+                <w:sz w:val="32"/>
+                <w:szCs w:val="32"/>
+              </w:rPr>
+            </w:pPr>
+            <w:r>
+              <w:rPr>
+                <w:rFonts w:hint="cs"/>
+                <w:sz w:val="32"/>
+                <w:szCs w:val="32"/>
+                <w:cs/>
+              </w:rPr>
+              <w:t>0.84</w:t>
+            </w:r>
+          </w:p>
+        </w:tc>
+        <w:tc>
+          <w:tcPr>
+            <w:tcW w:w="1125" w:type="dxa"/>
+            <w:tcBorders>
+              <w:top w:val="single" w:sz="4" w:space="0" w:color="auto"/>
+              <w:left w:val="nil"/>
+              <w:right w:val="nil"/>
+            </w:tcBorders>
+          </w:tcPr>
+          <w:p>
+            <w:pPr>
+              <w:jc w:val="center"/>
+              <w:rPr>
+                <w:sz w:val="32"/>
+                <w:szCs w:val="32"/>
+              </w:rPr>
+            </w:pPr>
+            <w:r>
+              <w:rPr>
+                <w:rFonts w:hint="cs"/>
+                <w:sz w:val="32"/>
+                <w:szCs w:val="32"/>
+                <w:cs/>
+              </w:rPr>
+              <w:t>0.62</w:t>
+            </w:r>
+          </w:p>
+        </w:tc>
+        <w:tc>
+          <w:tcPr>
+            <w:tcW w:w="1125" w:type="dxa"/>
+            <w:tcBorders>
+              <w:top w:val="single" w:sz="4" w:space="0" w:color="auto"/>
+              <w:left w:val="nil"/>
+              <w:right w:val="nil"/>
+            </w:tcBorders>
+          </w:tcPr>
+          <w:p>
+            <w:pPr>
+              <w:jc w:val="center"/>
+              <w:rPr>
+                <w:sz w:val="32"/>
+                <w:szCs w:val="32"/>
+              </w:rPr>
+            </w:pPr>
+            <w:r>
+              <w:rPr>
+                <w:rFonts w:hint="cs"/>
+                <w:sz w:val="32"/>
+                <w:szCs w:val="32"/>
+                <w:cs/>
+              </w:rPr>
+              <w:t>0.78</w:t>
+            </w:r>
+          </w:p>
+        </w:tc>
+        <w:tc>
+          <w:tcPr>
+            <w:tcW w:w="1078" w:type="dxa"/>
+            <w:tcBorders>
+              <w:top w:val="single" w:sz="4" w:space="0" w:color="auto"/>
+              <w:left w:val="nil"/>
+              <w:right w:val="nil"/>
+            </w:tcBorders>
+          </w:tcPr>
+          <w:p>
+            <w:pPr>
+              <w:jc w:val="center"/>
+              <w:rPr>
+                <w:sz w:val="32"/>
+                <w:szCs w:val="32"/>
+              </w:rPr>
+            </w:pPr>
+            <w:r>
+              <w:rPr>
+                <w:rFonts w:hint="cs"/>
+                <w:sz w:val="32"/>
+                <w:szCs w:val="32"/>
+                <w:cs/>
+              </w:rPr>
+              <w:t>0.87</w:t>
+            </w:r>
+          </w:p>
+        </w:tc>
+        <w:tc>
+          <w:tcPr>
+            <w:tcW w:w="1127" w:type="dxa"/>
+            <w:tcBorders>
+              <w:top w:val="single" w:sz="4" w:space="0" w:color="auto"/>
+              <w:left w:val="nil"/>
+            </w:tcBorders>
+          </w:tcPr>
+          <w:p>
+            <w:pPr>
+              <w:jc w:val="center"/>
+              <w:rPr>
+                <w:sz w:val="32"/>
+                <w:szCs w:val="32"/>
+              </w:rPr>
+            </w:pPr>
+            <w:r>
+              <w:rPr>
                 <w:rFonts w:hint="cs"/>
                 <w:sz w:val="32"/>
                 <w:szCs w:val="32"/>
@@ -12905,10 +12766,10 @@
       <w:pPr>
         <w:jc w:val="center"/>
       </w:pPr>
-      <w:bookmarkStart w:id="103" w:name="_Ref229855548"/>
-      <w:bookmarkStart w:id="104" w:name="_Toc229832537"/>
-      <w:bookmarkStart w:id="105" w:name="_Toc229847960"/>
-      <w:bookmarkStart w:id="106" w:name="_Toc230306878"/>
+      <w:bookmarkStart w:id="104" w:name="_Ref229855548"/>
+      <w:bookmarkStart w:id="105" w:name="_Toc229832537"/>
+      <w:bookmarkStart w:id="106" w:name="_Toc229847960"/>
+      <w:bookmarkStart w:id="107" w:name="_Toc230306878"/>
       <w:r>
         <w:rPr>
           <w:cs/>
@@ -12991,7 +12852,7 @@
         </w:rPr>
         <w:fldChar w:fldCharType="end"/>
       </w:r>
-      <w:bookmarkEnd w:id="103"/>
+      <w:bookmarkEnd w:id="104"/>
       <w:r>
         <w:rPr>
           <w:rFonts w:hint="cs"/>
@@ -13057,9 +12918,9 @@
         </w:rPr>
         <w:t>โค้ด</w:t>
       </w:r>
-      <w:bookmarkEnd w:id="104"/>
       <w:bookmarkEnd w:id="105"/>
       <w:bookmarkEnd w:id="106"/>
+      <w:bookmarkEnd w:id="107"/>
     </w:p>
     <w:p>
       <w:pPr>
@@ -13074,10 +12935,10 @@
           <w:cs/>
         </w:rPr>
       </w:pPr>
-      <w:bookmarkStart w:id="107" w:name="_Toc229813084"/>
-      <w:bookmarkStart w:id="108" w:name="_Toc229840661"/>
-      <w:bookmarkStart w:id="109" w:name="_Toc229854093"/>
-      <w:bookmarkStart w:id="110" w:name="_Toc230306901"/>
+      <w:bookmarkStart w:id="108" w:name="_Toc229813084"/>
+      <w:bookmarkStart w:id="109" w:name="_Toc229840661"/>
+      <w:bookmarkStart w:id="110" w:name="_Toc229854093"/>
+      <w:bookmarkStart w:id="111" w:name="_Toc230306901"/>
       <w:r>
         <w:rPr>
           <w:rFonts w:hint="cs"/>
@@ -13089,10 +12950,10 @@
       <w:r>
         <w:t>5</w:t>
       </w:r>
-      <w:bookmarkEnd w:id="107"/>
       <w:bookmarkEnd w:id="108"/>
       <w:bookmarkEnd w:id="109"/>
       <w:bookmarkEnd w:id="110"/>
+      <w:bookmarkEnd w:id="111"/>
     </w:p>
     <w:p>
       <w:pPr>
@@ -13119,7 +12980,7 @@
       </w:r>
     </w:p>
     <w:p>
-      <w:bookmarkStart w:id="111" w:name="_Toc229813085"/>
+      <w:bookmarkStart w:id="112" w:name="_Toc229813085"/>
       <w:r>
         <w:rPr>
           <w:rFonts w:hint="cs"/>
@@ -13647,9 +13508,9 @@
         <w:pStyle w:val="1"/>
         <w:spacing w:after="360"/>
       </w:pPr>
-      <w:bookmarkStart w:id="112" w:name="_Toc229840662"/>
-      <w:bookmarkStart w:id="113" w:name="_Toc229854094"/>
-      <w:bookmarkStart w:id="114" w:name="_Toc230306902"/>
+      <w:bookmarkStart w:id="113" w:name="_Toc229840662"/>
+      <w:bookmarkStart w:id="114" w:name="_Toc229854094"/>
+      <w:bookmarkStart w:id="115" w:name="_Toc230306902"/>
       <w:r>
         <w:rPr>
           <w:rFonts w:hint="cs"/>
@@ -13657,10 +13518,10 @@
         </w:rPr>
         <w:t>เอกสารอ้างอิง</w:t>
       </w:r>
-      <w:bookmarkEnd w:id="111"/>
       <w:bookmarkEnd w:id="112"/>
       <w:bookmarkEnd w:id="113"/>
       <w:bookmarkEnd w:id="114"/>
+      <w:bookmarkEnd w:id="115"/>
     </w:p>
     <w:p>
       <w:pPr>
@@ -13932,8 +13793,8 @@
           <w:docGrid w:linePitch="435"/>
         </w:sectPr>
       </w:pPr>
-      <w:bookmarkStart w:id="115" w:name="_Toc229854095"/>
-      <w:bookmarkStart w:id="116" w:name="_Toc230306903"/>
+      <w:bookmarkStart w:id="116" w:name="_Toc229854095"/>
+      <w:bookmarkStart w:id="117" w:name="_Toc230306903"/>
       <w:r>
         <w:rPr>
           <w:rFonts w:hint="cs"/>
@@ -13942,8 +13803,8 @@
         <w:lastRenderedPageBreak/>
         <w:t>ภาคผนวก</w:t>
       </w:r>
-      <w:bookmarkEnd w:id="115"/>
       <w:bookmarkEnd w:id="116"/>
+      <w:bookmarkEnd w:id="117"/>
     </w:p>
     <w:p>
       <w:pPr>
@@ -13954,11 +13815,11 @@
           <w:szCs w:val="40"/>
         </w:rPr>
       </w:pPr>
-      <w:bookmarkStart w:id="117" w:name="_Toc229813086"/>
-      <w:bookmarkStart w:id="118" w:name="_Toc229822135"/>
-      <w:bookmarkStart w:id="119" w:name="_Toc229854096"/>
-      <w:bookmarkStart w:id="120" w:name="_Ref229854456"/>
-      <w:bookmarkStart w:id="121" w:name="_Toc230306904"/>
+      <w:bookmarkStart w:id="118" w:name="_Toc229813086"/>
+      <w:bookmarkStart w:id="119" w:name="_Toc229822135"/>
+      <w:bookmarkStart w:id="120" w:name="_Toc229854096"/>
+      <w:bookmarkStart w:id="121" w:name="_Ref229854456"/>
+      <w:bookmarkStart w:id="122" w:name="_Toc230306904"/>
       <w:r>
         <w:rPr>
           <w:rFonts w:hint="cs"/>
@@ -13969,11 +13830,11 @@
         <w:lastRenderedPageBreak/>
         <w:t>ภาคผนวก ก</w:t>
       </w:r>
-      <w:bookmarkEnd w:id="117"/>
       <w:bookmarkEnd w:id="118"/>
       <w:bookmarkEnd w:id="119"/>
       <w:bookmarkEnd w:id="120"/>
       <w:bookmarkEnd w:id="121"/>
+      <w:bookmarkEnd w:id="122"/>
     </w:p>
     <w:p>
       <w:pPr>
@@ -14078,9 +13939,9 @@
         </w:rPr>
         <w:br w:type="page"/>
       </w:r>
-      <w:bookmarkStart w:id="122" w:name="_Toc229854097"/>
-      <w:bookmarkStart w:id="123" w:name="_Ref229854489"/>
-      <w:bookmarkStart w:id="124" w:name="_Toc230306905"/>
+      <w:bookmarkStart w:id="123" w:name="_Toc229854097"/>
+      <w:bookmarkStart w:id="124" w:name="_Ref229854489"/>
+      <w:bookmarkStart w:id="125" w:name="_Toc230306905"/>
       <w:r>
         <w:rPr>
           <w:rFonts w:hint="cs"/>
@@ -14091,9 +13952,9 @@
         <w:lastRenderedPageBreak/>
         <w:t>ภาคผนวก ข</w:t>
       </w:r>
-      <w:bookmarkEnd w:id="122"/>
       <w:bookmarkEnd w:id="123"/>
       <w:bookmarkEnd w:id="124"/>
+      <w:bookmarkEnd w:id="125"/>
     </w:p>
     <w:p>
       <w:pPr>
@@ -14186,7 +14047,6 @@
         <w:pStyle w:val="2"/>
         <w:jc w:val="center"/>
         <w:rPr>
-          <w:rFonts w:hint="cs"/>
           <w:sz w:val="40"/>
           <w:szCs w:val="40"/>
           <w:cs/>
@@ -14198,7 +14058,7 @@
         </w:rPr>
         <w:br w:type="page"/>
       </w:r>
-      <w:bookmarkStart w:id="125" w:name="_Toc230306906"/>
+      <w:bookmarkStart w:id="126" w:name="_Toc230306906"/>
       <w:r>
         <w:rPr>
           <w:rFonts w:hint="cs"/>
@@ -14209,7 +14069,7 @@
         <w:lastRenderedPageBreak/>
         <w:t>ภาคผนวก ค</w:t>
       </w:r>
-      <w:bookmarkEnd w:id="125"/>
+      <w:bookmarkEnd w:id="126"/>
     </w:p>
     <w:p>
       <w:pPr>
@@ -14327,9 +14187,9 @@
         </w:rPr>
         <w:br w:type="page"/>
       </w:r>
-      <w:bookmarkStart w:id="126" w:name="_Toc229813088"/>
-      <w:bookmarkStart w:id="127" w:name="_Toc229822137"/>
-      <w:bookmarkStart w:id="128" w:name="_Toc230306907"/>
+      <w:bookmarkStart w:id="127" w:name="_Toc229813088"/>
+      <w:bookmarkStart w:id="128" w:name="_Toc229822137"/>
+      <w:bookmarkStart w:id="129" w:name="_Toc230306907"/>
       <w:r>
         <w:rPr>
           <w:rFonts w:hint="cs"/>
@@ -14344,9 +14204,9 @@
         </w:rPr>
         <w:t>วัติผู้เขียน</w:t>
       </w:r>
-      <w:bookmarkEnd w:id="126"/>
       <w:bookmarkEnd w:id="127"/>
       <w:bookmarkEnd w:id="128"/>
+      <w:bookmarkEnd w:id="129"/>
     </w:p>
     <w:p>
       <w:pPr>
@@ -17297,7 +17157,7 @@
               </w:rPr>
               <w:tab/>
             </w:r>
-            <w:bookmarkStart w:id="129" w:name="_Hlk230307640"/>
+            <w:bookmarkStart w:id="130" w:name="_Hlk230307640"/>
             <w:r>
               <w:rPr>
                 <w:rStyle w:val="a8"/>
@@ -17313,7 +17173,7 @@
               </w:rPr>
               <w:t>RFID : Radio Frequency Identification)</w:t>
             </w:r>
-            <w:bookmarkEnd w:id="129"/>
+            <w:bookmarkEnd w:id="130"/>
             <w:r>
               <w:rPr>
                 <w:noProof/>
@@ -17398,7 +17258,7 @@
               </w:rPr>
               <w:tab/>
             </w:r>
-            <w:bookmarkStart w:id="130" w:name="_Hlk230307670"/>
+            <w:bookmarkStart w:id="131" w:name="_Hlk230307670"/>
             <w:r>
               <w:rPr>
                 <w:rStyle w:val="a8"/>
@@ -17414,7 +17274,7 @@
               </w:rPr>
               <w:t>Single-Board Computer)</w:t>
             </w:r>
-            <w:bookmarkEnd w:id="130"/>
+            <w:bookmarkEnd w:id="131"/>
             <w:r>
               <w:rPr>
                 <w:noProof/>
@@ -17498,7 +17358,7 @@
               </w:rPr>
               <w:tab/>
             </w:r>
-            <w:bookmarkStart w:id="131" w:name="_Hlk230307680"/>
+            <w:bookmarkStart w:id="132" w:name="_Hlk230307680"/>
             <w:r>
               <w:rPr>
                 <w:rStyle w:val="a8"/>
@@ -17514,7 +17374,7 @@
               </w:rPr>
               <w:t>Cloud Computing Architecture)</w:t>
             </w:r>
-            <w:bookmarkEnd w:id="131"/>
+            <w:bookmarkEnd w:id="132"/>
             <w:r>
               <w:rPr>
                 <w:noProof/>
@@ -17614,7 +17474,7 @@
               </w:rPr>
               <w:tab/>
             </w:r>
-            <w:bookmarkStart w:id="132" w:name="_Hlk230307691"/>
+            <w:bookmarkStart w:id="133" w:name="_Hlk230307691"/>
             <w:r>
               <w:rPr>
                 <w:rStyle w:val="a8"/>
@@ -17630,7 +17490,7 @@
               </w:rPr>
               <w:t>Integrated Location-Item Binding Technique)</w:t>
             </w:r>
-            <w:bookmarkEnd w:id="132"/>
+            <w:bookmarkEnd w:id="133"/>
             <w:r>
               <w:rPr>
                 <w:noProof/>
@@ -17714,8 +17574,7 @@
               </w:rPr>
               <w:tab/>
             </w:r>
-            <w:bookmarkStart w:id="133" w:name="_Hlk230307733"/>
-            <w:bookmarkStart w:id="134" w:name="_GoBack"/>
+            <w:bookmarkStart w:id="134" w:name="_Hlk230307733"/>
             <w:r>
               <w:rPr>
                 <w:rStyle w:val="a8"/>
@@ -17724,7 +17583,6 @@
               </w:rPr>
               <w:t>งานวิจัยที่เกี่ยวข้อง</w:t>
             </w:r>
-            <w:bookmarkEnd w:id="133"/>
             <w:bookmarkEnd w:id="134"/>
             <w:r>
               <w:rPr>
@@ -20819,6 +20677,7 @@
   <w:style w:type="character" w:default="1" w:styleId="a0">
     <w:name w:val="Default Paragraph Font"/>
     <w:uiPriority w:val="1"/>
+    <w:semiHidden/>
     <w:unhideWhenUsed/>
   </w:style>
   <w:style w:type="table" w:default="1" w:styleId="a1">
@@ -22875,7 +22734,7 @@
 </file>
 
 <file path=customXml/itemProps1.xml><?xml version="1.0" encoding="utf-8"?>
-<ds:datastoreItem xmlns:ds="http://schemas.openxmlformats.org/officeDocument/2006/customXml" ds:itemID="{2BFF785E-2461-480E-9471-EBFCE31FBAEA}">
+<ds:datastoreItem xmlns:ds="http://schemas.openxmlformats.org/officeDocument/2006/customXml" ds:itemID="{4CFE7EB5-9962-4EEC-9AA8-F86C99E390FE}">
   <ds:schemaRefs>
     <ds:schemaRef ds:uri="http://schemas.openxmlformats.org/officeDocument/2006/bibliography"/>
   </ds:schemaRefs>
